--- a/public/downloads/planes-provinciales/04050000_Plan_Provincial_Dajabon_Documento_Base_2026.docx
+++ b/public/downloads/planes-provinciales/04050000_Plan_Provincial_Dajabon_Documento_Base_2026.docx
@@ -141,14 +141,15 @@
     </w:p>
     <w:tbl>
       <w:tblPr>
-        <w:tblW w:type="auto" w:w="0"/>
+        <w:tblW w:type="dxa" w:w="9360"/>
         <w:jc w:val="center"/>
         <w:tblLayout w:type="fixed"/>
         <w:tblLook w:firstColumn="1" w:firstRow="1" w:lastColumn="0" w:lastRow="0" w:noHBand="0" w:noVBand="1" w:val="04A0"/>
+        <w:tblInd w:w="0" w:type="dxa"/>
       </w:tblPr>
       <w:tblGrid>
-        <w:gridCol w:w="4680"/>
-        <w:gridCol w:w="4680"/>
+        <w:gridCol w:w="936"/>
+        <w:gridCol w:w="8424"/>
       </w:tblGrid>
       <w:tr>
         <w:trPr>
@@ -509,7 +510,7 @@
                 <w:color w:val="203740"/>
                 <w:sz w:val="18"/>
               </w:rPr>
-              <w:t>Anexo</w:t>
+              <w:t>Anexos</w:t>
             </w:r>
           </w:p>
         </w:tc>
@@ -536,7 +537,7 @@
                 <w:color w:val="203740"/>
                 <w:sz w:val="18"/>
               </w:rPr>
-              <w:t>Demandas provinciales consolidadas y fuentes de trazabilidad</w:t>
+              <w:t>Demandas provinciales, cartera completa de inversión pública y fuentes de trazabilidad</w:t>
             </w:r>
           </w:p>
         </w:tc>
@@ -665,14 +666,15 @@
     </w:p>
     <w:tbl>
       <w:tblPr>
-        <w:tblW w:type="auto" w:w="0"/>
+        <w:tblW w:type="dxa" w:w="9359"/>
         <w:jc w:val="center"/>
         <w:tblLayout w:type="fixed"/>
         <w:tblLook w:firstColumn="1" w:firstRow="1" w:lastColumn="0" w:lastRow="0" w:noHBand="0" w:noVBand="1" w:val="04A0"/>
+        <w:tblInd w:w="0" w:type="dxa"/>
       </w:tblPr>
       <w:tblGrid>
-        <w:gridCol w:w="4680"/>
-        <w:gridCol w:w="4680"/>
+        <w:gridCol w:w="3096"/>
+        <w:gridCol w:w="6263"/>
       </w:tblGrid>
       <w:tr>
         <w:trPr>
@@ -1155,15 +1157,16 @@
     </w:p>
     <w:tbl>
       <w:tblPr>
-        <w:tblW w:type="auto" w:w="0"/>
+        <w:tblW w:type="dxa" w:w="9359"/>
         <w:jc w:val="center"/>
         <w:tblLayout w:type="fixed"/>
         <w:tblLook w:firstColumn="1" w:firstRow="1" w:lastColumn="0" w:lastRow="0" w:noHBand="0" w:noVBand="1" w:val="04A0"/>
+        <w:tblInd w:w="0" w:type="dxa"/>
       </w:tblPr>
       <w:tblGrid>
-        <w:gridCol w:w="3120"/>
-        <w:gridCol w:w="3120"/>
-        <w:gridCol w:w="3120"/>
+        <w:gridCol w:w="2232"/>
+        <w:gridCol w:w="4176"/>
+        <w:gridCol w:w="2951"/>
       </w:tblGrid>
       <w:tr>
         <w:trPr>
@@ -1950,15 +1953,16 @@
     </w:p>
     <w:tbl>
       <w:tblPr>
-        <w:tblW w:type="auto" w:w="0"/>
+        <w:tblW w:type="dxa" w:w="9360"/>
         <w:jc w:val="center"/>
         <w:tblLayout w:type="fixed"/>
         <w:tblLook w:firstColumn="1" w:firstRow="1" w:lastColumn="0" w:lastRow="0" w:noHBand="0" w:noVBand="1" w:val="04A0"/>
+        <w:tblInd w:w="0" w:type="dxa"/>
       </w:tblPr>
       <w:tblGrid>
-        <w:gridCol w:w="3120"/>
-        <w:gridCol w:w="3120"/>
-        <w:gridCol w:w="3120"/>
+        <w:gridCol w:w="2088"/>
+        <w:gridCol w:w="1512"/>
+        <w:gridCol w:w="5760"/>
       </w:tblGrid>
       <w:tr>
         <w:trPr>
@@ -2621,15 +2625,16 @@
     </w:p>
     <w:tbl>
       <w:tblPr>
-        <w:tblW w:type="auto" w:w="0"/>
+        <w:tblW w:type="dxa" w:w="9360"/>
         <w:jc w:val="center"/>
         <w:tblLayout w:type="fixed"/>
         <w:tblLook w:firstColumn="1" w:firstRow="1" w:lastColumn="0" w:lastRow="0" w:noHBand="0" w:noVBand="1" w:val="04A0"/>
+        <w:tblInd w:w="0" w:type="dxa"/>
       </w:tblPr>
       <w:tblGrid>
-        <w:gridCol w:w="3120"/>
-        <w:gridCol w:w="3120"/>
-        <w:gridCol w:w="3120"/>
+        <w:gridCol w:w="792"/>
+        <w:gridCol w:w="2088"/>
+        <w:gridCol w:w="6480"/>
       </w:tblGrid>
       <w:tr>
         <w:trPr>
@@ -3150,14 +3155,15 @@
     </w:p>
     <w:tbl>
       <w:tblPr>
-        <w:tblW w:type="auto" w:w="0"/>
+        <w:tblW w:type="dxa" w:w="9360"/>
         <w:jc w:val="center"/>
         <w:tblLayout w:type="fixed"/>
         <w:tblLook w:firstColumn="1" w:firstRow="1" w:lastColumn="0" w:lastRow="0" w:noHBand="0" w:noVBand="1" w:val="04A0"/>
+        <w:tblInd w:w="0" w:type="dxa"/>
       </w:tblPr>
       <w:tblGrid>
-        <w:gridCol w:w="4680"/>
-        <w:gridCol w:w="4680"/>
+        <w:gridCol w:w="1152"/>
+        <w:gridCol w:w="8208"/>
       </w:tblGrid>
       <w:tr>
         <w:trPr>
@@ -4201,15 +4207,16 @@
     </w:p>
     <w:tbl>
       <w:tblPr>
-        <w:tblW w:type="auto" w:w="0"/>
+        <w:tblW w:type="dxa" w:w="9359"/>
         <w:jc w:val="center"/>
         <w:tblLayout w:type="fixed"/>
         <w:tblLook w:firstColumn="1" w:firstRow="1" w:lastColumn="0" w:lastRow="0" w:noHBand="0" w:noVBand="1" w:val="04A0"/>
+        <w:tblInd w:w="0" w:type="dxa"/>
       </w:tblPr>
       <w:tblGrid>
-        <w:gridCol w:w="3120"/>
-        <w:gridCol w:w="3120"/>
-        <w:gridCol w:w="3120"/>
+        <w:gridCol w:w="1728"/>
+        <w:gridCol w:w="3960"/>
+        <w:gridCol w:w="3671"/>
       </w:tblGrid>
       <w:tr>
         <w:trPr>
@@ -4757,7 +4764,7 @@
                 <w:color w:val="203740"/>
                 <w:sz w:val="14"/>
               </w:rPr>
-              <w:t>El corte 2026 asocia 43 proyectos, RD$9.99 mil millones de presupuesto y 36.6% de ejecución registrada. El consolidado del CDP incluye 15 demandas.</w:t>
+              <w:t>El corte 2026 asocia 43 proyectos, RD$9.99 mil millones de presupuesto y 39.2% de ejecución registrada. El consolidado del CDP incluye 15 demandas.</w:t>
             </w:r>
           </w:p>
         </w:tc>
@@ -4818,17 +4825,18 @@
     </w:p>
     <w:tbl>
       <w:tblPr>
-        <w:tblW w:type="auto" w:w="0"/>
+        <w:tblW w:type="dxa" w:w="9360"/>
         <w:jc w:val="center"/>
         <w:tblLayout w:type="fixed"/>
         <w:tblLook w:firstColumn="1" w:firstRow="1" w:lastColumn="0" w:lastRow="0" w:noHBand="0" w:noVBand="1" w:val="04A0"/>
+        <w:tblInd w:w="0" w:type="dxa"/>
       </w:tblPr>
       <w:tblGrid>
-        <w:gridCol w:w="1872"/>
-        <w:gridCol w:w="1872"/>
-        <w:gridCol w:w="1872"/>
-        <w:gridCol w:w="1872"/>
-        <w:gridCol w:w="1872"/>
+        <w:gridCol w:w="1440"/>
+        <w:gridCol w:w="1440"/>
+        <w:gridCol w:w="2304"/>
+        <w:gridCol w:w="2088"/>
+        <w:gridCol w:w="2088"/>
       </w:tblGrid>
       <w:tr>
         <w:trPr>
@@ -6108,14 +6116,15 @@
     </w:p>
     <w:tbl>
       <w:tblPr>
-        <w:tblW w:type="auto" w:w="0"/>
+        <w:tblW w:type="dxa" w:w="9358"/>
         <w:jc w:val="center"/>
         <w:tblLayout w:type="fixed"/>
         <w:tblLook w:firstColumn="1" w:firstRow="1" w:lastColumn="0" w:lastRow="0" w:noHBand="0" w:noVBand="1" w:val="04A0"/>
+        <w:tblInd w:w="0" w:type="dxa"/>
       </w:tblPr>
       <w:tblGrid>
-        <w:gridCol w:w="4680"/>
-        <w:gridCol w:w="4680"/>
+        <w:gridCol w:w="1655"/>
+        <w:gridCol w:w="7703"/>
       </w:tblGrid>
       <w:tr>
         <w:trPr>
@@ -6463,17 +6472,18 @@
     </w:p>
     <w:tbl>
       <w:tblPr>
-        <w:tblW w:type="auto" w:w="0"/>
+        <w:tblW w:type="dxa" w:w="9357"/>
         <w:jc w:val="center"/>
         <w:tblLayout w:type="fixed"/>
         <w:tblLook w:firstColumn="1" w:firstRow="1" w:lastColumn="0" w:lastRow="0" w:noHBand="0" w:noVBand="1" w:val="04A0"/>
+        <w:tblInd w:w="0" w:type="dxa"/>
       </w:tblPr>
       <w:tblGrid>
-        <w:gridCol w:w="1872"/>
-        <w:gridCol w:w="1872"/>
-        <w:gridCol w:w="1872"/>
-        <w:gridCol w:w="1872"/>
-        <w:gridCol w:w="1872"/>
+        <w:gridCol w:w="1655"/>
+        <w:gridCol w:w="2088"/>
+        <w:gridCol w:w="1655"/>
+        <w:gridCol w:w="1944"/>
+        <w:gridCol w:w="2015"/>
       </w:tblGrid>
       <w:tr>
         <w:trPr>
@@ -7354,15 +7364,16 @@
     </w:p>
     <w:tbl>
       <w:tblPr>
-        <w:tblW w:type="auto" w:w="0"/>
+        <w:tblW w:type="dxa" w:w="9360"/>
         <w:jc w:val="center"/>
         <w:tblLayout w:type="fixed"/>
         <w:tblLook w:firstColumn="1" w:firstRow="1" w:lastColumn="0" w:lastRow="0" w:noHBand="0" w:noVBand="1" w:val="04A0"/>
+        <w:tblInd w:w="0" w:type="dxa"/>
       </w:tblPr>
       <w:tblGrid>
-        <w:gridCol w:w="3120"/>
-        <w:gridCol w:w="3120"/>
-        <w:gridCol w:w="3120"/>
+        <w:gridCol w:w="3240"/>
+        <w:gridCol w:w="4680"/>
+        <w:gridCol w:w="1440"/>
       </w:tblGrid>
       <w:tr>
         <w:trPr>
@@ -8007,14 +8018,15 @@
     </w:p>
     <w:tbl>
       <w:tblPr>
-        <w:tblW w:type="auto" w:w="0"/>
+        <w:tblW w:type="dxa" w:w="9360"/>
         <w:jc w:val="center"/>
         <w:tblLayout w:type="fixed"/>
         <w:tblLook w:firstColumn="1" w:firstRow="1" w:lastColumn="0" w:lastRow="0" w:noHBand="0" w:noVBand="1" w:val="04A0"/>
+        <w:tblInd w:w="0" w:type="dxa"/>
       </w:tblPr>
       <w:tblGrid>
-        <w:gridCol w:w="4680"/>
-        <w:gridCol w:w="4680"/>
+        <w:gridCol w:w="2880"/>
+        <w:gridCol w:w="6480"/>
       </w:tblGrid>
       <w:tr>
         <w:trPr>
@@ -8302,17 +8314,18 @@
     </w:p>
     <w:tbl>
       <w:tblPr>
-        <w:tblW w:type="auto" w:w="0"/>
+        <w:tblW w:type="dxa" w:w="9360"/>
         <w:jc w:val="center"/>
         <w:tblLayout w:type="fixed"/>
         <w:tblLook w:firstColumn="1" w:firstRow="1" w:lastColumn="0" w:lastRow="0" w:noHBand="0" w:noVBand="1" w:val="04A0"/>
+        <w:tblInd w:w="0" w:type="dxa"/>
       </w:tblPr>
       <w:tblGrid>
-        <w:gridCol w:w="1872"/>
-        <w:gridCol w:w="1872"/>
-        <w:gridCol w:w="1872"/>
-        <w:gridCol w:w="1872"/>
-        <w:gridCol w:w="1872"/>
+        <w:gridCol w:w="1944"/>
+        <w:gridCol w:w="1800"/>
+        <w:gridCol w:w="1800"/>
+        <w:gridCol w:w="2376"/>
+        <w:gridCol w:w="1440"/>
       </w:tblGrid>
       <w:tr>
         <w:trPr>
@@ -9043,14 +9056,15 @@
     </w:p>
     <w:tbl>
       <w:tblPr>
-        <w:tblW w:type="auto" w:w="0"/>
+        <w:tblW w:type="dxa" w:w="9360"/>
         <w:jc w:val="center"/>
         <w:tblLayout w:type="fixed"/>
         <w:tblLook w:firstColumn="1" w:firstRow="1" w:lastColumn="0" w:lastRow="0" w:noHBand="0" w:noVBand="1" w:val="04A0"/>
+        <w:tblInd w:w="0" w:type="dxa"/>
       </w:tblPr>
       <w:tblGrid>
-        <w:gridCol w:w="4680"/>
-        <w:gridCol w:w="4680"/>
+        <w:gridCol w:w="3168"/>
+        <w:gridCol w:w="6192"/>
       </w:tblGrid>
       <w:tr>
         <w:trPr>
@@ -9654,17 +9668,18 @@
     </w:p>
     <w:tbl>
       <w:tblPr>
-        <w:tblW w:type="auto" w:w="0"/>
+        <w:tblW w:type="dxa" w:w="9359"/>
         <w:jc w:val="center"/>
         <w:tblLayout w:type="fixed"/>
         <w:tblLook w:firstColumn="1" w:firstRow="1" w:lastColumn="0" w:lastRow="0" w:noHBand="0" w:noVBand="1" w:val="04A0"/>
+        <w:tblInd w:w="0" w:type="dxa"/>
       </w:tblPr>
       <w:tblGrid>
-        <w:gridCol w:w="1872"/>
-        <w:gridCol w:w="1872"/>
-        <w:gridCol w:w="1872"/>
-        <w:gridCol w:w="1872"/>
-        <w:gridCol w:w="1872"/>
+        <w:gridCol w:w="2088"/>
+        <w:gridCol w:w="1728"/>
+        <w:gridCol w:w="1728"/>
+        <w:gridCol w:w="1800"/>
+        <w:gridCol w:w="2015"/>
       </w:tblGrid>
       <w:tr>
         <w:trPr>
@@ -10408,17 +10423,18 @@
     </w:p>
     <w:tbl>
       <w:tblPr>
-        <w:tblW w:type="auto" w:w="0"/>
+        <w:tblW w:type="dxa" w:w="9360"/>
         <w:jc w:val="center"/>
         <w:tblLayout w:type="fixed"/>
         <w:tblLook w:firstColumn="1" w:firstRow="1" w:lastColumn="0" w:lastRow="0" w:noHBand="0" w:noVBand="1" w:val="04A0"/>
+        <w:tblInd w:w="0" w:type="dxa"/>
       </w:tblPr>
       <w:tblGrid>
-        <w:gridCol w:w="1872"/>
-        <w:gridCol w:w="1872"/>
-        <w:gridCol w:w="1872"/>
-        <w:gridCol w:w="1872"/>
-        <w:gridCol w:w="1872"/>
+        <w:gridCol w:w="648"/>
+        <w:gridCol w:w="4464"/>
+        <w:gridCol w:w="1512"/>
+        <w:gridCol w:w="1512"/>
+        <w:gridCol w:w="1224"/>
       </w:tblGrid>
       <w:tr>
         <w:trPr>
@@ -12635,9 +12651,8931 @@
       </w:tr>
     </w:tbl>
     <w:p>
+      <w:pPr>
+        <w:sectPr>
+          <w:headerReference w:type="default" r:id="rId9"/>
+          <w:footerReference w:type="default" r:id="rId10"/>
+          <w:pgSz w:w="12240" w:h="15840"/>
+          <w:pgMar w:top="1181" w:right="1440" w:bottom="1123" w:left="1440" w:header="504" w:footer="504" w:gutter="0"/>
+          <w:cols w:space="720"/>
+          <w:docGrid w:linePitch="360"/>
+        </w:sectPr>
+      </w:pPr>
+    </w:p>
+    <w:p>
+      <w:pPr>
+        <w:pStyle w:val="Heading1"/>
+      </w:pPr>
       <w:r>
-        <w:br w:type="page"/>
+        <w:t>Anexo B. Proyectos de inversión pública asociados</w:t>
       </w:r>
+    </w:p>
+    <w:p>
+      <w:pPr>
+        <w:jc w:val="both"/>
+      </w:pPr>
+      <w:r>
+        <w:rPr>
+          <w:rFonts w:ascii="Calibri" w:hAnsi="Calibri" w:eastAsia="Calibri"/>
+          <w:color w:val="203740"/>
+          <w:sz w:val="21"/>
+        </w:rPr>
+        <w:t>El corte administrativo del 02-08-2026 asocia 43 proyectos a Dajabón. Se muestran todos los registros y todos los campos sustantivos y de trazabilidad disponibles en la fuente. La asociación territorial no implica que el monto completo sea exclusivo de la provincia cuando el proyecto cubre más de un territorio.</w:t>
+      </w:r>
+    </w:p>
+    <w:tbl>
+      <w:tblPr>
+        <w:tblW w:type="dxa" w:w="12960"/>
+        <w:jc w:val="center"/>
+        <w:tblLayout w:type="fixed"/>
+        <w:tblLook w:firstColumn="1" w:firstRow="1" w:lastColumn="0" w:lastRow="0" w:noHBand="0" w:noVBand="1" w:val="04A0"/>
+        <w:tblInd w:w="0" w:type="dxa"/>
+      </w:tblPr>
+      <w:tblGrid>
+        <w:gridCol w:w="1728"/>
+        <w:gridCol w:w="3744"/>
+        <w:gridCol w:w="3744"/>
+        <w:gridCol w:w="3744"/>
+      </w:tblGrid>
+      <w:tr>
+        <w:trPr>
+          <w:tblHeader w:val="true"/>
+        </w:trPr>
+        <w:tc>
+          <w:tcPr>
+            <w:tcW w:type="dxa" w:w="1728"/>
+            <w:tcMar>
+              <w:top w:w="70" w:type="dxa"/>
+              <w:start w:w="90" w:type="dxa"/>
+              <w:bottom w:w="70" w:type="dxa"/>
+              <w:end w:w="90" w:type="dxa"/>
+            </w:tcMar>
+            <w:vAlign w:val="center"/>
+            <w:shd w:fill="203740"/>
+          </w:tcPr>
+          <w:p>
+            <w:pPr>
+              <w:spacing w:after="0" w:line="252" w:lineRule="auto"/>
+              <w:jc w:val="left"/>
+            </w:pPr>
+            <w:r>
+              <w:rPr>
+                <w:rFonts w:ascii="Calibri" w:hAnsi="Calibri" w:eastAsia="Calibri"/>
+                <w:b/>
+                <w:color w:val="FFFFFF"/>
+                <w:sz w:val="18"/>
+              </w:rPr>
+              <w:t>Proyectos</w:t>
+            </w:r>
+          </w:p>
+        </w:tc>
+        <w:tc>
+          <w:tcPr>
+            <w:tcW w:type="dxa" w:w="3744"/>
+            <w:tcMar>
+              <w:top w:w="70" w:type="dxa"/>
+              <w:start w:w="90" w:type="dxa"/>
+              <w:bottom w:w="70" w:type="dxa"/>
+              <w:end w:w="90" w:type="dxa"/>
+            </w:tcMar>
+            <w:vAlign w:val="center"/>
+            <w:shd w:fill="203740"/>
+          </w:tcPr>
+          <w:p>
+            <w:pPr>
+              <w:spacing w:after="0" w:line="252" w:lineRule="auto"/>
+              <w:jc w:val="left"/>
+            </w:pPr>
+            <w:r>
+              <w:rPr>
+                <w:rFonts w:ascii="Calibri" w:hAnsi="Calibri" w:eastAsia="Calibri"/>
+                <w:b/>
+                <w:color w:val="FFFFFF"/>
+                <w:sz w:val="18"/>
+              </w:rPr>
+              <w:t>Presupuesto 2026</w:t>
+            </w:r>
+          </w:p>
+        </w:tc>
+        <w:tc>
+          <w:tcPr>
+            <w:tcW w:type="dxa" w:w="3744"/>
+            <w:tcMar>
+              <w:top w:w="70" w:type="dxa"/>
+              <w:start w:w="90" w:type="dxa"/>
+              <w:bottom w:w="70" w:type="dxa"/>
+              <w:end w:w="90" w:type="dxa"/>
+            </w:tcMar>
+            <w:vAlign w:val="center"/>
+            <w:shd w:fill="203740"/>
+          </w:tcPr>
+          <w:p>
+            <w:pPr>
+              <w:spacing w:after="0" w:line="252" w:lineRule="auto"/>
+              <w:jc w:val="left"/>
+            </w:pPr>
+            <w:r>
+              <w:rPr>
+                <w:rFonts w:ascii="Calibri" w:hAnsi="Calibri" w:eastAsia="Calibri"/>
+                <w:b/>
+                <w:color w:val="FFFFFF"/>
+                <w:sz w:val="18"/>
+              </w:rPr>
+              <w:t>Ejecutado 2026</w:t>
+            </w:r>
+          </w:p>
+        </w:tc>
+        <w:tc>
+          <w:tcPr>
+            <w:tcW w:type="dxa" w:w="3744"/>
+            <w:tcMar>
+              <w:top w:w="70" w:type="dxa"/>
+              <w:start w:w="90" w:type="dxa"/>
+              <w:bottom w:w="70" w:type="dxa"/>
+              <w:end w:w="90" w:type="dxa"/>
+            </w:tcMar>
+            <w:vAlign w:val="center"/>
+            <w:shd w:fill="203740"/>
+          </w:tcPr>
+          <w:p>
+            <w:pPr>
+              <w:spacing w:after="0" w:line="252" w:lineRule="auto"/>
+              <w:jc w:val="left"/>
+            </w:pPr>
+            <w:r>
+              <w:rPr>
+                <w:rFonts w:ascii="Calibri" w:hAnsi="Calibri" w:eastAsia="Calibri"/>
+                <w:b/>
+                <w:color w:val="FFFFFF"/>
+                <w:sz w:val="18"/>
+              </w:rPr>
+              <w:t>Ejecución presupuestaria 2026</w:t>
+            </w:r>
+          </w:p>
+        </w:tc>
+      </w:tr>
+      <w:tr>
+        <w:tc>
+          <w:tcPr>
+            <w:tcW w:type="dxa" w:w="1728"/>
+            <w:tcMar>
+              <w:top w:w="70" w:type="dxa"/>
+              <w:start w:w="90" w:type="dxa"/>
+              <w:bottom w:w="70" w:type="dxa"/>
+              <w:end w:w="90" w:type="dxa"/>
+            </w:tcMar>
+            <w:vAlign w:val="center"/>
+          </w:tcPr>
+          <w:p>
+            <w:pPr>
+              <w:spacing w:after="0" w:line="252" w:lineRule="auto"/>
+              <w:jc w:val="center"/>
+            </w:pPr>
+            <w:r>
+              <w:rPr>
+                <w:rFonts w:ascii="Calibri" w:hAnsi="Calibri" w:eastAsia="Calibri"/>
+                <w:color w:val="203740"/>
+                <w:sz w:val="18"/>
+              </w:rPr>
+              <w:t>43</w:t>
+            </w:r>
+          </w:p>
+        </w:tc>
+        <w:tc>
+          <w:tcPr>
+            <w:tcW w:type="dxa" w:w="3744"/>
+            <w:tcMar>
+              <w:top w:w="70" w:type="dxa"/>
+              <w:start w:w="90" w:type="dxa"/>
+              <w:bottom w:w="70" w:type="dxa"/>
+              <w:end w:w="90" w:type="dxa"/>
+            </w:tcMar>
+            <w:vAlign w:val="center"/>
+          </w:tcPr>
+          <w:p>
+            <w:pPr>
+              <w:spacing w:after="0" w:line="252" w:lineRule="auto"/>
+              <w:jc w:val="right"/>
+            </w:pPr>
+            <w:r>
+              <w:rPr>
+                <w:rFonts w:ascii="Calibri" w:hAnsi="Calibri" w:eastAsia="Calibri"/>
+                <w:color w:val="203740"/>
+                <w:sz w:val="18"/>
+              </w:rPr>
+              <w:t>RD$ 9,994,332,405.98</w:t>
+            </w:r>
+          </w:p>
+        </w:tc>
+        <w:tc>
+          <w:tcPr>
+            <w:tcW w:type="dxa" w:w="3744"/>
+            <w:tcMar>
+              <w:top w:w="70" w:type="dxa"/>
+              <w:start w:w="90" w:type="dxa"/>
+              <w:bottom w:w="70" w:type="dxa"/>
+              <w:end w:w="90" w:type="dxa"/>
+            </w:tcMar>
+            <w:vAlign w:val="center"/>
+          </w:tcPr>
+          <w:p>
+            <w:pPr>
+              <w:spacing w:after="0" w:line="252" w:lineRule="auto"/>
+              <w:jc w:val="right"/>
+            </w:pPr>
+            <w:r>
+              <w:rPr>
+                <w:rFonts w:ascii="Calibri" w:hAnsi="Calibri" w:eastAsia="Calibri"/>
+                <w:color w:val="203740"/>
+                <w:sz w:val="18"/>
+              </w:rPr>
+              <w:t>RD$ 3,921,279,981.26</w:t>
+            </w:r>
+          </w:p>
+        </w:tc>
+        <w:tc>
+          <w:tcPr>
+            <w:tcW w:type="dxa" w:w="3744"/>
+            <w:tcMar>
+              <w:top w:w="70" w:type="dxa"/>
+              <w:start w:w="90" w:type="dxa"/>
+              <w:bottom w:w="70" w:type="dxa"/>
+              <w:end w:w="90" w:type="dxa"/>
+            </w:tcMar>
+            <w:vAlign w:val="center"/>
+          </w:tcPr>
+          <w:p>
+            <w:pPr>
+              <w:spacing w:after="0" w:line="252" w:lineRule="auto"/>
+              <w:jc w:val="right"/>
+            </w:pPr>
+            <w:r>
+              <w:rPr>
+                <w:rFonts w:ascii="Calibri" w:hAnsi="Calibri" w:eastAsia="Calibri"/>
+                <w:color w:val="203740"/>
+                <w:sz w:val="18"/>
+              </w:rPr>
+              <w:t>39.24%</w:t>
+            </w:r>
+          </w:p>
+        </w:tc>
+      </w:tr>
+    </w:tbl>
+    <w:tbl>
+      <w:tblPr>
+        <w:tblW w:type="auto" w:w="0"/>
+        <w:jc w:val="center"/>
+        <w:tblLayout w:type="fixed"/>
+        <w:tblLook w:firstColumn="1" w:firstRow="1" w:lastColumn="0" w:lastRow="0" w:noHBand="0" w:noVBand="1" w:val="04A0"/>
+      </w:tblPr>
+      <w:tblGrid>
+        <w:gridCol w:w="14400"/>
+      </w:tblGrid>
+      <w:tr>
+        <w:tc>
+          <w:tcPr>
+            <w:tcW w:type="dxa" w:w="9360"/>
+            <w:tcMar>
+              <w:top w:w="120" w:type="dxa"/>
+              <w:start w:w="140" w:type="dxa"/>
+              <w:bottom w:w="120" w:type="dxa"/>
+              <w:end w:w="140" w:type="dxa"/>
+            </w:tcMar>
+            <w:shd w:fill="EEF5FA"/>
+          </w:tcPr>
+          <w:p>
+            <w:pPr>
+              <w:spacing w:after="60"/>
+            </w:pPr>
+            <w:r/>
+            <w:r>
+              <w:rPr>
+                <w:rFonts w:ascii="Calibri" w:hAnsi="Calibri" w:eastAsia="Calibri"/>
+                <w:b/>
+                <w:color w:val="2E74B5"/>
+                <w:sz w:val="21"/>
+              </w:rPr>
+              <w:t>Cómo leer los porcentajes</w:t>
+            </w:r>
+          </w:p>
+          <w:p>
+            <w:pPr>
+              <w:spacing w:after="0"/>
+            </w:pPr>
+            <w:r>
+              <w:rPr>
+                <w:rFonts w:ascii="Calibri" w:hAnsi="Calibri" w:eastAsia="Calibri"/>
+                <w:color w:val="203740"/>
+                <w:sz w:val="19"/>
+              </w:rPr>
+              <w:t>La ejecución presupuestaria 2026 se calcula como ejecutado 2026 dividido entre presupuesto 2026. Los avances físico y financiero proceden del perfil general del proyecto y pueden cubrir períodos distintos; no deben interpretarse como el mismo indicador.</w:t>
+            </w:r>
+          </w:p>
+        </w:tc>
+      </w:tr>
+    </w:tbl>
+    <w:p>
+      <w:pPr>
+        <w:pStyle w:val="Heading2"/>
+      </w:pPr>
+      <w:r>
+        <w:t>B.1 Cartera completa de inversión pública asociada</w:t>
+      </w:r>
+    </w:p>
+    <w:tbl>
+      <w:tblPr>
+        <w:tblW w:type="dxa" w:w="14111"/>
+        <w:jc w:val="center"/>
+        <w:tblLayout w:type="fixed"/>
+        <w:tblLook w:firstColumn="1" w:firstRow="1" w:lastColumn="0" w:lastRow="0" w:noHBand="0" w:noVBand="1" w:val="04A0"/>
+        <w:tblInd w:w="0" w:type="dxa"/>
+      </w:tblPr>
+      <w:tblGrid>
+        <w:gridCol w:w="576"/>
+        <w:gridCol w:w="1655"/>
+        <w:gridCol w:w="5976"/>
+        <w:gridCol w:w="2880"/>
+        <w:gridCol w:w="3024"/>
+      </w:tblGrid>
+      <w:tr>
+        <w:trPr>
+          <w:tblHeader w:val="true"/>
+        </w:trPr>
+        <w:tc>
+          <w:tcPr>
+            <w:tcW w:type="dxa" w:w="576"/>
+            <w:tcMar>
+              <w:top w:w="70" w:type="dxa"/>
+              <w:start w:w="90" w:type="dxa"/>
+              <w:bottom w:w="70" w:type="dxa"/>
+              <w:end w:w="90" w:type="dxa"/>
+            </w:tcMar>
+            <w:vAlign w:val="center"/>
+            <w:shd w:fill="203740"/>
+          </w:tcPr>
+          <w:p>
+            <w:pPr>
+              <w:spacing w:after="0" w:line="252" w:lineRule="auto"/>
+              <w:jc w:val="left"/>
+            </w:pPr>
+            <w:r>
+              <w:rPr>
+                <w:rFonts w:ascii="Calibri" w:hAnsi="Calibri" w:eastAsia="Calibri"/>
+                <w:b/>
+                <w:color w:val="FFFFFF"/>
+                <w:sz w:val="14"/>
+              </w:rPr>
+              <w:t>N.º</w:t>
+            </w:r>
+          </w:p>
+        </w:tc>
+        <w:tc>
+          <w:tcPr>
+            <w:tcW w:type="dxa" w:w="1656"/>
+            <w:tcMar>
+              <w:top w:w="70" w:type="dxa"/>
+              <w:start w:w="90" w:type="dxa"/>
+              <w:bottom w:w="70" w:type="dxa"/>
+              <w:end w:w="90" w:type="dxa"/>
+            </w:tcMar>
+            <w:vAlign w:val="center"/>
+            <w:shd w:fill="203740"/>
+          </w:tcPr>
+          <w:p>
+            <w:pPr>
+              <w:spacing w:after="0" w:line="252" w:lineRule="auto"/>
+              <w:jc w:val="left"/>
+            </w:pPr>
+            <w:r>
+              <w:rPr>
+                <w:rFonts w:ascii="Calibri" w:hAnsi="Calibri" w:eastAsia="Calibri"/>
+                <w:b/>
+                <w:color w:val="FFFFFF"/>
+                <w:sz w:val="14"/>
+              </w:rPr>
+              <w:t>Identificación</w:t>
+            </w:r>
+          </w:p>
+        </w:tc>
+        <w:tc>
+          <w:tcPr>
+            <w:tcW w:type="dxa" w:w="5976"/>
+            <w:tcMar>
+              <w:top w:w="70" w:type="dxa"/>
+              <w:start w:w="90" w:type="dxa"/>
+              <w:bottom w:w="70" w:type="dxa"/>
+              <w:end w:w="90" w:type="dxa"/>
+            </w:tcMar>
+            <w:vAlign w:val="center"/>
+            <w:shd w:fill="203740"/>
+          </w:tcPr>
+          <w:p>
+            <w:pPr>
+              <w:spacing w:after="0" w:line="252" w:lineRule="auto"/>
+              <w:jc w:val="left"/>
+            </w:pPr>
+            <w:r>
+              <w:rPr>
+                <w:rFonts w:ascii="Calibri" w:hAnsi="Calibri" w:eastAsia="Calibri"/>
+                <w:b/>
+                <w:color w:val="FFFFFF"/>
+                <w:sz w:val="14"/>
+              </w:rPr>
+              <w:t>Proyecto / institución / territorio</w:t>
+            </w:r>
+          </w:p>
+        </w:tc>
+        <w:tc>
+          <w:tcPr>
+            <w:tcW w:type="dxa" w:w="2880"/>
+            <w:tcMar>
+              <w:top w:w="70" w:type="dxa"/>
+              <w:start w:w="90" w:type="dxa"/>
+              <w:bottom w:w="70" w:type="dxa"/>
+              <w:end w:w="90" w:type="dxa"/>
+            </w:tcMar>
+            <w:vAlign w:val="center"/>
+            <w:shd w:fill="203740"/>
+          </w:tcPr>
+          <w:p>
+            <w:pPr>
+              <w:spacing w:after="0" w:line="252" w:lineRule="auto"/>
+              <w:jc w:val="left"/>
+            </w:pPr>
+            <w:r>
+              <w:rPr>
+                <w:rFonts w:ascii="Calibri" w:hAnsi="Calibri" w:eastAsia="Calibri"/>
+                <w:b/>
+                <w:color w:val="FFFFFF"/>
+                <w:sz w:val="14"/>
+              </w:rPr>
+              <w:t>Estado / período / avances</w:t>
+            </w:r>
+          </w:p>
+        </w:tc>
+        <w:tc>
+          <w:tcPr>
+            <w:tcW w:type="dxa" w:w="3024"/>
+            <w:tcMar>
+              <w:top w:w="70" w:type="dxa"/>
+              <w:start w:w="90" w:type="dxa"/>
+              <w:bottom w:w="70" w:type="dxa"/>
+              <w:end w:w="90" w:type="dxa"/>
+            </w:tcMar>
+            <w:vAlign w:val="center"/>
+            <w:shd w:fill="203740"/>
+          </w:tcPr>
+          <w:p>
+            <w:pPr>
+              <w:spacing w:after="0" w:line="252" w:lineRule="auto"/>
+              <w:jc w:val="left"/>
+            </w:pPr>
+            <w:r>
+              <w:rPr>
+                <w:rFonts w:ascii="Calibri" w:hAnsi="Calibri" w:eastAsia="Calibri"/>
+                <w:b/>
+                <w:color w:val="FFFFFF"/>
+                <w:sz w:val="14"/>
+              </w:rPr>
+              <w:t>Costos y ejecución</w:t>
+            </w:r>
+          </w:p>
+        </w:tc>
+      </w:tr>
+      <w:tr>
+        <w:tc>
+          <w:tcPr>
+            <w:tcW w:type="dxa" w:w="576"/>
+            <w:tcMar>
+              <w:top w:w="70" w:type="dxa"/>
+              <w:start w:w="90" w:type="dxa"/>
+              <w:bottom w:w="70" w:type="dxa"/>
+              <w:end w:w="90" w:type="dxa"/>
+            </w:tcMar>
+            <w:vAlign w:val="center"/>
+          </w:tcPr>
+          <w:p>
+            <w:pPr>
+              <w:spacing w:after="0" w:line="252" w:lineRule="auto"/>
+              <w:jc w:val="center"/>
+            </w:pPr>
+            <w:r>
+              <w:rPr>
+                <w:rFonts w:ascii="Calibri" w:hAnsi="Calibri" w:eastAsia="Calibri"/>
+                <w:color w:val="203740"/>
+                <w:sz w:val="14"/>
+              </w:rPr>
+              <w:t>1</w:t>
+            </w:r>
+          </w:p>
+        </w:tc>
+        <w:tc>
+          <w:tcPr>
+            <w:tcW w:type="dxa" w:w="1656"/>
+            <w:tcMar>
+              <w:top w:w="70" w:type="dxa"/>
+              <w:start w:w="90" w:type="dxa"/>
+              <w:bottom w:w="70" w:type="dxa"/>
+              <w:end w:w="90" w:type="dxa"/>
+            </w:tcMar>
+            <w:vAlign w:val="center"/>
+          </w:tcPr>
+          <w:p>
+            <w:pPr>
+              <w:spacing w:after="0" w:line="252" w:lineRule="auto"/>
+              <w:jc w:val="left"/>
+            </w:pPr>
+            <w:r>
+              <w:rPr>
+                <w:rFonts w:ascii="Calibri" w:hAnsi="Calibri" w:eastAsia="Calibri"/>
+                <w:color w:val="203740"/>
+                <w:sz w:val="14"/>
+              </w:rPr>
+              <w:t>SNIP 6131</w:t>
+              <w:br/>
+              <w:t>Ficha/Mapa 768</w:t>
+              <w:br/>
+              <w:t>Fuentes:</w:t>
+              <w:br/>
+              <w:t>Maestro Sí · Ppto. Sí</w:t>
+              <w:br/>
+              <w:t>Territorio Sí · CSV territ. Sí</w:t>
+              <w:br/>
+              <w:t>Perfil Sí</w:t>
+            </w:r>
+            <w:r>
+              <w:br/>
+            </w:r>
+            <w:hyperlink r:id="rId27">
+              <w:r>
+                <w:rPr>
+                  <w:rFonts w:ascii="Calibri" w:hAnsi="Calibri" w:eastAsia="Calibri"/>
+                  <w:color w:val="2E74B5"/>
+                  <w:u w:val="single"/>
+                  <w:sz w:val="14"/>
+                </w:rPr>
+                <w:t>Abrir proyecto</w:t>
+              </w:r>
+            </w:hyperlink>
+          </w:p>
+        </w:tc>
+        <w:tc>
+          <w:tcPr>
+            <w:tcW w:type="dxa" w:w="5976"/>
+            <w:tcMar>
+              <w:top w:w="70" w:type="dxa"/>
+              <w:start w:w="90" w:type="dxa"/>
+              <w:bottom w:w="70" w:type="dxa"/>
+              <w:end w:w="90" w:type="dxa"/>
+            </w:tcMar>
+            <w:vAlign w:val="center"/>
+          </w:tcPr>
+          <w:p>
+            <w:pPr>
+              <w:spacing w:after="0" w:line="252" w:lineRule="auto"/>
+              <w:jc w:val="left"/>
+            </w:pPr>
+            <w:r>
+              <w:rPr>
+                <w:rFonts w:ascii="Calibri" w:hAnsi="Calibri" w:eastAsia="Calibri"/>
+                <w:color w:val="203740"/>
+                <w:sz w:val="14"/>
+              </w:rPr>
+              <w:t>CONSTRUCCIÓN PUENTE SOBRE RIO INAJE Y CRUCE LAS LANAS - MANUEL BUENO, PROVINCIA DAJABON</w:t>
+              <w:br/>
+              <w:t>Institución(es): MINISTERIO DE OBRAS PUBLICAS Y COMUNICACIONES</w:t>
+              <w:br/>
+              <w:t>Sector(es): Transporte</w:t>
+              <w:br/>
+              <w:t>Territorios declarados: región cibao_noroeste; provincia(s) DAJABÓN; municipio(s) Sin registro</w:t>
+              <w:br/>
+              <w:t>Localización codificada: 04 cibao_noroeste · 05 DAJABÓN</w:t>
+              <w:br/>
+              <w:t>Ubicación del perfil: DAJABÓN - PROYECTO DEPARTAMENTAL</w:t>
+              <w:br/>
+              <w:t>Fuente territorial: profile · alcance province · verificada 02-08-2026 12:39 UTC</w:t>
+              <w:br/>
+              <w:t>Cobertura: nacional No · multirregional No</w:t>
+            </w:r>
+          </w:p>
+        </w:tc>
+        <w:tc>
+          <w:tcPr>
+            <w:tcW w:type="dxa" w:w="2880"/>
+            <w:tcMar>
+              <w:top w:w="70" w:type="dxa"/>
+              <w:start w:w="90" w:type="dxa"/>
+              <w:bottom w:w="70" w:type="dxa"/>
+              <w:end w:w="90" w:type="dxa"/>
+            </w:tcMar>
+            <w:vAlign w:val="center"/>
+          </w:tcPr>
+          <w:p>
+            <w:pPr>
+              <w:spacing w:after="0" w:line="252" w:lineRule="auto"/>
+              <w:jc w:val="left"/>
+            </w:pPr>
+            <w:r>
+              <w:rPr>
+                <w:rFonts w:ascii="Calibri" w:hAnsi="Calibri" w:eastAsia="Calibri"/>
+                <w:color w:val="203740"/>
+                <w:sz w:val="14"/>
+              </w:rPr>
+              <w:t>Estado: EJECUCIÓN</w:t>
+              <w:br/>
+              <w:t>Período: 01-01-2008 – 31-01-2027</w:t>
+              <w:br/>
+              <w:t>Avance físico: 34.72%</w:t>
+              <w:br/>
+              <w:t>Avance financiero: 34.72%</w:t>
+              <w:br/>
+              <w:t>Contratos: 0 total · 0 activos</w:t>
+              <w:br/>
+              <w:t>Seguimiento: Ejecución registrada</w:t>
+            </w:r>
+          </w:p>
+        </w:tc>
+        <w:tc>
+          <w:tcPr>
+            <w:tcW w:type="dxa" w:w="3024"/>
+            <w:tcMar>
+              <w:top w:w="70" w:type="dxa"/>
+              <w:start w:w="90" w:type="dxa"/>
+              <w:bottom w:w="70" w:type="dxa"/>
+              <w:end w:w="90" w:type="dxa"/>
+            </w:tcMar>
+            <w:vAlign w:val="center"/>
+          </w:tcPr>
+          <w:p>
+            <w:pPr>
+              <w:spacing w:after="0" w:line="252" w:lineRule="auto"/>
+              <w:jc w:val="left"/>
+            </w:pPr>
+            <w:r>
+              <w:rPr>
+                <w:rFonts w:ascii="Calibri" w:hAnsi="Calibri" w:eastAsia="Calibri"/>
+                <w:color w:val="203740"/>
+                <w:sz w:val="14"/>
+              </w:rPr>
+              <w:t>Costo del proyecto: RD$ 1,685,049,843.05</w:t>
+              <w:br/>
+              <w:t>Presupuesto 2026: RD$ 460,950,000.00</w:t>
+              <w:br/>
+              <w:t>Ejecutado 2026: RD$ 241,795,634.83</w:t>
+              <w:br/>
+              <w:t>Ejecución 2026: 52.46%</w:t>
+            </w:r>
+          </w:p>
+        </w:tc>
+      </w:tr>
+      <w:tr>
+        <w:tc>
+          <w:tcPr>
+            <w:tcW w:type="dxa" w:w="576"/>
+            <w:tcMar>
+              <w:top w:w="70" w:type="dxa"/>
+              <w:start w:w="90" w:type="dxa"/>
+              <w:bottom w:w="70" w:type="dxa"/>
+              <w:end w:w="90" w:type="dxa"/>
+            </w:tcMar>
+            <w:vAlign w:val="center"/>
+            <w:shd w:fill="F3F6F6"/>
+          </w:tcPr>
+          <w:p>
+            <w:pPr>
+              <w:spacing w:after="0" w:line="252" w:lineRule="auto"/>
+              <w:jc w:val="center"/>
+            </w:pPr>
+            <w:r>
+              <w:rPr>
+                <w:rFonts w:ascii="Calibri" w:hAnsi="Calibri" w:eastAsia="Calibri"/>
+                <w:color w:val="203740"/>
+                <w:sz w:val="14"/>
+              </w:rPr>
+              <w:t>2</w:t>
+            </w:r>
+          </w:p>
+        </w:tc>
+        <w:tc>
+          <w:tcPr>
+            <w:tcW w:type="dxa" w:w="1656"/>
+            <w:tcMar>
+              <w:top w:w="70" w:type="dxa"/>
+              <w:start w:w="90" w:type="dxa"/>
+              <w:bottom w:w="70" w:type="dxa"/>
+              <w:end w:w="90" w:type="dxa"/>
+            </w:tcMar>
+            <w:vAlign w:val="center"/>
+            <w:shd w:fill="F3F6F6"/>
+          </w:tcPr>
+          <w:p>
+            <w:pPr>
+              <w:spacing w:after="0" w:line="252" w:lineRule="auto"/>
+              <w:jc w:val="left"/>
+            </w:pPr>
+            <w:r>
+              <w:rPr>
+                <w:rFonts w:ascii="Calibri" w:hAnsi="Calibri" w:eastAsia="Calibri"/>
+                <w:color w:val="203740"/>
+                <w:sz w:val="14"/>
+              </w:rPr>
+              <w:t>SNIP 12525</w:t>
+              <w:br/>
+              <w:t>Ficha/Mapa 2038</w:t>
+              <w:br/>
+              <w:t>Fuentes:</w:t>
+              <w:br/>
+              <w:t>Maestro Sí · Ppto. Sí</w:t>
+              <w:br/>
+              <w:t>Territorio Sí · CSV territ. Sí</w:t>
+              <w:br/>
+              <w:t>Perfil Sí</w:t>
+            </w:r>
+            <w:r>
+              <w:br/>
+            </w:r>
+            <w:hyperlink r:id="rId28">
+              <w:r>
+                <w:rPr>
+                  <w:rFonts w:ascii="Calibri" w:hAnsi="Calibri" w:eastAsia="Calibri"/>
+                  <w:color w:val="2E74B5"/>
+                  <w:u w:val="single"/>
+                  <w:sz w:val="14"/>
+                </w:rPr>
+                <w:t>Abrir proyecto</w:t>
+              </w:r>
+            </w:hyperlink>
+          </w:p>
+        </w:tc>
+        <w:tc>
+          <w:tcPr>
+            <w:tcW w:type="dxa" w:w="5976"/>
+            <w:tcMar>
+              <w:top w:w="70" w:type="dxa"/>
+              <w:start w:w="90" w:type="dxa"/>
+              <w:bottom w:w="70" w:type="dxa"/>
+              <w:end w:w="90" w:type="dxa"/>
+            </w:tcMar>
+            <w:vAlign w:val="center"/>
+            <w:shd w:fill="F3F6F6"/>
+          </w:tcPr>
+          <w:p>
+            <w:pPr>
+              <w:spacing w:after="0" w:line="252" w:lineRule="auto"/>
+              <w:jc w:val="left"/>
+            </w:pPr>
+            <w:r>
+              <w:rPr>
+                <w:rFonts w:ascii="Calibri" w:hAnsi="Calibri" w:eastAsia="Calibri"/>
+                <w:color w:val="203740"/>
+                <w:sz w:val="14"/>
+              </w:rPr>
+              <w:t>CONSTRUCCIÓN DE 3 PLANTELES ESCOLARES EN LA PROVINCIA DAJABON</w:t>
+              <w:br/>
+              <w:t>Institución(es): DIRECCION DE INFRAESTRUCTURA ESCOLAR</w:t>
+              <w:br/>
+              <w:t>Sector(es): Educación</w:t>
+              <w:br/>
+              <w:t>Territorios declarados: región cibao_noroeste; provincia(s) DAJABÓN; municipio(s) Sin registro</w:t>
+              <w:br/>
+              <w:t>Localización codificada: 04 cibao_noroeste · 05 DAJABÓN</w:t>
+              <w:br/>
+              <w:t>Ubicación del perfil: DAJABÓN - PROYECTO DEPARTAMENTAL</w:t>
+              <w:br/>
+              <w:t>Fuente territorial: profile · alcance province · verificada 02-08-2026 12:39 UTC</w:t>
+              <w:br/>
+              <w:t>Cobertura: nacional No · multirregional No</w:t>
+            </w:r>
+          </w:p>
+        </w:tc>
+        <w:tc>
+          <w:tcPr>
+            <w:tcW w:type="dxa" w:w="2880"/>
+            <w:tcMar>
+              <w:top w:w="70" w:type="dxa"/>
+              <w:start w:w="90" w:type="dxa"/>
+              <w:bottom w:w="70" w:type="dxa"/>
+              <w:end w:w="90" w:type="dxa"/>
+            </w:tcMar>
+            <w:vAlign w:val="center"/>
+            <w:shd w:fill="F3F6F6"/>
+          </w:tcPr>
+          <w:p>
+            <w:pPr>
+              <w:spacing w:after="0" w:line="252" w:lineRule="auto"/>
+              <w:jc w:val="left"/>
+            </w:pPr>
+            <w:r>
+              <w:rPr>
+                <w:rFonts w:ascii="Calibri" w:hAnsi="Calibri" w:eastAsia="Calibri"/>
+                <w:color w:val="203740"/>
+                <w:sz w:val="14"/>
+              </w:rPr>
+              <w:t>Estado: EJECUCIÓN</w:t>
+              <w:br/>
+              <w:t>Período: 01-01-2013 – 31-01-2027</w:t>
+              <w:br/>
+              <w:t>Avance físico: 85.12%</w:t>
+              <w:br/>
+              <w:t>Avance financiero: 85.12%</w:t>
+              <w:br/>
+              <w:t>Contratos: 0 total · 0 activos</w:t>
+              <w:br/>
+              <w:t>Seguimiento: Sin ejecución ni contrato activo</w:t>
+            </w:r>
+          </w:p>
+        </w:tc>
+        <w:tc>
+          <w:tcPr>
+            <w:tcW w:type="dxa" w:w="3024"/>
+            <w:tcMar>
+              <w:top w:w="70" w:type="dxa"/>
+              <w:start w:w="90" w:type="dxa"/>
+              <w:bottom w:w="70" w:type="dxa"/>
+              <w:end w:w="90" w:type="dxa"/>
+            </w:tcMar>
+            <w:vAlign w:val="center"/>
+            <w:shd w:fill="F3F6F6"/>
+          </w:tcPr>
+          <w:p>
+            <w:pPr>
+              <w:spacing w:after="0" w:line="252" w:lineRule="auto"/>
+              <w:jc w:val="left"/>
+            </w:pPr>
+            <w:r>
+              <w:rPr>
+                <w:rFonts w:ascii="Calibri" w:hAnsi="Calibri" w:eastAsia="Calibri"/>
+                <w:color w:val="203740"/>
+                <w:sz w:val="14"/>
+              </w:rPr>
+              <w:t>Costo del proyecto: RD$ 358,902,233.44</w:t>
+              <w:br/>
+              <w:t>Presupuesto 2026: RD$ 6,178,066.00</w:t>
+              <w:br/>
+              <w:t>Ejecutado 2026: RD$ 0.00</w:t>
+              <w:br/>
+              <w:t>Ejecución 2026: 0.00%</w:t>
+            </w:r>
+          </w:p>
+        </w:tc>
+      </w:tr>
+      <w:tr>
+        <w:tc>
+          <w:tcPr>
+            <w:tcW w:type="dxa" w:w="576"/>
+            <w:tcMar>
+              <w:top w:w="70" w:type="dxa"/>
+              <w:start w:w="90" w:type="dxa"/>
+              <w:bottom w:w="70" w:type="dxa"/>
+              <w:end w:w="90" w:type="dxa"/>
+            </w:tcMar>
+            <w:vAlign w:val="center"/>
+          </w:tcPr>
+          <w:p>
+            <w:pPr>
+              <w:spacing w:after="0" w:line="252" w:lineRule="auto"/>
+              <w:jc w:val="center"/>
+            </w:pPr>
+            <w:r>
+              <w:rPr>
+                <w:rFonts w:ascii="Calibri" w:hAnsi="Calibri" w:eastAsia="Calibri"/>
+                <w:color w:val="203740"/>
+                <w:sz w:val="14"/>
+              </w:rPr>
+              <w:t>3</w:t>
+            </w:r>
+          </w:p>
+        </w:tc>
+        <w:tc>
+          <w:tcPr>
+            <w:tcW w:type="dxa" w:w="1656"/>
+            <w:tcMar>
+              <w:top w:w="70" w:type="dxa"/>
+              <w:start w:w="90" w:type="dxa"/>
+              <w:bottom w:w="70" w:type="dxa"/>
+              <w:end w:w="90" w:type="dxa"/>
+            </w:tcMar>
+            <w:vAlign w:val="center"/>
+          </w:tcPr>
+          <w:p>
+            <w:pPr>
+              <w:spacing w:after="0" w:line="252" w:lineRule="auto"/>
+              <w:jc w:val="left"/>
+            </w:pPr>
+            <w:r>
+              <w:rPr>
+                <w:rFonts w:ascii="Calibri" w:hAnsi="Calibri" w:eastAsia="Calibri"/>
+                <w:color w:val="203740"/>
+                <w:sz w:val="14"/>
+              </w:rPr>
+              <w:t>SNIP 12568</w:t>
+              <w:br/>
+              <w:t>Ficha/Mapa 2072</w:t>
+              <w:br/>
+              <w:t>Fuentes:</w:t>
+              <w:br/>
+              <w:t>Maestro Sí · Ppto. Sí</w:t>
+              <w:br/>
+              <w:t>Territorio Sí · CSV territ. Sí</w:t>
+              <w:br/>
+              <w:t>Perfil Sí</w:t>
+            </w:r>
+            <w:r>
+              <w:br/>
+            </w:r>
+            <w:hyperlink r:id="rId29">
+              <w:r>
+                <w:rPr>
+                  <w:rFonts w:ascii="Calibri" w:hAnsi="Calibri" w:eastAsia="Calibri"/>
+                  <w:color w:val="2E74B5"/>
+                  <w:u w:val="single"/>
+                  <w:sz w:val="14"/>
+                </w:rPr>
+                <w:t>Abrir proyecto</w:t>
+              </w:r>
+            </w:hyperlink>
+          </w:p>
+        </w:tc>
+        <w:tc>
+          <w:tcPr>
+            <w:tcW w:type="dxa" w:w="5976"/>
+            <w:tcMar>
+              <w:top w:w="70" w:type="dxa"/>
+              <w:start w:w="90" w:type="dxa"/>
+              <w:bottom w:w="70" w:type="dxa"/>
+              <w:end w:w="90" w:type="dxa"/>
+            </w:tcMar>
+            <w:vAlign w:val="center"/>
+          </w:tcPr>
+          <w:p>
+            <w:pPr>
+              <w:spacing w:after="0" w:line="252" w:lineRule="auto"/>
+              <w:jc w:val="left"/>
+            </w:pPr>
+            <w:r>
+              <w:rPr>
+                <w:rFonts w:ascii="Calibri" w:hAnsi="Calibri" w:eastAsia="Calibri"/>
+                <w:color w:val="203740"/>
+                <w:sz w:val="14"/>
+              </w:rPr>
+              <w:t>AMPLIACIÓN Y REHABILITACION DE 12 PLANTELES ESCOLARES EN LA PROVINCIA DAJABON</w:t>
+              <w:br/>
+              <w:t>Institución(es): DIRECCION DE INFRAESTRUCTURA ESCOLAR</w:t>
+              <w:br/>
+              <w:t>Sector(es): Educación</w:t>
+              <w:br/>
+              <w:t>Territorios declarados: región cibao_noroeste; provincia(s) DAJABÓN; municipio(s) Sin registro</w:t>
+              <w:br/>
+              <w:t>Localización codificada: 04 cibao_noroeste · 05 DAJABÓN</w:t>
+              <w:br/>
+              <w:t>Ubicación del perfil: DAJABÓN - PROYECTO DEPARTAMENTAL</w:t>
+              <w:br/>
+              <w:t>Fuente territorial: profile · alcance province · verificada 02-08-2026 12:40 UTC</w:t>
+              <w:br/>
+              <w:t>Cobertura: nacional No · multirregional No</w:t>
+            </w:r>
+          </w:p>
+        </w:tc>
+        <w:tc>
+          <w:tcPr>
+            <w:tcW w:type="dxa" w:w="2880"/>
+            <w:tcMar>
+              <w:top w:w="70" w:type="dxa"/>
+              <w:start w:w="90" w:type="dxa"/>
+              <w:bottom w:w="70" w:type="dxa"/>
+              <w:end w:w="90" w:type="dxa"/>
+            </w:tcMar>
+            <w:vAlign w:val="center"/>
+          </w:tcPr>
+          <w:p>
+            <w:pPr>
+              <w:spacing w:after="0" w:line="252" w:lineRule="auto"/>
+              <w:jc w:val="left"/>
+            </w:pPr>
+            <w:r>
+              <w:rPr>
+                <w:rFonts w:ascii="Calibri" w:hAnsi="Calibri" w:eastAsia="Calibri"/>
+                <w:color w:val="203740"/>
+                <w:sz w:val="14"/>
+              </w:rPr>
+              <w:t>Estado: EJECUCIÓN</w:t>
+              <w:br/>
+              <w:t>Período: 01-01-2013 – 31-01-2027</w:t>
+              <w:br/>
+              <w:t>Avance físico: 89.17%</w:t>
+              <w:br/>
+              <w:t>Avance financiero: 89.17%</w:t>
+              <w:br/>
+              <w:t>Contratos: 0 total · 0 activos</w:t>
+              <w:br/>
+              <w:t>Seguimiento: Ejecución registrada</w:t>
+            </w:r>
+          </w:p>
+        </w:tc>
+        <w:tc>
+          <w:tcPr>
+            <w:tcW w:type="dxa" w:w="3024"/>
+            <w:tcMar>
+              <w:top w:w="70" w:type="dxa"/>
+              <w:start w:w="90" w:type="dxa"/>
+              <w:bottom w:w="70" w:type="dxa"/>
+              <w:end w:w="90" w:type="dxa"/>
+            </w:tcMar>
+            <w:vAlign w:val="center"/>
+          </w:tcPr>
+          <w:p>
+            <w:pPr>
+              <w:spacing w:after="0" w:line="252" w:lineRule="auto"/>
+              <w:jc w:val="left"/>
+            </w:pPr>
+            <w:r>
+              <w:rPr>
+                <w:rFonts w:ascii="Calibri" w:hAnsi="Calibri" w:eastAsia="Calibri"/>
+                <w:color w:val="203740"/>
+                <w:sz w:val="14"/>
+              </w:rPr>
+              <w:t>Costo del proyecto: RD$ 602,041,043.88</w:t>
+              <w:br/>
+              <w:t>Presupuesto 2026: RD$ 10,091,393.00</w:t>
+              <w:br/>
+              <w:t>Ejecutado 2026: RD$ 5,168,800.97</w:t>
+              <w:br/>
+              <w:t>Ejecución 2026: 51.22%</w:t>
+            </w:r>
+          </w:p>
+        </w:tc>
+      </w:tr>
+      <w:tr>
+        <w:tc>
+          <w:tcPr>
+            <w:tcW w:type="dxa" w:w="576"/>
+            <w:tcMar>
+              <w:top w:w="70" w:type="dxa"/>
+              <w:start w:w="90" w:type="dxa"/>
+              <w:bottom w:w="70" w:type="dxa"/>
+              <w:end w:w="90" w:type="dxa"/>
+            </w:tcMar>
+            <w:vAlign w:val="center"/>
+            <w:shd w:fill="F3F6F6"/>
+          </w:tcPr>
+          <w:p>
+            <w:pPr>
+              <w:spacing w:after="0" w:line="252" w:lineRule="auto"/>
+              <w:jc w:val="center"/>
+            </w:pPr>
+            <w:r>
+              <w:rPr>
+                <w:rFonts w:ascii="Calibri" w:hAnsi="Calibri" w:eastAsia="Calibri"/>
+                <w:color w:val="203740"/>
+                <w:sz w:val="14"/>
+              </w:rPr>
+              <w:t>4</w:t>
+            </w:r>
+          </w:p>
+        </w:tc>
+        <w:tc>
+          <w:tcPr>
+            <w:tcW w:type="dxa" w:w="1656"/>
+            <w:tcMar>
+              <w:top w:w="70" w:type="dxa"/>
+              <w:start w:w="90" w:type="dxa"/>
+              <w:bottom w:w="70" w:type="dxa"/>
+              <w:end w:w="90" w:type="dxa"/>
+            </w:tcMar>
+            <w:vAlign w:val="center"/>
+            <w:shd w:fill="F3F6F6"/>
+          </w:tcPr>
+          <w:p>
+            <w:pPr>
+              <w:spacing w:after="0" w:line="252" w:lineRule="auto"/>
+              <w:jc w:val="left"/>
+            </w:pPr>
+            <w:r>
+              <w:rPr>
+                <w:rFonts w:ascii="Calibri" w:hAnsi="Calibri" w:eastAsia="Calibri"/>
+                <w:color w:val="203740"/>
+                <w:sz w:val="14"/>
+              </w:rPr>
+              <w:t>SNIP 13043</w:t>
+              <w:br/>
+              <w:t>Ficha/Mapa 2612</w:t>
+              <w:br/>
+              <w:t>Fuentes:</w:t>
+              <w:br/>
+              <w:t>Maestro Sí · Ppto. Sí</w:t>
+              <w:br/>
+              <w:t>Territorio Sí · CSV territ. Sí</w:t>
+              <w:br/>
+              <w:t>Perfil Sí</w:t>
+            </w:r>
+            <w:r>
+              <w:br/>
+            </w:r>
+            <w:hyperlink r:id="rId30">
+              <w:r>
+                <w:rPr>
+                  <w:rFonts w:ascii="Calibri" w:hAnsi="Calibri" w:eastAsia="Calibri"/>
+                  <w:color w:val="2E74B5"/>
+                  <w:u w:val="single"/>
+                  <w:sz w:val="14"/>
+                </w:rPr>
+                <w:t>Abrir proyecto</w:t>
+              </w:r>
+            </w:hyperlink>
+          </w:p>
+        </w:tc>
+        <w:tc>
+          <w:tcPr>
+            <w:tcW w:type="dxa" w:w="5976"/>
+            <w:tcMar>
+              <w:top w:w="70" w:type="dxa"/>
+              <w:start w:w="90" w:type="dxa"/>
+              <w:bottom w:w="70" w:type="dxa"/>
+              <w:end w:w="90" w:type="dxa"/>
+            </w:tcMar>
+            <w:vAlign w:val="center"/>
+            <w:shd w:fill="F3F6F6"/>
+          </w:tcPr>
+          <w:p>
+            <w:pPr>
+              <w:spacing w:after="0" w:line="252" w:lineRule="auto"/>
+              <w:jc w:val="left"/>
+            </w:pPr>
+            <w:r>
+              <w:rPr>
+                <w:rFonts w:ascii="Calibri" w:hAnsi="Calibri" w:eastAsia="Calibri"/>
+                <w:color w:val="203740"/>
+                <w:sz w:val="14"/>
+              </w:rPr>
+              <w:t>CONSTRUCCIÓN DE 1 ESTANCIA INFANTIL EN LA PROVINCIA DE DAJABON</w:t>
+              <w:br/>
+              <w:t>Institución(es): DIRECCION DE INFRAESTRUCTURA ESCOLAR</w:t>
+              <w:br/>
+              <w:t>Sector(es): Educación</w:t>
+              <w:br/>
+              <w:t>Territorios declarados: región cibao_noroeste; provincia(s) DAJABÓN; municipio(s) Sin registro</w:t>
+              <w:br/>
+              <w:t>Localización codificada: 04 cibao_noroeste · 05 DAJABÓN</w:t>
+              <w:br/>
+              <w:t>Ubicación del perfil: DAJABÓN - PROYECTO DEPARTAMENTAL</w:t>
+              <w:br/>
+              <w:t>Fuente territorial: profile · alcance province · verificada 02-08-2026 12:40 UTC</w:t>
+              <w:br/>
+              <w:t>Cobertura: nacional No · multirregional No</w:t>
+            </w:r>
+          </w:p>
+        </w:tc>
+        <w:tc>
+          <w:tcPr>
+            <w:tcW w:type="dxa" w:w="2880"/>
+            <w:tcMar>
+              <w:top w:w="70" w:type="dxa"/>
+              <w:start w:w="90" w:type="dxa"/>
+              <w:bottom w:w="70" w:type="dxa"/>
+              <w:end w:w="90" w:type="dxa"/>
+            </w:tcMar>
+            <w:vAlign w:val="center"/>
+            <w:shd w:fill="F3F6F6"/>
+          </w:tcPr>
+          <w:p>
+            <w:pPr>
+              <w:spacing w:after="0" w:line="252" w:lineRule="auto"/>
+              <w:jc w:val="left"/>
+            </w:pPr>
+            <w:r>
+              <w:rPr>
+                <w:rFonts w:ascii="Calibri" w:hAnsi="Calibri" w:eastAsia="Calibri"/>
+                <w:color w:val="203740"/>
+                <w:sz w:val="14"/>
+              </w:rPr>
+              <w:t>Estado: EJECUCIÓN</w:t>
+              <w:br/>
+              <w:t>Período: 01-01-2013 – 31-01-2027</w:t>
+              <w:br/>
+              <w:t>Avance físico: 63.53%</w:t>
+              <w:br/>
+              <w:t>Avance financiero: 63.53%</w:t>
+              <w:br/>
+              <w:t>Contratos: 0 total · 0 activos</w:t>
+              <w:br/>
+              <w:t>Seguimiento: Sin ejecución ni contrato activo</w:t>
+            </w:r>
+          </w:p>
+        </w:tc>
+        <w:tc>
+          <w:tcPr>
+            <w:tcW w:type="dxa" w:w="3024"/>
+            <w:tcMar>
+              <w:top w:w="70" w:type="dxa"/>
+              <w:start w:w="90" w:type="dxa"/>
+              <w:bottom w:w="70" w:type="dxa"/>
+              <w:end w:w="90" w:type="dxa"/>
+            </w:tcMar>
+            <w:vAlign w:val="center"/>
+            <w:shd w:fill="F3F6F6"/>
+          </w:tcPr>
+          <w:p>
+            <w:pPr>
+              <w:spacing w:after="0" w:line="252" w:lineRule="auto"/>
+              <w:jc w:val="left"/>
+            </w:pPr>
+            <w:r>
+              <w:rPr>
+                <w:rFonts w:ascii="Calibri" w:hAnsi="Calibri" w:eastAsia="Calibri"/>
+                <w:color w:val="203740"/>
+                <w:sz w:val="14"/>
+              </w:rPr>
+              <w:t>Costo del proyecto: RD$ 74,393,809.00</w:t>
+              <w:br/>
+              <w:t>Presupuesto 2026: RD$ 109.00</w:t>
+              <w:br/>
+              <w:t>Ejecutado 2026: RD$ 0.00</w:t>
+              <w:br/>
+              <w:t>Ejecución 2026: 0.00%</w:t>
+            </w:r>
+          </w:p>
+        </w:tc>
+      </w:tr>
+      <w:tr>
+        <w:tc>
+          <w:tcPr>
+            <w:tcW w:type="dxa" w:w="576"/>
+            <w:tcMar>
+              <w:top w:w="70" w:type="dxa"/>
+              <w:start w:w="90" w:type="dxa"/>
+              <w:bottom w:w="70" w:type="dxa"/>
+              <w:end w:w="90" w:type="dxa"/>
+            </w:tcMar>
+            <w:vAlign w:val="center"/>
+          </w:tcPr>
+          <w:p>
+            <w:pPr>
+              <w:spacing w:after="0" w:line="252" w:lineRule="auto"/>
+              <w:jc w:val="center"/>
+            </w:pPr>
+            <w:r>
+              <w:rPr>
+                <w:rFonts w:ascii="Calibri" w:hAnsi="Calibri" w:eastAsia="Calibri"/>
+                <w:color w:val="203740"/>
+                <w:sz w:val="14"/>
+              </w:rPr>
+              <w:t>5</w:t>
+            </w:r>
+          </w:p>
+        </w:tc>
+        <w:tc>
+          <w:tcPr>
+            <w:tcW w:type="dxa" w:w="1656"/>
+            <w:tcMar>
+              <w:top w:w="70" w:type="dxa"/>
+              <w:start w:w="90" w:type="dxa"/>
+              <w:bottom w:w="70" w:type="dxa"/>
+              <w:end w:w="90" w:type="dxa"/>
+            </w:tcMar>
+            <w:vAlign w:val="center"/>
+          </w:tcPr>
+          <w:p>
+            <w:pPr>
+              <w:spacing w:after="0" w:line="252" w:lineRule="auto"/>
+              <w:jc w:val="left"/>
+            </w:pPr>
+            <w:r>
+              <w:rPr>
+                <w:rFonts w:ascii="Calibri" w:hAnsi="Calibri" w:eastAsia="Calibri"/>
+                <w:color w:val="203740"/>
+                <w:sz w:val="14"/>
+              </w:rPr>
+              <w:t>SNIP 13381</w:t>
+              <w:br/>
+              <w:t>Ficha/Mapa 3043</w:t>
+              <w:br/>
+              <w:t>Fuentes:</w:t>
+              <w:br/>
+              <w:t>Maestro Sí · Ppto. Sí</w:t>
+              <w:br/>
+              <w:t>Territorio Sí · CSV territ. Sí</w:t>
+              <w:br/>
+              <w:t>Perfil Sí</w:t>
+            </w:r>
+            <w:r>
+              <w:br/>
+            </w:r>
+            <w:hyperlink r:id="rId31">
+              <w:r>
+                <w:rPr>
+                  <w:rFonts w:ascii="Calibri" w:hAnsi="Calibri" w:eastAsia="Calibri"/>
+                  <w:color w:val="2E74B5"/>
+                  <w:u w:val="single"/>
+                  <w:sz w:val="14"/>
+                </w:rPr>
+                <w:t>Abrir proyecto</w:t>
+              </w:r>
+            </w:hyperlink>
+          </w:p>
+        </w:tc>
+        <w:tc>
+          <w:tcPr>
+            <w:tcW w:type="dxa" w:w="5976"/>
+            <w:tcMar>
+              <w:top w:w="70" w:type="dxa"/>
+              <w:start w:w="90" w:type="dxa"/>
+              <w:bottom w:w="70" w:type="dxa"/>
+              <w:end w:w="90" w:type="dxa"/>
+            </w:tcMar>
+            <w:vAlign w:val="center"/>
+          </w:tcPr>
+          <w:p>
+            <w:pPr>
+              <w:spacing w:after="0" w:line="252" w:lineRule="auto"/>
+              <w:jc w:val="left"/>
+            </w:pPr>
+            <w:r>
+              <w:rPr>
+                <w:rFonts w:ascii="Calibri" w:hAnsi="Calibri" w:eastAsia="Calibri"/>
+                <w:color w:val="203740"/>
+                <w:sz w:val="14"/>
+              </w:rPr>
+              <w:t>CONSTRUCCIÓN DE PLANTELES EDUCATIVOS EN LA PROVINCIA DE DAJABÓN (FASE 2)</w:t>
+              <w:br/>
+              <w:t>Institución(es): DIRECCION DE INFRAESTRUCTURA ESCOLAR</w:t>
+              <w:br/>
+              <w:t>Sector(es): Educación</w:t>
+              <w:br/>
+              <w:t>Territorios declarados: región cibao_noroeste; provincia(s) DAJABÓN; municipio(s) Sin registro</w:t>
+              <w:br/>
+              <w:t>Localización codificada: 04 cibao_noroeste · 05 DAJABÓN</w:t>
+              <w:br/>
+              <w:t>Ubicación del perfil: DAJABÓN - PROYECTO DEPARTAMENTAL</w:t>
+              <w:br/>
+              <w:t>Fuente territorial: profile · alcance province · verificada 02-08-2026 12:40 UTC</w:t>
+              <w:br/>
+              <w:t>Cobertura: nacional No · multirregional No</w:t>
+            </w:r>
+          </w:p>
+        </w:tc>
+        <w:tc>
+          <w:tcPr>
+            <w:tcW w:type="dxa" w:w="2880"/>
+            <w:tcMar>
+              <w:top w:w="70" w:type="dxa"/>
+              <w:start w:w="90" w:type="dxa"/>
+              <w:bottom w:w="70" w:type="dxa"/>
+              <w:end w:w="90" w:type="dxa"/>
+            </w:tcMar>
+            <w:vAlign w:val="center"/>
+          </w:tcPr>
+          <w:p>
+            <w:pPr>
+              <w:spacing w:after="0" w:line="252" w:lineRule="auto"/>
+              <w:jc w:val="left"/>
+            </w:pPr>
+            <w:r>
+              <w:rPr>
+                <w:rFonts w:ascii="Calibri" w:hAnsi="Calibri" w:eastAsia="Calibri"/>
+                <w:color w:val="203740"/>
+                <w:sz w:val="14"/>
+              </w:rPr>
+              <w:t>Estado: EJECUCIÓN</w:t>
+              <w:br/>
+              <w:t>Período: 01-01-2013 – 31-01-2027</w:t>
+              <w:br/>
+              <w:t>Avance físico: 85.24%</w:t>
+              <w:br/>
+              <w:t>Avance financiero: 85.24%</w:t>
+              <w:br/>
+              <w:t>Contratos: 0 total · 0 activos</w:t>
+              <w:br/>
+              <w:t>Seguimiento: Sin ejecución ni contrato activo</w:t>
+            </w:r>
+          </w:p>
+        </w:tc>
+        <w:tc>
+          <w:tcPr>
+            <w:tcW w:type="dxa" w:w="3024"/>
+            <w:tcMar>
+              <w:top w:w="70" w:type="dxa"/>
+              <w:start w:w="90" w:type="dxa"/>
+              <w:bottom w:w="70" w:type="dxa"/>
+              <w:end w:w="90" w:type="dxa"/>
+            </w:tcMar>
+            <w:vAlign w:val="center"/>
+          </w:tcPr>
+          <w:p>
+            <w:pPr>
+              <w:spacing w:after="0" w:line="252" w:lineRule="auto"/>
+              <w:jc w:val="left"/>
+            </w:pPr>
+            <w:r>
+              <w:rPr>
+                <w:rFonts w:ascii="Calibri" w:hAnsi="Calibri" w:eastAsia="Calibri"/>
+                <w:color w:val="203740"/>
+                <w:sz w:val="14"/>
+              </w:rPr>
+              <w:t>Costo del proyecto: RD$ 512,868,604.50</w:t>
+              <w:br/>
+              <w:t>Presupuesto 2026: RD$ 0.00</w:t>
+              <w:br/>
+              <w:t>Ejecutado 2026: RD$ 0.00</w:t>
+              <w:br/>
+              <w:t>Ejecución 2026: No calculable</w:t>
+            </w:r>
+          </w:p>
+        </w:tc>
+      </w:tr>
+      <w:tr>
+        <w:tc>
+          <w:tcPr>
+            <w:tcW w:type="dxa" w:w="576"/>
+            <w:tcMar>
+              <w:top w:w="70" w:type="dxa"/>
+              <w:start w:w="90" w:type="dxa"/>
+              <w:bottom w:w="70" w:type="dxa"/>
+              <w:end w:w="90" w:type="dxa"/>
+            </w:tcMar>
+            <w:vAlign w:val="center"/>
+            <w:shd w:fill="F3F6F6"/>
+          </w:tcPr>
+          <w:p>
+            <w:pPr>
+              <w:spacing w:after="0" w:line="252" w:lineRule="auto"/>
+              <w:jc w:val="center"/>
+            </w:pPr>
+            <w:r>
+              <w:rPr>
+                <w:rFonts w:ascii="Calibri" w:hAnsi="Calibri" w:eastAsia="Calibri"/>
+                <w:color w:val="203740"/>
+                <w:sz w:val="14"/>
+              </w:rPr>
+              <w:t>6</w:t>
+            </w:r>
+          </w:p>
+        </w:tc>
+        <w:tc>
+          <w:tcPr>
+            <w:tcW w:type="dxa" w:w="1656"/>
+            <w:tcMar>
+              <w:top w:w="70" w:type="dxa"/>
+              <w:start w:w="90" w:type="dxa"/>
+              <w:bottom w:w="70" w:type="dxa"/>
+              <w:end w:w="90" w:type="dxa"/>
+            </w:tcMar>
+            <w:vAlign w:val="center"/>
+            <w:shd w:fill="F3F6F6"/>
+          </w:tcPr>
+          <w:p>
+            <w:pPr>
+              <w:spacing w:after="0" w:line="252" w:lineRule="auto"/>
+              <w:jc w:val="left"/>
+            </w:pPr>
+            <w:r>
+              <w:rPr>
+                <w:rFonts w:ascii="Calibri" w:hAnsi="Calibri" w:eastAsia="Calibri"/>
+                <w:color w:val="203740"/>
+                <w:sz w:val="14"/>
+              </w:rPr>
+              <w:t>SNIP 13459</w:t>
+              <w:br/>
+              <w:t>Ficha/Mapa 3088</w:t>
+              <w:br/>
+              <w:t>Fuentes:</w:t>
+              <w:br/>
+              <w:t>Maestro Sí · Ppto. Sí</w:t>
+              <w:br/>
+              <w:t>Territorio Sí · CSV territ. Sí</w:t>
+              <w:br/>
+              <w:t>Perfil Sí</w:t>
+            </w:r>
+            <w:r>
+              <w:br/>
+            </w:r>
+            <w:hyperlink r:id="rId32">
+              <w:r>
+                <w:rPr>
+                  <w:rFonts w:ascii="Calibri" w:hAnsi="Calibri" w:eastAsia="Calibri"/>
+                  <w:color w:val="2E74B5"/>
+                  <w:u w:val="single"/>
+                  <w:sz w:val="14"/>
+                </w:rPr>
+                <w:t>Abrir proyecto</w:t>
+              </w:r>
+            </w:hyperlink>
+          </w:p>
+        </w:tc>
+        <w:tc>
+          <w:tcPr>
+            <w:tcW w:type="dxa" w:w="5976"/>
+            <w:tcMar>
+              <w:top w:w="70" w:type="dxa"/>
+              <w:start w:w="90" w:type="dxa"/>
+              <w:bottom w:w="70" w:type="dxa"/>
+              <w:end w:w="90" w:type="dxa"/>
+            </w:tcMar>
+            <w:vAlign w:val="center"/>
+            <w:shd w:fill="F3F6F6"/>
+          </w:tcPr>
+          <w:p>
+            <w:pPr>
+              <w:spacing w:after="0" w:line="252" w:lineRule="auto"/>
+              <w:jc w:val="left"/>
+            </w:pPr>
+            <w:r>
+              <w:rPr>
+                <w:rFonts w:ascii="Calibri" w:hAnsi="Calibri" w:eastAsia="Calibri"/>
+                <w:color w:val="203740"/>
+                <w:sz w:val="14"/>
+              </w:rPr>
+              <w:t>CONSTRUCCIÓN DE 1 ESTANCIA INFANTIL EN LA PROVINCIA DE DAJABON (FASE 2)</w:t>
+              <w:br/>
+              <w:t>Institución(es): DIRECCION DE INFRAESTRUCTURA ESCOLAR</w:t>
+              <w:br/>
+              <w:t>Sector(es): Educación</w:t>
+              <w:br/>
+              <w:t>Territorios declarados: región cibao_noroeste; provincia(s) DAJABÓN; municipio(s) Sin registro</w:t>
+              <w:br/>
+              <w:t>Localización codificada: 04 cibao_noroeste · 05 DAJABÓN</w:t>
+              <w:br/>
+              <w:t>Ubicación del perfil: DAJABÓN - PROYECTO DEPARTAMENTAL</w:t>
+              <w:br/>
+              <w:t>Fuente territorial: profile · alcance province · verificada 02-08-2026 12:40 UTC</w:t>
+              <w:br/>
+              <w:t>Cobertura: nacional No · multirregional No</w:t>
+            </w:r>
+          </w:p>
+        </w:tc>
+        <w:tc>
+          <w:tcPr>
+            <w:tcW w:type="dxa" w:w="2880"/>
+            <w:tcMar>
+              <w:top w:w="70" w:type="dxa"/>
+              <w:start w:w="90" w:type="dxa"/>
+              <w:bottom w:w="70" w:type="dxa"/>
+              <w:end w:w="90" w:type="dxa"/>
+            </w:tcMar>
+            <w:vAlign w:val="center"/>
+            <w:shd w:fill="F3F6F6"/>
+          </w:tcPr>
+          <w:p>
+            <w:pPr>
+              <w:spacing w:after="0" w:line="252" w:lineRule="auto"/>
+              <w:jc w:val="left"/>
+            </w:pPr>
+            <w:r>
+              <w:rPr>
+                <w:rFonts w:ascii="Calibri" w:hAnsi="Calibri" w:eastAsia="Calibri"/>
+                <w:color w:val="203740"/>
+                <w:sz w:val="14"/>
+              </w:rPr>
+              <w:t>Estado: EJECUCIÓN</w:t>
+              <w:br/>
+              <w:t>Período: 01-01-2014 – 31-01-2027</w:t>
+              <w:br/>
+              <w:t>Avance físico: 87.06%</w:t>
+              <w:br/>
+              <w:t>Avance financiero: 87.06%</w:t>
+              <w:br/>
+              <w:t>Contratos: 0 total · 0 activos</w:t>
+              <w:br/>
+              <w:t>Seguimiento: Sin ejecución ni contrato activo</w:t>
+            </w:r>
+          </w:p>
+        </w:tc>
+        <w:tc>
+          <w:tcPr>
+            <w:tcW w:type="dxa" w:w="3024"/>
+            <w:tcMar>
+              <w:top w:w="70" w:type="dxa"/>
+              <w:start w:w="90" w:type="dxa"/>
+              <w:bottom w:w="70" w:type="dxa"/>
+              <w:end w:w="90" w:type="dxa"/>
+            </w:tcMar>
+            <w:vAlign w:val="center"/>
+            <w:shd w:fill="F3F6F6"/>
+          </w:tcPr>
+          <w:p>
+            <w:pPr>
+              <w:spacing w:after="0" w:line="252" w:lineRule="auto"/>
+              <w:jc w:val="left"/>
+            </w:pPr>
+            <w:r>
+              <w:rPr>
+                <w:rFonts w:ascii="Calibri" w:hAnsi="Calibri" w:eastAsia="Calibri"/>
+                <w:color w:val="203740"/>
+                <w:sz w:val="14"/>
+              </w:rPr>
+              <w:t>Costo del proyecto: RD$ 112,152,094.73</w:t>
+              <w:br/>
+              <w:t>Presupuesto 2026: RD$ 10,259,585.00</w:t>
+              <w:br/>
+              <w:t>Ejecutado 2026: RD$ 0.00</w:t>
+              <w:br/>
+              <w:t>Ejecución 2026: 0.00%</w:t>
+            </w:r>
+          </w:p>
+        </w:tc>
+      </w:tr>
+      <w:tr>
+        <w:tc>
+          <w:tcPr>
+            <w:tcW w:type="dxa" w:w="576"/>
+            <w:tcMar>
+              <w:top w:w="70" w:type="dxa"/>
+              <w:start w:w="90" w:type="dxa"/>
+              <w:bottom w:w="70" w:type="dxa"/>
+              <w:end w:w="90" w:type="dxa"/>
+            </w:tcMar>
+            <w:vAlign w:val="center"/>
+          </w:tcPr>
+          <w:p>
+            <w:pPr>
+              <w:spacing w:after="0" w:line="252" w:lineRule="auto"/>
+              <w:jc w:val="center"/>
+            </w:pPr>
+            <w:r>
+              <w:rPr>
+                <w:rFonts w:ascii="Calibri" w:hAnsi="Calibri" w:eastAsia="Calibri"/>
+                <w:color w:val="203740"/>
+                <w:sz w:val="14"/>
+              </w:rPr>
+              <w:t>7</w:t>
+            </w:r>
+          </w:p>
+        </w:tc>
+        <w:tc>
+          <w:tcPr>
+            <w:tcW w:type="dxa" w:w="1656"/>
+            <w:tcMar>
+              <w:top w:w="70" w:type="dxa"/>
+              <w:start w:w="90" w:type="dxa"/>
+              <w:bottom w:w="70" w:type="dxa"/>
+              <w:end w:w="90" w:type="dxa"/>
+            </w:tcMar>
+            <w:vAlign w:val="center"/>
+          </w:tcPr>
+          <w:p>
+            <w:pPr>
+              <w:spacing w:after="0" w:line="252" w:lineRule="auto"/>
+              <w:jc w:val="left"/>
+            </w:pPr>
+            <w:r>
+              <w:rPr>
+                <w:rFonts w:ascii="Calibri" w:hAnsi="Calibri" w:eastAsia="Calibri"/>
+                <w:color w:val="203740"/>
+                <w:sz w:val="14"/>
+              </w:rPr>
+              <w:t>SNIP 13546</w:t>
+              <w:br/>
+              <w:t>Ficha/Mapa 3335</w:t>
+              <w:br/>
+              <w:t>Fuentes:</w:t>
+              <w:br/>
+              <w:t>Maestro Sí · Ppto. Sí</w:t>
+              <w:br/>
+              <w:t>Territorio Sí · CSV territ. Sí</w:t>
+              <w:br/>
+              <w:t>Perfil Sí</w:t>
+            </w:r>
+            <w:r>
+              <w:br/>
+            </w:r>
+            <w:hyperlink r:id="rId33">
+              <w:r>
+                <w:rPr>
+                  <w:rFonts w:ascii="Calibri" w:hAnsi="Calibri" w:eastAsia="Calibri"/>
+                  <w:color w:val="2E74B5"/>
+                  <w:u w:val="single"/>
+                  <w:sz w:val="14"/>
+                </w:rPr>
+                <w:t>Abrir proyecto</w:t>
+              </w:r>
+            </w:hyperlink>
+          </w:p>
+        </w:tc>
+        <w:tc>
+          <w:tcPr>
+            <w:tcW w:type="dxa" w:w="5976"/>
+            <w:tcMar>
+              <w:top w:w="70" w:type="dxa"/>
+              <w:start w:w="90" w:type="dxa"/>
+              <w:bottom w:w="70" w:type="dxa"/>
+              <w:end w:w="90" w:type="dxa"/>
+            </w:tcMar>
+            <w:vAlign w:val="center"/>
+          </w:tcPr>
+          <w:p>
+            <w:pPr>
+              <w:spacing w:after="0" w:line="252" w:lineRule="auto"/>
+              <w:jc w:val="left"/>
+            </w:pPr>
+            <w:r>
+              <w:rPr>
+                <w:rFonts w:ascii="Calibri" w:hAnsi="Calibri" w:eastAsia="Calibri"/>
+                <w:color w:val="203740"/>
+                <w:sz w:val="14"/>
+              </w:rPr>
+              <w:t>CONSTRUCCIÓN DE PLANTELES EDUCATIVOS EN LA PROVINCIA DAJABÓN (FASE 3)</w:t>
+              <w:br/>
+              <w:t>Institución(es): DIRECCION DE INFRAESTRUCTURA ESCOLAR</w:t>
+              <w:br/>
+              <w:t>Sector(es): Educación</w:t>
+              <w:br/>
+              <w:t>Territorios declarados: región cibao_noroeste; provincia(s) DAJABÓN; municipio(s) Sin registro</w:t>
+              <w:br/>
+              <w:t>Localización codificada: 04 cibao_noroeste · 05 DAJABÓN</w:t>
+              <w:br/>
+              <w:t>Ubicación del perfil: DAJABÓN - PROYECTO DEPARTAMENTAL</w:t>
+              <w:br/>
+              <w:t>Fuente territorial: profile · alcance province · verificada 02-08-2026 12:40 UTC</w:t>
+              <w:br/>
+              <w:t>Cobertura: nacional No · multirregional No</w:t>
+            </w:r>
+          </w:p>
+        </w:tc>
+        <w:tc>
+          <w:tcPr>
+            <w:tcW w:type="dxa" w:w="2880"/>
+            <w:tcMar>
+              <w:top w:w="70" w:type="dxa"/>
+              <w:start w:w="90" w:type="dxa"/>
+              <w:bottom w:w="70" w:type="dxa"/>
+              <w:end w:w="90" w:type="dxa"/>
+            </w:tcMar>
+            <w:vAlign w:val="center"/>
+          </w:tcPr>
+          <w:p>
+            <w:pPr>
+              <w:spacing w:after="0" w:line="252" w:lineRule="auto"/>
+              <w:jc w:val="left"/>
+            </w:pPr>
+            <w:r>
+              <w:rPr>
+                <w:rFonts w:ascii="Calibri" w:hAnsi="Calibri" w:eastAsia="Calibri"/>
+                <w:color w:val="203740"/>
+                <w:sz w:val="14"/>
+              </w:rPr>
+              <w:t>Estado: EJECUCIÓN</w:t>
+              <w:br/>
+              <w:t>Período: 01-01-2014 – 31-01-2027</w:t>
+              <w:br/>
+              <w:t>Avance físico: 58.53%</w:t>
+              <w:br/>
+              <w:t>Avance financiero: 58.53%</w:t>
+              <w:br/>
+              <w:t>Contratos: 0 total · 0 activos</w:t>
+              <w:br/>
+              <w:t>Seguimiento: Ejecución registrada</w:t>
+            </w:r>
+          </w:p>
+        </w:tc>
+        <w:tc>
+          <w:tcPr>
+            <w:tcW w:type="dxa" w:w="3024"/>
+            <w:tcMar>
+              <w:top w:w="70" w:type="dxa"/>
+              <w:start w:w="90" w:type="dxa"/>
+              <w:bottom w:w="70" w:type="dxa"/>
+              <w:end w:w="90" w:type="dxa"/>
+            </w:tcMar>
+            <w:vAlign w:val="center"/>
+          </w:tcPr>
+          <w:p>
+            <w:pPr>
+              <w:spacing w:after="0" w:line="252" w:lineRule="auto"/>
+              <w:jc w:val="left"/>
+            </w:pPr>
+            <w:r>
+              <w:rPr>
+                <w:rFonts w:ascii="Calibri" w:hAnsi="Calibri" w:eastAsia="Calibri"/>
+                <w:color w:val="203740"/>
+                <w:sz w:val="14"/>
+              </w:rPr>
+              <w:t>Costo del proyecto: RD$ 323,471,236.98</w:t>
+              <w:br/>
+              <w:t>Presupuesto 2026: RD$ 89,445,042.00</w:t>
+              <w:br/>
+              <w:t>Ejecutado 2026: RD$ 87,848,339.49</w:t>
+              <w:br/>
+              <w:t>Ejecución 2026: 98.21%</w:t>
+            </w:r>
+          </w:p>
+        </w:tc>
+      </w:tr>
+      <w:tr>
+        <w:tc>
+          <w:tcPr>
+            <w:tcW w:type="dxa" w:w="576"/>
+            <w:tcMar>
+              <w:top w:w="70" w:type="dxa"/>
+              <w:start w:w="90" w:type="dxa"/>
+              <w:bottom w:w="70" w:type="dxa"/>
+              <w:end w:w="90" w:type="dxa"/>
+            </w:tcMar>
+            <w:vAlign w:val="center"/>
+            <w:shd w:fill="F3F6F6"/>
+          </w:tcPr>
+          <w:p>
+            <w:pPr>
+              <w:spacing w:after="0" w:line="252" w:lineRule="auto"/>
+              <w:jc w:val="center"/>
+            </w:pPr>
+            <w:r>
+              <w:rPr>
+                <w:rFonts w:ascii="Calibri" w:hAnsi="Calibri" w:eastAsia="Calibri"/>
+                <w:color w:val="203740"/>
+                <w:sz w:val="14"/>
+              </w:rPr>
+              <w:t>8</w:t>
+            </w:r>
+          </w:p>
+        </w:tc>
+        <w:tc>
+          <w:tcPr>
+            <w:tcW w:type="dxa" w:w="1656"/>
+            <w:tcMar>
+              <w:top w:w="70" w:type="dxa"/>
+              <w:start w:w="90" w:type="dxa"/>
+              <w:bottom w:w="70" w:type="dxa"/>
+              <w:end w:w="90" w:type="dxa"/>
+            </w:tcMar>
+            <w:vAlign w:val="center"/>
+            <w:shd w:fill="F3F6F6"/>
+          </w:tcPr>
+          <w:p>
+            <w:pPr>
+              <w:spacing w:after="0" w:line="252" w:lineRule="auto"/>
+              <w:jc w:val="left"/>
+            </w:pPr>
+            <w:r>
+              <w:rPr>
+                <w:rFonts w:ascii="Calibri" w:hAnsi="Calibri" w:eastAsia="Calibri"/>
+                <w:color w:val="203740"/>
+                <w:sz w:val="14"/>
+              </w:rPr>
+              <w:t>SNIP 13913</w:t>
+              <w:br/>
+              <w:t>Ficha/Mapa 4083</w:t>
+              <w:br/>
+              <w:t>Fuentes:</w:t>
+              <w:br/>
+              <w:t>Maestro Sí · Ppto. Sí</w:t>
+              <w:br/>
+              <w:t>Territorio Sí · CSV territ. Sí</w:t>
+              <w:br/>
+              <w:t>Perfil Sí</w:t>
+            </w:r>
+            <w:r>
+              <w:br/>
+            </w:r>
+            <w:hyperlink r:id="rId34">
+              <w:r>
+                <w:rPr>
+                  <w:rFonts w:ascii="Calibri" w:hAnsi="Calibri" w:eastAsia="Calibri"/>
+                  <w:color w:val="2E74B5"/>
+                  <w:u w:val="single"/>
+                  <w:sz w:val="14"/>
+                </w:rPr>
+                <w:t>Abrir proyecto</w:t>
+              </w:r>
+            </w:hyperlink>
+          </w:p>
+        </w:tc>
+        <w:tc>
+          <w:tcPr>
+            <w:tcW w:type="dxa" w:w="5976"/>
+            <w:tcMar>
+              <w:top w:w="70" w:type="dxa"/>
+              <w:start w:w="90" w:type="dxa"/>
+              <w:bottom w:w="70" w:type="dxa"/>
+              <w:end w:w="90" w:type="dxa"/>
+            </w:tcMar>
+            <w:vAlign w:val="center"/>
+            <w:shd w:fill="F3F6F6"/>
+          </w:tcPr>
+          <w:p>
+            <w:pPr>
+              <w:spacing w:after="0" w:line="252" w:lineRule="auto"/>
+              <w:jc w:val="left"/>
+            </w:pPr>
+            <w:r>
+              <w:rPr>
+                <w:rFonts w:ascii="Calibri" w:hAnsi="Calibri" w:eastAsia="Calibri"/>
+                <w:color w:val="203740"/>
+                <w:sz w:val="14"/>
+              </w:rPr>
+              <w:t>FORTALECIMIENTO DE LA EFICIENCIA EN LA GESTIÓN DE AGUA Y SANEAMIENTO EN LAS PROVINCIAS MONTECRISTI, VALVERDE, DAJABÓN Y SANTIAGO R., RD</w:t>
+              <w:br/>
+              <w:t>Institución(es): INSTITUTO NACIONAL DE AGUA POTABLE Y ALCANTARILLADO (INAPA)</w:t>
+              <w:br/>
+              <w:t>Sector(es): Protección del aire, agua y suelo</w:t>
+              <w:br/>
+              <w:t>Territorios declarados: región cibao_noroeste; provincia(s) DAJABÓN; MONTE CRISTI; SANTIAGO RODRIGUEZ; VALVERDE; municipio(s) Sin registro</w:t>
+              <w:br/>
+              <w:t>Localización codificada: 04 cibao_noroeste · 05 DAJABÓN; 04 cibao_noroeste · 15 MONTE CRISTI; 04 cibao_noroeste · 26 SANTIAGO RODRIGUEZ; 04 cibao_noroeste · 27 VALVERDE</w:t>
+              <w:br/>
+              <w:t>Ubicación del perfil: DAJABÓN - PROYECTO DEPARTAMENTAL; MONTE CRISTI - PROYECTO DEPARTAMENTAL; SANTIAGO RODRIGUEZ - PROYECTO DEPARTAMENTAL; VALVERDE - PROYECTO DEPARTAMENTAL</w:t>
+              <w:br/>
+              <w:t>Fuente territorial: profile · alcance province · verificada 02-08-2026 12:40 UTC</w:t>
+              <w:br/>
+              <w:t>Cobertura: nacional No · multirregional No</w:t>
+            </w:r>
+          </w:p>
+        </w:tc>
+        <w:tc>
+          <w:tcPr>
+            <w:tcW w:type="dxa" w:w="2880"/>
+            <w:tcMar>
+              <w:top w:w="70" w:type="dxa"/>
+              <w:start w:w="90" w:type="dxa"/>
+              <w:bottom w:w="70" w:type="dxa"/>
+              <w:end w:w="90" w:type="dxa"/>
+            </w:tcMar>
+            <w:vAlign w:val="center"/>
+            <w:shd w:fill="F3F6F6"/>
+          </w:tcPr>
+          <w:p>
+            <w:pPr>
+              <w:spacing w:after="0" w:line="252" w:lineRule="auto"/>
+              <w:jc w:val="left"/>
+            </w:pPr>
+            <w:r>
+              <w:rPr>
+                <w:rFonts w:ascii="Calibri" w:hAnsi="Calibri" w:eastAsia="Calibri"/>
+                <w:color w:val="203740"/>
+                <w:sz w:val="14"/>
+              </w:rPr>
+              <w:t>Estado: EJECUCIÓN</w:t>
+              <w:br/>
+              <w:t>Período: 01-01-2017 – 31-01-2027</w:t>
+              <w:br/>
+              <w:t>Avance físico: 28.96%</w:t>
+              <w:br/>
+              <w:t>Avance financiero: 28.96%</w:t>
+              <w:br/>
+              <w:t>Contratos: 0 total · 0 activos</w:t>
+              <w:br/>
+              <w:t>Seguimiento: Ejecución registrada</w:t>
+            </w:r>
+          </w:p>
+        </w:tc>
+        <w:tc>
+          <w:tcPr>
+            <w:tcW w:type="dxa" w:w="3024"/>
+            <w:tcMar>
+              <w:top w:w="70" w:type="dxa"/>
+              <w:start w:w="90" w:type="dxa"/>
+              <w:bottom w:w="70" w:type="dxa"/>
+              <w:end w:w="90" w:type="dxa"/>
+            </w:tcMar>
+            <w:vAlign w:val="center"/>
+            <w:shd w:fill="F3F6F6"/>
+          </w:tcPr>
+          <w:p>
+            <w:pPr>
+              <w:spacing w:after="0" w:line="252" w:lineRule="auto"/>
+              <w:jc w:val="left"/>
+            </w:pPr>
+            <w:r>
+              <w:rPr>
+                <w:rFonts w:ascii="Calibri" w:hAnsi="Calibri" w:eastAsia="Calibri"/>
+                <w:color w:val="203740"/>
+                <w:sz w:val="14"/>
+              </w:rPr>
+              <w:t>Costo del proyecto: RD$ 662,195,940.00</w:t>
+              <w:br/>
+              <w:t>Presupuesto 2026: RD$ 413,709,154.68</w:t>
+              <w:br/>
+              <w:t>Ejecutado 2026: RD$ 91,449,547.35</w:t>
+              <w:br/>
+              <w:t>Ejecución 2026: 22.10%</w:t>
+            </w:r>
+          </w:p>
+        </w:tc>
+      </w:tr>
+      <w:tr>
+        <w:tc>
+          <w:tcPr>
+            <w:tcW w:type="dxa" w:w="576"/>
+            <w:tcMar>
+              <w:top w:w="70" w:type="dxa"/>
+              <w:start w:w="90" w:type="dxa"/>
+              <w:bottom w:w="70" w:type="dxa"/>
+              <w:end w:w="90" w:type="dxa"/>
+            </w:tcMar>
+            <w:vAlign w:val="center"/>
+          </w:tcPr>
+          <w:p>
+            <w:pPr>
+              <w:spacing w:after="0" w:line="252" w:lineRule="auto"/>
+              <w:jc w:val="center"/>
+            </w:pPr>
+            <w:r>
+              <w:rPr>
+                <w:rFonts w:ascii="Calibri" w:hAnsi="Calibri" w:eastAsia="Calibri"/>
+                <w:color w:val="203740"/>
+                <w:sz w:val="14"/>
+              </w:rPr>
+              <w:t>9</w:t>
+            </w:r>
+          </w:p>
+        </w:tc>
+        <w:tc>
+          <w:tcPr>
+            <w:tcW w:type="dxa" w:w="1656"/>
+            <w:tcMar>
+              <w:top w:w="70" w:type="dxa"/>
+              <w:start w:w="90" w:type="dxa"/>
+              <w:bottom w:w="70" w:type="dxa"/>
+              <w:end w:w="90" w:type="dxa"/>
+            </w:tcMar>
+            <w:vAlign w:val="center"/>
+          </w:tcPr>
+          <w:p>
+            <w:pPr>
+              <w:spacing w:after="0" w:line="252" w:lineRule="auto"/>
+              <w:jc w:val="left"/>
+            </w:pPr>
+            <w:r>
+              <w:rPr>
+                <w:rFonts w:ascii="Calibri" w:hAnsi="Calibri" w:eastAsia="Calibri"/>
+                <w:color w:val="203740"/>
+                <w:sz w:val="14"/>
+              </w:rPr>
+              <w:t>SNIP 14178</w:t>
+              <w:br/>
+              <w:t>Ficha/Mapa 4546</w:t>
+              <w:br/>
+              <w:t>Fuentes:</w:t>
+              <w:br/>
+              <w:t>Maestro Sí · Ppto. Sí</w:t>
+              <w:br/>
+              <w:t>Territorio Sí · CSV territ. Sí</w:t>
+              <w:br/>
+              <w:t>Perfil Sí</w:t>
+            </w:r>
+            <w:r>
+              <w:br/>
+            </w:r>
+            <w:hyperlink r:id="rId35">
+              <w:r>
+                <w:rPr>
+                  <w:rFonts w:ascii="Calibri" w:hAnsi="Calibri" w:eastAsia="Calibri"/>
+                  <w:color w:val="2E74B5"/>
+                  <w:u w:val="single"/>
+                  <w:sz w:val="14"/>
+                </w:rPr>
+                <w:t>Abrir proyecto</w:t>
+              </w:r>
+            </w:hyperlink>
+            <w:r>
+              <w:br/>
+            </w:r>
+            <w:hyperlink r:id="rId36">
+              <w:r>
+                <w:rPr>
+                  <w:rFonts w:ascii="Calibri" w:hAnsi="Calibri" w:eastAsia="Calibri"/>
+                  <w:color w:val="2E74B5"/>
+                  <w:u w:val="single"/>
+                  <w:sz w:val="14"/>
+                </w:rPr>
+                <w:t>Abrir contratos</w:t>
+              </w:r>
+            </w:hyperlink>
+          </w:p>
+        </w:tc>
+        <w:tc>
+          <w:tcPr>
+            <w:tcW w:type="dxa" w:w="5976"/>
+            <w:tcMar>
+              <w:top w:w="70" w:type="dxa"/>
+              <w:start w:w="90" w:type="dxa"/>
+              <w:bottom w:w="70" w:type="dxa"/>
+              <w:end w:w="90" w:type="dxa"/>
+            </w:tcMar>
+            <w:vAlign w:val="center"/>
+          </w:tcPr>
+          <w:p>
+            <w:pPr>
+              <w:spacing w:after="0" w:line="252" w:lineRule="auto"/>
+              <w:jc w:val="left"/>
+            </w:pPr>
+            <w:r>
+              <w:rPr>
+                <w:rFonts w:ascii="Calibri" w:hAnsi="Calibri" w:eastAsia="Calibri"/>
+                <w:color w:val="203740"/>
+                <w:sz w:val="14"/>
+              </w:rPr>
+              <w:t>CONSTRUCCIÓN HOSPITAL MUNICIPAL DE DAJABÓN PROVINCIA DAJABÓN, REPÚBLICA DOMINICANA</w:t>
+              <w:br/>
+              <w:t>Institución(es): MINISTERIO DE LA VIVIENDA, HABITAT Y EDIFICACIONES (MIVHED)</w:t>
+              <w:br/>
+              <w:t>Sector(es): Salud</w:t>
+              <w:br/>
+              <w:t>Territorios declarados: región cibao_noroeste; provincia(s) DAJABÓN; municipio(s) DAJABÓN</w:t>
+              <w:br/>
+              <w:t>Localización codificada: 04 cibao_noroeste · 05 DAJABÓN · 040501 DAJABÓN</w:t>
+              <w:br/>
+              <w:t>Ubicación del perfil: DAJABÓN (DAJABÓN)</w:t>
+              <w:br/>
+              <w:t>Fuente territorial: profile · alcance municipality · verificada 02-08-2026 12:40 UTC</w:t>
+              <w:br/>
+              <w:t>Cobertura: nacional No · multirregional No</w:t>
+            </w:r>
+          </w:p>
+        </w:tc>
+        <w:tc>
+          <w:tcPr>
+            <w:tcW w:type="dxa" w:w="2880"/>
+            <w:tcMar>
+              <w:top w:w="70" w:type="dxa"/>
+              <w:start w:w="90" w:type="dxa"/>
+              <w:bottom w:w="70" w:type="dxa"/>
+              <w:end w:w="90" w:type="dxa"/>
+            </w:tcMar>
+            <w:vAlign w:val="center"/>
+          </w:tcPr>
+          <w:p>
+            <w:pPr>
+              <w:spacing w:after="0" w:line="252" w:lineRule="auto"/>
+              <w:jc w:val="left"/>
+            </w:pPr>
+            <w:r>
+              <w:rPr>
+                <w:rFonts w:ascii="Calibri" w:hAnsi="Calibri" w:eastAsia="Calibri"/>
+                <w:color w:val="203740"/>
+                <w:sz w:val="14"/>
+              </w:rPr>
+              <w:t>Estado: EJECUCIÓN</w:t>
+              <w:br/>
+              <w:t>Período: 01-01-2019 – 31-01-2027</w:t>
+              <w:br/>
+              <w:t>Avance físico: 61.18%</w:t>
+              <w:br/>
+              <w:t>Avance financiero: 61.18%</w:t>
+              <w:br/>
+              <w:t>Contratos: 10 total · 10 activos</w:t>
+              <w:br/>
+              <w:t>Seguimiento: Ejecución y contrato activo</w:t>
+            </w:r>
+          </w:p>
+        </w:tc>
+        <w:tc>
+          <w:tcPr>
+            <w:tcW w:type="dxa" w:w="3024"/>
+            <w:tcMar>
+              <w:top w:w="70" w:type="dxa"/>
+              <w:start w:w="90" w:type="dxa"/>
+              <w:bottom w:w="70" w:type="dxa"/>
+              <w:end w:w="90" w:type="dxa"/>
+            </w:tcMar>
+            <w:vAlign w:val="center"/>
+          </w:tcPr>
+          <w:p>
+            <w:pPr>
+              <w:spacing w:after="0" w:line="252" w:lineRule="auto"/>
+              <w:jc w:val="left"/>
+            </w:pPr>
+            <w:r>
+              <w:rPr>
+                <w:rFonts w:ascii="Calibri" w:hAnsi="Calibri" w:eastAsia="Calibri"/>
+                <w:color w:val="203740"/>
+                <w:sz w:val="14"/>
+              </w:rPr>
+              <w:t>Costo del proyecto: RD$ 2,422,473,942.52</w:t>
+              <w:br/>
+              <w:t>Presupuesto 2026: RD$ 338,009,215.00</w:t>
+              <w:br/>
+              <w:t>Ejecutado 2026: RD$ 60,802,739.07</w:t>
+              <w:br/>
+              <w:t>Ejecución 2026: 17.99%</w:t>
+            </w:r>
+          </w:p>
+        </w:tc>
+      </w:tr>
+      <w:tr>
+        <w:tc>
+          <w:tcPr>
+            <w:tcW w:type="dxa" w:w="576"/>
+            <w:tcMar>
+              <w:top w:w="70" w:type="dxa"/>
+              <w:start w:w="90" w:type="dxa"/>
+              <w:bottom w:w="70" w:type="dxa"/>
+              <w:end w:w="90" w:type="dxa"/>
+            </w:tcMar>
+            <w:vAlign w:val="center"/>
+            <w:shd w:fill="F3F6F6"/>
+          </w:tcPr>
+          <w:p>
+            <w:pPr>
+              <w:spacing w:after="0" w:line="252" w:lineRule="auto"/>
+              <w:jc w:val="center"/>
+            </w:pPr>
+            <w:r>
+              <w:rPr>
+                <w:rFonts w:ascii="Calibri" w:hAnsi="Calibri" w:eastAsia="Calibri"/>
+                <w:color w:val="203740"/>
+                <w:sz w:val="14"/>
+              </w:rPr>
+              <w:t>10</w:t>
+            </w:r>
+          </w:p>
+        </w:tc>
+        <w:tc>
+          <w:tcPr>
+            <w:tcW w:type="dxa" w:w="1656"/>
+            <w:tcMar>
+              <w:top w:w="70" w:type="dxa"/>
+              <w:start w:w="90" w:type="dxa"/>
+              <w:bottom w:w="70" w:type="dxa"/>
+              <w:end w:w="90" w:type="dxa"/>
+            </w:tcMar>
+            <w:vAlign w:val="center"/>
+            <w:shd w:fill="F3F6F6"/>
+          </w:tcPr>
+          <w:p>
+            <w:pPr>
+              <w:spacing w:after="0" w:line="252" w:lineRule="auto"/>
+              <w:jc w:val="left"/>
+            </w:pPr>
+            <w:r>
+              <w:rPr>
+                <w:rFonts w:ascii="Calibri" w:hAnsi="Calibri" w:eastAsia="Calibri"/>
+                <w:color w:val="203740"/>
+                <w:sz w:val="14"/>
+              </w:rPr>
+              <w:t>SNIP 14491</w:t>
+              <w:br/>
+              <w:t>Ficha/Mapa 4979</w:t>
+              <w:br/>
+              <w:t>Fuentes:</w:t>
+              <w:br/>
+              <w:t>Maestro Sí · Ppto. Sí</w:t>
+              <w:br/>
+              <w:t>Territorio Sí · CSV territ. Sí</w:t>
+              <w:br/>
+              <w:t>Perfil Sí</w:t>
+            </w:r>
+            <w:r>
+              <w:br/>
+            </w:r>
+            <w:hyperlink r:id="rId37">
+              <w:r>
+                <w:rPr>
+                  <w:rFonts w:ascii="Calibri" w:hAnsi="Calibri" w:eastAsia="Calibri"/>
+                  <w:color w:val="2E74B5"/>
+                  <w:u w:val="single"/>
+                  <w:sz w:val="14"/>
+                </w:rPr>
+                <w:t>Abrir proyecto</w:t>
+              </w:r>
+            </w:hyperlink>
+          </w:p>
+        </w:tc>
+        <w:tc>
+          <w:tcPr>
+            <w:tcW w:type="dxa" w:w="5976"/>
+            <w:tcMar>
+              <w:top w:w="70" w:type="dxa"/>
+              <w:start w:w="90" w:type="dxa"/>
+              <w:bottom w:w="70" w:type="dxa"/>
+              <w:end w:w="90" w:type="dxa"/>
+            </w:tcMar>
+            <w:vAlign w:val="center"/>
+            <w:shd w:fill="F3F6F6"/>
+          </w:tcPr>
+          <w:p>
+            <w:pPr>
+              <w:spacing w:after="0" w:line="252" w:lineRule="auto"/>
+              <w:jc w:val="left"/>
+            </w:pPr>
+            <w:r>
+              <w:rPr>
+                <w:rFonts w:ascii="Calibri" w:hAnsi="Calibri" w:eastAsia="Calibri"/>
+                <w:color w:val="203740"/>
+                <w:sz w:val="14"/>
+              </w:rPr>
+              <w:t>MEJORAMIENTO DE LA CONECTIVIDAD PARA LA TRANSFORMACION DIGITAL EN LA REPUBLICA DOMINICANA</w:t>
+              <w:br/>
+              <w:t>Institución(es): INSTITUTO DOMINICANO DE LA TELECOMUNICACIONES</w:t>
+              <w:br/>
+              <w:t>Sector(es): Comunicaciones</w:t>
+              <w:br/>
+              <w:t>Territorios declarados: región Sin dato; provincia(s) AZUA; BAORUCO; BARAHONA; DAJABÓN; DISTRITO NACIONAL; DUARTE; EL SEIBO; ELÍAS PIÑA; ESPAILLAT; HATO MAYOR; HERMANAS MIRABAL; INDEPENDENCIA; LA ALTAGRACIA; LA ROMANA; LA VEGA; MARÍA TRINIDAD SÁNCHEZ; MONSEÑOR NOUEL; MONTE CRISTI; MONTE PLATA; PEDERNALES; PERAVIA; PUERTO PLATA; SAMANÁ; SAN CRISTÓBAL; SAN JOSÉ DE OCOA; SAN JUAN; SAN PEDRO DE MACORÍS; SÁNCHEZ RAMÍREZ; SANTIAGO; SANTIAGO RODRIGUEZ; SANTO DOMINGO; VALVERDE; municipio(s) Sin registro</w:t>
+              <w:br/>
+              <w:t>Localización codificada: 07 el_valle · 02 AZUA; 06 enriquillo · 03 BAORUCO; 06 enriquillo · 04 BARAHONA; 04 cibao_noroeste · 05 DAJABÓN; 00 · 00000 DISTRITO NACIONAL; 03 cibao_nordeste · 06 DUARTE; 08 yuma · 08 EL SEIBO; 07 el_valle · 07 ELÍAS PIÑA; 01 cibao_norte · 09 ESPAILLAT; 09 higuamo · 30 HATO MAYOR; 03 cibao_nordeste · 19 HERMANAS MIRABAL; 06 enriquillo · 10 INDEPENDENCIA; 08 yuma · 11 LA ALTAGRACIA; 08 yuma · 12 LA ROMANA; 02 cibao_sur · 13 LA VEGA; 03 cibao_nordeste · 14 MARÍA TRINIDAD SÁNCHEZ; 02 cibao_sur · 28 MONSEÑOR NOUEL; 04 cibao_noroeste · 15 MONTE CRISTI; 09 higuamo · 29 MONTE PLATA; 06 enriquillo · 16 PEDERNALES; 05 valdesia · 17 PERAVIA; 01 cibao_norte · 18 PUERTO PLATA; 03 cibao_nordeste · 20 SAMANÁ; 05 valdesia · 21 SAN CRISTÓBAL; 05 valdesia · 31 SAN JOSÉ DE OCOA; 07 el_valle · 22 SAN JUAN; 09 higuamo · 23 SAN PEDRO DE MACORÍS; 02 cibao_sur · 24 SÁNCHEZ RAMÍREZ; 01 cibao_norte · 25 SANTIAGO; 04 cibao_noroeste · 26 SANTIAGO RODRIGUEZ; 10 ozama · 32 SANTO DOMINGO; 04 cibao_noroeste · 27 VALVERDE</w:t>
+              <w:br/>
+              <w:t>Ubicación del perfil: AZUA - PROYECTO DEPARTAMENTAL; BAORUCO - PROYECTO DEPARTAMENTAL; BARAHONA - PROYECTO DEPARTAMENTAL; DAJABÓN - PROYECTO DEPARTAMENTAL; DISTRITO NACIONAL - PROYECTO DEPARTAMENTAL; DUARTE - PROYECTO DEPARTAMENTAL; EL SEIBO - PROYECTO DEPARTAMENTAL; ELÍAS PIÑA - PROYECTO DEPARTAMENTAL; ESPAILLAT - PROYECTO DEPARTAMENTAL; HATO MAYOR - PROYECTO DEPARTAMENTAL; HERMANAS MIRABAL - PROYECTO DEPARTAMENTAL; INDEPENDENCIA - PROYECTO DEPARTAMENTAL; LA ALTAGRACIA - PROYECTO DEPARTAMENTAL; LA ROMANA - PROYECTO DEPARTAMENTAL; LA VEGA - PROYECTO DEPARTAMENTAL; MARÍA TRINIDAD SÁNCHEZ - PROYECTO DEPARTAMENTAL; MONSEÑOR NOUEL - PROYECTO DEPARTAMENTAL; MONTE CRISTI - PROYECTO DEPARTAMENTAL; MONTE PLATA - PROYECTO DEPARTAMENTAL; PEDERNALES - PROYECTO DEPARTAMENTAL; PERAVIA - PROYECTO DEPARTAMENTAL; PUERTO PLATA - PROYECTO DEPARTAMENTAL; SAMANÁ - PROYECTO DEPARTAMENTAL; SAN CRISTÓBAL - PROYECTO DEPARTAMENTAL; SAN JOSÉ DE OCOA - PROYECTO DEPARTAMENTAL; SAN JUAN - PROYECTO DEPARTAMENTAL; SAN PEDRO DE MACORÍS - PROYECTO DEPARTAMENTAL; SÁNCHEZ RAMÍREZ - PROYECTO DEPARTAMENTAL; SANTIAGO - PROYECTO DEPARTAMENTAL; SANTIAGO RODRIGUEZ - PROYECTO DEPARTAMENTAL; SANTO DOMINGO - PROYECTO DEPARTAMENTAL; VALVERDE - PROYECTO DEPARTAMENTAL</w:t>
+              <w:br/>
+              <w:t>Fuente territorial: profile · alcance province · verificada 02-08-2026 12:40 UTC</w:t>
+              <w:br/>
+              <w:t>Cobertura: nacional No · multirregional Sí</w:t>
+            </w:r>
+          </w:p>
+        </w:tc>
+        <w:tc>
+          <w:tcPr>
+            <w:tcW w:type="dxa" w:w="2880"/>
+            <w:tcMar>
+              <w:top w:w="70" w:type="dxa"/>
+              <w:start w:w="90" w:type="dxa"/>
+              <w:bottom w:w="70" w:type="dxa"/>
+              <w:end w:w="90" w:type="dxa"/>
+            </w:tcMar>
+            <w:vAlign w:val="center"/>
+            <w:shd w:fill="F3F6F6"/>
+          </w:tcPr>
+          <w:p>
+            <w:pPr>
+              <w:spacing w:after="0" w:line="252" w:lineRule="auto"/>
+              <w:jc w:val="left"/>
+            </w:pPr>
+            <w:r>
+              <w:rPr>
+                <w:rFonts w:ascii="Calibri" w:hAnsi="Calibri" w:eastAsia="Calibri"/>
+                <w:color w:val="203740"/>
+                <w:sz w:val="14"/>
+              </w:rPr>
+              <w:t>Estado: EJECUCIÓN</w:t>
+              <w:br/>
+              <w:t>Período: 01-01-2021 – 31-01-2027</w:t>
+              <w:br/>
+              <w:t>Avance físico: 30.65%</w:t>
+              <w:br/>
+              <w:t>Avance financiero: 30.65%</w:t>
+              <w:br/>
+              <w:t>Contratos: 0 total · 0 activos</w:t>
+              <w:br/>
+              <w:t>Seguimiento: Ejecución registrada</w:t>
+            </w:r>
+          </w:p>
+        </w:tc>
+        <w:tc>
+          <w:tcPr>
+            <w:tcW w:type="dxa" w:w="3024"/>
+            <w:tcMar>
+              <w:top w:w="70" w:type="dxa"/>
+              <w:start w:w="90" w:type="dxa"/>
+              <w:bottom w:w="70" w:type="dxa"/>
+              <w:end w:w="90" w:type="dxa"/>
+            </w:tcMar>
+            <w:vAlign w:val="center"/>
+            <w:shd w:fill="F3F6F6"/>
+          </w:tcPr>
+          <w:p>
+            <w:pPr>
+              <w:spacing w:after="0" w:line="252" w:lineRule="auto"/>
+              <w:jc w:val="left"/>
+            </w:pPr>
+            <w:r>
+              <w:rPr>
+                <w:rFonts w:ascii="Calibri" w:hAnsi="Calibri" w:eastAsia="Calibri"/>
+                <w:color w:val="203740"/>
+                <w:sz w:val="14"/>
+              </w:rPr>
+              <w:t>Costo del proyecto: RD$ 6,785,000,000.00</w:t>
+              <w:br/>
+              <w:t>Presupuesto 2026: RD$ 1,072,870,000.00</w:t>
+              <w:br/>
+              <w:t>Ejecutado 2026: RD$ 487,278,253.64</w:t>
+              <w:br/>
+              <w:t>Ejecución 2026: 45.42%</w:t>
+            </w:r>
+          </w:p>
+        </w:tc>
+      </w:tr>
+      <w:tr>
+        <w:tc>
+          <w:tcPr>
+            <w:tcW w:type="dxa" w:w="576"/>
+            <w:tcMar>
+              <w:top w:w="70" w:type="dxa"/>
+              <w:start w:w="90" w:type="dxa"/>
+              <w:bottom w:w="70" w:type="dxa"/>
+              <w:end w:w="90" w:type="dxa"/>
+            </w:tcMar>
+            <w:vAlign w:val="center"/>
+          </w:tcPr>
+          <w:p>
+            <w:pPr>
+              <w:spacing w:after="0" w:line="252" w:lineRule="auto"/>
+              <w:jc w:val="center"/>
+            </w:pPr>
+            <w:r>
+              <w:rPr>
+                <w:rFonts w:ascii="Calibri" w:hAnsi="Calibri" w:eastAsia="Calibri"/>
+                <w:color w:val="203740"/>
+                <w:sz w:val="14"/>
+              </w:rPr>
+              <w:t>11</w:t>
+            </w:r>
+          </w:p>
+        </w:tc>
+        <w:tc>
+          <w:tcPr>
+            <w:tcW w:type="dxa" w:w="1656"/>
+            <w:tcMar>
+              <w:top w:w="70" w:type="dxa"/>
+              <w:start w:w="90" w:type="dxa"/>
+              <w:bottom w:w="70" w:type="dxa"/>
+              <w:end w:w="90" w:type="dxa"/>
+            </w:tcMar>
+            <w:vAlign w:val="center"/>
+          </w:tcPr>
+          <w:p>
+            <w:pPr>
+              <w:spacing w:after="0" w:line="252" w:lineRule="auto"/>
+              <w:jc w:val="left"/>
+            </w:pPr>
+            <w:r>
+              <w:rPr>
+                <w:rFonts w:ascii="Calibri" w:hAnsi="Calibri" w:eastAsia="Calibri"/>
+                <w:color w:val="203740"/>
+                <w:sz w:val="14"/>
+              </w:rPr>
+              <w:t>SNIP 14584</w:t>
+              <w:br/>
+              <w:t>Ficha/Mapa 5074</w:t>
+              <w:br/>
+              <w:t>Fuentes:</w:t>
+              <w:br/>
+              <w:t>Maestro Sí · Ppto. Sí</w:t>
+              <w:br/>
+              <w:t>Territorio Sí · CSV territ. Sí</w:t>
+              <w:br/>
+              <w:t>Perfil Sí</w:t>
+            </w:r>
+            <w:r>
+              <w:br/>
+            </w:r>
+            <w:hyperlink r:id="rId38">
+              <w:r>
+                <w:rPr>
+                  <w:rFonts w:ascii="Calibri" w:hAnsi="Calibri" w:eastAsia="Calibri"/>
+                  <w:color w:val="2E74B5"/>
+                  <w:u w:val="single"/>
+                  <w:sz w:val="14"/>
+                </w:rPr>
+                <w:t>Abrir proyecto</w:t>
+              </w:r>
+            </w:hyperlink>
+            <w:r>
+              <w:br/>
+            </w:r>
+            <w:hyperlink r:id="rId39">
+              <w:r>
+                <w:rPr>
+                  <w:rFonts w:ascii="Calibri" w:hAnsi="Calibri" w:eastAsia="Calibri"/>
+                  <w:color w:val="2E74B5"/>
+                  <w:u w:val="single"/>
+                  <w:sz w:val="14"/>
+                </w:rPr>
+                <w:t>Abrir contratos</w:t>
+              </w:r>
+            </w:hyperlink>
+          </w:p>
+        </w:tc>
+        <w:tc>
+          <w:tcPr>
+            <w:tcW w:type="dxa" w:w="5976"/>
+            <w:tcMar>
+              <w:top w:w="70" w:type="dxa"/>
+              <w:start w:w="90" w:type="dxa"/>
+              <w:bottom w:w="70" w:type="dxa"/>
+              <w:end w:w="90" w:type="dxa"/>
+            </w:tcMar>
+            <w:vAlign w:val="center"/>
+          </w:tcPr>
+          <w:p>
+            <w:pPr>
+              <w:spacing w:after="0" w:line="252" w:lineRule="auto"/>
+              <w:jc w:val="left"/>
+            </w:pPr>
+            <w:r>
+              <w:rPr>
+                <w:rFonts w:ascii="Calibri" w:hAnsi="Calibri" w:eastAsia="Calibri"/>
+                <w:color w:val="203740"/>
+                <w:sz w:val="14"/>
+              </w:rPr>
+              <w:t>FORTALECIMIENTO DEL SISTEMA DE MERCADOS FRONTERIZOS DE LA REPUBLICA DOMINICANA</w:t>
+              <w:br/>
+              <w:t>Institución(es): INSTITUTO PARA EL DESARROLLO DEL SUROESTE -INDESUR-</w:t>
+              <w:br/>
+              <w:t>Sector(es): Vivienda y servicios comunitarios</w:t>
+              <w:br/>
+              <w:t>Territorios declarados: región Sin dato; provincia(s) BAORUCO; DAJABÓN; ELÍAS PIÑA; INDEPENDENCIA; PEDERNALES; municipio(s) Sin registro</w:t>
+              <w:br/>
+              <w:t>Localización codificada: 06 enriquillo · 03 BAORUCO; 04 cibao_noroeste · 05 DAJABÓN; 07 el_valle · 07 ELÍAS PIÑA; 06 enriquillo · 10 INDEPENDENCIA; 06 enriquillo · 16 PEDERNALES</w:t>
+              <w:br/>
+              <w:t>Ubicación del perfil: BAORUCO - PROYECTO DEPARTAMENTAL; DAJABÓN - PROYECTO DEPARTAMENTAL; ELÍAS PIÑA - PROYECTO DEPARTAMENTAL; INDEPENDENCIA - PROYECTO DEPARTAMENTAL; PEDERNALES - PROYECTO DEPARTAMENTAL</w:t>
+              <w:br/>
+              <w:t>Fuente territorial: profile · alcance province · verificada 02-08-2026 12:40 UTC</w:t>
+              <w:br/>
+              <w:t>Cobertura: nacional No · multirregional Sí</w:t>
+            </w:r>
+          </w:p>
+        </w:tc>
+        <w:tc>
+          <w:tcPr>
+            <w:tcW w:type="dxa" w:w="2880"/>
+            <w:tcMar>
+              <w:top w:w="70" w:type="dxa"/>
+              <w:start w:w="90" w:type="dxa"/>
+              <w:bottom w:w="70" w:type="dxa"/>
+              <w:end w:w="90" w:type="dxa"/>
+            </w:tcMar>
+            <w:vAlign w:val="center"/>
+          </w:tcPr>
+          <w:p>
+            <w:pPr>
+              <w:spacing w:after="0" w:line="252" w:lineRule="auto"/>
+              <w:jc w:val="left"/>
+            </w:pPr>
+            <w:r>
+              <w:rPr>
+                <w:rFonts w:ascii="Calibri" w:hAnsi="Calibri" w:eastAsia="Calibri"/>
+                <w:color w:val="203740"/>
+                <w:sz w:val="14"/>
+              </w:rPr>
+              <w:t>Estado: EJECUCIÓN</w:t>
+              <w:br/>
+              <w:t>Período: 01-01-2022 – 31-01-2027</w:t>
+              <w:br/>
+              <w:t>Avance físico: 1.41%</w:t>
+              <w:br/>
+              <w:t>Avance financiero: 1.41%</w:t>
+              <w:br/>
+              <w:t>Contratos: 2 total · 0 activos</w:t>
+              <w:br/>
+              <w:t>Seguimiento: Sin ejecución ni contrato activo</w:t>
+            </w:r>
+          </w:p>
+        </w:tc>
+        <w:tc>
+          <w:tcPr>
+            <w:tcW w:type="dxa" w:w="3024"/>
+            <w:tcMar>
+              <w:top w:w="70" w:type="dxa"/>
+              <w:start w:w="90" w:type="dxa"/>
+              <w:bottom w:w="70" w:type="dxa"/>
+              <w:end w:w="90" w:type="dxa"/>
+            </w:tcMar>
+            <w:vAlign w:val="center"/>
+          </w:tcPr>
+          <w:p>
+            <w:pPr>
+              <w:spacing w:after="0" w:line="252" w:lineRule="auto"/>
+              <w:jc w:val="left"/>
+            </w:pPr>
+            <w:r>
+              <w:rPr>
+                <w:rFonts w:ascii="Calibri" w:hAnsi="Calibri" w:eastAsia="Calibri"/>
+                <w:color w:val="203740"/>
+                <w:sz w:val="14"/>
+              </w:rPr>
+              <w:t>Costo del proyecto: RD$ 300,000,000.00</w:t>
+              <w:br/>
+              <w:t>Presupuesto 2026: RD$ 155,202,232.44</w:t>
+              <w:br/>
+              <w:t>Ejecutado 2026: RD$ 0.00</w:t>
+              <w:br/>
+              <w:t>Ejecución 2026: 0.00%</w:t>
+            </w:r>
+          </w:p>
+        </w:tc>
+      </w:tr>
+      <w:tr>
+        <w:tc>
+          <w:tcPr>
+            <w:tcW w:type="dxa" w:w="576"/>
+            <w:tcMar>
+              <w:top w:w="70" w:type="dxa"/>
+              <w:start w:w="90" w:type="dxa"/>
+              <w:bottom w:w="70" w:type="dxa"/>
+              <w:end w:w="90" w:type="dxa"/>
+            </w:tcMar>
+            <w:vAlign w:val="center"/>
+            <w:shd w:fill="F3F6F6"/>
+          </w:tcPr>
+          <w:p>
+            <w:pPr>
+              <w:spacing w:after="0" w:line="252" w:lineRule="auto"/>
+              <w:jc w:val="center"/>
+            </w:pPr>
+            <w:r>
+              <w:rPr>
+                <w:rFonts w:ascii="Calibri" w:hAnsi="Calibri" w:eastAsia="Calibri"/>
+                <w:color w:val="203740"/>
+                <w:sz w:val="14"/>
+              </w:rPr>
+              <w:t>12</w:t>
+            </w:r>
+          </w:p>
+        </w:tc>
+        <w:tc>
+          <w:tcPr>
+            <w:tcW w:type="dxa" w:w="1656"/>
+            <w:tcMar>
+              <w:top w:w="70" w:type="dxa"/>
+              <w:start w:w="90" w:type="dxa"/>
+              <w:bottom w:w="70" w:type="dxa"/>
+              <w:end w:w="90" w:type="dxa"/>
+            </w:tcMar>
+            <w:vAlign w:val="center"/>
+            <w:shd w:fill="F3F6F6"/>
+          </w:tcPr>
+          <w:p>
+            <w:pPr>
+              <w:spacing w:after="0" w:line="252" w:lineRule="auto"/>
+              <w:jc w:val="left"/>
+            </w:pPr>
+            <w:r>
+              <w:rPr>
+                <w:rFonts w:ascii="Calibri" w:hAnsi="Calibri" w:eastAsia="Calibri"/>
+                <w:color w:val="203740"/>
+                <w:sz w:val="14"/>
+              </w:rPr>
+              <w:t>SNIP 14606</w:t>
+              <w:br/>
+              <w:t>Ficha/Mapa 5107</w:t>
+              <w:br/>
+              <w:t>Fuentes:</w:t>
+              <w:br/>
+              <w:t>Maestro Sí · Ppto. Sí</w:t>
+              <w:br/>
+              <w:t>Territorio Sí · CSV territ. Sí</w:t>
+              <w:br/>
+              <w:t>Perfil Sí</w:t>
+            </w:r>
+            <w:r>
+              <w:br/>
+            </w:r>
+            <w:hyperlink r:id="rId40">
+              <w:r>
+                <w:rPr>
+                  <w:rFonts w:ascii="Calibri" w:hAnsi="Calibri" w:eastAsia="Calibri"/>
+                  <w:color w:val="2E74B5"/>
+                  <w:u w:val="single"/>
+                  <w:sz w:val="14"/>
+                </w:rPr>
+                <w:t>Abrir proyecto</w:t>
+              </w:r>
+            </w:hyperlink>
+          </w:p>
+        </w:tc>
+        <w:tc>
+          <w:tcPr>
+            <w:tcW w:type="dxa" w:w="5976"/>
+            <w:tcMar>
+              <w:top w:w="70" w:type="dxa"/>
+              <w:start w:w="90" w:type="dxa"/>
+              <w:bottom w:w="70" w:type="dxa"/>
+              <w:end w:w="90" w:type="dxa"/>
+            </w:tcMar>
+            <w:vAlign w:val="center"/>
+            <w:shd w:fill="F3F6F6"/>
+          </w:tcPr>
+          <w:p>
+            <w:pPr>
+              <w:spacing w:after="0" w:line="252" w:lineRule="auto"/>
+              <w:jc w:val="left"/>
+            </w:pPr>
+            <w:r>
+              <w:rPr>
+                <w:rFonts w:ascii="Calibri" w:hAnsi="Calibri" w:eastAsia="Calibri"/>
+                <w:color w:val="203740"/>
+                <w:sz w:val="14"/>
+              </w:rPr>
+              <w:t>APOYO AL SISTEMA DE EMPLEO FLEXIBLE EN 10 PROVINCIAS (RD TRABAJA).</w:t>
+              <w:br/>
+              <w:t>Institución(es): MINISTERIO DE TRABAJO</w:t>
+              <w:br/>
+              <w:t>Sector(es): Protección social</w:t>
+              <w:br/>
+              <w:t>Territorios declarados: región Sin dato; provincia(s) BARAHONA; DAJABÓN; DISTRITO NACIONAL; DUARTE; LA VEGA; PEDERNALES; SAN CRISTÓBAL; SAN JUAN; SANTIAGO; SANTO DOMINGO; municipio(s) Sin registro</w:t>
+              <w:br/>
+              <w:t>Localización codificada: 06 enriquillo · 04 BARAHONA; 04 cibao_noroeste · 05 DAJABÓN; 00 · 00000 DISTRITO NACIONAL; 03 cibao_nordeste · 06 DUARTE; 02 cibao_sur · 13 LA VEGA; 06 enriquillo · 16 PEDERNALES; 05 valdesia · 21 SAN CRISTÓBAL; 07 el_valle · 22 SAN JUAN; 01 cibao_norte · 25 SANTIAGO; 10 ozama · 32 SANTO DOMINGO</w:t>
+              <w:br/>
+              <w:t>Ubicación del perfil: BARAHONA - PROYECTO DEPARTAMENTAL; DAJABÓN - PROYECTO DEPARTAMENTAL; DISTRITO NACIONAL - PROYECTO DEPARTAMENTAL; DUARTE - PROYECTO DEPARTAMENTAL; LA VEGA - PROYECTO DEPARTAMENTAL; PEDERNALES - PROYECTO DEPARTAMENTAL; SAN CRISTÓBAL - PROYECTO DEPARTAMENTAL; SAN JUAN - PROYECTO DEPARTAMENTAL; SANTIAGO - PROYECTO DEPARTAMENTAL; SANTO DOMINGO - PROYECTO DEPARTAMENTAL</w:t>
+              <w:br/>
+              <w:t>Fuente territorial: profile · alcance province · verificada 02-08-2026 12:40 UTC</w:t>
+              <w:br/>
+              <w:t>Cobertura: nacional No · multirregional Sí</w:t>
+            </w:r>
+          </w:p>
+        </w:tc>
+        <w:tc>
+          <w:tcPr>
+            <w:tcW w:type="dxa" w:w="2880"/>
+            <w:tcMar>
+              <w:top w:w="70" w:type="dxa"/>
+              <w:start w:w="90" w:type="dxa"/>
+              <w:bottom w:w="70" w:type="dxa"/>
+              <w:end w:w="90" w:type="dxa"/>
+            </w:tcMar>
+            <w:vAlign w:val="center"/>
+            <w:shd w:fill="F3F6F6"/>
+          </w:tcPr>
+          <w:p>
+            <w:pPr>
+              <w:spacing w:after="0" w:line="252" w:lineRule="auto"/>
+              <w:jc w:val="left"/>
+            </w:pPr>
+            <w:r>
+              <w:rPr>
+                <w:rFonts w:ascii="Calibri" w:hAnsi="Calibri" w:eastAsia="Calibri"/>
+                <w:color w:val="203740"/>
+                <w:sz w:val="14"/>
+              </w:rPr>
+              <w:t>Estado: EJECUCIÓN</w:t>
+              <w:br/>
+              <w:t>Período: 01-01-2022 – 31-01-2028</w:t>
+              <w:br/>
+              <w:t>Avance físico: 2.51%</w:t>
+              <w:br/>
+              <w:t>Avance financiero: 2.51%</w:t>
+              <w:br/>
+              <w:t>Contratos: 0 total · 0 activos</w:t>
+              <w:br/>
+              <w:t>Seguimiento: Sin ejecución ni contrato activo</w:t>
+            </w:r>
+          </w:p>
+        </w:tc>
+        <w:tc>
+          <w:tcPr>
+            <w:tcW w:type="dxa" w:w="3024"/>
+            <w:tcMar>
+              <w:top w:w="70" w:type="dxa"/>
+              <w:start w:w="90" w:type="dxa"/>
+              <w:bottom w:w="70" w:type="dxa"/>
+              <w:end w:w="90" w:type="dxa"/>
+            </w:tcMar>
+            <w:vAlign w:val="center"/>
+            <w:shd w:fill="F3F6F6"/>
+          </w:tcPr>
+          <w:p>
+            <w:pPr>
+              <w:spacing w:after="0" w:line="252" w:lineRule="auto"/>
+              <w:jc w:val="left"/>
+            </w:pPr>
+            <w:r>
+              <w:rPr>
+                <w:rFonts w:ascii="Calibri" w:hAnsi="Calibri" w:eastAsia="Calibri"/>
+                <w:color w:val="203740"/>
+                <w:sz w:val="14"/>
+              </w:rPr>
+              <w:t>Costo del proyecto: RD$ 2,087,425,000.00</w:t>
+              <w:br/>
+              <w:t>Presupuesto 2026: RD$ 200,000,000.00</w:t>
+              <w:br/>
+              <w:t>Ejecutado 2026: RD$ 0.00</w:t>
+              <w:br/>
+              <w:t>Ejecución 2026: 0.00%</w:t>
+            </w:r>
+          </w:p>
+        </w:tc>
+      </w:tr>
+      <w:tr>
+        <w:tc>
+          <w:tcPr>
+            <w:tcW w:type="dxa" w:w="576"/>
+            <w:tcMar>
+              <w:top w:w="70" w:type="dxa"/>
+              <w:start w:w="90" w:type="dxa"/>
+              <w:bottom w:w="70" w:type="dxa"/>
+              <w:end w:w="90" w:type="dxa"/>
+            </w:tcMar>
+            <w:vAlign w:val="center"/>
+          </w:tcPr>
+          <w:p>
+            <w:pPr>
+              <w:spacing w:after="0" w:line="252" w:lineRule="auto"/>
+              <w:jc w:val="center"/>
+            </w:pPr>
+            <w:r>
+              <w:rPr>
+                <w:rFonts w:ascii="Calibri" w:hAnsi="Calibri" w:eastAsia="Calibri"/>
+                <w:color w:val="203740"/>
+                <w:sz w:val="14"/>
+              </w:rPr>
+              <w:t>13</w:t>
+            </w:r>
+          </w:p>
+        </w:tc>
+        <w:tc>
+          <w:tcPr>
+            <w:tcW w:type="dxa" w:w="1656"/>
+            <w:tcMar>
+              <w:top w:w="70" w:type="dxa"/>
+              <w:start w:w="90" w:type="dxa"/>
+              <w:bottom w:w="70" w:type="dxa"/>
+              <w:end w:w="90" w:type="dxa"/>
+            </w:tcMar>
+            <w:vAlign w:val="center"/>
+          </w:tcPr>
+          <w:p>
+            <w:pPr>
+              <w:spacing w:after="0" w:line="252" w:lineRule="auto"/>
+              <w:jc w:val="left"/>
+            </w:pPr>
+            <w:r>
+              <w:rPr>
+                <w:rFonts w:ascii="Calibri" w:hAnsi="Calibri" w:eastAsia="Calibri"/>
+                <w:color w:val="203740"/>
+                <w:sz w:val="14"/>
+              </w:rPr>
+              <w:t>SNIP 14624</w:t>
+              <w:br/>
+              <w:t>Ficha/Mapa 5135</w:t>
+              <w:br/>
+              <w:t>Fuentes:</w:t>
+              <w:br/>
+              <w:t>Maestro Sí · Ppto. Sí</w:t>
+              <w:br/>
+              <w:t>Territorio Sí · CSV territ. Sí</w:t>
+              <w:br/>
+              <w:t>Perfil Sí</w:t>
+            </w:r>
+            <w:r>
+              <w:br/>
+            </w:r>
+            <w:hyperlink r:id="rId41">
+              <w:r>
+                <w:rPr>
+                  <w:rFonts w:ascii="Calibri" w:hAnsi="Calibri" w:eastAsia="Calibri"/>
+                  <w:color w:val="2E74B5"/>
+                  <w:u w:val="single"/>
+                  <w:sz w:val="14"/>
+                </w:rPr>
+                <w:t>Abrir proyecto</w:t>
+              </w:r>
+            </w:hyperlink>
+            <w:r>
+              <w:br/>
+            </w:r>
+            <w:hyperlink r:id="rId42">
+              <w:r>
+                <w:rPr>
+                  <w:rFonts w:ascii="Calibri" w:hAnsi="Calibri" w:eastAsia="Calibri"/>
+                  <w:color w:val="2E74B5"/>
+                  <w:u w:val="single"/>
+                  <w:sz w:val="14"/>
+                </w:rPr>
+                <w:t>Abrir contratos</w:t>
+              </w:r>
+            </w:hyperlink>
+          </w:p>
+        </w:tc>
+        <w:tc>
+          <w:tcPr>
+            <w:tcW w:type="dxa" w:w="5976"/>
+            <w:tcMar>
+              <w:top w:w="70" w:type="dxa"/>
+              <w:start w:w="90" w:type="dxa"/>
+              <w:bottom w:w="70" w:type="dxa"/>
+              <w:end w:w="90" w:type="dxa"/>
+            </w:tcMar>
+            <w:vAlign w:val="center"/>
+          </w:tcPr>
+          <w:p>
+            <w:pPr>
+              <w:spacing w:after="0" w:line="252" w:lineRule="auto"/>
+              <w:jc w:val="left"/>
+            </w:pPr>
+            <w:r>
+              <w:rPr>
+                <w:rFonts w:ascii="Calibri" w:hAnsi="Calibri" w:eastAsia="Calibri"/>
+                <w:color w:val="203740"/>
+                <w:sz w:val="14"/>
+              </w:rPr>
+              <w:t>AMPLIACIÓN DEL SISTEMA NACIONAL DE ATENCION A EMERGENCIAS Y SEGURIDAD 9-1-1, FASE II</w:t>
+              <w:br/>
+              <w:t>Institución(es): SERVICIO INTEGRAL DE EMERGENCIAS</w:t>
+              <w:br/>
+              <w:t>Sector(es): Defensa nacional</w:t>
+              <w:br/>
+              <w:t>Territorios declarados: región Sin dato; provincia(s) ELÍAS PIÑA; SAN CRISTÓBAL; MONTE CRISTI; LA VEGA; INDEPENDENCIA; DAJABÓN; ESPAILLAT; PUERTO PLATA; SAN PEDRO DE MACORÍS; BAORUCO; SANTIAGO RODRIGUEZ; PEDERNALES; MONTE PLATA; municipio(s) BÁNICA; CAMBITA GARABITOS; CASTAÑUELAS; COMENDADOR; CONSTANZA; CRISTOBAL; DAJABÓN; DUVERGÉ; EL LLANO; EL PINO; GASPAR HERNÁNDEZ; GUANANICO; GUAYUBÍN; HONDO VALLE; JAMAO AL NORTE; JARABACOA; JIMA ABAJO; JIMANÍ; JUAN SANTIAGO; LA DESCUBIERTA; LAS MATAS DE SANTA CRUZ; LOMA DE CABRERA; LOS CACAOS; LOS HIDALGOS; LOS LLANOS; LOS RÍOS; MELLA; MONCIÓN; MONTE CRISTI; OVIEDO; PARTIDO; PEDERNALES; PEDRO SANTANA; PEPILLO SALCEDO; POSTRER RÍO; QUISQUEYA; RESTAURACIÓN; SABANA GRANDE DE BOYÁ; SAN IGNACIO DE SABANETA; TAMAYO; VILLA ISABELA; VILLA JARAGUA; VILLA LOS ALMÁCIGOS; VILLA VÁSQUEZ</w:t>
+              <w:br/>
+              <w:t>Localización codificada: 07 el_valle · 07 ELÍAS PIÑA · 070702 BÁNICA; 05 valdesia · 21 SAN CRISTÓBAL · 052104 CAMBITA GARABITOS; 04 cibao_noroeste · 15 MONTE CRISTI · 041502 CASTAÑUELAS; 07 el_valle · 07 ELÍAS PIÑA · 070701 COMENDADOR; 02 cibao_sur · 13 LA VEGA · 021302 CONSTANZA; 06 enriquillo · 10 INDEPENDENCIA · 061005 CRISTOBAL; 04 cibao_noroeste · 05 DAJABÓN · 040501 DAJABÓN; 06 enriquillo · 10 INDEPENDENCIA · 061002 DUVERGÉ; 07 el_valle · 07 ELÍAS PIÑA · 070703 EL LLANO; 04 cibao_noroeste · 05 DAJABÓN · 040505 EL PINO; 01 cibao_norte · 09 ESPAILLAT · 010903 GASPAR HERNÁNDEZ; 01 cibao_norte · 18 PUERTO PLATA · 011803 GUANANICO; 04 cibao_noroeste · 15 MONTE CRISTI · 041503 GUAYUBÍN; 07 el_valle · 07 ELÍAS PIÑA · 070704 HONDO VALLE; 01 cibao_norte · 09 ESPAILLAT · 010904 JAMAO AL NORTE; 02 cibao_sur · 13 LA VEGA · 021303 JARABACOA; 02 cibao_sur · 13 LA VEGA · 021304 JIMA ABAJO; 06 enriquillo · 10 INDEPENDENCIA · 061001 JIMANÍ; 07 el_valle · 07 ELÍAS PIÑA · 070706 JUAN SANTIAGO; 06 enriquillo · 10 INDEPENDENCIA · 061003 LA DESCUBIERTA; 04 cibao_noroeste · 15 MONTE CRISTI · 041504 LAS MATAS DE SANTA CRUZ; 04 cibao_noroeste · 05 DAJABÓN · 040502 LOMA DE CABRERA; 05 valdesia · 21 SAN CRISTÓBAL · 052108 LOS CACAOS; 01 cibao_norte · 18 PUERTO PLATA · 011805 LOS HIDALGOS; 09 higuamo · 23 SAN PEDRO DE MACORÍS · 092302 LOS LLANOS; 06 enriquillo · 03 BAORUCO · 060305 LOS RÍOS; 06 enriquillo · 10 INDEPENDENCIA · 061006 MELLA; 04 cibao_noroeste · 26 SANTIAGO RODRIGUEZ · 042603 MONCIÓN; 04 cibao_noroeste · 15 MONTE CRISTI · 041501 MONTE CRISTI; 06 enriquillo · 16 PEDERNALES · 061602 OVIEDO; 04 cibao_noroeste · 05 DAJABÓN · 040503 PARTIDO; 06 enriquillo · 16 PEDERNALES · 061601 PEDERNALES; 07 el_valle · 07 ELÍAS PIÑA · 070705 PEDRO SANTANA; 04 cibao_noroeste · 15 MONTE CRISTI · 041505 PEPILLO SALCEDO; 06 enriquillo · 10 INDEPENDENCIA · 061004 POSTRER RÍO; 09 higuamo · 23 SAN PEDRO DE MACORÍS · 092305 QUISQUEYA; 04 cibao_noroeste · 05 DAJABÓN · 040504 RESTAURACIÓN; 09 higuamo · 29 MONTE PLATA · 092903 SABANA GRANDE DE BOYÁ; 04 cibao_noroeste · 26 SANTIAGO RODRIGUEZ · 042601 SAN IGNACIO DE SABANETA; 06 enriquillo · 03 BAORUCO · 060303 TAMAYO; 01 cibao_norte · 18 PUERTO PLATA · 011808 VILLA ISABELA; 06 enriquillo · 03 BAORUCO · 060304 VILLA JARAGUA; 04 cibao_noroeste · 26 SANTIAGO RODRIGUEZ · 042602 VILLA LOS ALMÁCIGOS; 04 cibao_noroeste · 15 MONTE CRISTI · 041506 VILLA VÁSQUEZ</w:t>
+              <w:br/>
+              <w:t>Ubicación del perfil: BÁNICA (ELÍAS PIÑA); CAMBITA GARABITOS (SAN CRISTÓBAL); CASTAÑUELAS (MONTE CRISTI); COMENDADOR (ELÍAS PIÑA); CONSTANZA (LA VEGA); CRISTOBAL (INDEPENDENCIA); DAJABÓN (DAJABÓN); DUVERGÉ (INDEPENDENCIA); EL LLANO (ELÍAS PIÑA); EL PINO (DAJABÓN); GASPAR HERNÁNDEZ (ESPAILLAT); GUANANICO (PUERTO PLATA); GUAYUBÍN (MONTE CRISTI); HONDO VALLE (ELÍAS PIÑA); JAMAO AL NORTE (ESPAILLAT); JARABACOA (LA VEGA); JIMA ABAJO (LA VEGA); JIMANÍ (INDEPENDENCIA); JUAN SANTIAGO (ELÍAS PIÑA); LA DESCUBIERTA (INDEPENDENCIA); LAS MATAS DE SANTA CRUZ (MONTE CRISTI); LOMA DE CABRERA (DAJABÓN); LOS CACAOS (SAN CRISTÓBAL); LOS HIDALGOS (PUERTO PLATA); LOS LLANOS (SAN PEDRO DE MACORÍS); LOS RÍOS (BAORUCO); MELLA (INDEPENDENCIA); MONCIÓN (SANTIAGO RODRIGUEZ); MONTE CRISTI (MONTE CRISTI); OVIEDO (PEDERNALES); PARTIDO (DAJABÓN); PEDERNALES (PEDERNALES); PEDRO SANTANA (ELÍAS PIÑA); PEPILLO SALCEDO (MONTE CRISTI); POSTRER RÍO (INDEPENDENCIA); QUISQUEYA (SAN PEDRO DE MACORÍS); RESTAURACIÓN (DAJABÓN); SABANA GRANDE DE BOYÁ (MONTE PLATA); SAN IGNACIO DE SABANETA (SANTIAGO RODRIGUEZ); TAMAYO (BAORUCO); VILLA ISABELA (PUERTO PLATA); VILLA JARAGUA (BAORUCO); VILLA LOS ALMÁCIGOS (SANTIAGO RODRIGUEZ); VILLA VÁSQUEZ (MONTE CRISTI)</w:t>
+              <w:br/>
+              <w:t>Fuente territorial: profile · alcance municipality · verificada 02-08-2026 12:40 UTC</w:t>
+              <w:br/>
+              <w:t>Cobertura: nacional No · multirregional Sí</w:t>
+            </w:r>
+          </w:p>
+        </w:tc>
+        <w:tc>
+          <w:tcPr>
+            <w:tcW w:type="dxa" w:w="2880"/>
+            <w:tcMar>
+              <w:top w:w="70" w:type="dxa"/>
+              <w:start w:w="90" w:type="dxa"/>
+              <w:bottom w:w="70" w:type="dxa"/>
+              <w:end w:w="90" w:type="dxa"/>
+            </w:tcMar>
+            <w:vAlign w:val="center"/>
+          </w:tcPr>
+          <w:p>
+            <w:pPr>
+              <w:spacing w:after="0" w:line="252" w:lineRule="auto"/>
+              <w:jc w:val="left"/>
+            </w:pPr>
+            <w:r>
+              <w:rPr>
+                <w:rFonts w:ascii="Calibri" w:hAnsi="Calibri" w:eastAsia="Calibri"/>
+                <w:color w:val="203740"/>
+                <w:sz w:val="14"/>
+              </w:rPr>
+              <w:t>Estado: EJECUCIÓN</w:t>
+              <w:br/>
+              <w:t>Período: 01-01-2022 – 31-01-2027</w:t>
+              <w:br/>
+              <w:t>Avance físico: 35.82%</w:t>
+              <w:br/>
+              <w:t>Avance financiero: 35.82%</w:t>
+              <w:br/>
+              <w:t>Contratos: 58 total · 22 activos</w:t>
+              <w:br/>
+              <w:t>Seguimiento: Ejecución y contrato activo</w:t>
+            </w:r>
+          </w:p>
+        </w:tc>
+        <w:tc>
+          <w:tcPr>
+            <w:tcW w:type="dxa" w:w="3024"/>
+            <w:tcMar>
+              <w:top w:w="70" w:type="dxa"/>
+              <w:start w:w="90" w:type="dxa"/>
+              <w:bottom w:w="70" w:type="dxa"/>
+              <w:end w:w="90" w:type="dxa"/>
+            </w:tcMar>
+            <w:vAlign w:val="center"/>
+          </w:tcPr>
+          <w:p>
+            <w:pPr>
+              <w:spacing w:after="0" w:line="252" w:lineRule="auto"/>
+              <w:jc w:val="left"/>
+            </w:pPr>
+            <w:r>
+              <w:rPr>
+                <w:rFonts w:ascii="Calibri" w:hAnsi="Calibri" w:eastAsia="Calibri"/>
+                <w:color w:val="203740"/>
+                <w:sz w:val="14"/>
+              </w:rPr>
+              <w:t>Costo del proyecto: RD$ 6,432,000,000.00</w:t>
+              <w:br/>
+              <w:t>Presupuesto 2026: RD$ 1,021,000,000.00</w:t>
+              <w:br/>
+              <w:t>Ejecutado 2026: RD$ 688,820,397.89</w:t>
+              <w:br/>
+              <w:t>Ejecución 2026: 67.47%</w:t>
+            </w:r>
+          </w:p>
+        </w:tc>
+      </w:tr>
+      <w:tr>
+        <w:tc>
+          <w:tcPr>
+            <w:tcW w:type="dxa" w:w="576"/>
+            <w:tcMar>
+              <w:top w:w="70" w:type="dxa"/>
+              <w:start w:w="90" w:type="dxa"/>
+              <w:bottom w:w="70" w:type="dxa"/>
+              <w:end w:w="90" w:type="dxa"/>
+            </w:tcMar>
+            <w:vAlign w:val="center"/>
+            <w:shd w:fill="F3F6F6"/>
+          </w:tcPr>
+          <w:p>
+            <w:pPr>
+              <w:spacing w:after="0" w:line="252" w:lineRule="auto"/>
+              <w:jc w:val="center"/>
+            </w:pPr>
+            <w:r>
+              <w:rPr>
+                <w:rFonts w:ascii="Calibri" w:hAnsi="Calibri" w:eastAsia="Calibri"/>
+                <w:color w:val="203740"/>
+                <w:sz w:val="14"/>
+              </w:rPr>
+              <w:t>14</w:t>
+            </w:r>
+          </w:p>
+        </w:tc>
+        <w:tc>
+          <w:tcPr>
+            <w:tcW w:type="dxa" w:w="1656"/>
+            <w:tcMar>
+              <w:top w:w="70" w:type="dxa"/>
+              <w:start w:w="90" w:type="dxa"/>
+              <w:bottom w:w="70" w:type="dxa"/>
+              <w:end w:w="90" w:type="dxa"/>
+            </w:tcMar>
+            <w:vAlign w:val="center"/>
+            <w:shd w:fill="F3F6F6"/>
+          </w:tcPr>
+          <w:p>
+            <w:pPr>
+              <w:spacing w:after="0" w:line="252" w:lineRule="auto"/>
+              <w:jc w:val="left"/>
+            </w:pPr>
+            <w:r>
+              <w:rPr>
+                <w:rFonts w:ascii="Calibri" w:hAnsi="Calibri" w:eastAsia="Calibri"/>
+                <w:color w:val="203740"/>
+                <w:sz w:val="14"/>
+              </w:rPr>
+              <w:t>SNIP 14649</w:t>
+              <w:br/>
+              <w:t>Ficha/Mapa 5137</w:t>
+              <w:br/>
+              <w:t>Fuentes:</w:t>
+              <w:br/>
+              <w:t>Maestro Sí · Ppto. Sí</w:t>
+              <w:br/>
+              <w:t>Territorio Sí · CSV territ. Sí</w:t>
+              <w:br/>
+              <w:t>Perfil Sí</w:t>
+            </w:r>
+            <w:r>
+              <w:br/>
+            </w:r>
+            <w:hyperlink r:id="rId43">
+              <w:r>
+                <w:rPr>
+                  <w:rFonts w:ascii="Calibri" w:hAnsi="Calibri" w:eastAsia="Calibri"/>
+                  <w:color w:val="2E74B5"/>
+                  <w:u w:val="single"/>
+                  <w:sz w:val="14"/>
+                </w:rPr>
+                <w:t>Abrir proyecto</w:t>
+              </w:r>
+            </w:hyperlink>
+            <w:r>
+              <w:br/>
+            </w:r>
+            <w:hyperlink r:id="rId44">
+              <w:r>
+                <w:rPr>
+                  <w:rFonts w:ascii="Calibri" w:hAnsi="Calibri" w:eastAsia="Calibri"/>
+                  <w:color w:val="2E74B5"/>
+                  <w:u w:val="single"/>
+                  <w:sz w:val="14"/>
+                </w:rPr>
+                <w:t>Abrir contratos</w:t>
+              </w:r>
+            </w:hyperlink>
+          </w:p>
+        </w:tc>
+        <w:tc>
+          <w:tcPr>
+            <w:tcW w:type="dxa" w:w="5976"/>
+            <w:tcMar>
+              <w:top w:w="70" w:type="dxa"/>
+              <w:start w:w="90" w:type="dxa"/>
+              <w:bottom w:w="70" w:type="dxa"/>
+              <w:end w:w="90" w:type="dxa"/>
+            </w:tcMar>
+            <w:vAlign w:val="center"/>
+            <w:shd w:fill="F3F6F6"/>
+          </w:tcPr>
+          <w:p>
+            <w:pPr>
+              <w:spacing w:after="0" w:line="252" w:lineRule="auto"/>
+              <w:jc w:val="left"/>
+            </w:pPr>
+            <w:r>
+              <w:rPr>
+                <w:rFonts w:ascii="Calibri" w:hAnsi="Calibri" w:eastAsia="Calibri"/>
+                <w:color w:val="203740"/>
+                <w:sz w:val="14"/>
+              </w:rPr>
+              <w:t>MEJORAMIENTO DE 100,000 VIVIENDAS EN LA REPÚBLICA DOMINICANA</w:t>
+              <w:br/>
+              <w:t>Institución(es): MINISTERIO DE LA VIVIENDA, HABITAT Y EDIFICACIONES (MIVHED)</w:t>
+              <w:br/>
+              <w:t>Sector(es): Vivienda y servicios comunitarios</w:t>
+              <w:br/>
+              <w:t>Territorios declarados: región Sin dato; provincia(s) AZUA; BAORUCO; BARAHONA; DAJABÓN; DISTRITO NACIONAL; DUARTE; EL SEIBO; ELÍAS PIÑA; ESPAILLAT; HATO MAYOR; HERMANAS MIRABAL; INDEPENDENCIA; LA ALTAGRACIA; LA ROMANA; LA VEGA; MARÍA TRINIDAD SÁNCHEZ; MONSEÑOR NOUEL; MONTE CRISTI; MONTE PLATA; PEDERNALES; PERAVIA; PUERTO PLATA; SAMANÁ; SAN CRISTÓBAL; SAN JOSÉ DE OCOA; SAN JUAN; SAN PEDRO DE MACORÍS; SÁNCHEZ RAMÍREZ; SANTIAGO; SANTIAGO RODRIGUEZ; SANTO DOMINGO; VALVERDE; municipio(s) Sin registro</w:t>
+              <w:br/>
+              <w:t>Localización codificada: 07 el_valle · 02 AZUA; 06 enriquillo · 03 BAORUCO; 06 enriquillo · 04 BARAHONA; 04 cibao_noroeste · 05 DAJABÓN; 00 · 00000 DISTRITO NACIONAL; 03 cibao_nordeste · 06 DUARTE; 08 yuma · 08 EL SEIBO; 07 el_valle · 07 ELÍAS PIÑA; 01 cibao_norte · 09 ESPAILLAT; 09 higuamo · 30 HATO MAYOR; 03 cibao_nordeste · 19 HERMANAS MIRABAL; 06 enriquillo · 10 INDEPENDENCIA; 08 yuma · 11 LA ALTAGRACIA; 08 yuma · 12 LA ROMANA; 02 cibao_sur · 13 LA VEGA; 03 cibao_nordeste · 14 MARÍA TRINIDAD SÁNCHEZ; 02 cibao_sur · 28 MONSEÑOR NOUEL; 04 cibao_noroeste · 15 MONTE CRISTI; 09 higuamo · 29 MONTE PLATA; 06 enriquillo · 16 PEDERNALES; 05 valdesia · 17 PERAVIA; 01 cibao_norte · 18 PUERTO PLATA; 03 cibao_nordeste · 20 SAMANÁ; 05 valdesia · 21 SAN CRISTÓBAL; 05 valdesia · 31 SAN JOSÉ DE OCOA; 07 el_valle · 22 SAN JUAN; 09 higuamo · 23 SAN PEDRO DE MACORÍS; 02 cibao_sur · 24 SÁNCHEZ RAMÍREZ; 01 cibao_norte · 25 SANTIAGO; 04 cibao_noroeste · 26 SANTIAGO RODRIGUEZ; 10 ozama · 32 SANTO DOMINGO; 04 cibao_noroeste · 27 VALVERDE</w:t>
+              <w:br/>
+              <w:t>Ubicación del perfil: AZUA - PROYECTO DEPARTAMENTAL; BAORUCO - PROYECTO DEPARTAMENTAL; BARAHONA - PROYECTO DEPARTAMENTAL; DAJABÓN - PROYECTO DEPARTAMENTAL; DISTRITO NACIONAL - PROYECTO DEPARTAMENTAL; DUARTE - PROYECTO DEPARTAMENTAL; EL SEIBO - PROYECTO DEPARTAMENTAL; ELÍAS PIÑA - PROYECTO DEPARTAMENTAL; ESPAILLAT - PROYECTO DEPARTAMENTAL; HATO MAYOR - PROYECTO DEPARTAMENTAL; HERMANAS MIRABAL - PROYECTO DEPARTAMENTAL; INDEPENDENCIA - PROYECTO DEPARTAMENTAL; LA ALTAGRACIA - PROYECTO DEPARTAMENTAL; LA ROMANA - PROYECTO DEPARTAMENTAL; LA VEGA - PROYECTO DEPARTAMENTAL; MARÍA TRINIDAD SÁNCHEZ - PROYECTO DEPARTAMENTAL; MONSEÑOR NOUEL - PROYECTO DEPARTAMENTAL; MONTE CRISTI - PROYECTO DEPARTAMENTAL; MONTE PLATA - PROYECTO DEPARTAMENTAL; PEDERNALES - PROYECTO DEPARTAMENTAL; PERAVIA - PROYECTO DEPARTAMENTAL; PUERTO PLATA - PROYECTO DEPARTAMENTAL; SAMANÁ - PROYECTO DEPARTAMENTAL; SAN CRISTÓBAL - PROYECTO DEPARTAMENTAL; SAN JOSÉ DE OCOA - PROYECTO DEPARTAMENTAL; SAN JUAN - PROYECTO DEPARTAMENTAL; SAN PEDRO DE MACORÍS - PROYECTO DEPARTAMENTAL; SÁNCHEZ RAMÍREZ - PROYECTO DEPARTAMENTAL; SANTIAGO - PROYECTO DEPARTAMENTAL; SANTIAGO RODRIGUEZ - PROYECTO DEPARTAMENTAL; SANTO DOMINGO - PROYECTO DEPARTAMENTAL; VALVERDE - PROYECTO DEPARTAMENTAL</w:t>
+              <w:br/>
+              <w:t>Fuente territorial: profile · alcance province · verificada 02-08-2026 12:40 UTC</w:t>
+              <w:br/>
+              <w:t>Cobertura: nacional No · multirregional Sí</w:t>
+            </w:r>
+          </w:p>
+        </w:tc>
+        <w:tc>
+          <w:tcPr>
+            <w:tcW w:type="dxa" w:w="2880"/>
+            <w:tcMar>
+              <w:top w:w="70" w:type="dxa"/>
+              <w:start w:w="90" w:type="dxa"/>
+              <w:bottom w:w="70" w:type="dxa"/>
+              <w:end w:w="90" w:type="dxa"/>
+            </w:tcMar>
+            <w:vAlign w:val="center"/>
+            <w:shd w:fill="F3F6F6"/>
+          </w:tcPr>
+          <w:p>
+            <w:pPr>
+              <w:spacing w:after="0" w:line="252" w:lineRule="auto"/>
+              <w:jc w:val="left"/>
+            </w:pPr>
+            <w:r>
+              <w:rPr>
+                <w:rFonts w:ascii="Calibri" w:hAnsi="Calibri" w:eastAsia="Calibri"/>
+                <w:color w:val="203740"/>
+                <w:sz w:val="14"/>
+              </w:rPr>
+              <w:t>Estado: EJECUCIÓN</w:t>
+              <w:br/>
+              <w:t>Período: 01-01-2021 – 31-01-2027</w:t>
+              <w:br/>
+              <w:t>Avance físico: 77.38%</w:t>
+              <w:br/>
+              <w:t>Avance financiero: 77.38%</w:t>
+              <w:br/>
+              <w:t>Contratos: 32 total · 29 activos</w:t>
+              <w:br/>
+              <w:t>Seguimiento: Ejecución y contrato activo</w:t>
+            </w:r>
+          </w:p>
+        </w:tc>
+        <w:tc>
+          <w:tcPr>
+            <w:tcW w:type="dxa" w:w="3024"/>
+            <w:tcMar>
+              <w:top w:w="70" w:type="dxa"/>
+              <w:start w:w="90" w:type="dxa"/>
+              <w:bottom w:w="70" w:type="dxa"/>
+              <w:end w:w="90" w:type="dxa"/>
+            </w:tcMar>
+            <w:vAlign w:val="center"/>
+            <w:shd w:fill="F3F6F6"/>
+          </w:tcPr>
+          <w:p>
+            <w:pPr>
+              <w:spacing w:after="0" w:line="252" w:lineRule="auto"/>
+              <w:jc w:val="left"/>
+            </w:pPr>
+            <w:r>
+              <w:rPr>
+                <w:rFonts w:ascii="Calibri" w:hAnsi="Calibri" w:eastAsia="Calibri"/>
+                <w:color w:val="203740"/>
+                <w:sz w:val="14"/>
+              </w:rPr>
+              <w:t>Costo del proyecto: RD$ 9,076,506,534.00</w:t>
+              <w:br/>
+              <w:t>Presupuesto 2026: RD$ 1,549,580,606.13</w:t>
+              <w:br/>
+              <w:t>Ejecutado 2026: RD$ 807,941,400.40</w:t>
+              <w:br/>
+              <w:t>Ejecución 2026: 52.14%</w:t>
+            </w:r>
+          </w:p>
+        </w:tc>
+      </w:tr>
+      <w:tr>
+        <w:tc>
+          <w:tcPr>
+            <w:tcW w:type="dxa" w:w="576"/>
+            <w:tcMar>
+              <w:top w:w="70" w:type="dxa"/>
+              <w:start w:w="90" w:type="dxa"/>
+              <w:bottom w:w="70" w:type="dxa"/>
+              <w:end w:w="90" w:type="dxa"/>
+            </w:tcMar>
+            <w:vAlign w:val="center"/>
+          </w:tcPr>
+          <w:p>
+            <w:pPr>
+              <w:spacing w:after="0" w:line="252" w:lineRule="auto"/>
+              <w:jc w:val="center"/>
+            </w:pPr>
+            <w:r>
+              <w:rPr>
+                <w:rFonts w:ascii="Calibri" w:hAnsi="Calibri" w:eastAsia="Calibri"/>
+                <w:color w:val="203740"/>
+                <w:sz w:val="14"/>
+              </w:rPr>
+              <w:t>15</w:t>
+            </w:r>
+          </w:p>
+        </w:tc>
+        <w:tc>
+          <w:tcPr>
+            <w:tcW w:type="dxa" w:w="1656"/>
+            <w:tcMar>
+              <w:top w:w="70" w:type="dxa"/>
+              <w:start w:w="90" w:type="dxa"/>
+              <w:bottom w:w="70" w:type="dxa"/>
+              <w:end w:w="90" w:type="dxa"/>
+            </w:tcMar>
+            <w:vAlign w:val="center"/>
+          </w:tcPr>
+          <w:p>
+            <w:pPr>
+              <w:spacing w:after="0" w:line="252" w:lineRule="auto"/>
+              <w:jc w:val="left"/>
+            </w:pPr>
+            <w:r>
+              <w:rPr>
+                <w:rFonts w:ascii="Calibri" w:hAnsi="Calibri" w:eastAsia="Calibri"/>
+                <w:color w:val="203740"/>
+                <w:sz w:val="14"/>
+              </w:rPr>
+              <w:t>SNIP 14697</w:t>
+              <w:br/>
+              <w:t>Ficha/Mapa 5286</w:t>
+              <w:br/>
+              <w:t>Fuentes:</w:t>
+              <w:br/>
+              <w:t>Maestro Sí · Ppto. Sí</w:t>
+              <w:br/>
+              <w:t>Territorio Sí · CSV territ. Sí</w:t>
+              <w:br/>
+              <w:t>Perfil Sí</w:t>
+            </w:r>
+            <w:r>
+              <w:br/>
+            </w:r>
+            <w:hyperlink r:id="rId45">
+              <w:r>
+                <w:rPr>
+                  <w:rFonts w:ascii="Calibri" w:hAnsi="Calibri" w:eastAsia="Calibri"/>
+                  <w:color w:val="2E74B5"/>
+                  <w:u w:val="single"/>
+                  <w:sz w:val="14"/>
+                </w:rPr>
+                <w:t>Abrir proyecto</w:t>
+              </w:r>
+            </w:hyperlink>
+            <w:r>
+              <w:br/>
+            </w:r>
+            <w:hyperlink r:id="rId46">
+              <w:r>
+                <w:rPr>
+                  <w:rFonts w:ascii="Calibri" w:hAnsi="Calibri" w:eastAsia="Calibri"/>
+                  <w:color w:val="2E74B5"/>
+                  <w:u w:val="single"/>
+                  <w:sz w:val="14"/>
+                </w:rPr>
+                <w:t>Abrir contratos</w:t>
+              </w:r>
+            </w:hyperlink>
+          </w:p>
+        </w:tc>
+        <w:tc>
+          <w:tcPr>
+            <w:tcW w:type="dxa" w:w="5976"/>
+            <w:tcMar>
+              <w:top w:w="70" w:type="dxa"/>
+              <w:start w:w="90" w:type="dxa"/>
+              <w:bottom w:w="70" w:type="dxa"/>
+              <w:end w:w="90" w:type="dxa"/>
+            </w:tcMar>
+            <w:vAlign w:val="center"/>
+          </w:tcPr>
+          <w:p>
+            <w:pPr>
+              <w:spacing w:after="0" w:line="252" w:lineRule="auto"/>
+              <w:jc w:val="left"/>
+            </w:pPr>
+            <w:r>
+              <w:rPr>
+                <w:rFonts w:ascii="Calibri" w:hAnsi="Calibri" w:eastAsia="Calibri"/>
+                <w:color w:val="203740"/>
+                <w:sz w:val="14"/>
+              </w:rPr>
+              <w:t>CONSTRUCCIÓN VERJA PERIMETRAL INTELIGENTE FRONTERA REPÚBLICA DOMINICANA-HAITÍ</w:t>
+              <w:br/>
+              <w:t>Institución(es): MINISTERIO DE DEFENSA</w:t>
+              <w:br/>
+              <w:t>Sector(es): Defensa nacional</w:t>
+              <w:br/>
+              <w:t>Territorios declarados: región Sin dato; provincia(s) DAJABÓN; ELÍAS PIÑA; INDEPENDENCIA; MONTE CRISTI; PEDERNALES; municipio(s) Sin registro</w:t>
+              <w:br/>
+              <w:t>Localización codificada: 04 cibao_noroeste · 05 DAJABÓN; 07 el_valle · 07 ELÍAS PIÑA; 06 enriquillo · 10 INDEPENDENCIA; 04 cibao_noroeste · 15 MONTE CRISTI; 06 enriquillo · 16 PEDERNALES</w:t>
+              <w:br/>
+              <w:t>Ubicación del perfil: DAJABÓN - PROYECTO DEPARTAMENTAL; ELÍAS PIÑA - PROYECTO DEPARTAMENTAL; INDEPENDENCIA - PROYECTO DEPARTAMENTAL; MONTE CRISTI - PROYECTO DEPARTAMENTAL; PEDERNALES - PROYECTO DEPARTAMENTAL</w:t>
+              <w:br/>
+              <w:t>Fuente territorial: profile · alcance province · verificada 02-08-2026 12:40 UTC</w:t>
+              <w:br/>
+              <w:t>Cobertura: nacional No · multirregional Sí</w:t>
+            </w:r>
+          </w:p>
+        </w:tc>
+        <w:tc>
+          <w:tcPr>
+            <w:tcW w:type="dxa" w:w="2880"/>
+            <w:tcMar>
+              <w:top w:w="70" w:type="dxa"/>
+              <w:start w:w="90" w:type="dxa"/>
+              <w:bottom w:w="70" w:type="dxa"/>
+              <w:end w:w="90" w:type="dxa"/>
+            </w:tcMar>
+            <w:vAlign w:val="center"/>
+          </w:tcPr>
+          <w:p>
+            <w:pPr>
+              <w:spacing w:after="0" w:line="252" w:lineRule="auto"/>
+              <w:jc w:val="left"/>
+            </w:pPr>
+            <w:r>
+              <w:rPr>
+                <w:rFonts w:ascii="Calibri" w:hAnsi="Calibri" w:eastAsia="Calibri"/>
+                <w:color w:val="203740"/>
+                <w:sz w:val="14"/>
+              </w:rPr>
+              <w:t>Estado: EJECUCIÓN</w:t>
+              <w:br/>
+              <w:t>Período: 01-01-2022 – 31-01-2028</w:t>
+              <w:br/>
+              <w:t>Avance físico: 37.49%</w:t>
+              <w:br/>
+              <w:t>Avance financiero: 37.49%</w:t>
+              <w:br/>
+              <w:t>Contratos: 12 total · 1 activos</w:t>
+              <w:br/>
+              <w:t>Seguimiento: Ejecución y contrato activo</w:t>
+            </w:r>
+          </w:p>
+        </w:tc>
+        <w:tc>
+          <w:tcPr>
+            <w:tcW w:type="dxa" w:w="3024"/>
+            <w:tcMar>
+              <w:top w:w="70" w:type="dxa"/>
+              <w:start w:w="90" w:type="dxa"/>
+              <w:bottom w:w="70" w:type="dxa"/>
+              <w:end w:w="90" w:type="dxa"/>
+            </w:tcMar>
+            <w:vAlign w:val="center"/>
+          </w:tcPr>
+          <w:p>
+            <w:pPr>
+              <w:spacing w:after="0" w:line="252" w:lineRule="auto"/>
+              <w:jc w:val="left"/>
+            </w:pPr>
+            <w:r>
+              <w:rPr>
+                <w:rFonts w:ascii="Calibri" w:hAnsi="Calibri" w:eastAsia="Calibri"/>
+                <w:color w:val="203740"/>
+                <w:sz w:val="14"/>
+              </w:rPr>
+              <w:t>Costo del proyecto: RD$ 10,811,976,359.09</w:t>
+              <w:br/>
+              <w:t>Presupuesto 2026: RD$ 1,500,000,000.00</w:t>
+              <w:br/>
+              <w:t>Ejecutado 2026: RD$ 305,343,261.08</w:t>
+              <w:br/>
+              <w:t>Ejecución 2026: 20.36%</w:t>
+            </w:r>
+          </w:p>
+        </w:tc>
+      </w:tr>
+      <w:tr>
+        <w:tc>
+          <w:tcPr>
+            <w:tcW w:type="dxa" w:w="576"/>
+            <w:tcMar>
+              <w:top w:w="70" w:type="dxa"/>
+              <w:start w:w="90" w:type="dxa"/>
+              <w:bottom w:w="70" w:type="dxa"/>
+              <w:end w:w="90" w:type="dxa"/>
+            </w:tcMar>
+            <w:vAlign w:val="center"/>
+            <w:shd w:fill="F3F6F6"/>
+          </w:tcPr>
+          <w:p>
+            <w:pPr>
+              <w:spacing w:after="0" w:line="252" w:lineRule="auto"/>
+              <w:jc w:val="center"/>
+            </w:pPr>
+            <w:r>
+              <w:rPr>
+                <w:rFonts w:ascii="Calibri" w:hAnsi="Calibri" w:eastAsia="Calibri"/>
+                <w:color w:val="203740"/>
+                <w:sz w:val="14"/>
+              </w:rPr>
+              <w:t>16</w:t>
+            </w:r>
+          </w:p>
+        </w:tc>
+        <w:tc>
+          <w:tcPr>
+            <w:tcW w:type="dxa" w:w="1656"/>
+            <w:tcMar>
+              <w:top w:w="70" w:type="dxa"/>
+              <w:start w:w="90" w:type="dxa"/>
+              <w:bottom w:w="70" w:type="dxa"/>
+              <w:end w:w="90" w:type="dxa"/>
+            </w:tcMar>
+            <w:vAlign w:val="center"/>
+            <w:shd w:fill="F3F6F6"/>
+          </w:tcPr>
+          <w:p>
+            <w:pPr>
+              <w:spacing w:after="0" w:line="252" w:lineRule="auto"/>
+              <w:jc w:val="left"/>
+            </w:pPr>
+            <w:r>
+              <w:rPr>
+                <w:rFonts w:ascii="Calibri" w:hAnsi="Calibri" w:eastAsia="Calibri"/>
+                <w:color w:val="203740"/>
+                <w:sz w:val="14"/>
+              </w:rPr>
+              <w:t>SNIP 14708</w:t>
+              <w:br/>
+              <w:t>Ficha/Mapa 5340</w:t>
+              <w:br/>
+              <w:t>Fuentes:</w:t>
+              <w:br/>
+              <w:t>Maestro Sí · Ppto. Sí</w:t>
+              <w:br/>
+              <w:t>Territorio Sí · CSV territ. Sí</w:t>
+              <w:br/>
+              <w:t>Perfil Sí</w:t>
+            </w:r>
+            <w:r>
+              <w:br/>
+            </w:r>
+            <w:hyperlink r:id="rId47">
+              <w:r>
+                <w:rPr>
+                  <w:rFonts w:ascii="Calibri" w:hAnsi="Calibri" w:eastAsia="Calibri"/>
+                  <w:color w:val="2E74B5"/>
+                  <w:u w:val="single"/>
+                  <w:sz w:val="14"/>
+                </w:rPr>
+                <w:t>Abrir proyecto</w:t>
+              </w:r>
+            </w:hyperlink>
+            <w:r>
+              <w:br/>
+            </w:r>
+            <w:hyperlink r:id="rId48">
+              <w:r>
+                <w:rPr>
+                  <w:rFonts w:ascii="Calibri" w:hAnsi="Calibri" w:eastAsia="Calibri"/>
+                  <w:color w:val="2E74B5"/>
+                  <w:u w:val="single"/>
+                  <w:sz w:val="14"/>
+                </w:rPr>
+                <w:t>Abrir contratos</w:t>
+              </w:r>
+            </w:hyperlink>
+          </w:p>
+        </w:tc>
+        <w:tc>
+          <w:tcPr>
+            <w:tcW w:type="dxa" w:w="5976"/>
+            <w:tcMar>
+              <w:top w:w="70" w:type="dxa"/>
+              <w:start w:w="90" w:type="dxa"/>
+              <w:bottom w:w="70" w:type="dxa"/>
+              <w:end w:w="90" w:type="dxa"/>
+            </w:tcMar>
+            <w:vAlign w:val="center"/>
+            <w:shd w:fill="F3F6F6"/>
+          </w:tcPr>
+          <w:p>
+            <w:pPr>
+              <w:spacing w:after="0" w:line="252" w:lineRule="auto"/>
+              <w:jc w:val="left"/>
+            </w:pPr>
+            <w:r>
+              <w:rPr>
+                <w:rFonts w:ascii="Calibri" w:hAnsi="Calibri" w:eastAsia="Calibri"/>
+                <w:color w:val="203740"/>
+                <w:sz w:val="14"/>
+              </w:rPr>
+              <w:t>TRANSFERENCIA DE CAPACIDADES PARA EL FORTALECIMIENTO DE LAS MIPYMES DE LAS CADENAS DE VALOR DE MANGO Y AGUACATE</w:t>
+              <w:br/>
+              <w:t>Institución(es): MINISTERIO DE INDUSTRIA, COMERCIO y MIPYMES (MICM)</w:t>
+              <w:br/>
+              <w:t>Sector(es): Asuntos económicos, comerciales y laborales</w:t>
+              <w:br/>
+              <w:t>Territorios declarados: región Sin dato; provincia(s) AZUA; DAJABÓN; EL SEIBO; PERAVIA; SAN CRISTÓBAL; SAN JOSÉ DE OCOA; SAN JUAN; SANTIAGO RODRIGUEZ; VALVERDE; municipio(s) Sin registro</w:t>
+              <w:br/>
+              <w:t>Localización codificada: 07 el_valle · 02 AZUA; 04 cibao_noroeste · 05 DAJABÓN; 08 yuma · 08 EL SEIBO; 05 valdesia · 17 PERAVIA; 05 valdesia · 21 SAN CRISTÓBAL; 05 valdesia · 31 SAN JOSÉ DE OCOA; 07 el_valle · 22 SAN JUAN; 04 cibao_noroeste · 26 SANTIAGO RODRIGUEZ; 04 cibao_noroeste · 27 VALVERDE</w:t>
+              <w:br/>
+              <w:t>Ubicación del perfil: AZUA - PROYECTO DEPARTAMENTAL; DAJABÓN - PROYECTO DEPARTAMENTAL; EL SEIBO - PROYECTO DEPARTAMENTAL; PERAVIA - PROYECTO DEPARTAMENTAL; SAN CRISTÓBAL - PROYECTO DEPARTAMENTAL; SAN JOSÉ DE OCOA - PROYECTO DEPARTAMENTAL; SAN JUAN - PROYECTO DEPARTAMENTAL; SANTIAGO RODRIGUEZ - PROYECTO DEPARTAMENTAL; VALVERDE - PROYECTO DEPARTAMENTAL</w:t>
+              <w:br/>
+              <w:t>Fuente territorial: profile · alcance province · verificada 02-08-2026 12:40 UTC</w:t>
+              <w:br/>
+              <w:t>Cobertura: nacional No · multirregional Sí</w:t>
+            </w:r>
+          </w:p>
+        </w:tc>
+        <w:tc>
+          <w:tcPr>
+            <w:tcW w:type="dxa" w:w="2880"/>
+            <w:tcMar>
+              <w:top w:w="70" w:type="dxa"/>
+              <w:start w:w="90" w:type="dxa"/>
+              <w:bottom w:w="70" w:type="dxa"/>
+              <w:end w:w="90" w:type="dxa"/>
+            </w:tcMar>
+            <w:vAlign w:val="center"/>
+            <w:shd w:fill="F3F6F6"/>
+          </w:tcPr>
+          <w:p>
+            <w:pPr>
+              <w:spacing w:after="0" w:line="252" w:lineRule="auto"/>
+              <w:jc w:val="left"/>
+            </w:pPr>
+            <w:r>
+              <w:rPr>
+                <w:rFonts w:ascii="Calibri" w:hAnsi="Calibri" w:eastAsia="Calibri"/>
+                <w:color w:val="203740"/>
+                <w:sz w:val="14"/>
+              </w:rPr>
+              <w:t>Estado: EJECUCIÓN</w:t>
+              <w:br/>
+              <w:t>Período: 01-01-2022 – 31-01-2026</w:t>
+              <w:br/>
+              <w:t>Avance físico: 20.50%</w:t>
+              <w:br/>
+              <w:t>Avance financiero: 20.50%</w:t>
+              <w:br/>
+              <w:t>Contratos: 1 total · 1 activos</w:t>
+              <w:br/>
+              <w:t>Seguimiento: Ejecución y contrato activo</w:t>
+            </w:r>
+          </w:p>
+        </w:tc>
+        <w:tc>
+          <w:tcPr>
+            <w:tcW w:type="dxa" w:w="3024"/>
+            <w:tcMar>
+              <w:top w:w="70" w:type="dxa"/>
+              <w:start w:w="90" w:type="dxa"/>
+              <w:bottom w:w="70" w:type="dxa"/>
+              <w:end w:w="90" w:type="dxa"/>
+            </w:tcMar>
+            <w:vAlign w:val="center"/>
+            <w:shd w:fill="F3F6F6"/>
+          </w:tcPr>
+          <w:p>
+            <w:pPr>
+              <w:spacing w:after="0" w:line="252" w:lineRule="auto"/>
+              <w:jc w:val="left"/>
+            </w:pPr>
+            <w:r>
+              <w:rPr>
+                <w:rFonts w:ascii="Calibri" w:hAnsi="Calibri" w:eastAsia="Calibri"/>
+                <w:color w:val="203740"/>
+                <w:sz w:val="14"/>
+              </w:rPr>
+              <w:t>Costo del proyecto: RD$ 25,393,169.88</w:t>
+              <w:br/>
+              <w:t>Presupuesto 2026: RD$ 11,650,468.00</w:t>
+              <w:br/>
+              <w:t>Ejecutado 2026: RD$ 3,178,161.74</w:t>
+              <w:br/>
+              <w:t>Ejecución 2026: 27.28%</w:t>
+            </w:r>
+          </w:p>
+        </w:tc>
+      </w:tr>
+      <w:tr>
+        <w:tc>
+          <w:tcPr>
+            <w:tcW w:type="dxa" w:w="576"/>
+            <w:tcMar>
+              <w:top w:w="70" w:type="dxa"/>
+              <w:start w:w="90" w:type="dxa"/>
+              <w:bottom w:w="70" w:type="dxa"/>
+              <w:end w:w="90" w:type="dxa"/>
+            </w:tcMar>
+            <w:vAlign w:val="center"/>
+          </w:tcPr>
+          <w:p>
+            <w:pPr>
+              <w:spacing w:after="0" w:line="252" w:lineRule="auto"/>
+              <w:jc w:val="center"/>
+            </w:pPr>
+            <w:r>
+              <w:rPr>
+                <w:rFonts w:ascii="Calibri" w:hAnsi="Calibri" w:eastAsia="Calibri"/>
+                <w:color w:val="203740"/>
+                <w:sz w:val="14"/>
+              </w:rPr>
+              <w:t>17</w:t>
+            </w:r>
+          </w:p>
+        </w:tc>
+        <w:tc>
+          <w:tcPr>
+            <w:tcW w:type="dxa" w:w="1656"/>
+            <w:tcMar>
+              <w:top w:w="70" w:type="dxa"/>
+              <w:start w:w="90" w:type="dxa"/>
+              <w:bottom w:w="70" w:type="dxa"/>
+              <w:end w:w="90" w:type="dxa"/>
+            </w:tcMar>
+            <w:vAlign w:val="center"/>
+          </w:tcPr>
+          <w:p>
+            <w:pPr>
+              <w:spacing w:after="0" w:line="252" w:lineRule="auto"/>
+              <w:jc w:val="left"/>
+            </w:pPr>
+            <w:r>
+              <w:rPr>
+                <w:rFonts w:ascii="Calibri" w:hAnsi="Calibri" w:eastAsia="Calibri"/>
+                <w:color w:val="203740"/>
+                <w:sz w:val="14"/>
+              </w:rPr>
+              <w:t>SNIP 14766</w:t>
+              <w:br/>
+              <w:t>Ficha/Mapa 5401</w:t>
+              <w:br/>
+              <w:t>Fuentes:</w:t>
+              <w:br/>
+              <w:t>Maestro Sí · Ppto. Sí</w:t>
+              <w:br/>
+              <w:t>Territorio Sí · CSV territ. Sí</w:t>
+              <w:br/>
+              <w:t>Perfil Sí</w:t>
+            </w:r>
+            <w:r>
+              <w:br/>
+            </w:r>
+            <w:hyperlink r:id="rId49">
+              <w:r>
+                <w:rPr>
+                  <w:rFonts w:ascii="Calibri" w:hAnsi="Calibri" w:eastAsia="Calibri"/>
+                  <w:color w:val="2E74B5"/>
+                  <w:u w:val="single"/>
+                  <w:sz w:val="14"/>
+                </w:rPr>
+                <w:t>Abrir proyecto</w:t>
+              </w:r>
+            </w:hyperlink>
+          </w:p>
+        </w:tc>
+        <w:tc>
+          <w:tcPr>
+            <w:tcW w:type="dxa" w:w="5976"/>
+            <w:tcMar>
+              <w:top w:w="70" w:type="dxa"/>
+              <w:start w:w="90" w:type="dxa"/>
+              <w:bottom w:w="70" w:type="dxa"/>
+              <w:end w:w="90" w:type="dxa"/>
+            </w:tcMar>
+            <w:vAlign w:val="center"/>
+          </w:tcPr>
+          <w:p>
+            <w:pPr>
+              <w:spacing w:after="0" w:line="252" w:lineRule="auto"/>
+              <w:jc w:val="left"/>
+            </w:pPr>
+            <w:r>
+              <w:rPr>
+                <w:rFonts w:ascii="Calibri" w:hAnsi="Calibri" w:eastAsia="Calibri"/>
+                <w:color w:val="203740"/>
+                <w:sz w:val="14"/>
+              </w:rPr>
+              <w:t>AMPLIACIÓN ACUEDUCTO MULTIPLE DE PARTIDO-LA GORRA, PROVINCIA DAJABON</w:t>
+              <w:br/>
+              <w:t>Institución(es): INSTITUTO NACIONAL DE AGUA POTABLE Y ALCANTARILLADO (INAPA)</w:t>
+              <w:br/>
+              <w:t>Sector(es): Vivienda y servicios comunitarios</w:t>
+              <w:br/>
+              <w:t>Territorios declarados: región cibao_noroeste; provincia(s) DAJABÓN; municipio(s) PARTIDO</w:t>
+              <w:br/>
+              <w:t>Localización codificada: 04 cibao_noroeste · 05 DAJABÓN · 040503 PARTIDO</w:t>
+              <w:br/>
+              <w:t>Ubicación del perfil: PARTIDO (DAJABÓN)</w:t>
+              <w:br/>
+              <w:t>Fuente territorial: profile · alcance municipality · verificada 02-08-2026 12:40 UTC</w:t>
+              <w:br/>
+              <w:t>Cobertura: nacional No · multirregional No</w:t>
+            </w:r>
+          </w:p>
+        </w:tc>
+        <w:tc>
+          <w:tcPr>
+            <w:tcW w:type="dxa" w:w="2880"/>
+            <w:tcMar>
+              <w:top w:w="70" w:type="dxa"/>
+              <w:start w:w="90" w:type="dxa"/>
+              <w:bottom w:w="70" w:type="dxa"/>
+              <w:end w:w="90" w:type="dxa"/>
+            </w:tcMar>
+            <w:vAlign w:val="center"/>
+          </w:tcPr>
+          <w:p>
+            <w:pPr>
+              <w:spacing w:after="0" w:line="252" w:lineRule="auto"/>
+              <w:jc w:val="left"/>
+            </w:pPr>
+            <w:r>
+              <w:rPr>
+                <w:rFonts w:ascii="Calibri" w:hAnsi="Calibri" w:eastAsia="Calibri"/>
+                <w:color w:val="203740"/>
+                <w:sz w:val="14"/>
+              </w:rPr>
+              <w:t>Estado: EJECUCIÓN</w:t>
+              <w:br/>
+              <w:t>Período: 01-01-2022 – 31-01-2027</w:t>
+              <w:br/>
+              <w:t>Avance físico: 62.57%</w:t>
+              <w:br/>
+              <w:t>Avance financiero: 62.57%</w:t>
+              <w:br/>
+              <w:t>Contratos: 0 total · 0 activos</w:t>
+              <w:br/>
+              <w:t>Seguimiento: Ejecución registrada</w:t>
+            </w:r>
+          </w:p>
+        </w:tc>
+        <w:tc>
+          <w:tcPr>
+            <w:tcW w:type="dxa" w:w="3024"/>
+            <w:tcMar>
+              <w:top w:w="70" w:type="dxa"/>
+              <w:start w:w="90" w:type="dxa"/>
+              <w:bottom w:w="70" w:type="dxa"/>
+              <w:end w:w="90" w:type="dxa"/>
+            </w:tcMar>
+            <w:vAlign w:val="center"/>
+          </w:tcPr>
+          <w:p>
+            <w:pPr>
+              <w:spacing w:after="0" w:line="252" w:lineRule="auto"/>
+              <w:jc w:val="left"/>
+            </w:pPr>
+            <w:r>
+              <w:rPr>
+                <w:rFonts w:ascii="Calibri" w:hAnsi="Calibri" w:eastAsia="Calibri"/>
+                <w:color w:val="203740"/>
+                <w:sz w:val="14"/>
+              </w:rPr>
+              <w:t>Costo del proyecto: RD$ 786,101,624.21</w:t>
+              <w:br/>
+              <w:t>Presupuesto 2026: RD$ 83,526,535.12</w:t>
+              <w:br/>
+              <w:t>Ejecutado 2026: RD$ 40,873,763.69</w:t>
+              <w:br/>
+              <w:t>Ejecución 2026: 48.94%</w:t>
+            </w:r>
+          </w:p>
+        </w:tc>
+      </w:tr>
+      <w:tr>
+        <w:tc>
+          <w:tcPr>
+            <w:tcW w:type="dxa" w:w="576"/>
+            <w:tcMar>
+              <w:top w:w="70" w:type="dxa"/>
+              <w:start w:w="90" w:type="dxa"/>
+              <w:bottom w:w="70" w:type="dxa"/>
+              <w:end w:w="90" w:type="dxa"/>
+            </w:tcMar>
+            <w:vAlign w:val="center"/>
+            <w:shd w:fill="F3F6F6"/>
+          </w:tcPr>
+          <w:p>
+            <w:pPr>
+              <w:spacing w:after="0" w:line="252" w:lineRule="auto"/>
+              <w:jc w:val="center"/>
+            </w:pPr>
+            <w:r>
+              <w:rPr>
+                <w:rFonts w:ascii="Calibri" w:hAnsi="Calibri" w:eastAsia="Calibri"/>
+                <w:color w:val="203740"/>
+                <w:sz w:val="14"/>
+              </w:rPr>
+              <w:t>18</w:t>
+            </w:r>
+          </w:p>
+        </w:tc>
+        <w:tc>
+          <w:tcPr>
+            <w:tcW w:type="dxa" w:w="1656"/>
+            <w:tcMar>
+              <w:top w:w="70" w:type="dxa"/>
+              <w:start w:w="90" w:type="dxa"/>
+              <w:bottom w:w="70" w:type="dxa"/>
+              <w:end w:w="90" w:type="dxa"/>
+            </w:tcMar>
+            <w:vAlign w:val="center"/>
+            <w:shd w:fill="F3F6F6"/>
+          </w:tcPr>
+          <w:p>
+            <w:pPr>
+              <w:spacing w:after="0" w:line="252" w:lineRule="auto"/>
+              <w:jc w:val="left"/>
+            </w:pPr>
+            <w:r>
+              <w:rPr>
+                <w:rFonts w:ascii="Calibri" w:hAnsi="Calibri" w:eastAsia="Calibri"/>
+                <w:color w:val="203740"/>
+                <w:sz w:val="14"/>
+              </w:rPr>
+              <w:t>SNIP 15015</w:t>
+              <w:br/>
+              <w:t>Ficha/Mapa 5346</w:t>
+              <w:br/>
+              <w:t>Fuentes:</w:t>
+              <w:br/>
+              <w:t>Maestro Sí · Ppto. Sí</w:t>
+              <w:br/>
+              <w:t>Territorio Sí · CSV territ. Sí</w:t>
+              <w:br/>
+              <w:t>Perfil Sí</w:t>
+            </w:r>
+            <w:r>
+              <w:br/>
+            </w:r>
+            <w:hyperlink r:id="rId50">
+              <w:r>
+                <w:rPr>
+                  <w:rFonts w:ascii="Calibri" w:hAnsi="Calibri" w:eastAsia="Calibri"/>
+                  <w:color w:val="2E74B5"/>
+                  <w:u w:val="single"/>
+                  <w:sz w:val="14"/>
+                </w:rPr>
+                <w:t>Abrir proyecto</w:t>
+              </w:r>
+            </w:hyperlink>
+          </w:p>
+        </w:tc>
+        <w:tc>
+          <w:tcPr>
+            <w:tcW w:type="dxa" w:w="5976"/>
+            <w:tcMar>
+              <w:top w:w="70" w:type="dxa"/>
+              <w:start w:w="90" w:type="dxa"/>
+              <w:bottom w:w="70" w:type="dxa"/>
+              <w:end w:w="90" w:type="dxa"/>
+            </w:tcMar>
+            <w:vAlign w:val="center"/>
+            <w:shd w:fill="F3F6F6"/>
+          </w:tcPr>
+          <w:p>
+            <w:pPr>
+              <w:spacing w:after="0" w:line="252" w:lineRule="auto"/>
+              <w:jc w:val="left"/>
+            </w:pPr>
+            <w:r>
+              <w:rPr>
+                <w:rFonts w:ascii="Calibri" w:hAnsi="Calibri" w:eastAsia="Calibri"/>
+                <w:color w:val="203740"/>
+                <w:sz w:val="14"/>
+              </w:rPr>
+              <w:t>REHABILITACIÓN  Y MANTENIMIENTO DE CARRETERAS  (117 KM) Y CAMINOS VECINALES (884 KM) A NIVEL NACIONAL</w:t>
+              <w:br/>
+              <w:t>Institución(es): MINISTERIO DE OBRAS PUBLICAS Y COMUNICACIONES</w:t>
+              <w:br/>
+              <w:t>Sector(es): Transporte</w:t>
+              <w:br/>
+              <w:t>Territorios declarados: región Sin dato; provincia(s) SÁNCHEZ RAMÍREZ; DAJABÓN; INDEPENDENCIA; municipio(s) COTUÍ; DAJABÓN; JIMANÍ</w:t>
+              <w:br/>
+              <w:t>Localización codificada: 02 cibao_sur · 24 SÁNCHEZ RAMÍREZ · 022401 COTUÍ; 04 cibao_noroeste · 05 DAJABÓN · 040501 DAJABÓN; 06 enriquillo · 10 INDEPENDENCIA · 061001 JIMANÍ</w:t>
+              <w:br/>
+              <w:t>Ubicación del perfil: COTUÍ (SÁNCHEZ RAMÍREZ); DAJABÓN (DAJABÓN); JIMANÍ (INDEPENDENCIA)</w:t>
+              <w:br/>
+              <w:t>Fuente territorial: profile · alcance municipality · verificada 02-08-2026 12:40 UTC</w:t>
+              <w:br/>
+              <w:t>Cobertura: nacional No · multirregional Sí</w:t>
+            </w:r>
+          </w:p>
+        </w:tc>
+        <w:tc>
+          <w:tcPr>
+            <w:tcW w:type="dxa" w:w="2880"/>
+            <w:tcMar>
+              <w:top w:w="70" w:type="dxa"/>
+              <w:start w:w="90" w:type="dxa"/>
+              <w:bottom w:w="70" w:type="dxa"/>
+              <w:end w:w="90" w:type="dxa"/>
+            </w:tcMar>
+            <w:vAlign w:val="center"/>
+            <w:shd w:fill="F3F6F6"/>
+          </w:tcPr>
+          <w:p>
+            <w:pPr>
+              <w:spacing w:after="0" w:line="252" w:lineRule="auto"/>
+              <w:jc w:val="left"/>
+            </w:pPr>
+            <w:r>
+              <w:rPr>
+                <w:rFonts w:ascii="Calibri" w:hAnsi="Calibri" w:eastAsia="Calibri"/>
+                <w:color w:val="203740"/>
+                <w:sz w:val="14"/>
+              </w:rPr>
+              <w:t>Estado: EJECUCIÓN</w:t>
+              <w:br/>
+              <w:t>Período: 01-01-2023 – 31-01-2027</w:t>
+              <w:br/>
+              <w:t>Avance físico: 56.79%</w:t>
+              <w:br/>
+              <w:t>Avance financiero: 56.79%</w:t>
+              <w:br/>
+              <w:t>Contratos: 0 total · 0 activos</w:t>
+              <w:br/>
+              <w:t>Seguimiento: Ejecución registrada</w:t>
+            </w:r>
+          </w:p>
+        </w:tc>
+        <w:tc>
+          <w:tcPr>
+            <w:tcW w:type="dxa" w:w="3024"/>
+            <w:tcMar>
+              <w:top w:w="70" w:type="dxa"/>
+              <w:start w:w="90" w:type="dxa"/>
+              <w:bottom w:w="70" w:type="dxa"/>
+              <w:end w:w="90" w:type="dxa"/>
+            </w:tcMar>
+            <w:vAlign w:val="center"/>
+            <w:shd w:fill="F3F6F6"/>
+          </w:tcPr>
+          <w:p>
+            <w:pPr>
+              <w:spacing w:after="0" w:line="252" w:lineRule="auto"/>
+              <w:jc w:val="left"/>
+            </w:pPr>
+            <w:r>
+              <w:rPr>
+                <w:rFonts w:ascii="Calibri" w:hAnsi="Calibri" w:eastAsia="Calibri"/>
+                <w:color w:val="203740"/>
+                <w:sz w:val="14"/>
+              </w:rPr>
+              <w:t>Costo del proyecto: RD$ 8,400,000,000.00</w:t>
+              <w:br/>
+              <w:t>Presupuesto 2026: RD$ 2,499,999,999.00</w:t>
+              <w:br/>
+              <w:t>Ejecutado 2026: RD$ 808,009,864.96</w:t>
+              <w:br/>
+              <w:t>Ejecución 2026: 32.32%</w:t>
+            </w:r>
+          </w:p>
+        </w:tc>
+      </w:tr>
+      <w:tr>
+        <w:tc>
+          <w:tcPr>
+            <w:tcW w:type="dxa" w:w="576"/>
+            <w:tcMar>
+              <w:top w:w="70" w:type="dxa"/>
+              <w:start w:w="90" w:type="dxa"/>
+              <w:bottom w:w="70" w:type="dxa"/>
+              <w:end w:w="90" w:type="dxa"/>
+            </w:tcMar>
+            <w:vAlign w:val="center"/>
+          </w:tcPr>
+          <w:p>
+            <w:pPr>
+              <w:spacing w:after="0" w:line="252" w:lineRule="auto"/>
+              <w:jc w:val="center"/>
+            </w:pPr>
+            <w:r>
+              <w:rPr>
+                <w:rFonts w:ascii="Calibri" w:hAnsi="Calibri" w:eastAsia="Calibri"/>
+                <w:color w:val="203740"/>
+                <w:sz w:val="14"/>
+              </w:rPr>
+              <w:t>19</w:t>
+            </w:r>
+          </w:p>
+        </w:tc>
+        <w:tc>
+          <w:tcPr>
+            <w:tcW w:type="dxa" w:w="1656"/>
+            <w:tcMar>
+              <w:top w:w="70" w:type="dxa"/>
+              <w:start w:w="90" w:type="dxa"/>
+              <w:bottom w:w="70" w:type="dxa"/>
+              <w:end w:w="90" w:type="dxa"/>
+            </w:tcMar>
+            <w:vAlign w:val="center"/>
+          </w:tcPr>
+          <w:p>
+            <w:pPr>
+              <w:spacing w:after="0" w:line="252" w:lineRule="auto"/>
+              <w:jc w:val="left"/>
+            </w:pPr>
+            <w:r>
+              <w:rPr>
+                <w:rFonts w:ascii="Calibri" w:hAnsi="Calibri" w:eastAsia="Calibri"/>
+                <w:color w:val="203740"/>
+                <w:sz w:val="14"/>
+              </w:rPr>
+              <w:t>SNIP 15278</w:t>
+              <w:br/>
+              <w:t>Ficha/Mapa 6385</w:t>
+              <w:br/>
+              <w:t>Fuentes:</w:t>
+              <w:br/>
+              <w:t>Maestro Sí · Ppto. Sí</w:t>
+              <w:br/>
+              <w:t>Territorio Sí · CSV territ. Sí</w:t>
+              <w:br/>
+              <w:t>Perfil Sí</w:t>
+            </w:r>
+            <w:r>
+              <w:br/>
+            </w:r>
+            <w:hyperlink r:id="rId51">
+              <w:r>
+                <w:rPr>
+                  <w:rFonts w:ascii="Calibri" w:hAnsi="Calibri" w:eastAsia="Calibri"/>
+                  <w:color w:val="2E74B5"/>
+                  <w:u w:val="single"/>
+                  <w:sz w:val="14"/>
+                </w:rPr>
+                <w:t>Abrir proyecto</w:t>
+              </w:r>
+            </w:hyperlink>
+          </w:p>
+        </w:tc>
+        <w:tc>
+          <w:tcPr>
+            <w:tcW w:type="dxa" w:w="5976"/>
+            <w:tcMar>
+              <w:top w:w="70" w:type="dxa"/>
+              <w:start w:w="90" w:type="dxa"/>
+              <w:bottom w:w="70" w:type="dxa"/>
+              <w:end w:w="90" w:type="dxa"/>
+            </w:tcMar>
+            <w:vAlign w:val="center"/>
+          </w:tcPr>
+          <w:p>
+            <w:pPr>
+              <w:spacing w:after="0" w:line="252" w:lineRule="auto"/>
+              <w:jc w:val="left"/>
+            </w:pPr>
+            <w:r>
+              <w:rPr>
+                <w:rFonts w:ascii="Calibri" w:hAnsi="Calibri" w:eastAsia="Calibri"/>
+                <w:color w:val="203740"/>
+                <w:sz w:val="14"/>
+              </w:rPr>
+              <w:t>AMPLIACIÓN DEL PLANTEL EDUCATIVO PARA INICIAL FRANCISCO JAVIER UREÑA CANELA, MUNICIPIO DAJABÓN, PROVINCIA DAJABÓN.</w:t>
+              <w:br/>
+              <w:t>Institución(es): DIRECCION DE INFRAESTRUCTURA ESCOLAR</w:t>
+              <w:br/>
+              <w:t>Sector(es): Educación</w:t>
+              <w:br/>
+              <w:t>Territorios declarados: región cibao_noroeste; provincia(s) DAJABÓN; municipio(s) DAJABÓN</w:t>
+              <w:br/>
+              <w:t>Localización codificada: 04 cibao_noroeste · 05 DAJABÓN · 040501 DAJABÓN</w:t>
+              <w:br/>
+              <w:t>Ubicación del perfil: DAJABÓN (DAJABÓN)</w:t>
+              <w:br/>
+              <w:t>Fuente territorial: profile · alcance municipality · verificada 02-08-2026 12:40 UTC</w:t>
+              <w:br/>
+              <w:t>Cobertura: nacional No · multirregional No</w:t>
+            </w:r>
+          </w:p>
+        </w:tc>
+        <w:tc>
+          <w:tcPr>
+            <w:tcW w:type="dxa" w:w="2880"/>
+            <w:tcMar>
+              <w:top w:w="70" w:type="dxa"/>
+              <w:start w:w="90" w:type="dxa"/>
+              <w:bottom w:w="70" w:type="dxa"/>
+              <w:end w:w="90" w:type="dxa"/>
+            </w:tcMar>
+            <w:vAlign w:val="center"/>
+          </w:tcPr>
+          <w:p>
+            <w:pPr>
+              <w:spacing w:after="0" w:line="252" w:lineRule="auto"/>
+              <w:jc w:val="left"/>
+            </w:pPr>
+            <w:r>
+              <w:rPr>
+                <w:rFonts w:ascii="Calibri" w:hAnsi="Calibri" w:eastAsia="Calibri"/>
+                <w:color w:val="203740"/>
+                <w:sz w:val="14"/>
+              </w:rPr>
+              <w:t>Estado: EJECUCIÓN</w:t>
+              <w:br/>
+              <w:t>Período: 01-01-2023 – 31-01-2027</w:t>
+              <w:br/>
+              <w:t>Avance físico: 71.90%</w:t>
+              <w:br/>
+              <w:t>Avance financiero: 71.90%</w:t>
+              <w:br/>
+              <w:t>Contratos: 0 total · 0 activos</w:t>
+              <w:br/>
+              <w:t>Seguimiento: Ejecución registrada</w:t>
+            </w:r>
+          </w:p>
+        </w:tc>
+        <w:tc>
+          <w:tcPr>
+            <w:tcW w:type="dxa" w:w="3024"/>
+            <w:tcMar>
+              <w:top w:w="70" w:type="dxa"/>
+              <w:start w:w="90" w:type="dxa"/>
+              <w:bottom w:w="70" w:type="dxa"/>
+              <w:end w:w="90" w:type="dxa"/>
+            </w:tcMar>
+            <w:vAlign w:val="center"/>
+          </w:tcPr>
+          <w:p>
+            <w:pPr>
+              <w:spacing w:after="0" w:line="252" w:lineRule="auto"/>
+              <w:jc w:val="left"/>
+            </w:pPr>
+            <w:r>
+              <w:rPr>
+                <w:rFonts w:ascii="Calibri" w:hAnsi="Calibri" w:eastAsia="Calibri"/>
+                <w:color w:val="203740"/>
+                <w:sz w:val="14"/>
+              </w:rPr>
+              <w:t>Costo del proyecto: RD$ 23,302,834.64</w:t>
+              <w:br/>
+              <w:t>Presupuesto 2026: RD$ 5,659,731.00</w:t>
+              <w:br/>
+              <w:t>Ejecutado 2026: RD$ 5,659,730.33</w:t>
+              <w:br/>
+              <w:t>Ejecución 2026: 100.00%</w:t>
+            </w:r>
+          </w:p>
+        </w:tc>
+      </w:tr>
+      <w:tr>
+        <w:tc>
+          <w:tcPr>
+            <w:tcW w:type="dxa" w:w="576"/>
+            <w:tcMar>
+              <w:top w:w="70" w:type="dxa"/>
+              <w:start w:w="90" w:type="dxa"/>
+              <w:bottom w:w="70" w:type="dxa"/>
+              <w:end w:w="90" w:type="dxa"/>
+            </w:tcMar>
+            <w:vAlign w:val="center"/>
+            <w:shd w:fill="F3F6F6"/>
+          </w:tcPr>
+          <w:p>
+            <w:pPr>
+              <w:spacing w:after="0" w:line="252" w:lineRule="auto"/>
+              <w:jc w:val="center"/>
+            </w:pPr>
+            <w:r>
+              <w:rPr>
+                <w:rFonts w:ascii="Calibri" w:hAnsi="Calibri" w:eastAsia="Calibri"/>
+                <w:color w:val="203740"/>
+                <w:sz w:val="14"/>
+              </w:rPr>
+              <w:t>20</w:t>
+            </w:r>
+          </w:p>
+        </w:tc>
+        <w:tc>
+          <w:tcPr>
+            <w:tcW w:type="dxa" w:w="1656"/>
+            <w:tcMar>
+              <w:top w:w="70" w:type="dxa"/>
+              <w:start w:w="90" w:type="dxa"/>
+              <w:bottom w:w="70" w:type="dxa"/>
+              <w:end w:w="90" w:type="dxa"/>
+            </w:tcMar>
+            <w:vAlign w:val="center"/>
+            <w:shd w:fill="F3F6F6"/>
+          </w:tcPr>
+          <w:p>
+            <w:pPr>
+              <w:spacing w:after="0" w:line="252" w:lineRule="auto"/>
+              <w:jc w:val="left"/>
+            </w:pPr>
+            <w:r>
+              <w:rPr>
+                <w:rFonts w:ascii="Calibri" w:hAnsi="Calibri" w:eastAsia="Calibri"/>
+                <w:color w:val="203740"/>
+                <w:sz w:val="14"/>
+              </w:rPr>
+              <w:t>SNIP 15279</w:t>
+              <w:br/>
+              <w:t>Ficha/Mapa 6386</w:t>
+              <w:br/>
+              <w:t>Fuentes:</w:t>
+              <w:br/>
+              <w:t>Maestro Sí · Ppto. Sí</w:t>
+              <w:br/>
+              <w:t>Territorio Sí · CSV territ. Sí</w:t>
+              <w:br/>
+              <w:t>Perfil Sí</w:t>
+            </w:r>
+            <w:r>
+              <w:br/>
+            </w:r>
+            <w:hyperlink r:id="rId52">
+              <w:r>
+                <w:rPr>
+                  <w:rFonts w:ascii="Calibri" w:hAnsi="Calibri" w:eastAsia="Calibri"/>
+                  <w:color w:val="2E74B5"/>
+                  <w:u w:val="single"/>
+                  <w:sz w:val="14"/>
+                </w:rPr>
+                <w:t>Abrir proyecto</w:t>
+              </w:r>
+            </w:hyperlink>
+          </w:p>
+        </w:tc>
+        <w:tc>
+          <w:tcPr>
+            <w:tcW w:type="dxa" w:w="5976"/>
+            <w:tcMar>
+              <w:top w:w="70" w:type="dxa"/>
+              <w:start w:w="90" w:type="dxa"/>
+              <w:bottom w:w="70" w:type="dxa"/>
+              <w:end w:w="90" w:type="dxa"/>
+            </w:tcMar>
+            <w:vAlign w:val="center"/>
+            <w:shd w:fill="F3F6F6"/>
+          </w:tcPr>
+          <w:p>
+            <w:pPr>
+              <w:spacing w:after="0" w:line="252" w:lineRule="auto"/>
+              <w:jc w:val="left"/>
+            </w:pPr>
+            <w:r>
+              <w:rPr>
+                <w:rFonts w:ascii="Calibri" w:hAnsi="Calibri" w:eastAsia="Calibri"/>
+                <w:color w:val="203740"/>
+                <w:sz w:val="14"/>
+              </w:rPr>
+              <w:t>AMPLIACIÓN DEL PLANTEL EDUCATIVO PARA INICIAL JUAN SANTOS DÍAZ, MUNICIPIO LOMA DE CABRERA, PROVINCIA DAJABÓN.</w:t>
+              <w:br/>
+              <w:t>Institución(es): DIRECCION DE INFRAESTRUCTURA ESCOLAR</w:t>
+              <w:br/>
+              <w:t>Sector(es): Educación</w:t>
+              <w:br/>
+              <w:t>Territorios declarados: región cibao_noroeste; provincia(s) DAJABÓN; municipio(s) LOMA DE CABRERA</w:t>
+              <w:br/>
+              <w:t>Localización codificada: 04 cibao_noroeste · 05 DAJABÓN · 040502 LOMA DE CABRERA</w:t>
+              <w:br/>
+              <w:t>Ubicación del perfil: LOMA DE CABRERA (DAJABÓN)</w:t>
+              <w:br/>
+              <w:t>Fuente territorial: profile · alcance municipality · verificada 02-08-2026 12:40 UTC</w:t>
+              <w:br/>
+              <w:t>Cobertura: nacional No · multirregional No</w:t>
+            </w:r>
+          </w:p>
+        </w:tc>
+        <w:tc>
+          <w:tcPr>
+            <w:tcW w:type="dxa" w:w="2880"/>
+            <w:tcMar>
+              <w:top w:w="70" w:type="dxa"/>
+              <w:start w:w="90" w:type="dxa"/>
+              <w:bottom w:w="70" w:type="dxa"/>
+              <w:end w:w="90" w:type="dxa"/>
+            </w:tcMar>
+            <w:vAlign w:val="center"/>
+            <w:shd w:fill="F3F6F6"/>
+          </w:tcPr>
+          <w:p>
+            <w:pPr>
+              <w:spacing w:after="0" w:line="252" w:lineRule="auto"/>
+              <w:jc w:val="left"/>
+            </w:pPr>
+            <w:r>
+              <w:rPr>
+                <w:rFonts w:ascii="Calibri" w:hAnsi="Calibri" w:eastAsia="Calibri"/>
+                <w:color w:val="203740"/>
+                <w:sz w:val="14"/>
+              </w:rPr>
+              <w:t>Estado: EJECUCIÓN</w:t>
+              <w:br/>
+              <w:t>Período: 01-01-2023 – 31-01-2027</w:t>
+              <w:br/>
+              <w:t>Avance físico: 53.08%</w:t>
+              <w:br/>
+              <w:t>Avance financiero: 53.08%</w:t>
+              <w:br/>
+              <w:t>Contratos: 0 total · 0 activos</w:t>
+              <w:br/>
+              <w:t>Seguimiento: Ejecución registrada</w:t>
+            </w:r>
+          </w:p>
+        </w:tc>
+        <w:tc>
+          <w:tcPr>
+            <w:tcW w:type="dxa" w:w="3024"/>
+            <w:tcMar>
+              <w:top w:w="70" w:type="dxa"/>
+              <w:start w:w="90" w:type="dxa"/>
+              <w:bottom w:w="70" w:type="dxa"/>
+              <w:end w:w="90" w:type="dxa"/>
+            </w:tcMar>
+            <w:vAlign w:val="center"/>
+            <w:shd w:fill="F3F6F6"/>
+          </w:tcPr>
+          <w:p>
+            <w:pPr>
+              <w:spacing w:after="0" w:line="252" w:lineRule="auto"/>
+              <w:jc w:val="left"/>
+            </w:pPr>
+            <w:r>
+              <w:rPr>
+                <w:rFonts w:ascii="Calibri" w:hAnsi="Calibri" w:eastAsia="Calibri"/>
+                <w:color w:val="203740"/>
+                <w:sz w:val="14"/>
+              </w:rPr>
+              <w:t>Costo del proyecto: RD$ 12,740,866.63</w:t>
+              <w:br/>
+              <w:t>Presupuesto 2026: RD$ 2,927,539.00</w:t>
+              <w:br/>
+              <w:t>Ejecutado 2026: RD$ 2,837,659.06</w:t>
+              <w:br/>
+              <w:t>Ejecución 2026: 96.93%</w:t>
+            </w:r>
+          </w:p>
+        </w:tc>
+      </w:tr>
+      <w:tr>
+        <w:tc>
+          <w:tcPr>
+            <w:tcW w:type="dxa" w:w="576"/>
+            <w:tcMar>
+              <w:top w:w="70" w:type="dxa"/>
+              <w:start w:w="90" w:type="dxa"/>
+              <w:bottom w:w="70" w:type="dxa"/>
+              <w:end w:w="90" w:type="dxa"/>
+            </w:tcMar>
+            <w:vAlign w:val="center"/>
+          </w:tcPr>
+          <w:p>
+            <w:pPr>
+              <w:spacing w:after="0" w:line="252" w:lineRule="auto"/>
+              <w:jc w:val="center"/>
+            </w:pPr>
+            <w:r>
+              <w:rPr>
+                <w:rFonts w:ascii="Calibri" w:hAnsi="Calibri" w:eastAsia="Calibri"/>
+                <w:color w:val="203740"/>
+                <w:sz w:val="14"/>
+              </w:rPr>
+              <w:t>21</w:t>
+            </w:r>
+          </w:p>
+        </w:tc>
+        <w:tc>
+          <w:tcPr>
+            <w:tcW w:type="dxa" w:w="1656"/>
+            <w:tcMar>
+              <w:top w:w="70" w:type="dxa"/>
+              <w:start w:w="90" w:type="dxa"/>
+              <w:bottom w:w="70" w:type="dxa"/>
+              <w:end w:w="90" w:type="dxa"/>
+            </w:tcMar>
+            <w:vAlign w:val="center"/>
+          </w:tcPr>
+          <w:p>
+            <w:pPr>
+              <w:spacing w:after="0" w:line="252" w:lineRule="auto"/>
+              <w:jc w:val="left"/>
+            </w:pPr>
+            <w:r>
+              <w:rPr>
+                <w:rFonts w:ascii="Calibri" w:hAnsi="Calibri" w:eastAsia="Calibri"/>
+                <w:color w:val="203740"/>
+                <w:sz w:val="14"/>
+              </w:rPr>
+              <w:t>SNIP 15280</w:t>
+              <w:br/>
+              <w:t>Ficha/Mapa 6387</w:t>
+              <w:br/>
+              <w:t>Fuentes:</w:t>
+              <w:br/>
+              <w:t>Maestro Sí · Ppto. Sí</w:t>
+              <w:br/>
+              <w:t>Territorio Sí · CSV territ. Sí</w:t>
+              <w:br/>
+              <w:t>Perfil Sí</w:t>
+            </w:r>
+            <w:r>
+              <w:br/>
+            </w:r>
+            <w:hyperlink r:id="rId53">
+              <w:r>
+                <w:rPr>
+                  <w:rFonts w:ascii="Calibri" w:hAnsi="Calibri" w:eastAsia="Calibri"/>
+                  <w:color w:val="2E74B5"/>
+                  <w:u w:val="single"/>
+                  <w:sz w:val="14"/>
+                </w:rPr>
+                <w:t>Abrir proyecto</w:t>
+              </w:r>
+            </w:hyperlink>
+          </w:p>
+        </w:tc>
+        <w:tc>
+          <w:tcPr>
+            <w:tcW w:type="dxa" w:w="5976"/>
+            <w:tcMar>
+              <w:top w:w="70" w:type="dxa"/>
+              <w:start w:w="90" w:type="dxa"/>
+              <w:bottom w:w="70" w:type="dxa"/>
+              <w:end w:w="90" w:type="dxa"/>
+            </w:tcMar>
+            <w:vAlign w:val="center"/>
+          </w:tcPr>
+          <w:p>
+            <w:pPr>
+              <w:spacing w:after="0" w:line="252" w:lineRule="auto"/>
+              <w:jc w:val="left"/>
+            </w:pPr>
+            <w:r>
+              <w:rPr>
+                <w:rFonts w:ascii="Calibri" w:hAnsi="Calibri" w:eastAsia="Calibri"/>
+                <w:color w:val="203740"/>
+                <w:sz w:val="14"/>
+              </w:rPr>
+              <w:t>AMPLIACIÓN DEL PLANTEL EDUCATIVO PARA INICIAL EL PINO, MUNICIPIO EL PINO, PROVINCIA DAJABÓN.</w:t>
+              <w:br/>
+              <w:t>Institución(es): DIRECCION DE INFRAESTRUCTURA ESCOLAR</w:t>
+              <w:br/>
+              <w:t>Sector(es): Educación</w:t>
+              <w:br/>
+              <w:t>Territorios declarados: región cibao_noroeste; provincia(s) DAJABÓN; municipio(s) EL PINO</w:t>
+              <w:br/>
+              <w:t>Localización codificada: 04 cibao_noroeste · 05 DAJABÓN · 040505 EL PINO</w:t>
+              <w:br/>
+              <w:t>Ubicación del perfil: EL PINO (DAJABÓN)</w:t>
+              <w:br/>
+              <w:t>Fuente territorial: profile · alcance municipality · verificada 02-08-2026 12:40 UTC</w:t>
+              <w:br/>
+              <w:t>Cobertura: nacional No · multirregional No</w:t>
+            </w:r>
+          </w:p>
+        </w:tc>
+        <w:tc>
+          <w:tcPr>
+            <w:tcW w:type="dxa" w:w="2880"/>
+            <w:tcMar>
+              <w:top w:w="70" w:type="dxa"/>
+              <w:start w:w="90" w:type="dxa"/>
+              <w:bottom w:w="70" w:type="dxa"/>
+              <w:end w:w="90" w:type="dxa"/>
+            </w:tcMar>
+            <w:vAlign w:val="center"/>
+          </w:tcPr>
+          <w:p>
+            <w:pPr>
+              <w:spacing w:after="0" w:line="252" w:lineRule="auto"/>
+              <w:jc w:val="left"/>
+            </w:pPr>
+            <w:r>
+              <w:rPr>
+                <w:rFonts w:ascii="Calibri" w:hAnsi="Calibri" w:eastAsia="Calibri"/>
+                <w:color w:val="203740"/>
+                <w:sz w:val="14"/>
+              </w:rPr>
+              <w:t>Estado: EJECUCIÓN</w:t>
+              <w:br/>
+              <w:t>Período: 01-01-2023 – 31-01-2027</w:t>
+              <w:br/>
+              <w:t>Avance físico: 61.91%</w:t>
+              <w:br/>
+              <w:t>Avance financiero: 61.91%</w:t>
+              <w:br/>
+              <w:t>Contratos: 0 total · 0 activos</w:t>
+              <w:br/>
+              <w:t>Seguimiento: Ejecución registrada</w:t>
+            </w:r>
+          </w:p>
+        </w:tc>
+        <w:tc>
+          <w:tcPr>
+            <w:tcW w:type="dxa" w:w="3024"/>
+            <w:tcMar>
+              <w:top w:w="70" w:type="dxa"/>
+              <w:start w:w="90" w:type="dxa"/>
+              <w:bottom w:w="70" w:type="dxa"/>
+              <w:end w:w="90" w:type="dxa"/>
+            </w:tcMar>
+            <w:vAlign w:val="center"/>
+          </w:tcPr>
+          <w:p>
+            <w:pPr>
+              <w:spacing w:after="0" w:line="252" w:lineRule="auto"/>
+              <w:jc w:val="left"/>
+            </w:pPr>
+            <w:r>
+              <w:rPr>
+                <w:rFonts w:ascii="Calibri" w:hAnsi="Calibri" w:eastAsia="Calibri"/>
+                <w:color w:val="203740"/>
+                <w:sz w:val="14"/>
+              </w:rPr>
+              <w:t>Costo del proyecto: RD$ 19,090,053.17</w:t>
+              <w:br/>
+              <w:t>Presupuesto 2026: RD$ 4,986,963.00</w:t>
+              <w:br/>
+              <w:t>Ejecutado 2026: RD$ 2,586,995.63</w:t>
+              <w:br/>
+              <w:t>Ejecución 2026: 51.88%</w:t>
+            </w:r>
+          </w:p>
+        </w:tc>
+      </w:tr>
+      <w:tr>
+        <w:tc>
+          <w:tcPr>
+            <w:tcW w:type="dxa" w:w="576"/>
+            <w:tcMar>
+              <w:top w:w="70" w:type="dxa"/>
+              <w:start w:w="90" w:type="dxa"/>
+              <w:bottom w:w="70" w:type="dxa"/>
+              <w:end w:w="90" w:type="dxa"/>
+            </w:tcMar>
+            <w:vAlign w:val="center"/>
+            <w:shd w:fill="F3F6F6"/>
+          </w:tcPr>
+          <w:p>
+            <w:pPr>
+              <w:spacing w:after="0" w:line="252" w:lineRule="auto"/>
+              <w:jc w:val="center"/>
+            </w:pPr>
+            <w:r>
+              <w:rPr>
+                <w:rFonts w:ascii="Calibri" w:hAnsi="Calibri" w:eastAsia="Calibri"/>
+                <w:color w:val="203740"/>
+                <w:sz w:val="14"/>
+              </w:rPr>
+              <w:t>22</w:t>
+            </w:r>
+          </w:p>
+        </w:tc>
+        <w:tc>
+          <w:tcPr>
+            <w:tcW w:type="dxa" w:w="1656"/>
+            <w:tcMar>
+              <w:top w:w="70" w:type="dxa"/>
+              <w:start w:w="90" w:type="dxa"/>
+              <w:bottom w:w="70" w:type="dxa"/>
+              <w:end w:w="90" w:type="dxa"/>
+            </w:tcMar>
+            <w:vAlign w:val="center"/>
+            <w:shd w:fill="F3F6F6"/>
+          </w:tcPr>
+          <w:p>
+            <w:pPr>
+              <w:spacing w:after="0" w:line="252" w:lineRule="auto"/>
+              <w:jc w:val="left"/>
+            </w:pPr>
+            <w:r>
+              <w:rPr>
+                <w:rFonts w:ascii="Calibri" w:hAnsi="Calibri" w:eastAsia="Calibri"/>
+                <w:color w:val="203740"/>
+                <w:sz w:val="14"/>
+              </w:rPr>
+              <w:t>SNIP 15281</w:t>
+              <w:br/>
+              <w:t>Ficha/Mapa 6388</w:t>
+              <w:br/>
+              <w:t>Fuentes:</w:t>
+              <w:br/>
+              <w:t>Maestro Sí · Ppto. Sí</w:t>
+              <w:br/>
+              <w:t>Territorio Sí · CSV territ. Sí</w:t>
+              <w:br/>
+              <w:t>Perfil Sí</w:t>
+            </w:r>
+            <w:r>
+              <w:br/>
+            </w:r>
+            <w:hyperlink r:id="rId54">
+              <w:r>
+                <w:rPr>
+                  <w:rFonts w:ascii="Calibri" w:hAnsi="Calibri" w:eastAsia="Calibri"/>
+                  <w:color w:val="2E74B5"/>
+                  <w:u w:val="single"/>
+                  <w:sz w:val="14"/>
+                </w:rPr>
+                <w:t>Abrir proyecto</w:t>
+              </w:r>
+            </w:hyperlink>
+          </w:p>
+        </w:tc>
+        <w:tc>
+          <w:tcPr>
+            <w:tcW w:type="dxa" w:w="5976"/>
+            <w:tcMar>
+              <w:top w:w="70" w:type="dxa"/>
+              <w:start w:w="90" w:type="dxa"/>
+              <w:bottom w:w="70" w:type="dxa"/>
+              <w:end w:w="90" w:type="dxa"/>
+            </w:tcMar>
+            <w:vAlign w:val="center"/>
+            <w:shd w:fill="F3F6F6"/>
+          </w:tcPr>
+          <w:p>
+            <w:pPr>
+              <w:spacing w:after="0" w:line="252" w:lineRule="auto"/>
+              <w:jc w:val="left"/>
+            </w:pPr>
+            <w:r>
+              <w:rPr>
+                <w:rFonts w:ascii="Calibri" w:hAnsi="Calibri" w:eastAsia="Calibri"/>
+                <w:color w:val="203740"/>
+                <w:sz w:val="14"/>
+              </w:rPr>
+              <w:t>AMPLIACIÓN DEL PLANTEL EDUCATIVO PARA INICIAL JOSÉ ANTONIO SALCEDO, MUNICIPIO RESTAURACIÓN, PROVINCIA DAJABÓN.</w:t>
+              <w:br/>
+              <w:t>Institución(es): DIRECCION DE INFRAESTRUCTURA ESCOLAR</w:t>
+              <w:br/>
+              <w:t>Sector(es): Educación</w:t>
+              <w:br/>
+              <w:t>Territorios declarados: región cibao_noroeste; provincia(s) DAJABÓN; municipio(s) RESTAURACIÓN</w:t>
+              <w:br/>
+              <w:t>Localización codificada: 04 cibao_noroeste · 05 DAJABÓN · 040504 RESTAURACIÓN</w:t>
+              <w:br/>
+              <w:t>Ubicación del perfil: RESTAURACIÓN (DAJABÓN)</w:t>
+              <w:br/>
+              <w:t>Fuente territorial: profile · alcance municipality · verificada 02-08-2026 12:40 UTC</w:t>
+              <w:br/>
+              <w:t>Cobertura: nacional No · multirregional No</w:t>
+            </w:r>
+          </w:p>
+        </w:tc>
+        <w:tc>
+          <w:tcPr>
+            <w:tcW w:type="dxa" w:w="2880"/>
+            <w:tcMar>
+              <w:top w:w="70" w:type="dxa"/>
+              <w:start w:w="90" w:type="dxa"/>
+              <w:bottom w:w="70" w:type="dxa"/>
+              <w:end w:w="90" w:type="dxa"/>
+            </w:tcMar>
+            <w:vAlign w:val="center"/>
+            <w:shd w:fill="F3F6F6"/>
+          </w:tcPr>
+          <w:p>
+            <w:pPr>
+              <w:spacing w:after="0" w:line="252" w:lineRule="auto"/>
+              <w:jc w:val="left"/>
+            </w:pPr>
+            <w:r>
+              <w:rPr>
+                <w:rFonts w:ascii="Calibri" w:hAnsi="Calibri" w:eastAsia="Calibri"/>
+                <w:color w:val="203740"/>
+                <w:sz w:val="14"/>
+              </w:rPr>
+              <w:t>Estado: EJECUCIÓN</w:t>
+              <w:br/>
+              <w:t>Período: 01-01-2023 – 31-01-2027</w:t>
+              <w:br/>
+              <w:t>Avance físico: 15.97%</w:t>
+              <w:br/>
+              <w:t>Avance financiero: 15.97%</w:t>
+              <w:br/>
+              <w:t>Contratos: 0 total · 0 activos</w:t>
+              <w:br/>
+              <w:t>Seguimiento: Sin ejecución ni contrato activo</w:t>
+            </w:r>
+          </w:p>
+        </w:tc>
+        <w:tc>
+          <w:tcPr>
+            <w:tcW w:type="dxa" w:w="3024"/>
+            <w:tcMar>
+              <w:top w:w="70" w:type="dxa"/>
+              <w:start w:w="90" w:type="dxa"/>
+              <w:bottom w:w="70" w:type="dxa"/>
+              <w:end w:w="90" w:type="dxa"/>
+            </w:tcMar>
+            <w:vAlign w:val="center"/>
+            <w:shd w:fill="F3F6F6"/>
+          </w:tcPr>
+          <w:p>
+            <w:pPr>
+              <w:spacing w:after="0" w:line="252" w:lineRule="auto"/>
+              <w:jc w:val="left"/>
+            </w:pPr>
+            <w:r>
+              <w:rPr>
+                <w:rFonts w:ascii="Calibri" w:hAnsi="Calibri" w:eastAsia="Calibri"/>
+                <w:color w:val="203740"/>
+                <w:sz w:val="14"/>
+              </w:rPr>
+              <w:t>Costo del proyecto: RD$ 10,339,977.28</w:t>
+              <w:br/>
+              <w:t>Presupuesto 2026: RD$ 109.00</w:t>
+              <w:br/>
+              <w:t>Ejecutado 2026: RD$ 0.00</w:t>
+              <w:br/>
+              <w:t>Ejecución 2026: 0.00%</w:t>
+            </w:r>
+          </w:p>
+        </w:tc>
+      </w:tr>
+      <w:tr>
+        <w:tc>
+          <w:tcPr>
+            <w:tcW w:type="dxa" w:w="576"/>
+            <w:tcMar>
+              <w:top w:w="70" w:type="dxa"/>
+              <w:start w:w="90" w:type="dxa"/>
+              <w:bottom w:w="70" w:type="dxa"/>
+              <w:end w:w="90" w:type="dxa"/>
+            </w:tcMar>
+            <w:vAlign w:val="center"/>
+          </w:tcPr>
+          <w:p>
+            <w:pPr>
+              <w:spacing w:after="0" w:line="252" w:lineRule="auto"/>
+              <w:jc w:val="center"/>
+            </w:pPr>
+            <w:r>
+              <w:rPr>
+                <w:rFonts w:ascii="Calibri" w:hAnsi="Calibri" w:eastAsia="Calibri"/>
+                <w:color w:val="203740"/>
+                <w:sz w:val="14"/>
+              </w:rPr>
+              <w:t>23</w:t>
+            </w:r>
+          </w:p>
+        </w:tc>
+        <w:tc>
+          <w:tcPr>
+            <w:tcW w:type="dxa" w:w="1656"/>
+            <w:tcMar>
+              <w:top w:w="70" w:type="dxa"/>
+              <w:start w:w="90" w:type="dxa"/>
+              <w:bottom w:w="70" w:type="dxa"/>
+              <w:end w:w="90" w:type="dxa"/>
+            </w:tcMar>
+            <w:vAlign w:val="center"/>
+          </w:tcPr>
+          <w:p>
+            <w:pPr>
+              <w:spacing w:after="0" w:line="252" w:lineRule="auto"/>
+              <w:jc w:val="left"/>
+            </w:pPr>
+            <w:r>
+              <w:rPr>
+                <w:rFonts w:ascii="Calibri" w:hAnsi="Calibri" w:eastAsia="Calibri"/>
+                <w:color w:val="203740"/>
+                <w:sz w:val="14"/>
+              </w:rPr>
+              <w:t>SNIP 15320</w:t>
+              <w:br/>
+              <w:t>Ficha/Mapa 6138</w:t>
+              <w:br/>
+              <w:t>Fuentes:</w:t>
+              <w:br/>
+              <w:t>Maestro Sí · Ppto. Sí</w:t>
+              <w:br/>
+              <w:t>Territorio Sí · CSV territ. Sí</w:t>
+              <w:br/>
+              <w:t>Perfil Sí</w:t>
+            </w:r>
+            <w:r>
+              <w:br/>
+            </w:r>
+            <w:hyperlink r:id="rId55">
+              <w:r>
+                <w:rPr>
+                  <w:rFonts w:ascii="Calibri" w:hAnsi="Calibri" w:eastAsia="Calibri"/>
+                  <w:color w:val="2E74B5"/>
+                  <w:u w:val="single"/>
+                  <w:sz w:val="14"/>
+                </w:rPr>
+                <w:t>Abrir proyecto</w:t>
+              </w:r>
+            </w:hyperlink>
+            <w:r>
+              <w:br/>
+            </w:r>
+            <w:hyperlink r:id="rId56">
+              <w:r>
+                <w:rPr>
+                  <w:rFonts w:ascii="Calibri" w:hAnsi="Calibri" w:eastAsia="Calibri"/>
+                  <w:color w:val="2E74B5"/>
+                  <w:u w:val="single"/>
+                  <w:sz w:val="14"/>
+                </w:rPr>
+                <w:t>Abrir contratos</w:t>
+              </w:r>
+            </w:hyperlink>
+          </w:p>
+        </w:tc>
+        <w:tc>
+          <w:tcPr>
+            <w:tcW w:type="dxa" w:w="5976"/>
+            <w:tcMar>
+              <w:top w:w="70" w:type="dxa"/>
+              <w:start w:w="90" w:type="dxa"/>
+              <w:bottom w:w="70" w:type="dxa"/>
+              <w:end w:w="90" w:type="dxa"/>
+            </w:tcMar>
+            <w:vAlign w:val="center"/>
+          </w:tcPr>
+          <w:p>
+            <w:pPr>
+              <w:spacing w:after="0" w:line="252" w:lineRule="auto"/>
+              <w:jc w:val="left"/>
+            </w:pPr>
+            <w:r>
+              <w:rPr>
+                <w:rFonts w:ascii="Calibri" w:hAnsi="Calibri" w:eastAsia="Calibri"/>
+                <w:color w:val="203740"/>
+                <w:sz w:val="14"/>
+              </w:rPr>
+              <w:t>RECONSTRUCCIÓN DE LA INFRAESTRUCTURA VIAL URBANA DEL MUNICIPIO DAJABON, PROVINCIA DAJABON</w:t>
+              <w:br/>
+              <w:t>Institución(es): MINISTERIO DE OBRAS PUBLICAS Y COMUNICACIONES</w:t>
+              <w:br/>
+              <w:t>Sector(es): Transporte</w:t>
+              <w:br/>
+              <w:t>Territorios declarados: región cibao_noroeste; provincia(s) DAJABÓN; municipio(s) DAJABÓN</w:t>
+              <w:br/>
+              <w:t>Localización codificada: 04 cibao_noroeste · 05 DAJABÓN · 040501 DAJABÓN</w:t>
+              <w:br/>
+              <w:t>Ubicación del perfil: DAJABÓN (DAJABÓN)</w:t>
+              <w:br/>
+              <w:t>Fuente territorial: profile · alcance municipality · verificada 02-08-2026 12:40 UTC</w:t>
+              <w:br/>
+              <w:t>Cobertura: nacional No · multirregional No</w:t>
+            </w:r>
+          </w:p>
+        </w:tc>
+        <w:tc>
+          <w:tcPr>
+            <w:tcW w:type="dxa" w:w="2880"/>
+            <w:tcMar>
+              <w:top w:w="70" w:type="dxa"/>
+              <w:start w:w="90" w:type="dxa"/>
+              <w:bottom w:w="70" w:type="dxa"/>
+              <w:end w:w="90" w:type="dxa"/>
+            </w:tcMar>
+            <w:vAlign w:val="center"/>
+          </w:tcPr>
+          <w:p>
+            <w:pPr>
+              <w:spacing w:after="0" w:line="252" w:lineRule="auto"/>
+              <w:jc w:val="left"/>
+            </w:pPr>
+            <w:r>
+              <w:rPr>
+                <w:rFonts w:ascii="Calibri" w:hAnsi="Calibri" w:eastAsia="Calibri"/>
+                <w:color w:val="203740"/>
+                <w:sz w:val="14"/>
+              </w:rPr>
+              <w:t>Estado: EJECUCIÓN</w:t>
+              <w:br/>
+              <w:t>Período: 01-01-2023 – 31-01-2027</w:t>
+              <w:br/>
+              <w:t>Avance físico: 58.40%</w:t>
+              <w:br/>
+              <w:t>Avance financiero: 58.40%</w:t>
+              <w:br/>
+              <w:t>Contratos: 52 total · 52 activos</w:t>
+              <w:br/>
+              <w:t>Seguimiento: Ejecución y contrato activo</w:t>
+            </w:r>
+          </w:p>
+        </w:tc>
+        <w:tc>
+          <w:tcPr>
+            <w:tcW w:type="dxa" w:w="3024"/>
+            <w:tcMar>
+              <w:top w:w="70" w:type="dxa"/>
+              <w:start w:w="90" w:type="dxa"/>
+              <w:bottom w:w="70" w:type="dxa"/>
+              <w:end w:w="90" w:type="dxa"/>
+            </w:tcMar>
+            <w:vAlign w:val="center"/>
+          </w:tcPr>
+          <w:p>
+            <w:pPr>
+              <w:spacing w:after="0" w:line="252" w:lineRule="auto"/>
+              <w:jc w:val="left"/>
+            </w:pPr>
+            <w:r>
+              <w:rPr>
+                <w:rFonts w:ascii="Calibri" w:hAnsi="Calibri" w:eastAsia="Calibri"/>
+                <w:color w:val="203740"/>
+                <w:sz w:val="14"/>
+              </w:rPr>
+              <w:t>Costo del proyecto: RD$ 329,913,631.43</w:t>
+              <w:br/>
+              <w:t>Presupuesto 2026: RD$ 29,773,058.00</w:t>
+              <w:br/>
+              <w:t>Ejecutado 2026: RD$ 22,000,000.00</w:t>
+              <w:br/>
+              <w:t>Ejecución 2026: 73.89%</w:t>
+            </w:r>
+          </w:p>
+        </w:tc>
+      </w:tr>
+      <w:tr>
+        <w:tc>
+          <w:tcPr>
+            <w:tcW w:type="dxa" w:w="576"/>
+            <w:tcMar>
+              <w:top w:w="70" w:type="dxa"/>
+              <w:start w:w="90" w:type="dxa"/>
+              <w:bottom w:w="70" w:type="dxa"/>
+              <w:end w:w="90" w:type="dxa"/>
+            </w:tcMar>
+            <w:vAlign w:val="center"/>
+            <w:shd w:fill="F3F6F6"/>
+          </w:tcPr>
+          <w:p>
+            <w:pPr>
+              <w:spacing w:after="0" w:line="252" w:lineRule="auto"/>
+              <w:jc w:val="center"/>
+            </w:pPr>
+            <w:r>
+              <w:rPr>
+                <w:rFonts w:ascii="Calibri" w:hAnsi="Calibri" w:eastAsia="Calibri"/>
+                <w:color w:val="203740"/>
+                <w:sz w:val="14"/>
+              </w:rPr>
+              <w:t>24</w:t>
+            </w:r>
+          </w:p>
+        </w:tc>
+        <w:tc>
+          <w:tcPr>
+            <w:tcW w:type="dxa" w:w="1656"/>
+            <w:tcMar>
+              <w:top w:w="70" w:type="dxa"/>
+              <w:start w:w="90" w:type="dxa"/>
+              <w:bottom w:w="70" w:type="dxa"/>
+              <w:end w:w="90" w:type="dxa"/>
+            </w:tcMar>
+            <w:vAlign w:val="center"/>
+            <w:shd w:fill="F3F6F6"/>
+          </w:tcPr>
+          <w:p>
+            <w:pPr>
+              <w:spacing w:after="0" w:line="252" w:lineRule="auto"/>
+              <w:jc w:val="left"/>
+            </w:pPr>
+            <w:r>
+              <w:rPr>
+                <w:rFonts w:ascii="Calibri" w:hAnsi="Calibri" w:eastAsia="Calibri"/>
+                <w:color w:val="203740"/>
+                <w:sz w:val="14"/>
+              </w:rPr>
+              <w:t>SNIP 15392</w:t>
+              <w:br/>
+              <w:t>Ficha/Mapa 6156</w:t>
+              <w:br/>
+              <w:t>Fuentes:</w:t>
+              <w:br/>
+              <w:t>Maestro Sí · Ppto. Sí</w:t>
+              <w:br/>
+              <w:t>Territorio Sí · CSV territ. Sí</w:t>
+              <w:br/>
+              <w:t>Perfil Sí</w:t>
+            </w:r>
+            <w:r>
+              <w:br/>
+            </w:r>
+            <w:hyperlink r:id="rId57">
+              <w:r>
+                <w:rPr>
+                  <w:rFonts w:ascii="Calibri" w:hAnsi="Calibri" w:eastAsia="Calibri"/>
+                  <w:color w:val="2E74B5"/>
+                  <w:u w:val="single"/>
+                  <w:sz w:val="14"/>
+                </w:rPr>
+                <w:t>Abrir proyecto</w:t>
+              </w:r>
+            </w:hyperlink>
+            <w:r>
+              <w:br/>
+            </w:r>
+            <w:hyperlink r:id="rId56">
+              <w:r>
+                <w:rPr>
+                  <w:rFonts w:ascii="Calibri" w:hAnsi="Calibri" w:eastAsia="Calibri"/>
+                  <w:color w:val="2E74B5"/>
+                  <w:u w:val="single"/>
+                  <w:sz w:val="14"/>
+                </w:rPr>
+                <w:t>Abrir contratos</w:t>
+              </w:r>
+            </w:hyperlink>
+          </w:p>
+        </w:tc>
+        <w:tc>
+          <w:tcPr>
+            <w:tcW w:type="dxa" w:w="5976"/>
+            <w:tcMar>
+              <w:top w:w="70" w:type="dxa"/>
+              <w:start w:w="90" w:type="dxa"/>
+              <w:bottom w:w="70" w:type="dxa"/>
+              <w:end w:w="90" w:type="dxa"/>
+            </w:tcMar>
+            <w:vAlign w:val="center"/>
+            <w:shd w:fill="F3F6F6"/>
+          </w:tcPr>
+          <w:p>
+            <w:pPr>
+              <w:spacing w:after="0" w:line="252" w:lineRule="auto"/>
+              <w:jc w:val="left"/>
+            </w:pPr>
+            <w:r>
+              <w:rPr>
+                <w:rFonts w:ascii="Calibri" w:hAnsi="Calibri" w:eastAsia="Calibri"/>
+                <w:color w:val="203740"/>
+                <w:sz w:val="14"/>
+              </w:rPr>
+              <w:t>RECONSTRUCCIÓN DE LA INFRAESTRUCTURA VIAL URBANA DEL MUNICIPIO EL PINO, PROVINCIA DAJABÓN</w:t>
+              <w:br/>
+              <w:t>Institución(es): MINISTERIO DE OBRAS PUBLICAS Y COMUNICACIONES</w:t>
+              <w:br/>
+              <w:t>Sector(es): Transporte</w:t>
+              <w:br/>
+              <w:t>Territorios declarados: región cibao_noroeste; provincia(s) DAJABÓN; municipio(s) EL PINO</w:t>
+              <w:br/>
+              <w:t>Localización codificada: 04 cibao_noroeste · 05 DAJABÓN · 040505 EL PINO</w:t>
+              <w:br/>
+              <w:t>Ubicación del perfil: EL PINO (DAJABÓN)</w:t>
+              <w:br/>
+              <w:t>Fuente territorial: profile · alcance municipality · verificada 02-08-2026 12:40 UTC</w:t>
+              <w:br/>
+              <w:t>Cobertura: nacional No · multirregional No</w:t>
+            </w:r>
+          </w:p>
+        </w:tc>
+        <w:tc>
+          <w:tcPr>
+            <w:tcW w:type="dxa" w:w="2880"/>
+            <w:tcMar>
+              <w:top w:w="70" w:type="dxa"/>
+              <w:start w:w="90" w:type="dxa"/>
+              <w:bottom w:w="70" w:type="dxa"/>
+              <w:end w:w="90" w:type="dxa"/>
+            </w:tcMar>
+            <w:vAlign w:val="center"/>
+            <w:shd w:fill="F3F6F6"/>
+          </w:tcPr>
+          <w:p>
+            <w:pPr>
+              <w:spacing w:after="0" w:line="252" w:lineRule="auto"/>
+              <w:jc w:val="left"/>
+            </w:pPr>
+            <w:r>
+              <w:rPr>
+                <w:rFonts w:ascii="Calibri" w:hAnsi="Calibri" w:eastAsia="Calibri"/>
+                <w:color w:val="203740"/>
+                <w:sz w:val="14"/>
+              </w:rPr>
+              <w:t>Estado: EJECUCIÓN</w:t>
+              <w:br/>
+              <w:t>Período: 01-01-2023 – 31-01-2027</w:t>
+              <w:br/>
+              <w:t>Avance físico: 37.79%</w:t>
+              <w:br/>
+              <w:t>Avance financiero: 37.79%</w:t>
+              <w:br/>
+              <w:t>Contratos: 47 total · 47 activos</w:t>
+              <w:br/>
+              <w:t>Seguimiento: Ejecución y contrato activo</w:t>
+            </w:r>
+          </w:p>
+        </w:tc>
+        <w:tc>
+          <w:tcPr>
+            <w:tcW w:type="dxa" w:w="3024"/>
+            <w:tcMar>
+              <w:top w:w="70" w:type="dxa"/>
+              <w:start w:w="90" w:type="dxa"/>
+              <w:bottom w:w="70" w:type="dxa"/>
+              <w:end w:w="90" w:type="dxa"/>
+            </w:tcMar>
+            <w:vAlign w:val="center"/>
+            <w:shd w:fill="F3F6F6"/>
+          </w:tcPr>
+          <w:p>
+            <w:pPr>
+              <w:spacing w:after="0" w:line="252" w:lineRule="auto"/>
+              <w:jc w:val="left"/>
+            </w:pPr>
+            <w:r>
+              <w:rPr>
+                <w:rFonts w:ascii="Calibri" w:hAnsi="Calibri" w:eastAsia="Calibri"/>
+                <w:color w:val="203740"/>
+                <w:sz w:val="14"/>
+              </w:rPr>
+              <w:t>Costo del proyecto: RD$ 300,135,203.89</w:t>
+              <w:br/>
+              <w:t>Presupuesto 2026: RD$ 30,000,000.00</w:t>
+              <w:br/>
+              <w:t>Ejecutado 2026: RD$ 24,000,000.00</w:t>
+              <w:br/>
+              <w:t>Ejecución 2026: 80.00%</w:t>
+            </w:r>
+          </w:p>
+        </w:tc>
+      </w:tr>
+      <w:tr>
+        <w:tc>
+          <w:tcPr>
+            <w:tcW w:type="dxa" w:w="576"/>
+            <w:tcMar>
+              <w:top w:w="70" w:type="dxa"/>
+              <w:start w:w="90" w:type="dxa"/>
+              <w:bottom w:w="70" w:type="dxa"/>
+              <w:end w:w="90" w:type="dxa"/>
+            </w:tcMar>
+            <w:vAlign w:val="center"/>
+          </w:tcPr>
+          <w:p>
+            <w:pPr>
+              <w:spacing w:after="0" w:line="252" w:lineRule="auto"/>
+              <w:jc w:val="center"/>
+            </w:pPr>
+            <w:r>
+              <w:rPr>
+                <w:rFonts w:ascii="Calibri" w:hAnsi="Calibri" w:eastAsia="Calibri"/>
+                <w:color w:val="203740"/>
+                <w:sz w:val="14"/>
+              </w:rPr>
+              <w:t>25</w:t>
+            </w:r>
+          </w:p>
+        </w:tc>
+        <w:tc>
+          <w:tcPr>
+            <w:tcW w:type="dxa" w:w="1656"/>
+            <w:tcMar>
+              <w:top w:w="70" w:type="dxa"/>
+              <w:start w:w="90" w:type="dxa"/>
+              <w:bottom w:w="70" w:type="dxa"/>
+              <w:end w:w="90" w:type="dxa"/>
+            </w:tcMar>
+            <w:vAlign w:val="center"/>
+          </w:tcPr>
+          <w:p>
+            <w:pPr>
+              <w:spacing w:after="0" w:line="252" w:lineRule="auto"/>
+              <w:jc w:val="left"/>
+            </w:pPr>
+            <w:r>
+              <w:rPr>
+                <w:rFonts w:ascii="Calibri" w:hAnsi="Calibri" w:eastAsia="Calibri"/>
+                <w:color w:val="203740"/>
+                <w:sz w:val="14"/>
+              </w:rPr>
+              <w:t>SNIP 15394</w:t>
+              <w:br/>
+              <w:t>Ficha/Mapa 6160</w:t>
+              <w:br/>
+              <w:t>Fuentes:</w:t>
+              <w:br/>
+              <w:t>Maestro Sí · Ppto. Sí</w:t>
+              <w:br/>
+              <w:t>Territorio Sí · CSV territ. Sí</w:t>
+              <w:br/>
+              <w:t>Perfil Sí</w:t>
+            </w:r>
+            <w:r>
+              <w:br/>
+            </w:r>
+            <w:hyperlink r:id="rId58">
+              <w:r>
+                <w:rPr>
+                  <w:rFonts w:ascii="Calibri" w:hAnsi="Calibri" w:eastAsia="Calibri"/>
+                  <w:color w:val="2E74B5"/>
+                  <w:u w:val="single"/>
+                  <w:sz w:val="14"/>
+                </w:rPr>
+                <w:t>Abrir proyecto</w:t>
+              </w:r>
+            </w:hyperlink>
+            <w:r>
+              <w:br/>
+            </w:r>
+            <w:hyperlink r:id="rId56">
+              <w:r>
+                <w:rPr>
+                  <w:rFonts w:ascii="Calibri" w:hAnsi="Calibri" w:eastAsia="Calibri"/>
+                  <w:color w:val="2E74B5"/>
+                  <w:u w:val="single"/>
+                  <w:sz w:val="14"/>
+                </w:rPr>
+                <w:t>Abrir contratos</w:t>
+              </w:r>
+            </w:hyperlink>
+          </w:p>
+        </w:tc>
+        <w:tc>
+          <w:tcPr>
+            <w:tcW w:type="dxa" w:w="5976"/>
+            <w:tcMar>
+              <w:top w:w="70" w:type="dxa"/>
+              <w:start w:w="90" w:type="dxa"/>
+              <w:bottom w:w="70" w:type="dxa"/>
+              <w:end w:w="90" w:type="dxa"/>
+            </w:tcMar>
+            <w:vAlign w:val="center"/>
+          </w:tcPr>
+          <w:p>
+            <w:pPr>
+              <w:spacing w:after="0" w:line="252" w:lineRule="auto"/>
+              <w:jc w:val="left"/>
+            </w:pPr>
+            <w:r>
+              <w:rPr>
+                <w:rFonts w:ascii="Calibri" w:hAnsi="Calibri" w:eastAsia="Calibri"/>
+                <w:color w:val="203740"/>
+                <w:sz w:val="14"/>
+              </w:rPr>
+              <w:t>RECONSTRUCCIÓN DE LA INFRAESTRUCTURA VIAL URBANA DEL MUNICIPIO LOMA DE CABRERA, PROVINCIA DAJABÓN</w:t>
+              <w:br/>
+              <w:t>Institución(es): MINISTERIO DE OBRAS PUBLICAS Y COMUNICACIONES</w:t>
+              <w:br/>
+              <w:t>Sector(es): Transporte</w:t>
+              <w:br/>
+              <w:t>Territorios declarados: región cibao_noroeste; provincia(s) DAJABÓN; municipio(s) LOMA DE CABRERA</w:t>
+              <w:br/>
+              <w:t>Localización codificada: 04 cibao_noroeste · 05 DAJABÓN · 040502 LOMA DE CABRERA</w:t>
+              <w:br/>
+              <w:t>Ubicación del perfil: LOMA DE CABRERA (DAJABÓN)</w:t>
+              <w:br/>
+              <w:t>Fuente territorial: profile · alcance municipality · verificada 02-08-2026 12:40 UTC</w:t>
+              <w:br/>
+              <w:t>Cobertura: nacional No · multirregional No</w:t>
+            </w:r>
+          </w:p>
+        </w:tc>
+        <w:tc>
+          <w:tcPr>
+            <w:tcW w:type="dxa" w:w="2880"/>
+            <w:tcMar>
+              <w:top w:w="70" w:type="dxa"/>
+              <w:start w:w="90" w:type="dxa"/>
+              <w:bottom w:w="70" w:type="dxa"/>
+              <w:end w:w="90" w:type="dxa"/>
+            </w:tcMar>
+            <w:vAlign w:val="center"/>
+          </w:tcPr>
+          <w:p>
+            <w:pPr>
+              <w:spacing w:after="0" w:line="252" w:lineRule="auto"/>
+              <w:jc w:val="left"/>
+            </w:pPr>
+            <w:r>
+              <w:rPr>
+                <w:rFonts w:ascii="Calibri" w:hAnsi="Calibri" w:eastAsia="Calibri"/>
+                <w:color w:val="203740"/>
+                <w:sz w:val="14"/>
+              </w:rPr>
+              <w:t>Estado: EJECUCIÓN</w:t>
+              <w:br/>
+              <w:t>Período: 01-01-2023 – 31-01-2027</w:t>
+              <w:br/>
+              <w:t>Avance físico: 37.35%</w:t>
+              <w:br/>
+              <w:t>Avance financiero: 37.35%</w:t>
+              <w:br/>
+              <w:t>Contratos: 47 total · 47 activos</w:t>
+              <w:br/>
+              <w:t>Seguimiento: Ejecución y contrato activo</w:t>
+            </w:r>
+          </w:p>
+        </w:tc>
+        <w:tc>
+          <w:tcPr>
+            <w:tcW w:type="dxa" w:w="3024"/>
+            <w:tcMar>
+              <w:top w:w="70" w:type="dxa"/>
+              <w:start w:w="90" w:type="dxa"/>
+              <w:bottom w:w="70" w:type="dxa"/>
+              <w:end w:w="90" w:type="dxa"/>
+            </w:tcMar>
+            <w:vAlign w:val="center"/>
+          </w:tcPr>
+          <w:p>
+            <w:pPr>
+              <w:spacing w:after="0" w:line="252" w:lineRule="auto"/>
+              <w:jc w:val="left"/>
+            </w:pPr>
+            <w:r>
+              <w:rPr>
+                <w:rFonts w:ascii="Calibri" w:hAnsi="Calibri" w:eastAsia="Calibri"/>
+                <w:color w:val="203740"/>
+                <w:sz w:val="14"/>
+              </w:rPr>
+              <w:t>Costo del proyecto: RD$ 492,911,340.08</w:t>
+              <w:br/>
+              <w:t>Presupuesto 2026: RD$ 52,500,001.00</w:t>
+              <w:br/>
+              <w:t>Ejecutado 2026: RD$ 42,000,000.00</w:t>
+              <w:br/>
+              <w:t>Ejecución 2026: 80.00%</w:t>
+            </w:r>
+          </w:p>
+        </w:tc>
+      </w:tr>
+      <w:tr>
+        <w:tc>
+          <w:tcPr>
+            <w:tcW w:type="dxa" w:w="576"/>
+            <w:tcMar>
+              <w:top w:w="70" w:type="dxa"/>
+              <w:start w:w="90" w:type="dxa"/>
+              <w:bottom w:w="70" w:type="dxa"/>
+              <w:end w:w="90" w:type="dxa"/>
+            </w:tcMar>
+            <w:vAlign w:val="center"/>
+            <w:shd w:fill="F3F6F6"/>
+          </w:tcPr>
+          <w:p>
+            <w:pPr>
+              <w:spacing w:after="0" w:line="252" w:lineRule="auto"/>
+              <w:jc w:val="center"/>
+            </w:pPr>
+            <w:r>
+              <w:rPr>
+                <w:rFonts w:ascii="Calibri" w:hAnsi="Calibri" w:eastAsia="Calibri"/>
+                <w:color w:val="203740"/>
+                <w:sz w:val="14"/>
+              </w:rPr>
+              <w:t>26</w:t>
+            </w:r>
+          </w:p>
+        </w:tc>
+        <w:tc>
+          <w:tcPr>
+            <w:tcW w:type="dxa" w:w="1656"/>
+            <w:tcMar>
+              <w:top w:w="70" w:type="dxa"/>
+              <w:start w:w="90" w:type="dxa"/>
+              <w:bottom w:w="70" w:type="dxa"/>
+              <w:end w:w="90" w:type="dxa"/>
+            </w:tcMar>
+            <w:vAlign w:val="center"/>
+            <w:shd w:fill="F3F6F6"/>
+          </w:tcPr>
+          <w:p>
+            <w:pPr>
+              <w:spacing w:after="0" w:line="252" w:lineRule="auto"/>
+              <w:jc w:val="left"/>
+            </w:pPr>
+            <w:r>
+              <w:rPr>
+                <w:rFonts w:ascii="Calibri" w:hAnsi="Calibri" w:eastAsia="Calibri"/>
+                <w:color w:val="203740"/>
+                <w:sz w:val="14"/>
+              </w:rPr>
+              <w:t>SNIP 15396</w:t>
+              <w:br/>
+              <w:t>Ficha/Mapa 6177</w:t>
+              <w:br/>
+              <w:t>Fuentes:</w:t>
+              <w:br/>
+              <w:t>Maestro Sí · Ppto. Sí</w:t>
+              <w:br/>
+              <w:t>Territorio Sí · CSV territ. Sí</w:t>
+              <w:br/>
+              <w:t>Perfil Sí</w:t>
+            </w:r>
+            <w:r>
+              <w:br/>
+            </w:r>
+            <w:hyperlink r:id="rId59">
+              <w:r>
+                <w:rPr>
+                  <w:rFonts w:ascii="Calibri" w:hAnsi="Calibri" w:eastAsia="Calibri"/>
+                  <w:color w:val="2E74B5"/>
+                  <w:u w:val="single"/>
+                  <w:sz w:val="14"/>
+                </w:rPr>
+                <w:t>Abrir proyecto</w:t>
+              </w:r>
+            </w:hyperlink>
+            <w:r>
+              <w:br/>
+            </w:r>
+            <w:hyperlink r:id="rId56">
+              <w:r>
+                <w:rPr>
+                  <w:rFonts w:ascii="Calibri" w:hAnsi="Calibri" w:eastAsia="Calibri"/>
+                  <w:color w:val="2E74B5"/>
+                  <w:u w:val="single"/>
+                  <w:sz w:val="14"/>
+                </w:rPr>
+                <w:t>Abrir contratos</w:t>
+              </w:r>
+            </w:hyperlink>
+          </w:p>
+        </w:tc>
+        <w:tc>
+          <w:tcPr>
+            <w:tcW w:type="dxa" w:w="5976"/>
+            <w:tcMar>
+              <w:top w:w="70" w:type="dxa"/>
+              <w:start w:w="90" w:type="dxa"/>
+              <w:bottom w:w="70" w:type="dxa"/>
+              <w:end w:w="90" w:type="dxa"/>
+            </w:tcMar>
+            <w:vAlign w:val="center"/>
+            <w:shd w:fill="F3F6F6"/>
+          </w:tcPr>
+          <w:p>
+            <w:pPr>
+              <w:spacing w:after="0" w:line="252" w:lineRule="auto"/>
+              <w:jc w:val="left"/>
+            </w:pPr>
+            <w:r>
+              <w:rPr>
+                <w:rFonts w:ascii="Calibri" w:hAnsi="Calibri" w:eastAsia="Calibri"/>
+                <w:color w:val="203740"/>
+                <w:sz w:val="14"/>
+              </w:rPr>
+              <w:t>RECONSTRUCCIÓN DE LA INFRAESTRUCTURA VIAL URBANA DEL MUNICIPIO PARTIDO, PROVINCIA DAJABÓN</w:t>
+              <w:br/>
+              <w:t>Institución(es): MINISTERIO DE OBRAS PUBLICAS Y COMUNICACIONES</w:t>
+              <w:br/>
+              <w:t>Sector(es): Transporte</w:t>
+              <w:br/>
+              <w:t>Territorios declarados: región cibao_noroeste; provincia(s) DAJABÓN; municipio(s) PARTIDO</w:t>
+              <w:br/>
+              <w:t>Localización codificada: 04 cibao_noroeste · 05 DAJABÓN · 040503 PARTIDO</w:t>
+              <w:br/>
+              <w:t>Ubicación del perfil: PARTIDO (DAJABÓN)</w:t>
+              <w:br/>
+              <w:t>Fuente territorial: profile · alcance municipality · verificada 02-08-2026 12:40 UTC</w:t>
+              <w:br/>
+              <w:t>Cobertura: nacional No · multirregional No</w:t>
+            </w:r>
+          </w:p>
+        </w:tc>
+        <w:tc>
+          <w:tcPr>
+            <w:tcW w:type="dxa" w:w="2880"/>
+            <w:tcMar>
+              <w:top w:w="70" w:type="dxa"/>
+              <w:start w:w="90" w:type="dxa"/>
+              <w:bottom w:w="70" w:type="dxa"/>
+              <w:end w:w="90" w:type="dxa"/>
+            </w:tcMar>
+            <w:vAlign w:val="center"/>
+            <w:shd w:fill="F3F6F6"/>
+          </w:tcPr>
+          <w:p>
+            <w:pPr>
+              <w:spacing w:after="0" w:line="252" w:lineRule="auto"/>
+              <w:jc w:val="left"/>
+            </w:pPr>
+            <w:r>
+              <w:rPr>
+                <w:rFonts w:ascii="Calibri" w:hAnsi="Calibri" w:eastAsia="Calibri"/>
+                <w:color w:val="203740"/>
+                <w:sz w:val="14"/>
+              </w:rPr>
+              <w:t>Estado: EJECUCIÓN</w:t>
+              <w:br/>
+              <w:t>Período: 01-01-2023 – 31-01-2027</w:t>
+              <w:br/>
+              <w:t>Avance físico: 34.05%</w:t>
+              <w:br/>
+              <w:t>Avance financiero: 34.05%</w:t>
+              <w:br/>
+              <w:t>Contratos: 47 total · 47 activos</w:t>
+              <w:br/>
+              <w:t>Seguimiento: Ejecución y contrato activo</w:t>
+            </w:r>
+          </w:p>
+        </w:tc>
+        <w:tc>
+          <w:tcPr>
+            <w:tcW w:type="dxa" w:w="3024"/>
+            <w:tcMar>
+              <w:top w:w="70" w:type="dxa"/>
+              <w:start w:w="90" w:type="dxa"/>
+              <w:bottom w:w="70" w:type="dxa"/>
+              <w:end w:w="90" w:type="dxa"/>
+            </w:tcMar>
+            <w:vAlign w:val="center"/>
+            <w:shd w:fill="F3F6F6"/>
+          </w:tcPr>
+          <w:p>
+            <w:pPr>
+              <w:spacing w:after="0" w:line="252" w:lineRule="auto"/>
+              <w:jc w:val="left"/>
+            </w:pPr>
+            <w:r>
+              <w:rPr>
+                <w:rFonts w:ascii="Calibri" w:hAnsi="Calibri" w:eastAsia="Calibri"/>
+                <w:color w:val="203740"/>
+                <w:sz w:val="14"/>
+              </w:rPr>
+              <w:t>Costo del proyecto: RD$ 134,786,566.76</w:t>
+              <w:br/>
+              <w:t>Presupuesto 2026: RD$ 15,021,140.00</w:t>
+              <w:br/>
+              <w:t>Ejecutado 2026: RD$ 12,000,000.00</w:t>
+              <w:br/>
+              <w:t>Ejecución 2026: 79.89%</w:t>
+            </w:r>
+          </w:p>
+        </w:tc>
+      </w:tr>
+      <w:tr>
+        <w:tc>
+          <w:tcPr>
+            <w:tcW w:type="dxa" w:w="576"/>
+            <w:tcMar>
+              <w:top w:w="70" w:type="dxa"/>
+              <w:start w:w="90" w:type="dxa"/>
+              <w:bottom w:w="70" w:type="dxa"/>
+              <w:end w:w="90" w:type="dxa"/>
+            </w:tcMar>
+            <w:vAlign w:val="center"/>
+          </w:tcPr>
+          <w:p>
+            <w:pPr>
+              <w:spacing w:after="0" w:line="252" w:lineRule="auto"/>
+              <w:jc w:val="center"/>
+            </w:pPr>
+            <w:r>
+              <w:rPr>
+                <w:rFonts w:ascii="Calibri" w:hAnsi="Calibri" w:eastAsia="Calibri"/>
+                <w:color w:val="203740"/>
+                <w:sz w:val="14"/>
+              </w:rPr>
+              <w:t>27</w:t>
+            </w:r>
+          </w:p>
+        </w:tc>
+        <w:tc>
+          <w:tcPr>
+            <w:tcW w:type="dxa" w:w="1656"/>
+            <w:tcMar>
+              <w:top w:w="70" w:type="dxa"/>
+              <w:start w:w="90" w:type="dxa"/>
+              <w:bottom w:w="70" w:type="dxa"/>
+              <w:end w:w="90" w:type="dxa"/>
+            </w:tcMar>
+            <w:vAlign w:val="center"/>
+          </w:tcPr>
+          <w:p>
+            <w:pPr>
+              <w:spacing w:after="0" w:line="252" w:lineRule="auto"/>
+              <w:jc w:val="left"/>
+            </w:pPr>
+            <w:r>
+              <w:rPr>
+                <w:rFonts w:ascii="Calibri" w:hAnsi="Calibri" w:eastAsia="Calibri"/>
+                <w:color w:val="203740"/>
+                <w:sz w:val="14"/>
+              </w:rPr>
+              <w:t>SNIP 15397</w:t>
+              <w:br/>
+              <w:t>Ficha/Mapa 6179</w:t>
+              <w:br/>
+              <w:t>Fuentes:</w:t>
+              <w:br/>
+              <w:t>Maestro Sí · Ppto. Sí</w:t>
+              <w:br/>
+              <w:t>Territorio Sí · CSV territ. Sí</w:t>
+              <w:br/>
+              <w:t>Perfil Sí</w:t>
+            </w:r>
+            <w:r>
+              <w:br/>
+            </w:r>
+            <w:hyperlink r:id="rId60">
+              <w:r>
+                <w:rPr>
+                  <w:rFonts w:ascii="Calibri" w:hAnsi="Calibri" w:eastAsia="Calibri"/>
+                  <w:color w:val="2E74B5"/>
+                  <w:u w:val="single"/>
+                  <w:sz w:val="14"/>
+                </w:rPr>
+                <w:t>Abrir proyecto</w:t>
+              </w:r>
+            </w:hyperlink>
+            <w:r>
+              <w:br/>
+            </w:r>
+            <w:hyperlink r:id="rId56">
+              <w:r>
+                <w:rPr>
+                  <w:rFonts w:ascii="Calibri" w:hAnsi="Calibri" w:eastAsia="Calibri"/>
+                  <w:color w:val="2E74B5"/>
+                  <w:u w:val="single"/>
+                  <w:sz w:val="14"/>
+                </w:rPr>
+                <w:t>Abrir contratos</w:t>
+              </w:r>
+            </w:hyperlink>
+          </w:p>
+        </w:tc>
+        <w:tc>
+          <w:tcPr>
+            <w:tcW w:type="dxa" w:w="5976"/>
+            <w:tcMar>
+              <w:top w:w="70" w:type="dxa"/>
+              <w:start w:w="90" w:type="dxa"/>
+              <w:bottom w:w="70" w:type="dxa"/>
+              <w:end w:w="90" w:type="dxa"/>
+            </w:tcMar>
+            <w:vAlign w:val="center"/>
+          </w:tcPr>
+          <w:p>
+            <w:pPr>
+              <w:spacing w:after="0" w:line="252" w:lineRule="auto"/>
+              <w:jc w:val="left"/>
+            </w:pPr>
+            <w:r>
+              <w:rPr>
+                <w:rFonts w:ascii="Calibri" w:hAnsi="Calibri" w:eastAsia="Calibri"/>
+                <w:color w:val="203740"/>
+                <w:sz w:val="14"/>
+              </w:rPr>
+              <w:t>RECONSTRUCCIÓN DE LA INFRAESTRUCTURA VIAL URBANA DEL MUNICIPIO RESTAURACIÓN, PROVINCIA DAJABÓN</w:t>
+              <w:br/>
+              <w:t>Institución(es): MINISTERIO DE OBRAS PUBLICAS Y COMUNICACIONES</w:t>
+              <w:br/>
+              <w:t>Sector(es): Transporte</w:t>
+              <w:br/>
+              <w:t>Territorios declarados: región cibao_noroeste; provincia(s) DAJABÓN; municipio(s) RESTAURACIÓN</w:t>
+              <w:br/>
+              <w:t>Localización codificada: 04 cibao_noroeste · 05 DAJABÓN · 040504 RESTAURACIÓN</w:t>
+              <w:br/>
+              <w:t>Ubicación del perfil: RESTAURACIÓN (DAJABÓN)</w:t>
+              <w:br/>
+              <w:t>Fuente territorial: profile · alcance municipality · verificada 02-08-2026 12:40 UTC</w:t>
+              <w:br/>
+              <w:t>Cobertura: nacional No · multirregional No</w:t>
+            </w:r>
+          </w:p>
+        </w:tc>
+        <w:tc>
+          <w:tcPr>
+            <w:tcW w:type="dxa" w:w="2880"/>
+            <w:tcMar>
+              <w:top w:w="70" w:type="dxa"/>
+              <w:start w:w="90" w:type="dxa"/>
+              <w:bottom w:w="70" w:type="dxa"/>
+              <w:end w:w="90" w:type="dxa"/>
+            </w:tcMar>
+            <w:vAlign w:val="center"/>
+          </w:tcPr>
+          <w:p>
+            <w:pPr>
+              <w:spacing w:after="0" w:line="252" w:lineRule="auto"/>
+              <w:jc w:val="left"/>
+            </w:pPr>
+            <w:r>
+              <w:rPr>
+                <w:rFonts w:ascii="Calibri" w:hAnsi="Calibri" w:eastAsia="Calibri"/>
+                <w:color w:val="203740"/>
+                <w:sz w:val="14"/>
+              </w:rPr>
+              <w:t>Estado: EJECUCIÓN</w:t>
+              <w:br/>
+              <w:t>Período: 01-01-2023 – 31-01-2027</w:t>
+              <w:br/>
+              <w:t>Avance físico: 28.15%</w:t>
+              <w:br/>
+              <w:t>Avance financiero: 28.15%</w:t>
+              <w:br/>
+              <w:t>Contratos: 47 total · 47 activos</w:t>
+              <w:br/>
+              <w:t>Seguimiento: Ejecución y contrato activo</w:t>
+            </w:r>
+          </w:p>
+        </w:tc>
+        <w:tc>
+          <w:tcPr>
+            <w:tcW w:type="dxa" w:w="3024"/>
+            <w:tcMar>
+              <w:top w:w="70" w:type="dxa"/>
+              <w:start w:w="90" w:type="dxa"/>
+              <w:bottom w:w="70" w:type="dxa"/>
+              <w:end w:w="90" w:type="dxa"/>
+            </w:tcMar>
+            <w:vAlign w:val="center"/>
+          </w:tcPr>
+          <w:p>
+            <w:pPr>
+              <w:spacing w:after="0" w:line="252" w:lineRule="auto"/>
+              <w:jc w:val="left"/>
+            </w:pPr>
+            <w:r>
+              <w:rPr>
+                <w:rFonts w:ascii="Calibri" w:hAnsi="Calibri" w:eastAsia="Calibri"/>
+                <w:color w:val="203740"/>
+                <w:sz w:val="14"/>
+              </w:rPr>
+              <w:t>Costo del proyecto: RD$ 242,929,277.30</w:t>
+              <w:br/>
+              <w:t>Presupuesto 2026: RD$ 22,515,376.00</w:t>
+              <w:br/>
+              <w:t>Ejecutado 2026: RD$ 17,648,865.73</w:t>
+              <w:br/>
+              <w:t>Ejecución 2026: 78.39%</w:t>
+            </w:r>
+          </w:p>
+        </w:tc>
+      </w:tr>
+      <w:tr>
+        <w:tc>
+          <w:tcPr>
+            <w:tcW w:type="dxa" w:w="576"/>
+            <w:tcMar>
+              <w:top w:w="70" w:type="dxa"/>
+              <w:start w:w="90" w:type="dxa"/>
+              <w:bottom w:w="70" w:type="dxa"/>
+              <w:end w:w="90" w:type="dxa"/>
+            </w:tcMar>
+            <w:vAlign w:val="center"/>
+            <w:shd w:fill="F3F6F6"/>
+          </w:tcPr>
+          <w:p>
+            <w:pPr>
+              <w:spacing w:after="0" w:line="252" w:lineRule="auto"/>
+              <w:jc w:val="center"/>
+            </w:pPr>
+            <w:r>
+              <w:rPr>
+                <w:rFonts w:ascii="Calibri" w:hAnsi="Calibri" w:eastAsia="Calibri"/>
+                <w:color w:val="203740"/>
+                <w:sz w:val="14"/>
+              </w:rPr>
+              <w:t>28</w:t>
+            </w:r>
+          </w:p>
+        </w:tc>
+        <w:tc>
+          <w:tcPr>
+            <w:tcW w:type="dxa" w:w="1656"/>
+            <w:tcMar>
+              <w:top w:w="70" w:type="dxa"/>
+              <w:start w:w="90" w:type="dxa"/>
+              <w:bottom w:w="70" w:type="dxa"/>
+              <w:end w:w="90" w:type="dxa"/>
+            </w:tcMar>
+            <w:vAlign w:val="center"/>
+            <w:shd w:fill="F3F6F6"/>
+          </w:tcPr>
+          <w:p>
+            <w:pPr>
+              <w:spacing w:after="0" w:line="252" w:lineRule="auto"/>
+              <w:jc w:val="left"/>
+            </w:pPr>
+            <w:r>
+              <w:rPr>
+                <w:rFonts w:ascii="Calibri" w:hAnsi="Calibri" w:eastAsia="Calibri"/>
+                <w:color w:val="203740"/>
+                <w:sz w:val="14"/>
+              </w:rPr>
+              <w:t>SNIP 15917</w:t>
+              <w:br/>
+              <w:t>Ficha/Mapa 7433</w:t>
+              <w:br/>
+              <w:t>Fuentes:</w:t>
+              <w:br/>
+              <w:t>Maestro Sí · Ppto. Sí</w:t>
+              <w:br/>
+              <w:t>Territorio Sí · CSV territ. Sí</w:t>
+              <w:br/>
+              <w:t>Perfil Sí</w:t>
+            </w:r>
+            <w:r>
+              <w:br/>
+            </w:r>
+            <w:hyperlink r:id="rId61">
+              <w:r>
+                <w:rPr>
+                  <w:rFonts w:ascii="Calibri" w:hAnsi="Calibri" w:eastAsia="Calibri"/>
+                  <w:color w:val="2E74B5"/>
+                  <w:u w:val="single"/>
+                  <w:sz w:val="14"/>
+                </w:rPr>
+                <w:t>Abrir proyecto</w:t>
+              </w:r>
+            </w:hyperlink>
+          </w:p>
+        </w:tc>
+        <w:tc>
+          <w:tcPr>
+            <w:tcW w:type="dxa" w:w="5976"/>
+            <w:tcMar>
+              <w:top w:w="70" w:type="dxa"/>
+              <w:start w:w="90" w:type="dxa"/>
+              <w:bottom w:w="70" w:type="dxa"/>
+              <w:end w:w="90" w:type="dxa"/>
+            </w:tcMar>
+            <w:vAlign w:val="center"/>
+            <w:shd w:fill="F3F6F6"/>
+          </w:tcPr>
+          <w:p>
+            <w:pPr>
+              <w:spacing w:after="0" w:line="252" w:lineRule="auto"/>
+              <w:jc w:val="left"/>
+            </w:pPr>
+            <w:r>
+              <w:rPr>
+                <w:rFonts w:ascii="Calibri" w:hAnsi="Calibri" w:eastAsia="Calibri"/>
+                <w:color w:val="203740"/>
+                <w:sz w:val="14"/>
+              </w:rPr>
+              <w:t>AMPLIACIÓN DEL PLANTEL EDUCATIVO PARA INICIAL SABANA SANTIAGO, MUNICIPIO DAJABÓN, PROVINCIA DAJABON.</w:t>
+              <w:br/>
+              <w:t>Institución(es): DIRECCION DE INFRAESTRUCTURA ESCOLAR</w:t>
+              <w:br/>
+              <w:t>Sector(es): Educación</w:t>
+              <w:br/>
+              <w:t>Territorios declarados: región cibao_noroeste; provincia(s) DAJABÓN; municipio(s) DAJABÓN</w:t>
+              <w:br/>
+              <w:t>Localización codificada: 04 cibao_noroeste · 05 DAJABÓN · 040501 DAJABÓN</w:t>
+              <w:br/>
+              <w:t>Ubicación del perfil: DAJABÓN (DAJABÓN)</w:t>
+              <w:br/>
+              <w:t>Fuente territorial: profile · alcance municipality · verificada 02-08-2026 12:40 UTC</w:t>
+              <w:br/>
+              <w:t>Cobertura: nacional No · multirregional No</w:t>
+            </w:r>
+          </w:p>
+        </w:tc>
+        <w:tc>
+          <w:tcPr>
+            <w:tcW w:type="dxa" w:w="2880"/>
+            <w:tcMar>
+              <w:top w:w="70" w:type="dxa"/>
+              <w:start w:w="90" w:type="dxa"/>
+              <w:bottom w:w="70" w:type="dxa"/>
+              <w:end w:w="90" w:type="dxa"/>
+            </w:tcMar>
+            <w:vAlign w:val="center"/>
+            <w:shd w:fill="F3F6F6"/>
+          </w:tcPr>
+          <w:p>
+            <w:pPr>
+              <w:spacing w:after="0" w:line="252" w:lineRule="auto"/>
+              <w:jc w:val="left"/>
+            </w:pPr>
+            <w:r>
+              <w:rPr>
+                <w:rFonts w:ascii="Calibri" w:hAnsi="Calibri" w:eastAsia="Calibri"/>
+                <w:color w:val="203740"/>
+                <w:sz w:val="14"/>
+              </w:rPr>
+              <w:t>Estado: EJECUCIÓN</w:t>
+              <w:br/>
+              <w:t>Período: 01-01-2023 – 31-01-2027</w:t>
+              <w:br/>
+              <w:t>Avance físico: 50.96%</w:t>
+              <w:br/>
+              <w:t>Avance financiero: 50.96%</w:t>
+              <w:br/>
+              <w:t>Contratos: 0 total · 0 activos</w:t>
+              <w:br/>
+              <w:t>Seguimiento: Sin ejecución ni contrato activo</w:t>
+            </w:r>
+          </w:p>
+        </w:tc>
+        <w:tc>
+          <w:tcPr>
+            <w:tcW w:type="dxa" w:w="3024"/>
+            <w:tcMar>
+              <w:top w:w="70" w:type="dxa"/>
+              <w:start w:w="90" w:type="dxa"/>
+              <w:bottom w:w="70" w:type="dxa"/>
+              <w:end w:w="90" w:type="dxa"/>
+            </w:tcMar>
+            <w:vAlign w:val="center"/>
+            <w:shd w:fill="F3F6F6"/>
+          </w:tcPr>
+          <w:p>
+            <w:pPr>
+              <w:spacing w:after="0" w:line="252" w:lineRule="auto"/>
+              <w:jc w:val="left"/>
+            </w:pPr>
+            <w:r>
+              <w:rPr>
+                <w:rFonts w:ascii="Calibri" w:hAnsi="Calibri" w:eastAsia="Calibri"/>
+                <w:color w:val="203740"/>
+                <w:sz w:val="14"/>
+              </w:rPr>
+              <w:t>Costo del proyecto: RD$ 9,040,426.34</w:t>
+              <w:br/>
+              <w:t>Presupuesto 2026: RD$ 0.00</w:t>
+              <w:br/>
+              <w:t>Ejecutado 2026: RD$ 0.00</w:t>
+              <w:br/>
+              <w:t>Ejecución 2026: No calculable</w:t>
+            </w:r>
+          </w:p>
+        </w:tc>
+      </w:tr>
+      <w:tr>
+        <w:tc>
+          <w:tcPr>
+            <w:tcW w:type="dxa" w:w="576"/>
+            <w:tcMar>
+              <w:top w:w="70" w:type="dxa"/>
+              <w:start w:w="90" w:type="dxa"/>
+              <w:bottom w:w="70" w:type="dxa"/>
+              <w:end w:w="90" w:type="dxa"/>
+            </w:tcMar>
+            <w:vAlign w:val="center"/>
+          </w:tcPr>
+          <w:p>
+            <w:pPr>
+              <w:spacing w:after="0" w:line="252" w:lineRule="auto"/>
+              <w:jc w:val="center"/>
+            </w:pPr>
+            <w:r>
+              <w:rPr>
+                <w:rFonts w:ascii="Calibri" w:hAnsi="Calibri" w:eastAsia="Calibri"/>
+                <w:color w:val="203740"/>
+                <w:sz w:val="14"/>
+              </w:rPr>
+              <w:t>29</w:t>
+            </w:r>
+          </w:p>
+        </w:tc>
+        <w:tc>
+          <w:tcPr>
+            <w:tcW w:type="dxa" w:w="1656"/>
+            <w:tcMar>
+              <w:top w:w="70" w:type="dxa"/>
+              <w:start w:w="90" w:type="dxa"/>
+              <w:bottom w:w="70" w:type="dxa"/>
+              <w:end w:w="90" w:type="dxa"/>
+            </w:tcMar>
+            <w:vAlign w:val="center"/>
+          </w:tcPr>
+          <w:p>
+            <w:pPr>
+              <w:spacing w:after="0" w:line="252" w:lineRule="auto"/>
+              <w:jc w:val="left"/>
+            </w:pPr>
+            <w:r>
+              <w:rPr>
+                <w:rFonts w:ascii="Calibri" w:hAnsi="Calibri" w:eastAsia="Calibri"/>
+                <w:color w:val="203740"/>
+                <w:sz w:val="14"/>
+              </w:rPr>
+              <w:t>SNIP 15918</w:t>
+              <w:br/>
+              <w:t>Ficha/Mapa 7434</w:t>
+              <w:br/>
+              <w:t>Fuentes:</w:t>
+              <w:br/>
+              <w:t>Maestro Sí · Ppto. Sí</w:t>
+              <w:br/>
+              <w:t>Territorio Sí · CSV territ. Sí</w:t>
+              <w:br/>
+              <w:t>Perfil Sí</w:t>
+            </w:r>
+            <w:r>
+              <w:br/>
+            </w:r>
+            <w:hyperlink r:id="rId62">
+              <w:r>
+                <w:rPr>
+                  <w:rFonts w:ascii="Calibri" w:hAnsi="Calibri" w:eastAsia="Calibri"/>
+                  <w:color w:val="2E74B5"/>
+                  <w:u w:val="single"/>
+                  <w:sz w:val="14"/>
+                </w:rPr>
+                <w:t>Abrir proyecto</w:t>
+              </w:r>
+            </w:hyperlink>
+          </w:p>
+        </w:tc>
+        <w:tc>
+          <w:tcPr>
+            <w:tcW w:type="dxa" w:w="5976"/>
+            <w:tcMar>
+              <w:top w:w="70" w:type="dxa"/>
+              <w:start w:w="90" w:type="dxa"/>
+              <w:bottom w:w="70" w:type="dxa"/>
+              <w:end w:w="90" w:type="dxa"/>
+            </w:tcMar>
+            <w:vAlign w:val="center"/>
+          </w:tcPr>
+          <w:p>
+            <w:pPr>
+              <w:spacing w:after="0" w:line="252" w:lineRule="auto"/>
+              <w:jc w:val="left"/>
+            </w:pPr>
+            <w:r>
+              <w:rPr>
+                <w:rFonts w:ascii="Calibri" w:hAnsi="Calibri" w:eastAsia="Calibri"/>
+                <w:color w:val="203740"/>
+                <w:sz w:val="14"/>
+              </w:rPr>
+              <w:t>AMPLIACIÓN DEL PLANTEL EDUCATIVO PARA INICIAL ENTRADA DON MIGUEL, MUNICIPIO DAJABÓN, PROVINCIA DAJABON.</w:t>
+              <w:br/>
+              <w:t>Institución(es): DIRECCION DE INFRAESTRUCTURA ESCOLAR</w:t>
+              <w:br/>
+              <w:t>Sector(es): Educación</w:t>
+              <w:br/>
+              <w:t>Territorios declarados: región cibao_noroeste; provincia(s) DAJABÓN; municipio(s) DAJABÓN</w:t>
+              <w:br/>
+              <w:t>Localización codificada: 04 cibao_noroeste · 05 DAJABÓN · 040501 DAJABÓN</w:t>
+              <w:br/>
+              <w:t>Ubicación del perfil: DAJABÓN (DAJABÓN)</w:t>
+              <w:br/>
+              <w:t>Fuente territorial: profile · alcance municipality · verificada 02-08-2026 12:40 UTC</w:t>
+              <w:br/>
+              <w:t>Cobertura: nacional No · multirregional No</w:t>
+            </w:r>
+          </w:p>
+        </w:tc>
+        <w:tc>
+          <w:tcPr>
+            <w:tcW w:type="dxa" w:w="2880"/>
+            <w:tcMar>
+              <w:top w:w="70" w:type="dxa"/>
+              <w:start w:w="90" w:type="dxa"/>
+              <w:bottom w:w="70" w:type="dxa"/>
+              <w:end w:w="90" w:type="dxa"/>
+            </w:tcMar>
+            <w:vAlign w:val="center"/>
+          </w:tcPr>
+          <w:p>
+            <w:pPr>
+              <w:spacing w:after="0" w:line="252" w:lineRule="auto"/>
+              <w:jc w:val="left"/>
+            </w:pPr>
+            <w:r>
+              <w:rPr>
+                <w:rFonts w:ascii="Calibri" w:hAnsi="Calibri" w:eastAsia="Calibri"/>
+                <w:color w:val="203740"/>
+                <w:sz w:val="14"/>
+              </w:rPr>
+              <w:t>Estado: EJECUCIÓN</w:t>
+              <w:br/>
+              <w:t>Período: 01-01-2023 – 31-01-2027</w:t>
+              <w:br/>
+              <w:t>Avance físico: 51.11%</w:t>
+              <w:br/>
+              <w:t>Avance financiero: 51.11%</w:t>
+              <w:br/>
+              <w:t>Contratos: 0 total · 0 activos</w:t>
+              <w:br/>
+              <w:t>Seguimiento: Sin ejecución ni contrato activo</w:t>
+            </w:r>
+          </w:p>
+        </w:tc>
+        <w:tc>
+          <w:tcPr>
+            <w:tcW w:type="dxa" w:w="3024"/>
+            <w:tcMar>
+              <w:top w:w="70" w:type="dxa"/>
+              <w:start w:w="90" w:type="dxa"/>
+              <w:bottom w:w="70" w:type="dxa"/>
+              <w:end w:w="90" w:type="dxa"/>
+            </w:tcMar>
+            <w:vAlign w:val="center"/>
+          </w:tcPr>
+          <w:p>
+            <w:pPr>
+              <w:spacing w:after="0" w:line="252" w:lineRule="auto"/>
+              <w:jc w:val="left"/>
+            </w:pPr>
+            <w:r>
+              <w:rPr>
+                <w:rFonts w:ascii="Calibri" w:hAnsi="Calibri" w:eastAsia="Calibri"/>
+                <w:color w:val="203740"/>
+                <w:sz w:val="14"/>
+              </w:rPr>
+              <w:t>Costo del proyecto: RD$ 6,217,984.93</w:t>
+              <w:br/>
+              <w:t>Presupuesto 2026: RD$ 0.00</w:t>
+              <w:br/>
+              <w:t>Ejecutado 2026: RD$ 0.00</w:t>
+              <w:br/>
+              <w:t>Ejecución 2026: No calculable</w:t>
+            </w:r>
+          </w:p>
+        </w:tc>
+      </w:tr>
+      <w:tr>
+        <w:tc>
+          <w:tcPr>
+            <w:tcW w:type="dxa" w:w="576"/>
+            <w:tcMar>
+              <w:top w:w="70" w:type="dxa"/>
+              <w:start w:w="90" w:type="dxa"/>
+              <w:bottom w:w="70" w:type="dxa"/>
+              <w:end w:w="90" w:type="dxa"/>
+            </w:tcMar>
+            <w:vAlign w:val="center"/>
+            <w:shd w:fill="F3F6F6"/>
+          </w:tcPr>
+          <w:p>
+            <w:pPr>
+              <w:spacing w:after="0" w:line="252" w:lineRule="auto"/>
+              <w:jc w:val="center"/>
+            </w:pPr>
+            <w:r>
+              <w:rPr>
+                <w:rFonts w:ascii="Calibri" w:hAnsi="Calibri" w:eastAsia="Calibri"/>
+                <w:color w:val="203740"/>
+                <w:sz w:val="14"/>
+              </w:rPr>
+              <w:t>30</w:t>
+            </w:r>
+          </w:p>
+        </w:tc>
+        <w:tc>
+          <w:tcPr>
+            <w:tcW w:type="dxa" w:w="1656"/>
+            <w:tcMar>
+              <w:top w:w="70" w:type="dxa"/>
+              <w:start w:w="90" w:type="dxa"/>
+              <w:bottom w:w="70" w:type="dxa"/>
+              <w:end w:w="90" w:type="dxa"/>
+            </w:tcMar>
+            <w:vAlign w:val="center"/>
+            <w:shd w:fill="F3F6F6"/>
+          </w:tcPr>
+          <w:p>
+            <w:pPr>
+              <w:spacing w:after="0" w:line="252" w:lineRule="auto"/>
+              <w:jc w:val="left"/>
+            </w:pPr>
+            <w:r>
+              <w:rPr>
+                <w:rFonts w:ascii="Calibri" w:hAnsi="Calibri" w:eastAsia="Calibri"/>
+                <w:color w:val="203740"/>
+                <w:sz w:val="14"/>
+              </w:rPr>
+              <w:t>SNIP 15919</w:t>
+              <w:br/>
+              <w:t>Ficha/Mapa 7435</w:t>
+              <w:br/>
+              <w:t>Fuentes:</w:t>
+              <w:br/>
+              <w:t>Maestro Sí · Ppto. Sí</w:t>
+              <w:br/>
+              <w:t>Territorio Sí · CSV territ. Sí</w:t>
+              <w:br/>
+              <w:t>Perfil Sí</w:t>
+            </w:r>
+            <w:r>
+              <w:br/>
+            </w:r>
+            <w:hyperlink r:id="rId63">
+              <w:r>
+                <w:rPr>
+                  <w:rFonts w:ascii="Calibri" w:hAnsi="Calibri" w:eastAsia="Calibri"/>
+                  <w:color w:val="2E74B5"/>
+                  <w:u w:val="single"/>
+                  <w:sz w:val="14"/>
+                </w:rPr>
+                <w:t>Abrir proyecto</w:t>
+              </w:r>
+            </w:hyperlink>
+          </w:p>
+        </w:tc>
+        <w:tc>
+          <w:tcPr>
+            <w:tcW w:type="dxa" w:w="5976"/>
+            <w:tcMar>
+              <w:top w:w="70" w:type="dxa"/>
+              <w:start w:w="90" w:type="dxa"/>
+              <w:bottom w:w="70" w:type="dxa"/>
+              <w:end w:w="90" w:type="dxa"/>
+            </w:tcMar>
+            <w:vAlign w:val="center"/>
+            <w:shd w:fill="F3F6F6"/>
+          </w:tcPr>
+          <w:p>
+            <w:pPr>
+              <w:spacing w:after="0" w:line="252" w:lineRule="auto"/>
+              <w:jc w:val="left"/>
+            </w:pPr>
+            <w:r>
+              <w:rPr>
+                <w:rFonts w:ascii="Calibri" w:hAnsi="Calibri" w:eastAsia="Calibri"/>
+                <w:color w:val="203740"/>
+                <w:sz w:val="14"/>
+              </w:rPr>
+              <w:t>AMPLIACIÓN DEL PLANTEL EDUCATIVO PARA INICIAL AMINILLA, MUNICIPIO PARTIDO, PROVINCIA DAJABON.</w:t>
+              <w:br/>
+              <w:t>Institución(es): DIRECCION DE INFRAESTRUCTURA ESCOLAR</w:t>
+              <w:br/>
+              <w:t>Sector(es): Educación</w:t>
+              <w:br/>
+              <w:t>Territorios declarados: región cibao_noroeste; provincia(s) DAJABÓN; municipio(s) PARTIDO</w:t>
+              <w:br/>
+              <w:t>Localización codificada: 04 cibao_noroeste · 05 DAJABÓN · 040503 PARTIDO</w:t>
+              <w:br/>
+              <w:t>Ubicación del perfil: PARTIDO (DAJABÓN)</w:t>
+              <w:br/>
+              <w:t>Fuente territorial: profile · alcance municipality · verificada 02-08-2026 12:40 UTC</w:t>
+              <w:br/>
+              <w:t>Cobertura: nacional No · multirregional No</w:t>
+            </w:r>
+          </w:p>
+        </w:tc>
+        <w:tc>
+          <w:tcPr>
+            <w:tcW w:type="dxa" w:w="2880"/>
+            <w:tcMar>
+              <w:top w:w="70" w:type="dxa"/>
+              <w:start w:w="90" w:type="dxa"/>
+              <w:bottom w:w="70" w:type="dxa"/>
+              <w:end w:w="90" w:type="dxa"/>
+            </w:tcMar>
+            <w:vAlign w:val="center"/>
+            <w:shd w:fill="F3F6F6"/>
+          </w:tcPr>
+          <w:p>
+            <w:pPr>
+              <w:spacing w:after="0" w:line="252" w:lineRule="auto"/>
+              <w:jc w:val="left"/>
+            </w:pPr>
+            <w:r>
+              <w:rPr>
+                <w:rFonts w:ascii="Calibri" w:hAnsi="Calibri" w:eastAsia="Calibri"/>
+                <w:color w:val="203740"/>
+                <w:sz w:val="14"/>
+              </w:rPr>
+              <w:t>Estado: EJECUCIÓN</w:t>
+              <w:br/>
+              <w:t>Período: 01-01-2023 – 31-01-2027</w:t>
+              <w:br/>
+              <w:t>Avance físico: 15.93%</w:t>
+              <w:br/>
+              <w:t>Avance financiero: 15.93%</w:t>
+              <w:br/>
+              <w:t>Contratos: 0 total · 0 activos</w:t>
+              <w:br/>
+              <w:t>Seguimiento: Sin ejecución ni contrato activo</w:t>
+            </w:r>
+          </w:p>
+        </w:tc>
+        <w:tc>
+          <w:tcPr>
+            <w:tcW w:type="dxa" w:w="3024"/>
+            <w:tcMar>
+              <w:top w:w="70" w:type="dxa"/>
+              <w:start w:w="90" w:type="dxa"/>
+              <w:bottom w:w="70" w:type="dxa"/>
+              <w:end w:w="90" w:type="dxa"/>
+            </w:tcMar>
+            <w:vAlign w:val="center"/>
+            <w:shd w:fill="F3F6F6"/>
+          </w:tcPr>
+          <w:p>
+            <w:pPr>
+              <w:spacing w:after="0" w:line="252" w:lineRule="auto"/>
+              <w:jc w:val="left"/>
+            </w:pPr>
+            <w:r>
+              <w:rPr>
+                <w:rFonts w:ascii="Calibri" w:hAnsi="Calibri" w:eastAsia="Calibri"/>
+                <w:color w:val="203740"/>
+                <w:sz w:val="14"/>
+              </w:rPr>
+              <w:t>Costo del proyecto: RD$ 9,816,490.24</w:t>
+              <w:br/>
+              <w:t>Presupuesto 2026: RD$ 3,000,000.00</w:t>
+              <w:br/>
+              <w:t>Ejecutado 2026: RD$ 0.00</w:t>
+              <w:br/>
+              <w:t>Ejecución 2026: 0.00%</w:t>
+            </w:r>
+          </w:p>
+        </w:tc>
+      </w:tr>
+      <w:tr>
+        <w:tc>
+          <w:tcPr>
+            <w:tcW w:type="dxa" w:w="576"/>
+            <w:tcMar>
+              <w:top w:w="70" w:type="dxa"/>
+              <w:start w:w="90" w:type="dxa"/>
+              <w:bottom w:w="70" w:type="dxa"/>
+              <w:end w:w="90" w:type="dxa"/>
+            </w:tcMar>
+            <w:vAlign w:val="center"/>
+          </w:tcPr>
+          <w:p>
+            <w:pPr>
+              <w:spacing w:after="0" w:line="252" w:lineRule="auto"/>
+              <w:jc w:val="center"/>
+            </w:pPr>
+            <w:r>
+              <w:rPr>
+                <w:rFonts w:ascii="Calibri" w:hAnsi="Calibri" w:eastAsia="Calibri"/>
+                <w:color w:val="203740"/>
+                <w:sz w:val="14"/>
+              </w:rPr>
+              <w:t>31</w:t>
+            </w:r>
+          </w:p>
+        </w:tc>
+        <w:tc>
+          <w:tcPr>
+            <w:tcW w:type="dxa" w:w="1656"/>
+            <w:tcMar>
+              <w:top w:w="70" w:type="dxa"/>
+              <w:start w:w="90" w:type="dxa"/>
+              <w:bottom w:w="70" w:type="dxa"/>
+              <w:end w:w="90" w:type="dxa"/>
+            </w:tcMar>
+            <w:vAlign w:val="center"/>
+          </w:tcPr>
+          <w:p>
+            <w:pPr>
+              <w:spacing w:after="0" w:line="252" w:lineRule="auto"/>
+              <w:jc w:val="left"/>
+            </w:pPr>
+            <w:r>
+              <w:rPr>
+                <w:rFonts w:ascii="Calibri" w:hAnsi="Calibri" w:eastAsia="Calibri"/>
+                <w:color w:val="203740"/>
+                <w:sz w:val="14"/>
+              </w:rPr>
+              <w:t>SNIP 16164</w:t>
+              <w:br/>
+              <w:t>Ficha/Mapa 7707</w:t>
+              <w:br/>
+              <w:t>Fuentes:</w:t>
+              <w:br/>
+              <w:t>Maestro Sí · Ppto. Sí</w:t>
+              <w:br/>
+              <w:t>Territorio Sí · CSV territ. Sí</w:t>
+              <w:br/>
+              <w:t>Perfil Sí</w:t>
+            </w:r>
+            <w:r>
+              <w:br/>
+            </w:r>
+            <w:hyperlink r:id="rId64">
+              <w:r>
+                <w:rPr>
+                  <w:rFonts w:ascii="Calibri" w:hAnsi="Calibri" w:eastAsia="Calibri"/>
+                  <w:color w:val="2E74B5"/>
+                  <w:u w:val="single"/>
+                  <w:sz w:val="14"/>
+                </w:rPr>
+                <w:t>Abrir proyecto</w:t>
+              </w:r>
+            </w:hyperlink>
+            <w:r>
+              <w:br/>
+            </w:r>
+            <w:hyperlink r:id="rId65">
+              <w:r>
+                <w:rPr>
+                  <w:rFonts w:ascii="Calibri" w:hAnsi="Calibri" w:eastAsia="Calibri"/>
+                  <w:color w:val="2E74B5"/>
+                  <w:u w:val="single"/>
+                  <w:sz w:val="14"/>
+                </w:rPr>
+                <w:t>Abrir contratos</w:t>
+              </w:r>
+            </w:hyperlink>
+          </w:p>
+        </w:tc>
+        <w:tc>
+          <w:tcPr>
+            <w:tcW w:type="dxa" w:w="5976"/>
+            <w:tcMar>
+              <w:top w:w="70" w:type="dxa"/>
+              <w:start w:w="90" w:type="dxa"/>
+              <w:bottom w:w="70" w:type="dxa"/>
+              <w:end w:w="90" w:type="dxa"/>
+            </w:tcMar>
+            <w:vAlign w:val="center"/>
+          </w:tcPr>
+          <w:p>
+            <w:pPr>
+              <w:spacing w:after="0" w:line="252" w:lineRule="auto"/>
+              <w:jc w:val="left"/>
+            </w:pPr>
+            <w:r>
+              <w:rPr>
+                <w:rFonts w:ascii="Calibri" w:hAnsi="Calibri" w:eastAsia="Calibri"/>
+                <w:color w:val="203740"/>
+                <w:sz w:val="14"/>
+              </w:rPr>
+              <w:t>CONSTRUCCIÓN LA CASA DEL MANÍ, MUNICIPIO EL PINO, PROVINCIA DAJABON</w:t>
+              <w:br/>
+              <w:t>Institución(es): COMISIÓN PRESIDENCIAL DE APOYO AL DESARROLLO PROVINCIAL</w:t>
+              <w:br/>
+              <w:t>Sector(es): Vivienda y servicios comunitarios</w:t>
+              <w:br/>
+              <w:t>Territorios declarados: región cibao_noroeste; provincia(s) DAJABÓN; municipio(s) EL PINO</w:t>
+              <w:br/>
+              <w:t>Localización codificada: 04 cibao_noroeste · 05 DAJABÓN · 040505 EL PINO</w:t>
+              <w:br/>
+              <w:t>Ubicación del perfil: EL PINO (DAJABÓN)</w:t>
+              <w:br/>
+              <w:t>Fuente territorial: profile · alcance municipality · verificada 02-08-2026 12:40 UTC</w:t>
+              <w:br/>
+              <w:t>Cobertura: nacional No · multirregional No</w:t>
+            </w:r>
+          </w:p>
+        </w:tc>
+        <w:tc>
+          <w:tcPr>
+            <w:tcW w:type="dxa" w:w="2880"/>
+            <w:tcMar>
+              <w:top w:w="70" w:type="dxa"/>
+              <w:start w:w="90" w:type="dxa"/>
+              <w:bottom w:w="70" w:type="dxa"/>
+              <w:end w:w="90" w:type="dxa"/>
+            </w:tcMar>
+            <w:vAlign w:val="center"/>
+          </w:tcPr>
+          <w:p>
+            <w:pPr>
+              <w:spacing w:after="0" w:line="252" w:lineRule="auto"/>
+              <w:jc w:val="left"/>
+            </w:pPr>
+            <w:r>
+              <w:rPr>
+                <w:rFonts w:ascii="Calibri" w:hAnsi="Calibri" w:eastAsia="Calibri"/>
+                <w:color w:val="203740"/>
+                <w:sz w:val="14"/>
+              </w:rPr>
+              <w:t>Estado: EJECUCIÓN</w:t>
+              <w:br/>
+              <w:t>Período: 01-01-2023 – 31-01-2027</w:t>
+              <w:br/>
+              <w:t>Avance físico: 20.00%</w:t>
+              <w:br/>
+              <w:t>Avance financiero: 20.00%</w:t>
+              <w:br/>
+              <w:t>Contratos: 21 total · 21 activos</w:t>
+              <w:br/>
+              <w:t>Seguimiento: Ejecución y contrato activo</w:t>
+            </w:r>
+          </w:p>
+        </w:tc>
+        <w:tc>
+          <w:tcPr>
+            <w:tcW w:type="dxa" w:w="3024"/>
+            <w:tcMar>
+              <w:top w:w="70" w:type="dxa"/>
+              <w:start w:w="90" w:type="dxa"/>
+              <w:bottom w:w="70" w:type="dxa"/>
+              <w:end w:w="90" w:type="dxa"/>
+            </w:tcMar>
+            <w:vAlign w:val="center"/>
+          </w:tcPr>
+          <w:p>
+            <w:pPr>
+              <w:spacing w:after="0" w:line="252" w:lineRule="auto"/>
+              <w:jc w:val="left"/>
+            </w:pPr>
+            <w:r>
+              <w:rPr>
+                <w:rFonts w:ascii="Calibri" w:hAnsi="Calibri" w:eastAsia="Calibri"/>
+                <w:color w:val="203740"/>
+                <w:sz w:val="14"/>
+              </w:rPr>
+              <w:t>Costo del proyecto: RD$ 20,080,334.00</w:t>
+              <w:br/>
+              <w:t>Presupuesto 2026: RD$ 14,088,149.00</w:t>
+              <w:br/>
+              <w:t>Ejecutado 2026: RD$ 12,469,844.95</w:t>
+              <w:br/>
+              <w:t>Ejecución 2026: 88.51%</w:t>
+            </w:r>
+          </w:p>
+        </w:tc>
+      </w:tr>
+      <w:tr>
+        <w:tc>
+          <w:tcPr>
+            <w:tcW w:type="dxa" w:w="576"/>
+            <w:tcMar>
+              <w:top w:w="70" w:type="dxa"/>
+              <w:start w:w="90" w:type="dxa"/>
+              <w:bottom w:w="70" w:type="dxa"/>
+              <w:end w:w="90" w:type="dxa"/>
+            </w:tcMar>
+            <w:vAlign w:val="center"/>
+            <w:shd w:fill="F3F6F6"/>
+          </w:tcPr>
+          <w:p>
+            <w:pPr>
+              <w:spacing w:after="0" w:line="252" w:lineRule="auto"/>
+              <w:jc w:val="center"/>
+            </w:pPr>
+            <w:r>
+              <w:rPr>
+                <w:rFonts w:ascii="Calibri" w:hAnsi="Calibri" w:eastAsia="Calibri"/>
+                <w:color w:val="203740"/>
+                <w:sz w:val="14"/>
+              </w:rPr>
+              <w:t>32</w:t>
+            </w:r>
+          </w:p>
+        </w:tc>
+        <w:tc>
+          <w:tcPr>
+            <w:tcW w:type="dxa" w:w="1656"/>
+            <w:tcMar>
+              <w:top w:w="70" w:type="dxa"/>
+              <w:start w:w="90" w:type="dxa"/>
+              <w:bottom w:w="70" w:type="dxa"/>
+              <w:end w:w="90" w:type="dxa"/>
+            </w:tcMar>
+            <w:vAlign w:val="center"/>
+            <w:shd w:fill="F3F6F6"/>
+          </w:tcPr>
+          <w:p>
+            <w:pPr>
+              <w:spacing w:after="0" w:line="252" w:lineRule="auto"/>
+              <w:jc w:val="left"/>
+            </w:pPr>
+            <w:r>
+              <w:rPr>
+                <w:rFonts w:ascii="Calibri" w:hAnsi="Calibri" w:eastAsia="Calibri"/>
+                <w:color w:val="203740"/>
+                <w:sz w:val="14"/>
+              </w:rPr>
+              <w:t>SNIP 16191</w:t>
+              <w:br/>
+              <w:t>Ficha/Mapa Sin dato</w:t>
+              <w:br/>
+              <w:t>Fuentes:</w:t>
+              <w:br/>
+              <w:t>Maestro No · Ppto. Sí</w:t>
+              <w:br/>
+              <w:t>Territorio Sí · CSV territ. No</w:t>
+              <w:br/>
+              <w:t>Perfil No</w:t>
+            </w:r>
+            <w:r>
+              <w:br/>
+            </w:r>
+            <w:hyperlink r:id="rId65">
+              <w:r>
+                <w:rPr>
+                  <w:rFonts w:ascii="Calibri" w:hAnsi="Calibri" w:eastAsia="Calibri"/>
+                  <w:color w:val="2E74B5"/>
+                  <w:u w:val="single"/>
+                  <w:sz w:val="14"/>
+                </w:rPr>
+                <w:t>Abrir contratos</w:t>
+              </w:r>
+            </w:hyperlink>
+          </w:p>
+        </w:tc>
+        <w:tc>
+          <w:tcPr>
+            <w:tcW w:type="dxa" w:w="5976"/>
+            <w:tcMar>
+              <w:top w:w="70" w:type="dxa"/>
+              <w:start w:w="90" w:type="dxa"/>
+              <w:bottom w:w="70" w:type="dxa"/>
+              <w:end w:w="90" w:type="dxa"/>
+            </w:tcMar>
+            <w:vAlign w:val="center"/>
+            <w:shd w:fill="F3F6F6"/>
+          </w:tcPr>
+          <w:p>
+            <w:pPr>
+              <w:spacing w:after="0" w:line="252" w:lineRule="auto"/>
+              <w:jc w:val="left"/>
+            </w:pPr>
+            <w:r>
+              <w:rPr>
+                <w:rFonts w:ascii="Calibri" w:hAnsi="Calibri" w:eastAsia="Calibri"/>
+                <w:color w:val="203740"/>
+                <w:sz w:val="14"/>
+              </w:rPr>
+              <w:t>CONSTRUCCIÓN DEL CLUB DEPORTIVO LA FE, MUNICIPIO DAJABÓN</w:t>
+              <w:br/>
+              <w:t>Institución(es): COMISIÓN PRESIDENCIAL DE APOYO AL DESARROLLO PROVINCIAL</w:t>
+              <w:br/>
+              <w:t>Sector(es): Actividades deportivas, recreativas, culturales y religiosas</w:t>
+              <w:br/>
+              <w:t>Territorios declarados: región cibao_noroeste; provincia(s) DAJABÓN; municipio(s) DAJABÓN</w:t>
+              <w:br/>
+              <w:t>Localización codificada: 04 cibao_noroeste · 05 DAJABÓN · 040501 DAJABÓN</w:t>
+              <w:br/>
+              <w:t>Ubicación del perfil: Sin registro</w:t>
+              <w:br/>
+              <w:t>Fuente territorial: title · alcance municipality · verificada Sin dato</w:t>
+              <w:br/>
+              <w:t>Cobertura: nacional No · multirregional No</w:t>
+            </w:r>
+          </w:p>
+        </w:tc>
+        <w:tc>
+          <w:tcPr>
+            <w:tcW w:type="dxa" w:w="2880"/>
+            <w:tcMar>
+              <w:top w:w="70" w:type="dxa"/>
+              <w:start w:w="90" w:type="dxa"/>
+              <w:bottom w:w="70" w:type="dxa"/>
+              <w:end w:w="90" w:type="dxa"/>
+            </w:tcMar>
+            <w:vAlign w:val="center"/>
+            <w:shd w:fill="F3F6F6"/>
+          </w:tcPr>
+          <w:p>
+            <w:pPr>
+              <w:spacing w:after="0" w:line="252" w:lineRule="auto"/>
+              <w:jc w:val="left"/>
+            </w:pPr>
+            <w:r>
+              <w:rPr>
+                <w:rFonts w:ascii="Calibri" w:hAnsi="Calibri" w:eastAsia="Calibri"/>
+                <w:color w:val="203740"/>
+                <w:sz w:val="14"/>
+              </w:rPr>
+              <w:t>Estado: DESCONOCIDO</w:t>
+              <w:br/>
+              <w:t>Período: Sin dato – Sin dato</w:t>
+              <w:br/>
+              <w:t>Avance físico: 0.00%</w:t>
+              <w:br/>
+              <w:t>Avance financiero: 0.00%</w:t>
+              <w:br/>
+              <w:t>Contratos: 21 total · 21 activos</w:t>
+              <w:br/>
+              <w:t>Seguimiento: Ejecución y contrato activo</w:t>
+            </w:r>
+          </w:p>
+        </w:tc>
+        <w:tc>
+          <w:tcPr>
+            <w:tcW w:type="dxa" w:w="3024"/>
+            <w:tcMar>
+              <w:top w:w="70" w:type="dxa"/>
+              <w:start w:w="90" w:type="dxa"/>
+              <w:bottom w:w="70" w:type="dxa"/>
+              <w:end w:w="90" w:type="dxa"/>
+            </w:tcMar>
+            <w:vAlign w:val="center"/>
+            <w:shd w:fill="F3F6F6"/>
+          </w:tcPr>
+          <w:p>
+            <w:pPr>
+              <w:spacing w:after="0" w:line="252" w:lineRule="auto"/>
+              <w:jc w:val="left"/>
+            </w:pPr>
+            <w:r>
+              <w:rPr>
+                <w:rFonts w:ascii="Calibri" w:hAnsi="Calibri" w:eastAsia="Calibri"/>
+                <w:color w:val="203740"/>
+                <w:sz w:val="14"/>
+              </w:rPr>
+              <w:t>Costo del proyecto: RD$ 0.00</w:t>
+              <w:br/>
+              <w:t>Presupuesto 2026: RD$ 16,969,955.18</w:t>
+              <w:br/>
+              <w:t>Ejecutado 2026: RD$ 16,887,562.60</w:t>
+              <w:br/>
+              <w:t>Ejecución 2026: 99.51%</w:t>
+            </w:r>
+          </w:p>
+        </w:tc>
+      </w:tr>
+      <w:tr>
+        <w:tc>
+          <w:tcPr>
+            <w:tcW w:type="dxa" w:w="576"/>
+            <w:tcMar>
+              <w:top w:w="70" w:type="dxa"/>
+              <w:start w:w="90" w:type="dxa"/>
+              <w:bottom w:w="70" w:type="dxa"/>
+              <w:end w:w="90" w:type="dxa"/>
+            </w:tcMar>
+            <w:vAlign w:val="center"/>
+          </w:tcPr>
+          <w:p>
+            <w:pPr>
+              <w:spacing w:after="0" w:line="252" w:lineRule="auto"/>
+              <w:jc w:val="center"/>
+            </w:pPr>
+            <w:r>
+              <w:rPr>
+                <w:rFonts w:ascii="Calibri" w:hAnsi="Calibri" w:eastAsia="Calibri"/>
+                <w:color w:val="203740"/>
+                <w:sz w:val="14"/>
+              </w:rPr>
+              <w:t>33</w:t>
+            </w:r>
+          </w:p>
+        </w:tc>
+        <w:tc>
+          <w:tcPr>
+            <w:tcW w:type="dxa" w:w="1656"/>
+            <w:tcMar>
+              <w:top w:w="70" w:type="dxa"/>
+              <w:start w:w="90" w:type="dxa"/>
+              <w:bottom w:w="70" w:type="dxa"/>
+              <w:end w:w="90" w:type="dxa"/>
+            </w:tcMar>
+            <w:vAlign w:val="center"/>
+          </w:tcPr>
+          <w:p>
+            <w:pPr>
+              <w:spacing w:after="0" w:line="252" w:lineRule="auto"/>
+              <w:jc w:val="left"/>
+            </w:pPr>
+            <w:r>
+              <w:rPr>
+                <w:rFonts w:ascii="Calibri" w:hAnsi="Calibri" w:eastAsia="Calibri"/>
+                <w:color w:val="203740"/>
+                <w:sz w:val="14"/>
+              </w:rPr>
+              <w:t>SNIP 16364</w:t>
+              <w:br/>
+              <w:t>Ficha/Mapa 7867</w:t>
+              <w:br/>
+              <w:t>Fuentes:</w:t>
+              <w:br/>
+              <w:t>Maestro Sí · Ppto. Sí</w:t>
+              <w:br/>
+              <w:t>Territorio Sí · CSV territ. Sí</w:t>
+              <w:br/>
+              <w:t>Perfil Sí</w:t>
+            </w:r>
+            <w:r>
+              <w:br/>
+            </w:r>
+            <w:hyperlink r:id="rId66">
+              <w:r>
+                <w:rPr>
+                  <w:rFonts w:ascii="Calibri" w:hAnsi="Calibri" w:eastAsia="Calibri"/>
+                  <w:color w:val="2E74B5"/>
+                  <w:u w:val="single"/>
+                  <w:sz w:val="14"/>
+                </w:rPr>
+                <w:t>Abrir proyecto</w:t>
+              </w:r>
+            </w:hyperlink>
+          </w:p>
+        </w:tc>
+        <w:tc>
+          <w:tcPr>
+            <w:tcW w:type="dxa" w:w="5976"/>
+            <w:tcMar>
+              <w:top w:w="70" w:type="dxa"/>
+              <w:start w:w="90" w:type="dxa"/>
+              <w:bottom w:w="70" w:type="dxa"/>
+              <w:end w:w="90" w:type="dxa"/>
+            </w:tcMar>
+            <w:vAlign w:val="center"/>
+          </w:tcPr>
+          <w:p>
+            <w:pPr>
+              <w:spacing w:after="0" w:line="252" w:lineRule="auto"/>
+              <w:jc w:val="left"/>
+            </w:pPr>
+            <w:r>
+              <w:rPr>
+                <w:rFonts w:ascii="Calibri" w:hAnsi="Calibri" w:eastAsia="Calibri"/>
+                <w:color w:val="203740"/>
+                <w:sz w:val="14"/>
+              </w:rPr>
+              <w:t>REHABILITACIÓN  DEL SISTEMA DE RIEGO LA VIGÍA Y CONTRUCCION  OBRAS COMPLEMENTARIAS, PROVINCIA DAJABÓN</w:t>
+              <w:br/>
+              <w:t>Institución(es): INSTITUTO NACIONAL DE RECURSOS HIDRAULICOS -INDRHI-</w:t>
+              <w:br/>
+              <w:t>Sector(es): Riego</w:t>
+              <w:br/>
+              <w:t>Territorios declarados: región cibao_noroeste; provincia(s) DAJABÓN; municipio(s) Sin registro</w:t>
+              <w:br/>
+              <w:t>Localización codificada: 04 cibao_noroeste · 05 DAJABÓN</w:t>
+              <w:br/>
+              <w:t>Ubicación del perfil: DAJABÓN - PROYECTO DEPARTAMENTAL</w:t>
+              <w:br/>
+              <w:t>Fuente territorial: profile · alcance province · verificada 02-08-2026 12:40 UTC</w:t>
+              <w:br/>
+              <w:t>Cobertura: nacional No · multirregional No</w:t>
+            </w:r>
+          </w:p>
+        </w:tc>
+        <w:tc>
+          <w:tcPr>
+            <w:tcW w:type="dxa" w:w="2880"/>
+            <w:tcMar>
+              <w:top w:w="70" w:type="dxa"/>
+              <w:start w:w="90" w:type="dxa"/>
+              <w:bottom w:w="70" w:type="dxa"/>
+              <w:end w:w="90" w:type="dxa"/>
+            </w:tcMar>
+            <w:vAlign w:val="center"/>
+          </w:tcPr>
+          <w:p>
+            <w:pPr>
+              <w:spacing w:after="0" w:line="252" w:lineRule="auto"/>
+              <w:jc w:val="left"/>
+            </w:pPr>
+            <w:r>
+              <w:rPr>
+                <w:rFonts w:ascii="Calibri" w:hAnsi="Calibri" w:eastAsia="Calibri"/>
+                <w:color w:val="203740"/>
+                <w:sz w:val="14"/>
+              </w:rPr>
+              <w:t>Estado: EJECUCIÓN</w:t>
+              <w:br/>
+              <w:t>Período: 01-01-2024 – 31-01-2027</w:t>
+              <w:br/>
+              <w:t>Avance físico: 72.51%</w:t>
+              <w:br/>
+              <w:t>Avance financiero: 72.51%</w:t>
+              <w:br/>
+              <w:t>Contratos: 0 total · 0 activos</w:t>
+              <w:br/>
+              <w:t>Seguimiento: Ejecución registrada</w:t>
+            </w:r>
+          </w:p>
+        </w:tc>
+        <w:tc>
+          <w:tcPr>
+            <w:tcW w:type="dxa" w:w="3024"/>
+            <w:tcMar>
+              <w:top w:w="70" w:type="dxa"/>
+              <w:start w:w="90" w:type="dxa"/>
+              <w:bottom w:w="70" w:type="dxa"/>
+              <w:end w:w="90" w:type="dxa"/>
+            </w:tcMar>
+            <w:vAlign w:val="center"/>
+          </w:tcPr>
+          <w:p>
+            <w:pPr>
+              <w:spacing w:after="0" w:line="252" w:lineRule="auto"/>
+              <w:jc w:val="left"/>
+            </w:pPr>
+            <w:r>
+              <w:rPr>
+                <w:rFonts w:ascii="Calibri" w:hAnsi="Calibri" w:eastAsia="Calibri"/>
+                <w:color w:val="203740"/>
+                <w:sz w:val="14"/>
+              </w:rPr>
+              <w:t>Costo del proyecto: RD$ 341,436,258.56</w:t>
+              <w:br/>
+              <w:t>Presupuesto 2026: RD$ 90,519,068.49</w:t>
+              <w:br/>
+              <w:t>Ejecutado 2026: RD$ 90,376,675.12</w:t>
+              <w:br/>
+              <w:t>Ejecución 2026: 99.84%</w:t>
+            </w:r>
+          </w:p>
+        </w:tc>
+      </w:tr>
+      <w:tr>
+        <w:tc>
+          <w:tcPr>
+            <w:tcW w:type="dxa" w:w="576"/>
+            <w:tcMar>
+              <w:top w:w="70" w:type="dxa"/>
+              <w:start w:w="90" w:type="dxa"/>
+              <w:bottom w:w="70" w:type="dxa"/>
+              <w:end w:w="90" w:type="dxa"/>
+            </w:tcMar>
+            <w:vAlign w:val="center"/>
+            <w:shd w:fill="F3F6F6"/>
+          </w:tcPr>
+          <w:p>
+            <w:pPr>
+              <w:spacing w:after="0" w:line="252" w:lineRule="auto"/>
+              <w:jc w:val="center"/>
+            </w:pPr>
+            <w:r>
+              <w:rPr>
+                <w:rFonts w:ascii="Calibri" w:hAnsi="Calibri" w:eastAsia="Calibri"/>
+                <w:color w:val="203740"/>
+                <w:sz w:val="14"/>
+              </w:rPr>
+              <w:t>34</w:t>
+            </w:r>
+          </w:p>
+        </w:tc>
+        <w:tc>
+          <w:tcPr>
+            <w:tcW w:type="dxa" w:w="1656"/>
+            <w:tcMar>
+              <w:top w:w="70" w:type="dxa"/>
+              <w:start w:w="90" w:type="dxa"/>
+              <w:bottom w:w="70" w:type="dxa"/>
+              <w:end w:w="90" w:type="dxa"/>
+            </w:tcMar>
+            <w:vAlign w:val="center"/>
+            <w:shd w:fill="F3F6F6"/>
+          </w:tcPr>
+          <w:p>
+            <w:pPr>
+              <w:spacing w:after="0" w:line="252" w:lineRule="auto"/>
+              <w:jc w:val="left"/>
+            </w:pPr>
+            <w:r>
+              <w:rPr>
+                <w:rFonts w:ascii="Calibri" w:hAnsi="Calibri" w:eastAsia="Calibri"/>
+                <w:color w:val="203740"/>
+                <w:sz w:val="14"/>
+              </w:rPr>
+              <w:t>SNIP 16444</w:t>
+              <w:br/>
+              <w:t>Ficha/Mapa 5833</w:t>
+              <w:br/>
+              <w:t>Fuentes:</w:t>
+              <w:br/>
+              <w:t>Maestro Sí · Ppto. Sí</w:t>
+              <w:br/>
+              <w:t>Territorio Sí · CSV territ. Sí</w:t>
+              <w:br/>
+              <w:t>Perfil Sí</w:t>
+            </w:r>
+            <w:r>
+              <w:br/>
+            </w:r>
+            <w:hyperlink r:id="rId67">
+              <w:r>
+                <w:rPr>
+                  <w:rFonts w:ascii="Calibri" w:hAnsi="Calibri" w:eastAsia="Calibri"/>
+                  <w:color w:val="2E74B5"/>
+                  <w:u w:val="single"/>
+                  <w:sz w:val="14"/>
+                </w:rPr>
+                <w:t>Abrir proyecto</w:t>
+              </w:r>
+            </w:hyperlink>
+          </w:p>
+        </w:tc>
+        <w:tc>
+          <w:tcPr>
+            <w:tcW w:type="dxa" w:w="5976"/>
+            <w:tcMar>
+              <w:top w:w="70" w:type="dxa"/>
+              <w:start w:w="90" w:type="dxa"/>
+              <w:bottom w:w="70" w:type="dxa"/>
+              <w:end w:w="90" w:type="dxa"/>
+            </w:tcMar>
+            <w:vAlign w:val="center"/>
+            <w:shd w:fill="F3F6F6"/>
+          </w:tcPr>
+          <w:p>
+            <w:pPr>
+              <w:spacing w:after="0" w:line="252" w:lineRule="auto"/>
+              <w:jc w:val="left"/>
+            </w:pPr>
+            <w:r>
+              <w:rPr>
+                <w:rFonts w:ascii="Calibri" w:hAnsi="Calibri" w:eastAsia="Calibri"/>
+                <w:color w:val="203740"/>
+                <w:sz w:val="14"/>
+              </w:rPr>
+              <w:t>RECONSTRUCCIÓN PUENTE SOBRE EL RIO MASACRE, MUNICIPIO DAJABON, PROVINCIA DAJABON</w:t>
+              <w:br/>
+              <w:t>Institución(es): MINISTERIO DE OBRAS PUBLICAS Y COMUNICACIONES</w:t>
+              <w:br/>
+              <w:t>Sector(es): Transporte</w:t>
+              <w:br/>
+              <w:t>Territorios declarados: región cibao_noroeste; provincia(s) DAJABÓN; municipio(s) Sin registro</w:t>
+              <w:br/>
+              <w:t>Localización codificada: 04 cibao_noroeste · 05 DAJABÓN</w:t>
+              <w:br/>
+              <w:t>Ubicación del perfil: DAJABÓN - PROYECTO DEPARTAMENTAL</w:t>
+              <w:br/>
+              <w:t>Fuente territorial: profile · alcance province · verificada 02-08-2026 12:40 UTC</w:t>
+              <w:br/>
+              <w:t>Cobertura: nacional No · multirregional No</w:t>
+            </w:r>
+          </w:p>
+        </w:tc>
+        <w:tc>
+          <w:tcPr>
+            <w:tcW w:type="dxa" w:w="2880"/>
+            <w:tcMar>
+              <w:top w:w="70" w:type="dxa"/>
+              <w:start w:w="90" w:type="dxa"/>
+              <w:bottom w:w="70" w:type="dxa"/>
+              <w:end w:w="90" w:type="dxa"/>
+            </w:tcMar>
+            <w:vAlign w:val="center"/>
+            <w:shd w:fill="F3F6F6"/>
+          </w:tcPr>
+          <w:p>
+            <w:pPr>
+              <w:spacing w:after="0" w:line="252" w:lineRule="auto"/>
+              <w:jc w:val="left"/>
+            </w:pPr>
+            <w:r>
+              <w:rPr>
+                <w:rFonts w:ascii="Calibri" w:hAnsi="Calibri" w:eastAsia="Calibri"/>
+                <w:color w:val="203740"/>
+                <w:sz w:val="14"/>
+              </w:rPr>
+              <w:t>Estado: EJECUCIÓN</w:t>
+              <w:br/>
+              <w:t>Período: 01-01-2024 – 31-01-2027</w:t>
+              <w:br/>
+              <w:t>Avance físico: 0.00%</w:t>
+              <w:br/>
+              <w:t>Avance financiero: 0.00%</w:t>
+              <w:br/>
+              <w:t>Contratos: 0 total · 0 activos</w:t>
+              <w:br/>
+              <w:t>Seguimiento: Sin ejecución ni contrato activo</w:t>
+            </w:r>
+          </w:p>
+        </w:tc>
+        <w:tc>
+          <w:tcPr>
+            <w:tcW w:type="dxa" w:w="3024"/>
+            <w:tcMar>
+              <w:top w:w="70" w:type="dxa"/>
+              <w:start w:w="90" w:type="dxa"/>
+              <w:bottom w:w="70" w:type="dxa"/>
+              <w:end w:w="90" w:type="dxa"/>
+            </w:tcMar>
+            <w:vAlign w:val="center"/>
+            <w:shd w:fill="F3F6F6"/>
+          </w:tcPr>
+          <w:p>
+            <w:pPr>
+              <w:spacing w:after="0" w:line="252" w:lineRule="auto"/>
+              <w:jc w:val="left"/>
+            </w:pPr>
+            <w:r>
+              <w:rPr>
+                <w:rFonts w:ascii="Calibri" w:hAnsi="Calibri" w:eastAsia="Calibri"/>
+                <w:color w:val="203740"/>
+                <w:sz w:val="14"/>
+              </w:rPr>
+              <w:t>Costo del proyecto: RD$ 10,928,433.52</w:t>
+              <w:br/>
+              <w:t>Presupuesto 2026: RD$ 5,360,136.00</w:t>
+              <w:br/>
+              <w:t>Ejecutado 2026: RD$ 0.00</w:t>
+              <w:br/>
+              <w:t>Ejecución 2026: 0.00%</w:t>
+            </w:r>
+          </w:p>
+        </w:tc>
+      </w:tr>
+      <w:tr>
+        <w:tc>
+          <w:tcPr>
+            <w:tcW w:type="dxa" w:w="576"/>
+            <w:tcMar>
+              <w:top w:w="70" w:type="dxa"/>
+              <w:start w:w="90" w:type="dxa"/>
+              <w:bottom w:w="70" w:type="dxa"/>
+              <w:end w:w="90" w:type="dxa"/>
+            </w:tcMar>
+            <w:vAlign w:val="center"/>
+          </w:tcPr>
+          <w:p>
+            <w:pPr>
+              <w:spacing w:after="0" w:line="252" w:lineRule="auto"/>
+              <w:jc w:val="center"/>
+            </w:pPr>
+            <w:r>
+              <w:rPr>
+                <w:rFonts w:ascii="Calibri" w:hAnsi="Calibri" w:eastAsia="Calibri"/>
+                <w:color w:val="203740"/>
+                <w:sz w:val="14"/>
+              </w:rPr>
+              <w:t>35</w:t>
+            </w:r>
+          </w:p>
+        </w:tc>
+        <w:tc>
+          <w:tcPr>
+            <w:tcW w:type="dxa" w:w="1656"/>
+            <w:tcMar>
+              <w:top w:w="70" w:type="dxa"/>
+              <w:start w:w="90" w:type="dxa"/>
+              <w:bottom w:w="70" w:type="dxa"/>
+              <w:end w:w="90" w:type="dxa"/>
+            </w:tcMar>
+            <w:vAlign w:val="center"/>
+          </w:tcPr>
+          <w:p>
+            <w:pPr>
+              <w:spacing w:after="0" w:line="252" w:lineRule="auto"/>
+              <w:jc w:val="left"/>
+            </w:pPr>
+            <w:r>
+              <w:rPr>
+                <w:rFonts w:ascii="Calibri" w:hAnsi="Calibri" w:eastAsia="Calibri"/>
+                <w:color w:val="203740"/>
+                <w:sz w:val="14"/>
+              </w:rPr>
+              <w:t>SNIP 16742</w:t>
+              <w:br/>
+              <w:t>Ficha/Mapa 8281</w:t>
+              <w:br/>
+              <w:t>Fuentes:</w:t>
+              <w:br/>
+              <w:t>Maestro Sí · Ppto. Sí</w:t>
+              <w:br/>
+              <w:t>Territorio Sí · CSV territ. Sí</w:t>
+              <w:br/>
+              <w:t>Perfil Sí</w:t>
+            </w:r>
+            <w:r>
+              <w:br/>
+            </w:r>
+            <w:hyperlink r:id="rId68">
+              <w:r>
+                <w:rPr>
+                  <w:rFonts w:ascii="Calibri" w:hAnsi="Calibri" w:eastAsia="Calibri"/>
+                  <w:color w:val="2E74B5"/>
+                  <w:u w:val="single"/>
+                  <w:sz w:val="14"/>
+                </w:rPr>
+                <w:t>Abrir proyecto</w:t>
+              </w:r>
+            </w:hyperlink>
+            <w:r>
+              <w:br/>
+            </w:r>
+            <w:hyperlink r:id="rId69">
+              <w:r>
+                <w:rPr>
+                  <w:rFonts w:ascii="Calibri" w:hAnsi="Calibri" w:eastAsia="Calibri"/>
+                  <w:color w:val="2E74B5"/>
+                  <w:u w:val="single"/>
+                  <w:sz w:val="14"/>
+                </w:rPr>
+                <w:t>Abrir contratos</w:t>
+              </w:r>
+            </w:hyperlink>
+          </w:p>
+        </w:tc>
+        <w:tc>
+          <w:tcPr>
+            <w:tcW w:type="dxa" w:w="5976"/>
+            <w:tcMar>
+              <w:top w:w="70" w:type="dxa"/>
+              <w:start w:w="90" w:type="dxa"/>
+              <w:bottom w:w="70" w:type="dxa"/>
+              <w:end w:w="90" w:type="dxa"/>
+            </w:tcMar>
+            <w:vAlign w:val="center"/>
+          </w:tcPr>
+          <w:p>
+            <w:pPr>
+              <w:spacing w:after="0" w:line="252" w:lineRule="auto"/>
+              <w:jc w:val="left"/>
+            </w:pPr>
+            <w:r>
+              <w:rPr>
+                <w:rFonts w:ascii="Calibri" w:hAnsi="Calibri" w:eastAsia="Calibri"/>
+                <w:color w:val="203740"/>
+                <w:sz w:val="14"/>
+              </w:rPr>
+              <w:t>RECONSTRUCCIÓN FORTALEZA BELLER ERD, MUNICIPIO DAJABON, PROVINCIA DAJABON</w:t>
+              <w:br/>
+              <w:t>Institución(es): EJERCITO DE LA REPUBLICA DOMINICANA</w:t>
+              <w:br/>
+              <w:t>Sector(es): Defensa nacional</w:t>
+              <w:br/>
+              <w:t>Territorios declarados: región cibao_noroeste; provincia(s) DAJABÓN; municipio(s) DAJABÓN</w:t>
+              <w:br/>
+              <w:t>Localización codificada: 04 cibao_noroeste · 05 DAJABÓN · 040501 DAJABÓN</w:t>
+              <w:br/>
+              <w:t>Ubicación del perfil: DAJABÓN (DAJABÓN)</w:t>
+              <w:br/>
+              <w:t>Fuente territorial: profile · alcance municipality · verificada 02-08-2026 12:40 UTC</w:t>
+              <w:br/>
+              <w:t>Cobertura: nacional No · multirregional No</w:t>
+            </w:r>
+          </w:p>
+        </w:tc>
+        <w:tc>
+          <w:tcPr>
+            <w:tcW w:type="dxa" w:w="2880"/>
+            <w:tcMar>
+              <w:top w:w="70" w:type="dxa"/>
+              <w:start w:w="90" w:type="dxa"/>
+              <w:bottom w:w="70" w:type="dxa"/>
+              <w:end w:w="90" w:type="dxa"/>
+            </w:tcMar>
+            <w:vAlign w:val="center"/>
+          </w:tcPr>
+          <w:p>
+            <w:pPr>
+              <w:spacing w:after="0" w:line="252" w:lineRule="auto"/>
+              <w:jc w:val="left"/>
+            </w:pPr>
+            <w:r>
+              <w:rPr>
+                <w:rFonts w:ascii="Calibri" w:hAnsi="Calibri" w:eastAsia="Calibri"/>
+                <w:color w:val="203740"/>
+                <w:sz w:val="14"/>
+              </w:rPr>
+              <w:t>Estado: EJECUCIÓN</w:t>
+              <w:br/>
+              <w:t>Período: 01-01-2025 – 31-01-2027</w:t>
+              <w:br/>
+              <w:t>Avance físico: 26.24%</w:t>
+              <w:br/>
+              <w:t>Avance financiero: 26.24%</w:t>
+              <w:br/>
+              <w:t>Contratos: 5 total · 5 activos</w:t>
+              <w:br/>
+              <w:t>Seguimiento: Ejecución y contrato activo</w:t>
+            </w:r>
+          </w:p>
+        </w:tc>
+        <w:tc>
+          <w:tcPr>
+            <w:tcW w:type="dxa" w:w="3024"/>
+            <w:tcMar>
+              <w:top w:w="70" w:type="dxa"/>
+              <w:start w:w="90" w:type="dxa"/>
+              <w:bottom w:w="70" w:type="dxa"/>
+              <w:end w:w="90" w:type="dxa"/>
+            </w:tcMar>
+            <w:vAlign w:val="center"/>
+          </w:tcPr>
+          <w:p>
+            <w:pPr>
+              <w:spacing w:after="0" w:line="252" w:lineRule="auto"/>
+              <w:jc w:val="left"/>
+            </w:pPr>
+            <w:r>
+              <w:rPr>
+                <w:rFonts w:ascii="Calibri" w:hAnsi="Calibri" w:eastAsia="Calibri"/>
+                <w:color w:val="203740"/>
+                <w:sz w:val="14"/>
+              </w:rPr>
+              <w:t>Costo del proyecto: RD$ 46,723,647.48</w:t>
+              <w:br/>
+              <w:t>Presupuesto 2026: RD$ 31,942,551.00</w:t>
+              <w:br/>
+              <w:t>Ejecutado 2026: RD$ 30,579,502.78</w:t>
+              <w:br/>
+              <w:t>Ejecución 2026: 95.73%</w:t>
+            </w:r>
+          </w:p>
+        </w:tc>
+      </w:tr>
+      <w:tr>
+        <w:tc>
+          <w:tcPr>
+            <w:tcW w:type="dxa" w:w="576"/>
+            <w:tcMar>
+              <w:top w:w="70" w:type="dxa"/>
+              <w:start w:w="90" w:type="dxa"/>
+              <w:bottom w:w="70" w:type="dxa"/>
+              <w:end w:w="90" w:type="dxa"/>
+            </w:tcMar>
+            <w:vAlign w:val="center"/>
+            <w:shd w:fill="F3F6F6"/>
+          </w:tcPr>
+          <w:p>
+            <w:pPr>
+              <w:spacing w:after="0" w:line="252" w:lineRule="auto"/>
+              <w:jc w:val="center"/>
+            </w:pPr>
+            <w:r>
+              <w:rPr>
+                <w:rFonts w:ascii="Calibri" w:hAnsi="Calibri" w:eastAsia="Calibri"/>
+                <w:color w:val="203740"/>
+                <w:sz w:val="14"/>
+              </w:rPr>
+              <w:t>36</w:t>
+            </w:r>
+          </w:p>
+        </w:tc>
+        <w:tc>
+          <w:tcPr>
+            <w:tcW w:type="dxa" w:w="1656"/>
+            <w:tcMar>
+              <w:top w:w="70" w:type="dxa"/>
+              <w:start w:w="90" w:type="dxa"/>
+              <w:bottom w:w="70" w:type="dxa"/>
+              <w:end w:w="90" w:type="dxa"/>
+            </w:tcMar>
+            <w:vAlign w:val="center"/>
+            <w:shd w:fill="F3F6F6"/>
+          </w:tcPr>
+          <w:p>
+            <w:pPr>
+              <w:spacing w:after="0" w:line="252" w:lineRule="auto"/>
+              <w:jc w:val="left"/>
+            </w:pPr>
+            <w:r>
+              <w:rPr>
+                <w:rFonts w:ascii="Calibri" w:hAnsi="Calibri" w:eastAsia="Calibri"/>
+                <w:color w:val="203740"/>
+                <w:sz w:val="14"/>
+              </w:rPr>
+              <w:t>SNIP 16781</w:t>
+              <w:br/>
+              <w:t>Ficha/Mapa 5906</w:t>
+              <w:br/>
+              <w:t>Fuentes:</w:t>
+              <w:br/>
+              <w:t>Maestro Sí · Ppto. Sí</w:t>
+              <w:br/>
+              <w:t>Territorio Sí · CSV territ. Sí</w:t>
+              <w:br/>
+              <w:t>Perfil Sí</w:t>
+            </w:r>
+            <w:r>
+              <w:br/>
+            </w:r>
+            <w:hyperlink r:id="rId70">
+              <w:r>
+                <w:rPr>
+                  <w:rFonts w:ascii="Calibri" w:hAnsi="Calibri" w:eastAsia="Calibri"/>
+                  <w:color w:val="2E74B5"/>
+                  <w:u w:val="single"/>
+                  <w:sz w:val="14"/>
+                </w:rPr>
+                <w:t>Abrir proyecto</w:t>
+              </w:r>
+            </w:hyperlink>
+          </w:p>
+        </w:tc>
+        <w:tc>
+          <w:tcPr>
+            <w:tcW w:type="dxa" w:w="5976"/>
+            <w:tcMar>
+              <w:top w:w="70" w:type="dxa"/>
+              <w:start w:w="90" w:type="dxa"/>
+              <w:bottom w:w="70" w:type="dxa"/>
+              <w:end w:w="90" w:type="dxa"/>
+            </w:tcMar>
+            <w:vAlign w:val="center"/>
+            <w:shd w:fill="F3F6F6"/>
+          </w:tcPr>
+          <w:p>
+            <w:pPr>
+              <w:spacing w:after="0" w:line="252" w:lineRule="auto"/>
+              <w:jc w:val="left"/>
+            </w:pPr>
+            <w:r>
+              <w:rPr>
+                <w:rFonts w:ascii="Calibri" w:hAnsi="Calibri" w:eastAsia="Calibri"/>
+                <w:color w:val="203740"/>
+                <w:sz w:val="14"/>
+              </w:rPr>
+              <w:t>RECONSTRUCCIÓN PUENTE SOBRE RÍO MANATÍ AFECTADO POR LA VAGUADA DE ABRIL 2022, ENTRE LOMA DE CABRERA - CAPOTILLO, PROVINCIA DAJABÓN</w:t>
+              <w:br/>
+              <w:t>Institución(es): MINISTERIO DE OBRAS PUBLICAS Y COMUNICACIONES</w:t>
+              <w:br/>
+              <w:t>Sector(es): Cambio Climático</w:t>
+              <w:br/>
+              <w:t>Territorios declarados: región cibao_noroeste; provincia(s) DAJABÓN; municipio(s) LOMA DE CABRERA</w:t>
+              <w:br/>
+              <w:t>Localización codificada: 04 cibao_noroeste · 05 DAJABÓN · 040502 LOMA DE CABRERA</w:t>
+              <w:br/>
+              <w:t>Ubicación del perfil: LOMA DE CABRERA (DAJABÓN)</w:t>
+              <w:br/>
+              <w:t>Fuente territorial: profile · alcance municipality · verificada 02-08-2026 12:40 UTC</w:t>
+              <w:br/>
+              <w:t>Cobertura: nacional No · multirregional No</w:t>
+            </w:r>
+          </w:p>
+        </w:tc>
+        <w:tc>
+          <w:tcPr>
+            <w:tcW w:type="dxa" w:w="2880"/>
+            <w:tcMar>
+              <w:top w:w="70" w:type="dxa"/>
+              <w:start w:w="90" w:type="dxa"/>
+              <w:bottom w:w="70" w:type="dxa"/>
+              <w:end w:w="90" w:type="dxa"/>
+            </w:tcMar>
+            <w:vAlign w:val="center"/>
+            <w:shd w:fill="F3F6F6"/>
+          </w:tcPr>
+          <w:p>
+            <w:pPr>
+              <w:spacing w:after="0" w:line="252" w:lineRule="auto"/>
+              <w:jc w:val="left"/>
+            </w:pPr>
+            <w:r>
+              <w:rPr>
+                <w:rFonts w:ascii="Calibri" w:hAnsi="Calibri" w:eastAsia="Calibri"/>
+                <w:color w:val="203740"/>
+                <w:sz w:val="14"/>
+              </w:rPr>
+              <w:t>Estado: EJECUCIÓN</w:t>
+              <w:br/>
+              <w:t>Período: 01-01-2024 – 31-01-2027</w:t>
+              <w:br/>
+              <w:t>Avance físico: 0.00%</w:t>
+              <w:br/>
+              <w:t>Avance financiero: 0.00%</w:t>
+              <w:br/>
+              <w:t>Contratos: 0 total · 0 activos</w:t>
+              <w:br/>
+              <w:t>Seguimiento: Sin ejecución ni contrato activo</w:t>
+            </w:r>
+          </w:p>
+        </w:tc>
+        <w:tc>
+          <w:tcPr>
+            <w:tcW w:type="dxa" w:w="3024"/>
+            <w:tcMar>
+              <w:top w:w="70" w:type="dxa"/>
+              <w:start w:w="90" w:type="dxa"/>
+              <w:bottom w:w="70" w:type="dxa"/>
+              <w:end w:w="90" w:type="dxa"/>
+            </w:tcMar>
+            <w:vAlign w:val="center"/>
+            <w:shd w:fill="F3F6F6"/>
+          </w:tcPr>
+          <w:p>
+            <w:pPr>
+              <w:spacing w:after="0" w:line="252" w:lineRule="auto"/>
+              <w:jc w:val="left"/>
+            </w:pPr>
+            <w:r>
+              <w:rPr>
+                <w:rFonts w:ascii="Calibri" w:hAnsi="Calibri" w:eastAsia="Calibri"/>
+                <w:color w:val="203740"/>
+                <w:sz w:val="14"/>
+              </w:rPr>
+              <w:t>Costo del proyecto: RD$ 42,609,614.07</w:t>
+              <w:br/>
+              <w:t>Presupuesto 2026: RD$ 39,493,497.00</w:t>
+              <w:br/>
+              <w:t>Ejecutado 2026: RD$ 0.00</w:t>
+              <w:br/>
+              <w:t>Ejecución 2026: 0.00%</w:t>
+            </w:r>
+          </w:p>
+        </w:tc>
+      </w:tr>
+      <w:tr>
+        <w:tc>
+          <w:tcPr>
+            <w:tcW w:type="dxa" w:w="576"/>
+            <w:tcMar>
+              <w:top w:w="70" w:type="dxa"/>
+              <w:start w:w="90" w:type="dxa"/>
+              <w:bottom w:w="70" w:type="dxa"/>
+              <w:end w:w="90" w:type="dxa"/>
+            </w:tcMar>
+            <w:vAlign w:val="center"/>
+          </w:tcPr>
+          <w:p>
+            <w:pPr>
+              <w:spacing w:after="0" w:line="252" w:lineRule="auto"/>
+              <w:jc w:val="center"/>
+            </w:pPr>
+            <w:r>
+              <w:rPr>
+                <w:rFonts w:ascii="Calibri" w:hAnsi="Calibri" w:eastAsia="Calibri"/>
+                <w:color w:val="203740"/>
+                <w:sz w:val="14"/>
+              </w:rPr>
+              <w:t>37</w:t>
+            </w:r>
+          </w:p>
+        </w:tc>
+        <w:tc>
+          <w:tcPr>
+            <w:tcW w:type="dxa" w:w="1656"/>
+            <w:tcMar>
+              <w:top w:w="70" w:type="dxa"/>
+              <w:start w:w="90" w:type="dxa"/>
+              <w:bottom w:w="70" w:type="dxa"/>
+              <w:end w:w="90" w:type="dxa"/>
+            </w:tcMar>
+            <w:vAlign w:val="center"/>
+          </w:tcPr>
+          <w:p>
+            <w:pPr>
+              <w:spacing w:after="0" w:line="252" w:lineRule="auto"/>
+              <w:jc w:val="left"/>
+            </w:pPr>
+            <w:r>
+              <w:rPr>
+                <w:rFonts w:ascii="Calibri" w:hAnsi="Calibri" w:eastAsia="Calibri"/>
+                <w:color w:val="203740"/>
+                <w:sz w:val="14"/>
+              </w:rPr>
+              <w:t>SNIP 16817</w:t>
+              <w:br/>
+              <w:t>Ficha/Mapa 8346</w:t>
+              <w:br/>
+              <w:t>Fuentes:</w:t>
+              <w:br/>
+              <w:t>Maestro Sí · Ppto. Sí</w:t>
+              <w:br/>
+              <w:t>Territorio Sí · CSV territ. Sí</w:t>
+              <w:br/>
+              <w:t>Perfil Sí</w:t>
+            </w:r>
+            <w:r>
+              <w:br/>
+            </w:r>
+            <w:hyperlink r:id="rId71">
+              <w:r>
+                <w:rPr>
+                  <w:rFonts w:ascii="Calibri" w:hAnsi="Calibri" w:eastAsia="Calibri"/>
+                  <w:color w:val="2E74B5"/>
+                  <w:u w:val="single"/>
+                  <w:sz w:val="14"/>
+                </w:rPr>
+                <w:t>Abrir proyecto</w:t>
+              </w:r>
+            </w:hyperlink>
+          </w:p>
+        </w:tc>
+        <w:tc>
+          <w:tcPr>
+            <w:tcW w:type="dxa" w:w="5976"/>
+            <w:tcMar>
+              <w:top w:w="70" w:type="dxa"/>
+              <w:start w:w="90" w:type="dxa"/>
+              <w:bottom w:w="70" w:type="dxa"/>
+              <w:end w:w="90" w:type="dxa"/>
+            </w:tcMar>
+            <w:vAlign w:val="center"/>
+          </w:tcPr>
+          <w:p>
+            <w:pPr>
+              <w:spacing w:after="0" w:line="252" w:lineRule="auto"/>
+              <w:jc w:val="left"/>
+            </w:pPr>
+            <w:r>
+              <w:rPr>
+                <w:rFonts w:ascii="Calibri" w:hAnsi="Calibri" w:eastAsia="Calibri"/>
+                <w:color w:val="203740"/>
+                <w:sz w:val="14"/>
+              </w:rPr>
+              <w:t>CONSTRUCCIÓN PRESA DON MIGUEL,MUNICIPIO LOMA DE CABRERA,PROVINCIA DAJABÓN</w:t>
+              <w:br/>
+              <w:t>Institución(es): INSTITUTO NACIONAL DE RECURSOS HIDRAULICOS -INDRHI-</w:t>
+              <w:br/>
+              <w:t>Sector(es): Riego</w:t>
+              <w:br/>
+              <w:t>Territorios declarados: región cibao_noroeste; provincia(s) DAJABÓN; municipio(s) Sin registro</w:t>
+              <w:br/>
+              <w:t>Localización codificada: 04 cibao_noroeste · 05 DAJABÓN</w:t>
+              <w:br/>
+              <w:t>Ubicación del perfil: DAJABÓN - PROYECTO DEPARTAMENTAL</w:t>
+              <w:br/>
+              <w:t>Fuente territorial: profile · alcance province · verificada 02-08-2026 12:40 UTC</w:t>
+              <w:br/>
+              <w:t>Cobertura: nacional No · multirregional No</w:t>
+            </w:r>
+          </w:p>
+        </w:tc>
+        <w:tc>
+          <w:tcPr>
+            <w:tcW w:type="dxa" w:w="2880"/>
+            <w:tcMar>
+              <w:top w:w="70" w:type="dxa"/>
+              <w:start w:w="90" w:type="dxa"/>
+              <w:bottom w:w="70" w:type="dxa"/>
+              <w:end w:w="90" w:type="dxa"/>
+            </w:tcMar>
+            <w:vAlign w:val="center"/>
+          </w:tcPr>
+          <w:p>
+            <w:pPr>
+              <w:spacing w:after="0" w:line="252" w:lineRule="auto"/>
+              <w:jc w:val="left"/>
+            </w:pPr>
+            <w:r>
+              <w:rPr>
+                <w:rFonts w:ascii="Calibri" w:hAnsi="Calibri" w:eastAsia="Calibri"/>
+                <w:color w:val="203740"/>
+                <w:sz w:val="14"/>
+              </w:rPr>
+              <w:t>Estado: EJECUCIÓN</w:t>
+              <w:br/>
+              <w:t>Período: 01-01-2024 – 31-01-2027</w:t>
+              <w:br/>
+              <w:t>Avance físico: 0.00%</w:t>
+              <w:br/>
+              <w:t>Avance financiero: 0.00%</w:t>
+              <w:br/>
+              <w:t>Contratos: 0 total · 0 activos</w:t>
+              <w:br/>
+              <w:t>Seguimiento: Sin ejecución ni contrato activo</w:t>
+            </w:r>
+          </w:p>
+        </w:tc>
+        <w:tc>
+          <w:tcPr>
+            <w:tcW w:type="dxa" w:w="3024"/>
+            <w:tcMar>
+              <w:top w:w="70" w:type="dxa"/>
+              <w:start w:w="90" w:type="dxa"/>
+              <w:bottom w:w="70" w:type="dxa"/>
+              <w:end w:w="90" w:type="dxa"/>
+            </w:tcMar>
+            <w:vAlign w:val="center"/>
+          </w:tcPr>
+          <w:p>
+            <w:pPr>
+              <w:spacing w:after="0" w:line="252" w:lineRule="auto"/>
+              <w:jc w:val="left"/>
+            </w:pPr>
+            <w:r>
+              <w:rPr>
+                <w:rFonts w:ascii="Calibri" w:hAnsi="Calibri" w:eastAsia="Calibri"/>
+                <w:color w:val="203740"/>
+                <w:sz w:val="14"/>
+              </w:rPr>
+              <w:t>Costo del proyecto: RD$ 5,407,049,268.98</w:t>
+              <w:br/>
+              <w:t>Presupuesto 2026: RD$ 170,995,345.51</w:t>
+              <w:br/>
+              <w:t>Ejecutado 2026: RD$ 0.00</w:t>
+              <w:br/>
+              <w:t>Ejecución 2026: 0.00%</w:t>
+            </w:r>
+          </w:p>
+        </w:tc>
+      </w:tr>
+      <w:tr>
+        <w:tc>
+          <w:tcPr>
+            <w:tcW w:type="dxa" w:w="576"/>
+            <w:tcMar>
+              <w:top w:w="70" w:type="dxa"/>
+              <w:start w:w="90" w:type="dxa"/>
+              <w:bottom w:w="70" w:type="dxa"/>
+              <w:end w:w="90" w:type="dxa"/>
+            </w:tcMar>
+            <w:vAlign w:val="center"/>
+            <w:shd w:fill="F3F6F6"/>
+          </w:tcPr>
+          <w:p>
+            <w:pPr>
+              <w:spacing w:after="0" w:line="252" w:lineRule="auto"/>
+              <w:jc w:val="center"/>
+            </w:pPr>
+            <w:r>
+              <w:rPr>
+                <w:rFonts w:ascii="Calibri" w:hAnsi="Calibri" w:eastAsia="Calibri"/>
+                <w:color w:val="203740"/>
+                <w:sz w:val="14"/>
+              </w:rPr>
+              <w:t>38</w:t>
+            </w:r>
+          </w:p>
+        </w:tc>
+        <w:tc>
+          <w:tcPr>
+            <w:tcW w:type="dxa" w:w="1656"/>
+            <w:tcMar>
+              <w:top w:w="70" w:type="dxa"/>
+              <w:start w:w="90" w:type="dxa"/>
+              <w:bottom w:w="70" w:type="dxa"/>
+              <w:end w:w="90" w:type="dxa"/>
+            </w:tcMar>
+            <w:vAlign w:val="center"/>
+            <w:shd w:fill="F3F6F6"/>
+          </w:tcPr>
+          <w:p>
+            <w:pPr>
+              <w:spacing w:after="0" w:line="252" w:lineRule="auto"/>
+              <w:jc w:val="left"/>
+            </w:pPr>
+            <w:r>
+              <w:rPr>
+                <w:rFonts w:ascii="Calibri" w:hAnsi="Calibri" w:eastAsia="Calibri"/>
+                <w:color w:val="203740"/>
+                <w:sz w:val="14"/>
+              </w:rPr>
+              <w:t>SNIP 17070</w:t>
+              <w:br/>
+              <w:t>Ficha/Mapa 8699</w:t>
+              <w:br/>
+              <w:t>Fuentes:</w:t>
+              <w:br/>
+              <w:t>Maestro Sí · Ppto. Sí</w:t>
+              <w:br/>
+              <w:t>Territorio Sí · CSV territ. Sí</w:t>
+              <w:br/>
+              <w:t>Perfil Sí</w:t>
+            </w:r>
+            <w:r>
+              <w:br/>
+            </w:r>
+            <w:hyperlink r:id="rId72">
+              <w:r>
+                <w:rPr>
+                  <w:rFonts w:ascii="Calibri" w:hAnsi="Calibri" w:eastAsia="Calibri"/>
+                  <w:color w:val="2E74B5"/>
+                  <w:u w:val="single"/>
+                  <w:sz w:val="14"/>
+                </w:rPr>
+                <w:t>Abrir proyecto</w:t>
+              </w:r>
+            </w:hyperlink>
+            <w:r>
+              <w:br/>
+            </w:r>
+            <w:hyperlink r:id="rId73">
+              <w:r>
+                <w:rPr>
+                  <w:rFonts w:ascii="Calibri" w:hAnsi="Calibri" w:eastAsia="Calibri"/>
+                  <w:color w:val="2E74B5"/>
+                  <w:u w:val="single"/>
+                  <w:sz w:val="14"/>
+                </w:rPr>
+                <w:t>Abrir contratos</w:t>
+              </w:r>
+            </w:hyperlink>
+          </w:p>
+        </w:tc>
+        <w:tc>
+          <w:tcPr>
+            <w:tcW w:type="dxa" w:w="5976"/>
+            <w:tcMar>
+              <w:top w:w="70" w:type="dxa"/>
+              <w:start w:w="90" w:type="dxa"/>
+              <w:bottom w:w="70" w:type="dxa"/>
+              <w:end w:w="90" w:type="dxa"/>
+            </w:tcMar>
+            <w:vAlign w:val="center"/>
+            <w:shd w:fill="F3F6F6"/>
+          </w:tcPr>
+          <w:p>
+            <w:pPr>
+              <w:spacing w:after="0" w:line="252" w:lineRule="auto"/>
+              <w:jc w:val="left"/>
+            </w:pPr>
+            <w:r>
+              <w:rPr>
+                <w:rFonts w:ascii="Calibri" w:hAnsi="Calibri" w:eastAsia="Calibri"/>
+                <w:color w:val="203740"/>
+                <w:sz w:val="14"/>
+              </w:rPr>
+              <w:t>CONSTRUCCIÓN  IGLESIA CATÓLICA SAN ROQUE, LA GORRA, MUNICIPIO PARTIDO, PROVINCIA DAJABÓN</w:t>
+              <w:br/>
+              <w:t>Institución(es): MINISTERIO DE LA VIVIENDA, HABITAT Y EDIFICACIONES (MIVHED)</w:t>
+              <w:br/>
+              <w:t>Sector(es): Actividades deportivas, recreativas, culturales y religiosas</w:t>
+              <w:br/>
+              <w:t>Territorios declarados: región cibao_noroeste; provincia(s) DAJABÓN; municipio(s) PARTIDO</w:t>
+              <w:br/>
+              <w:t>Localización codificada: 04 cibao_noroeste · 05 DAJABÓN · 040503 PARTIDO</w:t>
+              <w:br/>
+              <w:t>Ubicación del perfil: PARTIDO (DAJABÓN)</w:t>
+              <w:br/>
+              <w:t>Fuente territorial: profile · alcance municipality · verificada 02-08-2026 12:40 UTC</w:t>
+              <w:br/>
+              <w:t>Cobertura: nacional No · multirregional No</w:t>
+            </w:r>
+          </w:p>
+        </w:tc>
+        <w:tc>
+          <w:tcPr>
+            <w:tcW w:type="dxa" w:w="2880"/>
+            <w:tcMar>
+              <w:top w:w="70" w:type="dxa"/>
+              <w:start w:w="90" w:type="dxa"/>
+              <w:bottom w:w="70" w:type="dxa"/>
+              <w:end w:w="90" w:type="dxa"/>
+            </w:tcMar>
+            <w:vAlign w:val="center"/>
+            <w:shd w:fill="F3F6F6"/>
+          </w:tcPr>
+          <w:p>
+            <w:pPr>
+              <w:spacing w:after="0" w:line="252" w:lineRule="auto"/>
+              <w:jc w:val="left"/>
+            </w:pPr>
+            <w:r>
+              <w:rPr>
+                <w:rFonts w:ascii="Calibri" w:hAnsi="Calibri" w:eastAsia="Calibri"/>
+                <w:color w:val="203740"/>
+                <w:sz w:val="14"/>
+              </w:rPr>
+              <w:t>Estado: EJECUCIÓN</w:t>
+              <w:br/>
+              <w:t>Período: 01-01-2025 – 31-01-2027</w:t>
+              <w:br/>
+              <w:t>Avance físico: 0.00%</w:t>
+              <w:br/>
+              <w:t>Avance financiero: 0.00%</w:t>
+              <w:br/>
+              <w:t>Contratos: 4 total · 4 activos</w:t>
+              <w:br/>
+              <w:t>Seguimiento: Ejecución y contrato activo</w:t>
+            </w:r>
+          </w:p>
+        </w:tc>
+        <w:tc>
+          <w:tcPr>
+            <w:tcW w:type="dxa" w:w="3024"/>
+            <w:tcMar>
+              <w:top w:w="70" w:type="dxa"/>
+              <w:start w:w="90" w:type="dxa"/>
+              <w:bottom w:w="70" w:type="dxa"/>
+              <w:end w:w="90" w:type="dxa"/>
+            </w:tcMar>
+            <w:vAlign w:val="center"/>
+            <w:shd w:fill="F3F6F6"/>
+          </w:tcPr>
+          <w:p>
+            <w:pPr>
+              <w:spacing w:after="0" w:line="252" w:lineRule="auto"/>
+              <w:jc w:val="left"/>
+            </w:pPr>
+            <w:r>
+              <w:rPr>
+                <w:rFonts w:ascii="Calibri" w:hAnsi="Calibri" w:eastAsia="Calibri"/>
+                <w:color w:val="203740"/>
+                <w:sz w:val="14"/>
+              </w:rPr>
+              <w:t>Costo del proyecto: RD$ 13,416,764.02</w:t>
+              <w:br/>
+              <w:t>Presupuesto 2026: RD$ 9,449,710.00</w:t>
+              <w:br/>
+              <w:t>Ejecutado 2026: RD$ 1,740,034.41</w:t>
+              <w:br/>
+              <w:t>Ejecución 2026: 18.41%</w:t>
+            </w:r>
+          </w:p>
+        </w:tc>
+      </w:tr>
+      <w:tr>
+        <w:tc>
+          <w:tcPr>
+            <w:tcW w:type="dxa" w:w="576"/>
+            <w:tcMar>
+              <w:top w:w="70" w:type="dxa"/>
+              <w:start w:w="90" w:type="dxa"/>
+              <w:bottom w:w="70" w:type="dxa"/>
+              <w:end w:w="90" w:type="dxa"/>
+            </w:tcMar>
+            <w:vAlign w:val="center"/>
+          </w:tcPr>
+          <w:p>
+            <w:pPr>
+              <w:spacing w:after="0" w:line="252" w:lineRule="auto"/>
+              <w:jc w:val="center"/>
+            </w:pPr>
+            <w:r>
+              <w:rPr>
+                <w:rFonts w:ascii="Calibri" w:hAnsi="Calibri" w:eastAsia="Calibri"/>
+                <w:color w:val="203740"/>
+                <w:sz w:val="14"/>
+              </w:rPr>
+              <w:t>39</w:t>
+            </w:r>
+          </w:p>
+        </w:tc>
+        <w:tc>
+          <w:tcPr>
+            <w:tcW w:type="dxa" w:w="1656"/>
+            <w:tcMar>
+              <w:top w:w="70" w:type="dxa"/>
+              <w:start w:w="90" w:type="dxa"/>
+              <w:bottom w:w="70" w:type="dxa"/>
+              <w:end w:w="90" w:type="dxa"/>
+            </w:tcMar>
+            <w:vAlign w:val="center"/>
+          </w:tcPr>
+          <w:p>
+            <w:pPr>
+              <w:spacing w:after="0" w:line="252" w:lineRule="auto"/>
+              <w:jc w:val="left"/>
+            </w:pPr>
+            <w:r>
+              <w:rPr>
+                <w:rFonts w:ascii="Calibri" w:hAnsi="Calibri" w:eastAsia="Calibri"/>
+                <w:color w:val="203740"/>
+                <w:sz w:val="14"/>
+              </w:rPr>
+              <w:t>SNIP 17103</w:t>
+              <w:br/>
+              <w:t>Ficha/Mapa 8713</w:t>
+              <w:br/>
+              <w:t>Fuentes:</w:t>
+              <w:br/>
+              <w:t>Maestro Sí · Ppto. Sí</w:t>
+              <w:br/>
+              <w:t>Territorio Sí · CSV territ. Sí</w:t>
+              <w:br/>
+              <w:t>Perfil Sí</w:t>
+            </w:r>
+            <w:r>
+              <w:br/>
+            </w:r>
+            <w:hyperlink r:id="rId74">
+              <w:r>
+                <w:rPr>
+                  <w:rFonts w:ascii="Calibri" w:hAnsi="Calibri" w:eastAsia="Calibri"/>
+                  <w:color w:val="2E74B5"/>
+                  <w:u w:val="single"/>
+                  <w:sz w:val="14"/>
+                </w:rPr>
+                <w:t>Abrir proyecto</w:t>
+              </w:r>
+            </w:hyperlink>
+            <w:r>
+              <w:br/>
+            </w:r>
+            <w:hyperlink r:id="rId75">
+              <w:r>
+                <w:rPr>
+                  <w:rFonts w:ascii="Calibri" w:hAnsi="Calibri" w:eastAsia="Calibri"/>
+                  <w:color w:val="2E74B5"/>
+                  <w:u w:val="single"/>
+                  <w:sz w:val="14"/>
+                </w:rPr>
+                <w:t>Abrir contratos</w:t>
+              </w:r>
+            </w:hyperlink>
+          </w:p>
+        </w:tc>
+        <w:tc>
+          <w:tcPr>
+            <w:tcW w:type="dxa" w:w="5976"/>
+            <w:tcMar>
+              <w:top w:w="70" w:type="dxa"/>
+              <w:start w:w="90" w:type="dxa"/>
+              <w:bottom w:w="70" w:type="dxa"/>
+              <w:end w:w="90" w:type="dxa"/>
+            </w:tcMar>
+            <w:vAlign w:val="center"/>
+          </w:tcPr>
+          <w:p>
+            <w:pPr>
+              <w:spacing w:after="0" w:line="252" w:lineRule="auto"/>
+              <w:jc w:val="left"/>
+            </w:pPr>
+            <w:r>
+              <w:rPr>
+                <w:rFonts w:ascii="Calibri" w:hAnsi="Calibri" w:eastAsia="Calibri"/>
+                <w:color w:val="203740"/>
+                <w:sz w:val="14"/>
+              </w:rPr>
+              <w:t>RECONSTRUCCIÓN CANCHA MUNICIPIO EL PINO, PROVINCIA DAJABON</w:t>
+              <w:br/>
+              <w:t>Institución(es): MINISTERIO DE DEPORTES Y RECREACIÓN</w:t>
+              <w:br/>
+              <w:t>Sector(es): Actividades deportivas, recreativas, culturales y religiosas</w:t>
+              <w:br/>
+              <w:t>Territorios declarados: región cibao_noroeste; provincia(s) DAJABÓN; municipio(s) EL PINO</w:t>
+              <w:br/>
+              <w:t>Localización codificada: 04 cibao_noroeste · 05 DAJABÓN · 040505 EL PINO</w:t>
+              <w:br/>
+              <w:t>Ubicación del perfil: EL PINO (DAJABÓN)</w:t>
+              <w:br/>
+              <w:t>Fuente territorial: profile · alcance municipality · verificada 02-08-2026 12:40 UTC</w:t>
+              <w:br/>
+              <w:t>Cobertura: nacional No · multirregional No</w:t>
+            </w:r>
+          </w:p>
+        </w:tc>
+        <w:tc>
+          <w:tcPr>
+            <w:tcW w:type="dxa" w:w="2880"/>
+            <w:tcMar>
+              <w:top w:w="70" w:type="dxa"/>
+              <w:start w:w="90" w:type="dxa"/>
+              <w:bottom w:w="70" w:type="dxa"/>
+              <w:end w:w="90" w:type="dxa"/>
+            </w:tcMar>
+            <w:vAlign w:val="center"/>
+          </w:tcPr>
+          <w:p>
+            <w:pPr>
+              <w:spacing w:after="0" w:line="252" w:lineRule="auto"/>
+              <w:jc w:val="left"/>
+            </w:pPr>
+            <w:r>
+              <w:rPr>
+                <w:rFonts w:ascii="Calibri" w:hAnsi="Calibri" w:eastAsia="Calibri"/>
+                <w:color w:val="203740"/>
+                <w:sz w:val="14"/>
+              </w:rPr>
+              <w:t>Estado: EJECUCIÓN</w:t>
+              <w:br/>
+              <w:t>Período: 01-01-2026 – 31-01-2027</w:t>
+              <w:br/>
+              <w:t>Avance físico: 0.00%</w:t>
+              <w:br/>
+              <w:t>Avance financiero: 0.00%</w:t>
+              <w:br/>
+              <w:t>Contratos: 20 total · 20 activos</w:t>
+              <w:br/>
+              <w:t>Seguimiento: Ejecución y contrato activo</w:t>
+            </w:r>
+          </w:p>
+        </w:tc>
+        <w:tc>
+          <w:tcPr>
+            <w:tcW w:type="dxa" w:w="3024"/>
+            <w:tcMar>
+              <w:top w:w="70" w:type="dxa"/>
+              <w:start w:w="90" w:type="dxa"/>
+              <w:bottom w:w="70" w:type="dxa"/>
+              <w:end w:w="90" w:type="dxa"/>
+            </w:tcMar>
+            <w:vAlign w:val="center"/>
+          </w:tcPr>
+          <w:p>
+            <w:pPr>
+              <w:spacing w:after="0" w:line="252" w:lineRule="auto"/>
+              <w:jc w:val="left"/>
+            </w:pPr>
+            <w:r>
+              <w:rPr>
+                <w:rFonts w:ascii="Calibri" w:hAnsi="Calibri" w:eastAsia="Calibri"/>
+                <w:color w:val="203740"/>
+                <w:sz w:val="14"/>
+              </w:rPr>
+              <w:t>Costo del proyecto: RD$ 30,245,589.43</w:t>
+              <w:br/>
+              <w:t>Presupuesto 2026: RD$ 18,218,234.98</w:t>
+              <w:br/>
+              <w:t>Ejecutado 2026: RD$ 5,687,521.85</w:t>
+              <w:br/>
+              <w:t>Ejecución 2026: 31.22%</w:t>
+            </w:r>
+          </w:p>
+        </w:tc>
+      </w:tr>
+      <w:tr>
+        <w:tc>
+          <w:tcPr>
+            <w:tcW w:type="dxa" w:w="576"/>
+            <w:tcMar>
+              <w:top w:w="70" w:type="dxa"/>
+              <w:start w:w="90" w:type="dxa"/>
+              <w:bottom w:w="70" w:type="dxa"/>
+              <w:end w:w="90" w:type="dxa"/>
+            </w:tcMar>
+            <w:vAlign w:val="center"/>
+            <w:shd w:fill="F3F6F6"/>
+          </w:tcPr>
+          <w:p>
+            <w:pPr>
+              <w:spacing w:after="0" w:line="252" w:lineRule="auto"/>
+              <w:jc w:val="center"/>
+            </w:pPr>
+            <w:r>
+              <w:rPr>
+                <w:rFonts w:ascii="Calibri" w:hAnsi="Calibri" w:eastAsia="Calibri"/>
+                <w:color w:val="203740"/>
+                <w:sz w:val="14"/>
+              </w:rPr>
+              <w:t>40</w:t>
+            </w:r>
+          </w:p>
+        </w:tc>
+        <w:tc>
+          <w:tcPr>
+            <w:tcW w:type="dxa" w:w="1656"/>
+            <w:tcMar>
+              <w:top w:w="70" w:type="dxa"/>
+              <w:start w:w="90" w:type="dxa"/>
+              <w:bottom w:w="70" w:type="dxa"/>
+              <w:end w:w="90" w:type="dxa"/>
+            </w:tcMar>
+            <w:vAlign w:val="center"/>
+            <w:shd w:fill="F3F6F6"/>
+          </w:tcPr>
+          <w:p>
+            <w:pPr>
+              <w:spacing w:after="0" w:line="252" w:lineRule="auto"/>
+              <w:jc w:val="left"/>
+            </w:pPr>
+            <w:r>
+              <w:rPr>
+                <w:rFonts w:ascii="Calibri" w:hAnsi="Calibri" w:eastAsia="Calibri"/>
+                <w:color w:val="203740"/>
+                <w:sz w:val="14"/>
+              </w:rPr>
+              <w:t>SNIP 17137</w:t>
+              <w:br/>
+              <w:t>Ficha/Mapa 8766</w:t>
+              <w:br/>
+              <w:t>Fuentes:</w:t>
+              <w:br/>
+              <w:t>Maestro Sí · Ppto. Sí</w:t>
+              <w:br/>
+              <w:t>Territorio Sí · CSV territ. Sí</w:t>
+              <w:br/>
+              <w:t>Perfil Sí</w:t>
+            </w:r>
+            <w:r>
+              <w:br/>
+            </w:r>
+            <w:hyperlink r:id="rId76">
+              <w:r>
+                <w:rPr>
+                  <w:rFonts w:ascii="Calibri" w:hAnsi="Calibri" w:eastAsia="Calibri"/>
+                  <w:color w:val="2E74B5"/>
+                  <w:u w:val="single"/>
+                  <w:sz w:val="14"/>
+                </w:rPr>
+                <w:t>Abrir proyecto</w:t>
+              </w:r>
+            </w:hyperlink>
+            <w:r>
+              <w:br/>
+            </w:r>
+            <w:hyperlink r:id="rId77">
+              <w:r>
+                <w:rPr>
+                  <w:rFonts w:ascii="Calibri" w:hAnsi="Calibri" w:eastAsia="Calibri"/>
+                  <w:color w:val="2E74B5"/>
+                  <w:u w:val="single"/>
+                  <w:sz w:val="14"/>
+                </w:rPr>
+                <w:t>Abrir contratos</w:t>
+              </w:r>
+            </w:hyperlink>
+          </w:p>
+        </w:tc>
+        <w:tc>
+          <w:tcPr>
+            <w:tcW w:type="dxa" w:w="5976"/>
+            <w:tcMar>
+              <w:top w:w="70" w:type="dxa"/>
+              <w:start w:w="90" w:type="dxa"/>
+              <w:bottom w:w="70" w:type="dxa"/>
+              <w:end w:w="90" w:type="dxa"/>
+            </w:tcMar>
+            <w:vAlign w:val="center"/>
+            <w:shd w:fill="F3F6F6"/>
+          </w:tcPr>
+          <w:p>
+            <w:pPr>
+              <w:spacing w:after="0" w:line="252" w:lineRule="auto"/>
+              <w:jc w:val="left"/>
+            </w:pPr>
+            <w:r>
+              <w:rPr>
+                <w:rFonts w:ascii="Calibri" w:hAnsi="Calibri" w:eastAsia="Calibri"/>
+                <w:color w:val="203740"/>
+                <w:sz w:val="14"/>
+              </w:rPr>
+              <w:t>REMODELACIÓN DESTACAMENTO MILITAR LA VIGIA, ERD, MUNICIPIO LOMA DE CABRERA, PROVINCIA DAJABON</w:t>
+              <w:br/>
+              <w:t>Institución(es): EJERCITO DE LA REPUBLICA DOMINICANA</w:t>
+              <w:br/>
+              <w:t>Sector(es): Defensa nacional</w:t>
+              <w:br/>
+              <w:t>Territorios declarados: región cibao_noroeste; provincia(s) DAJABÓN; municipio(s) DAJABÓN</w:t>
+              <w:br/>
+              <w:t>Localización codificada: 04 cibao_noroeste · 05 DAJABÓN · 040501 DAJABÓN</w:t>
+              <w:br/>
+              <w:t>Ubicación del perfil: DAJABÓN (DAJABÓN)</w:t>
+              <w:br/>
+              <w:t>Fuente territorial: profile · alcance municipality · verificada 02-08-2026 12:40 UTC</w:t>
+              <w:br/>
+              <w:t>Cobertura: nacional No · multirregional No</w:t>
+            </w:r>
+          </w:p>
+        </w:tc>
+        <w:tc>
+          <w:tcPr>
+            <w:tcW w:type="dxa" w:w="2880"/>
+            <w:tcMar>
+              <w:top w:w="70" w:type="dxa"/>
+              <w:start w:w="90" w:type="dxa"/>
+              <w:bottom w:w="70" w:type="dxa"/>
+              <w:end w:w="90" w:type="dxa"/>
+            </w:tcMar>
+            <w:vAlign w:val="center"/>
+            <w:shd w:fill="F3F6F6"/>
+          </w:tcPr>
+          <w:p>
+            <w:pPr>
+              <w:spacing w:after="0" w:line="252" w:lineRule="auto"/>
+              <w:jc w:val="left"/>
+            </w:pPr>
+            <w:r>
+              <w:rPr>
+                <w:rFonts w:ascii="Calibri" w:hAnsi="Calibri" w:eastAsia="Calibri"/>
+                <w:color w:val="203740"/>
+                <w:sz w:val="14"/>
+              </w:rPr>
+              <w:t>Estado: EJECUCIÓN</w:t>
+              <w:br/>
+              <w:t>Período: 01-01-2026 – 31-01-2026</w:t>
+              <w:br/>
+              <w:t>Avance físico: 0.00%</w:t>
+              <w:br/>
+              <w:t>Avance financiero: 0.00%</w:t>
+              <w:br/>
+              <w:t>Contratos: 4 total · 4 activos</w:t>
+              <w:br/>
+              <w:t>Seguimiento: Ejecución y contrato activo</w:t>
+            </w:r>
+          </w:p>
+        </w:tc>
+        <w:tc>
+          <w:tcPr>
+            <w:tcW w:type="dxa" w:w="3024"/>
+            <w:tcMar>
+              <w:top w:w="70" w:type="dxa"/>
+              <w:start w:w="90" w:type="dxa"/>
+              <w:bottom w:w="70" w:type="dxa"/>
+              <w:end w:w="90" w:type="dxa"/>
+            </w:tcMar>
+            <w:vAlign w:val="center"/>
+            <w:shd w:fill="F3F6F6"/>
+          </w:tcPr>
+          <w:p>
+            <w:pPr>
+              <w:spacing w:after="0" w:line="252" w:lineRule="auto"/>
+              <w:jc w:val="left"/>
+            </w:pPr>
+            <w:r>
+              <w:rPr>
+                <w:rFonts w:ascii="Calibri" w:hAnsi="Calibri" w:eastAsia="Calibri"/>
+                <w:color w:val="203740"/>
+                <w:sz w:val="14"/>
+              </w:rPr>
+              <w:t>Costo del proyecto: RD$ 2,912,182.27</w:t>
+              <w:br/>
+              <w:t>Presupuesto 2026: RD$ 2,912,182.27</w:t>
+              <w:br/>
+              <w:t>Ejecutado 2026: RD$ 2,256,361.58</w:t>
+              <w:br/>
+              <w:t>Ejecución 2026: 77.48%</w:t>
+            </w:r>
+          </w:p>
+        </w:tc>
+      </w:tr>
+      <w:tr>
+        <w:tc>
+          <w:tcPr>
+            <w:tcW w:type="dxa" w:w="576"/>
+            <w:tcMar>
+              <w:top w:w="70" w:type="dxa"/>
+              <w:start w:w="90" w:type="dxa"/>
+              <w:bottom w:w="70" w:type="dxa"/>
+              <w:end w:w="90" w:type="dxa"/>
+            </w:tcMar>
+            <w:vAlign w:val="center"/>
+          </w:tcPr>
+          <w:p>
+            <w:pPr>
+              <w:spacing w:after="0" w:line="252" w:lineRule="auto"/>
+              <w:jc w:val="center"/>
+            </w:pPr>
+            <w:r>
+              <w:rPr>
+                <w:rFonts w:ascii="Calibri" w:hAnsi="Calibri" w:eastAsia="Calibri"/>
+                <w:color w:val="203740"/>
+                <w:sz w:val="14"/>
+              </w:rPr>
+              <w:t>41</w:t>
+            </w:r>
+          </w:p>
+        </w:tc>
+        <w:tc>
+          <w:tcPr>
+            <w:tcW w:type="dxa" w:w="1656"/>
+            <w:tcMar>
+              <w:top w:w="70" w:type="dxa"/>
+              <w:start w:w="90" w:type="dxa"/>
+              <w:bottom w:w="70" w:type="dxa"/>
+              <w:end w:w="90" w:type="dxa"/>
+            </w:tcMar>
+            <w:vAlign w:val="center"/>
+          </w:tcPr>
+          <w:p>
+            <w:pPr>
+              <w:spacing w:after="0" w:line="252" w:lineRule="auto"/>
+              <w:jc w:val="left"/>
+            </w:pPr>
+            <w:r>
+              <w:rPr>
+                <w:rFonts w:ascii="Calibri" w:hAnsi="Calibri" w:eastAsia="Calibri"/>
+                <w:color w:val="203740"/>
+                <w:sz w:val="14"/>
+              </w:rPr>
+              <w:t>SNIP 17141</w:t>
+              <w:br/>
+              <w:t>Ficha/Mapa 8770</w:t>
+              <w:br/>
+              <w:t>Fuentes:</w:t>
+              <w:br/>
+              <w:t>Maestro Sí · Ppto. Sí</w:t>
+              <w:br/>
+              <w:t>Territorio Sí · CSV territ. Sí</w:t>
+              <w:br/>
+              <w:t>Perfil Sí</w:t>
+            </w:r>
+            <w:r>
+              <w:br/>
+            </w:r>
+            <w:hyperlink r:id="rId78">
+              <w:r>
+                <w:rPr>
+                  <w:rFonts w:ascii="Calibri" w:hAnsi="Calibri" w:eastAsia="Calibri"/>
+                  <w:color w:val="2E74B5"/>
+                  <w:u w:val="single"/>
+                  <w:sz w:val="14"/>
+                </w:rPr>
+                <w:t>Abrir proyecto</w:t>
+              </w:r>
+            </w:hyperlink>
+            <w:r>
+              <w:br/>
+            </w:r>
+            <w:hyperlink r:id="rId77">
+              <w:r>
+                <w:rPr>
+                  <w:rFonts w:ascii="Calibri" w:hAnsi="Calibri" w:eastAsia="Calibri"/>
+                  <w:color w:val="2E74B5"/>
+                  <w:u w:val="single"/>
+                  <w:sz w:val="14"/>
+                </w:rPr>
+                <w:t>Abrir contratos</w:t>
+              </w:r>
+            </w:hyperlink>
+          </w:p>
+        </w:tc>
+        <w:tc>
+          <w:tcPr>
+            <w:tcW w:type="dxa" w:w="5976"/>
+            <w:tcMar>
+              <w:top w:w="70" w:type="dxa"/>
+              <w:start w:w="90" w:type="dxa"/>
+              <w:bottom w:w="70" w:type="dxa"/>
+              <w:end w:w="90" w:type="dxa"/>
+            </w:tcMar>
+            <w:vAlign w:val="center"/>
+          </w:tcPr>
+          <w:p>
+            <w:pPr>
+              <w:spacing w:after="0" w:line="252" w:lineRule="auto"/>
+              <w:jc w:val="left"/>
+            </w:pPr>
+            <w:r>
+              <w:rPr>
+                <w:rFonts w:ascii="Calibri" w:hAnsi="Calibri" w:eastAsia="Calibri"/>
+                <w:color w:val="203740"/>
+                <w:sz w:val="14"/>
+              </w:rPr>
+              <w:t>REMODELACIÓN DESTACAMENTO MILITAR SANTIAGO DE LA CRUZ, MUNICIPIO LOMA DE CABRERA, PROVINCIA DAJABÓN</w:t>
+              <w:br/>
+              <w:t>Institución(es): EJERCITO DE LA REPUBLICA DOMINICANA</w:t>
+              <w:br/>
+              <w:t>Sector(es): Defensa nacional</w:t>
+              <w:br/>
+              <w:t>Territorios declarados: región cibao_noroeste; provincia(s) DAJABÓN; municipio(s) LOMA DE CABRERA</w:t>
+              <w:br/>
+              <w:t>Localización codificada: 04 cibao_noroeste · 05 DAJABÓN · 040502 LOMA DE CABRERA</w:t>
+              <w:br/>
+              <w:t>Ubicación del perfil: LOMA DE CABRERA (DAJABÓN)</w:t>
+              <w:br/>
+              <w:t>Fuente territorial: profile · alcance municipality · verificada 02-08-2026 12:40 UTC</w:t>
+              <w:br/>
+              <w:t>Cobertura: nacional No · multirregional No</w:t>
+            </w:r>
+          </w:p>
+        </w:tc>
+        <w:tc>
+          <w:tcPr>
+            <w:tcW w:type="dxa" w:w="2880"/>
+            <w:tcMar>
+              <w:top w:w="70" w:type="dxa"/>
+              <w:start w:w="90" w:type="dxa"/>
+              <w:bottom w:w="70" w:type="dxa"/>
+              <w:end w:w="90" w:type="dxa"/>
+            </w:tcMar>
+            <w:vAlign w:val="center"/>
+          </w:tcPr>
+          <w:p>
+            <w:pPr>
+              <w:spacing w:after="0" w:line="252" w:lineRule="auto"/>
+              <w:jc w:val="left"/>
+            </w:pPr>
+            <w:r>
+              <w:rPr>
+                <w:rFonts w:ascii="Calibri" w:hAnsi="Calibri" w:eastAsia="Calibri"/>
+                <w:color w:val="203740"/>
+                <w:sz w:val="14"/>
+              </w:rPr>
+              <w:t>Estado: EJECUCIÓN</w:t>
+              <w:br/>
+              <w:t>Período: 01-01-2026 – 31-01-2026</w:t>
+              <w:br/>
+              <w:t>Avance físico: 0.00%</w:t>
+              <w:br/>
+              <w:t>Avance financiero: 0.00%</w:t>
+              <w:br/>
+              <w:t>Contratos: 4 total · 4 activos</w:t>
+              <w:br/>
+              <w:t>Seguimiento: Ejecución y contrato activo</w:t>
+            </w:r>
+          </w:p>
+        </w:tc>
+        <w:tc>
+          <w:tcPr>
+            <w:tcW w:type="dxa" w:w="3024"/>
+            <w:tcMar>
+              <w:top w:w="70" w:type="dxa"/>
+              <w:start w:w="90" w:type="dxa"/>
+              <w:bottom w:w="70" w:type="dxa"/>
+              <w:end w:w="90" w:type="dxa"/>
+            </w:tcMar>
+            <w:vAlign w:val="center"/>
+          </w:tcPr>
+          <w:p>
+            <w:pPr>
+              <w:spacing w:after="0" w:line="252" w:lineRule="auto"/>
+              <w:jc w:val="left"/>
+            </w:pPr>
+            <w:r>
+              <w:rPr>
+                <w:rFonts w:ascii="Calibri" w:hAnsi="Calibri" w:eastAsia="Calibri"/>
+                <w:color w:val="203740"/>
+                <w:sz w:val="14"/>
+              </w:rPr>
+              <w:t>Costo del proyecto: RD$ 2,103,090.20</w:t>
+              <w:br/>
+              <w:t>Presupuesto 2026: RD$ 2,103,090.20</w:t>
+              <w:br/>
+              <w:t>Ejecutado 2026: RD$ 1,769,379.03</w:t>
+              <w:br/>
+              <w:t>Ejecución 2026: 84.13%</w:t>
+            </w:r>
+          </w:p>
+        </w:tc>
+      </w:tr>
+      <w:tr>
+        <w:tc>
+          <w:tcPr>
+            <w:tcW w:type="dxa" w:w="576"/>
+            <w:tcMar>
+              <w:top w:w="70" w:type="dxa"/>
+              <w:start w:w="90" w:type="dxa"/>
+              <w:bottom w:w="70" w:type="dxa"/>
+              <w:end w:w="90" w:type="dxa"/>
+            </w:tcMar>
+            <w:vAlign w:val="center"/>
+            <w:shd w:fill="F3F6F6"/>
+          </w:tcPr>
+          <w:p>
+            <w:pPr>
+              <w:spacing w:after="0" w:line="252" w:lineRule="auto"/>
+              <w:jc w:val="center"/>
+            </w:pPr>
+            <w:r>
+              <w:rPr>
+                <w:rFonts w:ascii="Calibri" w:hAnsi="Calibri" w:eastAsia="Calibri"/>
+                <w:color w:val="203740"/>
+                <w:sz w:val="14"/>
+              </w:rPr>
+              <w:t>42</w:t>
+            </w:r>
+          </w:p>
+        </w:tc>
+        <w:tc>
+          <w:tcPr>
+            <w:tcW w:type="dxa" w:w="1656"/>
+            <w:tcMar>
+              <w:top w:w="70" w:type="dxa"/>
+              <w:start w:w="90" w:type="dxa"/>
+              <w:bottom w:w="70" w:type="dxa"/>
+              <w:end w:w="90" w:type="dxa"/>
+            </w:tcMar>
+            <w:vAlign w:val="center"/>
+            <w:shd w:fill="F3F6F6"/>
+          </w:tcPr>
+          <w:p>
+            <w:pPr>
+              <w:spacing w:after="0" w:line="252" w:lineRule="auto"/>
+              <w:jc w:val="left"/>
+            </w:pPr>
+            <w:r>
+              <w:rPr>
+                <w:rFonts w:ascii="Calibri" w:hAnsi="Calibri" w:eastAsia="Calibri"/>
+                <w:color w:val="203740"/>
+                <w:sz w:val="14"/>
+              </w:rPr>
+              <w:t>SNIP 17156</w:t>
+              <w:br/>
+              <w:t>Ficha/Mapa 8788</w:t>
+              <w:br/>
+              <w:t>Fuentes:</w:t>
+              <w:br/>
+              <w:t>Maestro Sí · Ppto. Sí</w:t>
+              <w:br/>
+              <w:t>Territorio Sí · CSV territ. Sí</w:t>
+              <w:br/>
+              <w:t>Perfil Sí</w:t>
+            </w:r>
+            <w:r>
+              <w:br/>
+            </w:r>
+            <w:hyperlink r:id="rId79">
+              <w:r>
+                <w:rPr>
+                  <w:rFonts w:ascii="Calibri" w:hAnsi="Calibri" w:eastAsia="Calibri"/>
+                  <w:color w:val="2E74B5"/>
+                  <w:u w:val="single"/>
+                  <w:sz w:val="14"/>
+                </w:rPr>
+                <w:t>Abrir proyecto</w:t>
+              </w:r>
+            </w:hyperlink>
+            <w:r>
+              <w:br/>
+            </w:r>
+            <w:hyperlink r:id="rId77">
+              <w:r>
+                <w:rPr>
+                  <w:rFonts w:ascii="Calibri" w:hAnsi="Calibri" w:eastAsia="Calibri"/>
+                  <w:color w:val="2E74B5"/>
+                  <w:u w:val="single"/>
+                  <w:sz w:val="14"/>
+                </w:rPr>
+                <w:t>Abrir contratos</w:t>
+              </w:r>
+            </w:hyperlink>
+          </w:p>
+        </w:tc>
+        <w:tc>
+          <w:tcPr>
+            <w:tcW w:type="dxa" w:w="5976"/>
+            <w:tcMar>
+              <w:top w:w="70" w:type="dxa"/>
+              <w:start w:w="90" w:type="dxa"/>
+              <w:bottom w:w="70" w:type="dxa"/>
+              <w:end w:w="90" w:type="dxa"/>
+            </w:tcMar>
+            <w:vAlign w:val="center"/>
+            <w:shd w:fill="F3F6F6"/>
+          </w:tcPr>
+          <w:p>
+            <w:pPr>
+              <w:spacing w:after="0" w:line="252" w:lineRule="auto"/>
+              <w:jc w:val="left"/>
+            </w:pPr>
+            <w:r>
+              <w:rPr>
+                <w:rFonts w:ascii="Calibri" w:hAnsi="Calibri" w:eastAsia="Calibri"/>
+                <w:color w:val="203740"/>
+                <w:sz w:val="14"/>
+              </w:rPr>
+              <w:t>REMODELACIÓN PUESTO DE CHEQUEO MILITAR LA PEÑITA ERD, DISTRITO MUNICIPAL CAPOTILLO, MUNICIPIO LOMA DE CABRERA, PROVINCIA DAJABÓN</w:t>
+              <w:br/>
+              <w:t>Institución(es): EJERCITO DE LA REPUBLICA DOMINICANA</w:t>
+              <w:br/>
+              <w:t>Sector(es): Defensa nacional</w:t>
+              <w:br/>
+              <w:t>Territorios declarados: región cibao_noroeste; provincia(s) DAJABÓN; municipio(s) LOMA DE CABRERA</w:t>
+              <w:br/>
+              <w:t>Localización codificada: 04 cibao_noroeste · 05 DAJABÓN · 040502 LOMA DE CABRERA</w:t>
+              <w:br/>
+              <w:t>Ubicación del perfil: LOMA DE CABRERA (DAJABÓN)</w:t>
+              <w:br/>
+              <w:t>Fuente territorial: profile · alcance municipality · verificada 02-08-2026 12:40 UTC</w:t>
+              <w:br/>
+              <w:t>Cobertura: nacional No · multirregional No</w:t>
+            </w:r>
+          </w:p>
+        </w:tc>
+        <w:tc>
+          <w:tcPr>
+            <w:tcW w:type="dxa" w:w="2880"/>
+            <w:tcMar>
+              <w:top w:w="70" w:type="dxa"/>
+              <w:start w:w="90" w:type="dxa"/>
+              <w:bottom w:w="70" w:type="dxa"/>
+              <w:end w:w="90" w:type="dxa"/>
+            </w:tcMar>
+            <w:vAlign w:val="center"/>
+            <w:shd w:fill="F3F6F6"/>
+          </w:tcPr>
+          <w:p>
+            <w:pPr>
+              <w:spacing w:after="0" w:line="252" w:lineRule="auto"/>
+              <w:jc w:val="left"/>
+            </w:pPr>
+            <w:r>
+              <w:rPr>
+                <w:rFonts w:ascii="Calibri" w:hAnsi="Calibri" w:eastAsia="Calibri"/>
+                <w:color w:val="203740"/>
+                <w:sz w:val="14"/>
+              </w:rPr>
+              <w:t>Estado: EJECUCIÓN</w:t>
+              <w:br/>
+              <w:t>Período: 01-01-2026 – 31-01-2026</w:t>
+              <w:br/>
+              <w:t>Avance físico: 0.00%</w:t>
+              <w:br/>
+              <w:t>Avance financiero: 0.00%</w:t>
+              <w:br/>
+              <w:t>Contratos: 4 total · 4 activos</w:t>
+              <w:br/>
+              <w:t>Seguimiento: Ejecución y contrato activo</w:t>
+            </w:r>
+          </w:p>
+        </w:tc>
+        <w:tc>
+          <w:tcPr>
+            <w:tcW w:type="dxa" w:w="3024"/>
+            <w:tcMar>
+              <w:top w:w="70" w:type="dxa"/>
+              <w:start w:w="90" w:type="dxa"/>
+              <w:bottom w:w="70" w:type="dxa"/>
+              <w:end w:w="90" w:type="dxa"/>
+            </w:tcMar>
+            <w:vAlign w:val="center"/>
+            <w:shd w:fill="F3F6F6"/>
+          </w:tcPr>
+          <w:p>
+            <w:pPr>
+              <w:spacing w:after="0" w:line="252" w:lineRule="auto"/>
+              <w:jc w:val="left"/>
+            </w:pPr>
+            <w:r>
+              <w:rPr>
+                <w:rFonts w:ascii="Calibri" w:hAnsi="Calibri" w:eastAsia="Calibri"/>
+                <w:color w:val="203740"/>
+                <w:sz w:val="14"/>
+              </w:rPr>
+              <w:t>Costo del proyecto: RD$ 2,017,505.62</w:t>
+              <w:br/>
+              <w:t>Presupuesto 2026: RD$ 2,017,505.62</w:t>
+              <w:br/>
+              <w:t>Ejecutado 2026: RD$ 1,847,695.58</w:t>
+              <w:br/>
+              <w:t>Ejecución 2026: 91.58%</w:t>
+            </w:r>
+          </w:p>
+        </w:tc>
+      </w:tr>
+      <w:tr>
+        <w:tc>
+          <w:tcPr>
+            <w:tcW w:type="dxa" w:w="576"/>
+            <w:tcMar>
+              <w:top w:w="70" w:type="dxa"/>
+              <w:start w:w="90" w:type="dxa"/>
+              <w:bottom w:w="70" w:type="dxa"/>
+              <w:end w:w="90" w:type="dxa"/>
+            </w:tcMar>
+            <w:vAlign w:val="center"/>
+          </w:tcPr>
+          <w:p>
+            <w:pPr>
+              <w:spacing w:after="0" w:line="252" w:lineRule="auto"/>
+              <w:jc w:val="center"/>
+            </w:pPr>
+            <w:r>
+              <w:rPr>
+                <w:rFonts w:ascii="Calibri" w:hAnsi="Calibri" w:eastAsia="Calibri"/>
+                <w:color w:val="203740"/>
+                <w:sz w:val="14"/>
+              </w:rPr>
+              <w:t>43</w:t>
+            </w:r>
+          </w:p>
+        </w:tc>
+        <w:tc>
+          <w:tcPr>
+            <w:tcW w:type="dxa" w:w="1656"/>
+            <w:tcMar>
+              <w:top w:w="70" w:type="dxa"/>
+              <w:start w:w="90" w:type="dxa"/>
+              <w:bottom w:w="70" w:type="dxa"/>
+              <w:end w:w="90" w:type="dxa"/>
+            </w:tcMar>
+            <w:vAlign w:val="center"/>
+          </w:tcPr>
+          <w:p>
+            <w:pPr>
+              <w:spacing w:after="0" w:line="252" w:lineRule="auto"/>
+              <w:jc w:val="left"/>
+            </w:pPr>
+            <w:r>
+              <w:rPr>
+                <w:rFonts w:ascii="Calibri" w:hAnsi="Calibri" w:eastAsia="Calibri"/>
+                <w:color w:val="203740"/>
+                <w:sz w:val="14"/>
+              </w:rPr>
+              <w:t>SNIP 17377</w:t>
+              <w:br/>
+              <w:t>Ficha/Mapa 8859</w:t>
+              <w:br/>
+              <w:t>Fuentes:</w:t>
+              <w:br/>
+              <w:t>Maestro Sí · Ppto. Sí</w:t>
+              <w:br/>
+              <w:t>Territorio Sí · CSV territ. Sí</w:t>
+              <w:br/>
+              <w:t>Perfil Sí</w:t>
+            </w:r>
+            <w:r>
+              <w:br/>
+            </w:r>
+            <w:hyperlink r:id="rId80">
+              <w:r>
+                <w:rPr>
+                  <w:rFonts w:ascii="Calibri" w:hAnsi="Calibri" w:eastAsia="Calibri"/>
+                  <w:color w:val="2E74B5"/>
+                  <w:u w:val="single"/>
+                  <w:sz w:val="14"/>
+                </w:rPr>
+                <w:t>Abrir proyecto</w:t>
+              </w:r>
+            </w:hyperlink>
+            <w:r>
+              <w:br/>
+            </w:r>
+            <w:hyperlink r:id="rId81">
+              <w:r>
+                <w:rPr>
+                  <w:rFonts w:ascii="Calibri" w:hAnsi="Calibri" w:eastAsia="Calibri"/>
+                  <w:color w:val="2E74B5"/>
+                  <w:u w:val="single"/>
+                  <w:sz w:val="14"/>
+                </w:rPr>
+                <w:t>Abrir contratos</w:t>
+              </w:r>
+            </w:hyperlink>
+          </w:p>
+        </w:tc>
+        <w:tc>
+          <w:tcPr>
+            <w:tcW w:type="dxa" w:w="5976"/>
+            <w:tcMar>
+              <w:top w:w="70" w:type="dxa"/>
+              <w:start w:w="90" w:type="dxa"/>
+              <w:bottom w:w="70" w:type="dxa"/>
+              <w:end w:w="90" w:type="dxa"/>
+            </w:tcMar>
+            <w:vAlign w:val="center"/>
+          </w:tcPr>
+          <w:p>
+            <w:pPr>
+              <w:spacing w:after="0" w:line="252" w:lineRule="auto"/>
+              <w:jc w:val="left"/>
+            </w:pPr>
+            <w:r>
+              <w:rPr>
+                <w:rFonts w:ascii="Calibri" w:hAnsi="Calibri" w:eastAsia="Calibri"/>
+                <w:color w:val="203740"/>
+                <w:sz w:val="14"/>
+              </w:rPr>
+              <w:t>REMODELACIÓN PUESTO DE CHEQUEO MILITAR EL ESPINERO, MUNICIPIO DAJABON , PROVINCIA DAJABON</w:t>
+              <w:br/>
+              <w:t>Institución(es): EJERCITO DE LA REPUBLICA DOMINICANA</w:t>
+              <w:br/>
+              <w:t>Sector(es): Defensa nacional</w:t>
+              <w:br/>
+              <w:t>Territorios declarados: región cibao_noroeste; provincia(s) DAJABÓN; municipio(s) DAJABÓN</w:t>
+              <w:br/>
+              <w:t>Localización codificada: 04 cibao_noroeste · 05 DAJABÓN · 040501 DAJABÓN</w:t>
+              <w:br/>
+              <w:t>Ubicación del perfil: DAJABÓN (DAJABÓN)</w:t>
+              <w:br/>
+              <w:t>Fuente territorial: profile · alcance municipality · verificada 02-08-2026 12:40 UTC</w:t>
+              <w:br/>
+              <w:t>Cobertura: nacional No · multirregional No</w:t>
+            </w:r>
+          </w:p>
+        </w:tc>
+        <w:tc>
+          <w:tcPr>
+            <w:tcW w:type="dxa" w:w="2880"/>
+            <w:tcMar>
+              <w:top w:w="70" w:type="dxa"/>
+              <w:start w:w="90" w:type="dxa"/>
+              <w:bottom w:w="70" w:type="dxa"/>
+              <w:end w:w="90" w:type="dxa"/>
+            </w:tcMar>
+            <w:vAlign w:val="center"/>
+          </w:tcPr>
+          <w:p>
+            <w:pPr>
+              <w:spacing w:after="0" w:line="252" w:lineRule="auto"/>
+              <w:jc w:val="left"/>
+            </w:pPr>
+            <w:r>
+              <w:rPr>
+                <w:rFonts w:ascii="Calibri" w:hAnsi="Calibri" w:eastAsia="Calibri"/>
+                <w:color w:val="203740"/>
+                <w:sz w:val="14"/>
+              </w:rPr>
+              <w:t>Estado: EJECUCIÓN</w:t>
+              <w:br/>
+              <w:t>Período: 01-01-2026 – 31-01-2026</w:t>
+              <w:br/>
+              <w:t>Avance físico: 0.00%</w:t>
+              <w:br/>
+              <w:t>Avance financiero: 0.00%</w:t>
+              <w:br/>
+              <w:t>Contratos: 3 total · 3 activos</w:t>
+              <w:br/>
+              <w:t>Seguimiento: Ejecución y contrato activo</w:t>
+            </w:r>
+          </w:p>
+        </w:tc>
+        <w:tc>
+          <w:tcPr>
+            <w:tcW w:type="dxa" w:w="3024"/>
+            <w:tcMar>
+              <w:top w:w="70" w:type="dxa"/>
+              <w:start w:w="90" w:type="dxa"/>
+              <w:bottom w:w="70" w:type="dxa"/>
+              <w:end w:w="90" w:type="dxa"/>
+            </w:tcMar>
+            <w:vAlign w:val="center"/>
+          </w:tcPr>
+          <w:p>
+            <w:pPr>
+              <w:spacing w:after="0" w:line="252" w:lineRule="auto"/>
+              <w:jc w:val="left"/>
+            </w:pPr>
+            <w:r>
+              <w:rPr>
+                <w:rFonts w:ascii="Calibri" w:hAnsi="Calibri" w:eastAsia="Calibri"/>
+                <w:color w:val="203740"/>
+                <w:sz w:val="14"/>
+              </w:rPr>
+              <w:t>Costo del proyecto: RD$ 1,406,658.36</w:t>
+              <w:br/>
+              <w:t>Presupuesto 2026: RD$ 1,406,658.36</w:t>
+              <w:br/>
+              <w:t>Ejecutado 2026: RD$ 421,987.50</w:t>
+              <w:br/>
+              <w:t>Ejecución 2026: 30.00%</w:t>
+            </w:r>
+          </w:p>
+        </w:tc>
+      </w:tr>
+    </w:tbl>
+    <w:tbl>
+      <w:tblPr>
+        <w:tblW w:type="auto" w:w="0"/>
+        <w:jc w:val="center"/>
+        <w:tblLayout w:type="fixed"/>
+        <w:tblLook w:firstColumn="1" w:firstRow="1" w:lastColumn="0" w:lastRow="0" w:noHBand="0" w:noVBand="1" w:val="04A0"/>
+      </w:tblPr>
+      <w:tblGrid>
+        <w:gridCol w:w="14400"/>
+      </w:tblGrid>
+      <w:tr>
+        <w:tc>
+          <w:tcPr>
+            <w:tcW w:type="dxa" w:w="9360"/>
+            <w:tcMar>
+              <w:top w:w="120" w:type="dxa"/>
+              <w:start w:w="140" w:type="dxa"/>
+              <w:bottom w:w="120" w:type="dxa"/>
+              <w:end w:w="140" w:type="dxa"/>
+            </w:tcMar>
+            <w:shd w:fill="EEF7F4"/>
+          </w:tcPr>
+          <w:p>
+            <w:pPr>
+              <w:spacing w:after="60"/>
+            </w:pPr>
+            <w:r/>
+            <w:r>
+              <w:rPr>
+                <w:rFonts w:ascii="Calibri" w:hAnsi="Calibri" w:eastAsia="Calibri"/>
+                <w:b/>
+                <w:color w:val="13836D"/>
+                <w:sz w:val="21"/>
+              </w:rPr>
+              <w:t>Uso por el CDP</w:t>
+            </w:r>
+          </w:p>
+          <w:p>
+            <w:pPr>
+              <w:spacing w:after="0"/>
+            </w:pPr>
+            <w:r>
+              <w:rPr>
+                <w:rFonts w:ascii="Calibri" w:hAnsi="Calibri" w:eastAsia="Calibri"/>
+                <w:color w:val="203740"/>
+                <w:sz w:val="19"/>
+              </w:rPr>
+              <w:t>Esta relación documenta la cartera observada; no define prioridades ni nuevas acciones provinciales. El CDP puede contrastar cada registro con las brechas del diagnóstico, verificar cobertura territorial, revisar ejecución y decidir qué asuntos requieren coordinación o seguimiento.</w:t>
+            </w:r>
+          </w:p>
+        </w:tc>
+      </w:tr>
+    </w:tbl>
+    <w:p>
+      <w:pPr>
+        <w:sectPr>
+          <w:headerReference w:type="default" r:id="rId25"/>
+          <w:footerReference w:type="default" r:id="rId26"/>
+          <w:pgSz w:w="15840" w:h="12240" w:orient="landscape"/>
+          <w:pgMar w:top="893" w:right="720" w:bottom="835" w:left="720" w:header="504" w:footer="504" w:gutter="0"/>
+          <w:cols w:space="720"/>
+          <w:docGrid w:linePitch="360"/>
+        </w:sectPr>
+      </w:pPr>
     </w:p>
     <w:p>
       <w:pPr>
@@ -12649,17 +21587,18 @@
     </w:p>
     <w:tbl>
       <w:tblPr>
-        <w:tblW w:type="auto" w:w="0"/>
+        <w:tblW w:type="dxa" w:w="9359"/>
         <w:jc w:val="center"/>
         <w:tblLayout w:type="fixed"/>
         <w:tblLook w:firstColumn="1" w:firstRow="1" w:lastColumn="0" w:lastRow="0" w:noHBand="0" w:noVBand="1" w:val="04A0"/>
+        <w:tblInd w:w="0" w:type="dxa"/>
       </w:tblPr>
       <w:tblGrid>
-        <w:gridCol w:w="1872"/>
-        <w:gridCol w:w="1872"/>
-        <w:gridCol w:w="1872"/>
-        <w:gridCol w:w="1872"/>
-        <w:gridCol w:w="1872"/>
+        <w:gridCol w:w="1080"/>
+        <w:gridCol w:w="3311"/>
+        <w:gridCol w:w="1080"/>
+        <w:gridCol w:w="2376"/>
+        <w:gridCol w:w="1512"/>
       </w:tblGrid>
       <w:tr>
         <w:trPr>
@@ -13016,7 +21955,7 @@
                 <w:color w:val="203740"/>
                 <w:sz w:val="15"/>
               </w:rPr>
-              <w:t>2022 / 2024</w:t>
+              <w:t>2010 / 2022 / 2024</w:t>
             </w:r>
           </w:p>
         </w:tc>
@@ -13043,7 +21982,7 @@
                 <w:color w:val="203740"/>
                 <w:sz w:val="15"/>
               </w:rPr>
-              <w:t>Comparaciones provincial/municipal, economía y equipamientos</w:t>
+              <w:t>Pirámides poblacionales comparadas, economía y equipamientos</w:t>
             </w:r>
           </w:p>
         </w:tc>
@@ -13312,7 +22251,7 @@
                 <w:color w:val="203740"/>
                 <w:sz w:val="15"/>
               </w:rPr>
-              <w:t>43 proyectos, presupuesto y ejecución al 31-07-2026</w:t>
+              <w:t>43 proyectos, presupuesto y ejecución al 02-08-2026</w:t>
             </w:r>
           </w:p>
         </w:tc>
@@ -13767,7 +22706,7 @@
         </w:rPr>
         <w:t xml:space="preserve">Dashboard Territorial: </w:t>
       </w:r>
-      <w:hyperlink r:id="rId25">
+      <w:hyperlink r:id="rId84">
         <w:r>
           <w:rPr>
             <w:rFonts w:ascii="Calibri" w:hAnsi="Calibri" w:eastAsia="Calibri"/>
@@ -13792,7 +22731,7 @@
         </w:rPr>
         <w:t xml:space="preserve">Inversión Pública Territorial: </w:t>
       </w:r>
-      <w:hyperlink r:id="rId26">
+      <w:hyperlink r:id="rId85">
         <w:r>
           <w:rPr>
             <w:rFonts w:ascii="Calibri" w:hAnsi="Calibri" w:eastAsia="Calibri"/>
@@ -13817,7 +22756,7 @@
         </w:rPr>
         <w:t xml:space="preserve">Demandas Provinciales: </w:t>
       </w:r>
-      <w:hyperlink r:id="rId27">
+      <w:hyperlink r:id="rId86">
         <w:r>
           <w:rPr>
             <w:rFonts w:ascii="Calibri" w:hAnsi="Calibri" w:eastAsia="Calibri"/>
@@ -13842,7 +22781,7 @@
         </w:rPr>
         <w:t xml:space="preserve">Planificación Municipal: </w:t>
       </w:r>
-      <w:hyperlink r:id="rId28">
+      <w:hyperlink r:id="rId87">
         <w:r>
           <w:rPr>
             <w:rFonts w:ascii="Calibri" w:hAnsi="Calibri" w:eastAsia="Calibri"/>
@@ -13867,7 +22806,7 @@
         </w:rPr>
         <w:t xml:space="preserve">Ley núm. 498-06: </w:t>
       </w:r>
-      <w:hyperlink r:id="rId29">
+      <w:hyperlink r:id="rId88">
         <w:r>
           <w:rPr>
             <w:rFonts w:ascii="Calibri" w:hAnsi="Calibri" w:eastAsia="Calibri"/>
@@ -13892,7 +22831,7 @@
         </w:rPr>
         <w:t xml:space="preserve">Decreto núm. 493-07: </w:t>
       </w:r>
-      <w:hyperlink r:id="rId30">
+      <w:hyperlink r:id="rId89">
         <w:r>
           <w:rPr>
             <w:rFonts w:ascii="Calibri" w:hAnsi="Calibri" w:eastAsia="Calibri"/>
@@ -13958,8 +22897,8 @@
       </w:tr>
     </w:tbl>
     <w:sectPr>
-      <w:headerReference w:type="default" r:id="rId9"/>
-      <w:footerReference w:type="default" r:id="rId10"/>
+      <w:headerReference w:type="default" r:id="rId82"/>
+      <w:footerReference w:type="default" r:id="rId83"/>
       <w:pgSz w:w="12240" w:h="15840"/>
       <w:pgMar w:top="1181" w:right="1440" w:bottom="1123" w:left="1440" w:header="504" w:footer="504" w:gutter="0"/>
       <w:cols w:space="720"/>
@@ -13995,13 +22934,204 @@
 </w:ftr>
 </file>
 
+<file path=word/footer2.xml><?xml version="1.0" encoding="utf-8"?>
+<w:ftr xmlns:m="http://schemas.openxmlformats.org/officeDocument/2006/math" xmlns:mc="http://schemas.openxmlformats.org/markup-compatibility/2006" xmlns:mo="http://schemas.microsoft.com/office/mac/office/2008/main" xmlns:mv="urn:schemas-microsoft-com:mac:vml" xmlns:o="urn:schemas-microsoft-com:office:office" xmlns:r="http://schemas.openxmlformats.org/officeDocument/2006/relationships" xmlns:v="urn:schemas-microsoft-com:vml" xmlns:w10="urn:schemas-microsoft-com:office:word" xmlns:w14="http://schemas.microsoft.com/office/word/2010/wordml" xmlns:w="http://schemas.openxmlformats.org/wordprocessingml/2006/main" xmlns:wne="http://schemas.microsoft.com/office/word/2006/wordml" xmlns:wp14="http://schemas.microsoft.com/office/word/2010/wordprocessingDrawing" xmlns:wp="http://schemas.openxmlformats.org/drawingml/2006/wordprocessingDrawing" xmlns:wpc="http://schemas.microsoft.com/office/word/2010/wordprocessingCanvas" xmlns:wpg="http://schemas.microsoft.com/office/word/2010/wordprocessingGroup" xmlns:wpi="http://schemas.microsoft.com/office/word/2010/wordprocessingInk" xmlns:wps="http://schemas.microsoft.com/office/word/2010/wordprocessingShape" mc:Ignorable="w14 wp14">
+  <w:p>
+    <w:pPr>
+      <w:spacing w:after="0"/>
+      <w:jc w:val="center"/>
+    </w:pPr>
+    <w:r>
+      <w:rPr>
+        <w:rFonts w:ascii="Calibri" w:hAnsi="Calibri" w:eastAsia="Calibri"/>
+        <w:color w:val="65777E"/>
+        <w:sz w:val="15"/>
+      </w:rPr>
+      <w:t xml:space="preserve">Dajabón · Documento base para formulación · </w:t>
+    </w:r>
+    <w:r>
+      <w:fldChar w:fldCharType="begin"/>
+      <w:instrText xml:space="preserve"> PAGE </w:instrText>
+      <w:fldChar w:fldCharType="separate"/>
+      <w:t>1</w:t>
+      <w:fldChar w:fldCharType="end"/>
+    </w:r>
+  </w:p>
+</w:ftr>
+</file>
+
+<file path=word/footer3.xml><?xml version="1.0" encoding="utf-8"?>
+<w:ftr xmlns:m="http://schemas.openxmlformats.org/officeDocument/2006/math" xmlns:mc="http://schemas.openxmlformats.org/markup-compatibility/2006" xmlns:mo="http://schemas.microsoft.com/office/mac/office/2008/main" xmlns:mv="urn:schemas-microsoft-com:mac:vml" xmlns:o="urn:schemas-microsoft-com:office:office" xmlns:r="http://schemas.openxmlformats.org/officeDocument/2006/relationships" xmlns:v="urn:schemas-microsoft-com:vml" xmlns:w10="urn:schemas-microsoft-com:office:word" xmlns:w14="http://schemas.microsoft.com/office/word/2010/wordml" xmlns:w="http://schemas.openxmlformats.org/wordprocessingml/2006/main" xmlns:wne="http://schemas.microsoft.com/office/word/2006/wordml" xmlns:wp14="http://schemas.microsoft.com/office/word/2010/wordprocessingDrawing" xmlns:wp="http://schemas.openxmlformats.org/drawingml/2006/wordprocessingDrawing" xmlns:wpc="http://schemas.microsoft.com/office/word/2010/wordprocessingCanvas" xmlns:wpg="http://schemas.microsoft.com/office/word/2010/wordprocessingGroup" xmlns:wpi="http://schemas.microsoft.com/office/word/2010/wordprocessingInk" xmlns:wps="http://schemas.microsoft.com/office/word/2010/wordprocessingShape" mc:Ignorable="w14 wp14">
+  <w:p>
+    <w:pPr>
+      <w:spacing w:after="0"/>
+      <w:jc w:val="center"/>
+    </w:pPr>
+    <w:r>
+      <w:rPr>
+        <w:rFonts w:ascii="Calibri" w:hAnsi="Calibri" w:eastAsia="Calibri"/>
+        <w:color w:val="65777E"/>
+        <w:sz w:val="15"/>
+      </w:rPr>
+      <w:t xml:space="preserve">Dajabón · Documento base para formulación · </w:t>
+    </w:r>
+    <w:r>
+      <w:fldChar w:fldCharType="begin"/>
+      <w:instrText xml:space="preserve"> PAGE </w:instrText>
+      <w:fldChar w:fldCharType="separate"/>
+      <w:t>1</w:t>
+      <w:fldChar w:fldCharType="end"/>
+    </w:r>
+  </w:p>
+</w:ftr>
+</file>
+
 <file path=word/header1.xml><?xml version="1.0" encoding="utf-8"?>
 <w:hdr xmlns:m="http://schemas.openxmlformats.org/officeDocument/2006/math" xmlns:mc="http://schemas.openxmlformats.org/markup-compatibility/2006" xmlns:mo="http://schemas.microsoft.com/office/mac/office/2008/main" xmlns:mv="urn:schemas-microsoft-com:mac:vml" xmlns:o="urn:schemas-microsoft-com:office:office" xmlns:r="http://schemas.openxmlformats.org/officeDocument/2006/relationships" xmlns:v="urn:schemas-microsoft-com:vml" xmlns:w10="urn:schemas-microsoft-com:office:word" xmlns:w14="http://schemas.microsoft.com/office/word/2010/wordml" xmlns:w="http://schemas.openxmlformats.org/wordprocessingml/2006/main" xmlns:wne="http://schemas.microsoft.com/office/word/2006/wordml" xmlns:wp14="http://schemas.microsoft.com/office/word/2010/wordprocessingDrawing" xmlns:wp="http://schemas.openxmlformats.org/drawingml/2006/wordprocessingDrawing" xmlns:wpc="http://schemas.microsoft.com/office/word/2010/wordprocessingCanvas" xmlns:wpg="http://schemas.microsoft.com/office/word/2010/wordprocessingGroup" xmlns:wpi="http://schemas.microsoft.com/office/word/2010/wordprocessingInk" xmlns:wps="http://schemas.microsoft.com/office/word/2010/wordprocessingShape" mc:Ignorable="w14 wp14">
   <w:tbl>
     <w:tblPr>
-      <w:tblW w:type="auto" w:w="0"/>
+      <w:tblW w:type="dxa" w:w="9360"/>
       <w:tblLayout w:type="fixed"/>
       <w:tblLook w:firstColumn="1" w:firstRow="1" w:lastColumn="0" w:lastRow="0" w:noHBand="0" w:noVBand="1" w:val="04A0"/>
+      <w:tblInd w:w="0" w:type="dxa"/>
+    </w:tblPr>
+    <w:tblGrid>
+      <w:gridCol w:w="4680"/>
+      <w:gridCol w:w="4680"/>
+    </w:tblGrid>
+    <w:tr>
+      <w:tc>
+        <w:tcPr>
+          <w:tcW w:type="dxa" w:w="4680"/>
+          <w:tcMar>
+            <w:top w:w="0" w:type="dxa"/>
+            <w:start w:w="0" w:type="dxa"/>
+            <w:bottom w:w="0" w:type="dxa"/>
+            <w:end w:w="0" w:type="dxa"/>
+          </w:tcMar>
+        </w:tcPr>
+        <w:p>
+          <w:pPr>
+            <w:spacing w:after="0"/>
+          </w:pPr>
+          <w:r>
+            <w:rPr>
+              <w:rFonts w:ascii="Calibri" w:hAnsi="Calibri" w:eastAsia="Calibri"/>
+              <w:b/>
+              <w:color w:val="13836D"/>
+              <w:sz w:val="15"/>
+            </w:rPr>
+            <w:t>PLAN PROVINCIAL DE DESARROLLO · DOCUMENTO BASE</w:t>
+          </w:r>
+        </w:p>
+      </w:tc>
+      <w:tc>
+        <w:tcPr>
+          <w:tcW w:type="dxa" w:w="4680"/>
+          <w:tcMar>
+            <w:top w:w="0" w:type="dxa"/>
+            <w:start w:w="0" w:type="dxa"/>
+            <w:bottom w:w="0" w:type="dxa"/>
+            <w:end w:w="0" w:type="dxa"/>
+          </w:tcMar>
+        </w:tcPr>
+        <w:p>
+          <w:pPr>
+            <w:spacing w:after="0"/>
+            <w:jc w:val="right"/>
+          </w:pPr>
+          <w:r>
+            <w:rPr>
+              <w:rFonts w:ascii="Calibri" w:hAnsi="Calibri" w:eastAsia="Calibri"/>
+              <w:color w:val="65777E"/>
+              <w:sz w:val="15"/>
+            </w:rPr>
+            <w:t>Dajabón · 04050000</w:t>
+          </w:r>
+        </w:p>
+      </w:tc>
+    </w:tr>
+  </w:tbl>
+</w:hdr>
+</file>
+
+<file path=word/header2.xml><?xml version="1.0" encoding="utf-8"?>
+<w:hdr xmlns:m="http://schemas.openxmlformats.org/officeDocument/2006/math" xmlns:mc="http://schemas.openxmlformats.org/markup-compatibility/2006" xmlns:mo="http://schemas.microsoft.com/office/mac/office/2008/main" xmlns:mv="urn:schemas-microsoft-com:mac:vml" xmlns:o="urn:schemas-microsoft-com:office:office" xmlns:r="http://schemas.openxmlformats.org/officeDocument/2006/relationships" xmlns:v="urn:schemas-microsoft-com:vml" xmlns:w10="urn:schemas-microsoft-com:office:word" xmlns:w14="http://schemas.microsoft.com/office/word/2010/wordml" xmlns:w="http://schemas.openxmlformats.org/wordprocessingml/2006/main" xmlns:wne="http://schemas.microsoft.com/office/word/2006/wordml" xmlns:wp14="http://schemas.microsoft.com/office/word/2010/wordprocessingDrawing" xmlns:wp="http://schemas.openxmlformats.org/drawingml/2006/wordprocessingDrawing" xmlns:wpc="http://schemas.microsoft.com/office/word/2010/wordprocessingCanvas" xmlns:wpg="http://schemas.microsoft.com/office/word/2010/wordprocessingGroup" xmlns:wpi="http://schemas.microsoft.com/office/word/2010/wordprocessingInk" xmlns:wps="http://schemas.microsoft.com/office/word/2010/wordprocessingShape" mc:Ignorable="w14 wp14">
+  <w:tbl>
+    <w:tblPr>
+      <w:tblW w:type="dxa" w:w="14400"/>
+      <w:tblLayout w:type="fixed"/>
+      <w:tblLook w:firstColumn="1" w:firstRow="1" w:lastColumn="0" w:lastRow="0" w:noHBand="0" w:noVBand="1" w:val="04A0"/>
+      <w:tblInd w:w="0" w:type="dxa"/>
+    </w:tblPr>
+    <w:tblGrid>
+      <w:gridCol w:w="7200"/>
+      <w:gridCol w:w="7200"/>
+    </w:tblGrid>
+    <w:tr>
+      <w:tc>
+        <w:tcPr>
+          <w:tcW w:type="dxa" w:w="7200"/>
+          <w:tcMar>
+            <w:top w:w="0" w:type="dxa"/>
+            <w:start w:w="0" w:type="dxa"/>
+            <w:bottom w:w="0" w:type="dxa"/>
+            <w:end w:w="0" w:type="dxa"/>
+          </w:tcMar>
+        </w:tcPr>
+        <w:p>
+          <w:pPr>
+            <w:spacing w:after="0"/>
+          </w:pPr>
+          <w:r>
+            <w:rPr>
+              <w:rFonts w:ascii="Calibri" w:hAnsi="Calibri" w:eastAsia="Calibri"/>
+              <w:b/>
+              <w:color w:val="13836D"/>
+              <w:sz w:val="15"/>
+            </w:rPr>
+            <w:t>PLAN PROVINCIAL DE DESARROLLO · DOCUMENTO BASE</w:t>
+          </w:r>
+        </w:p>
+      </w:tc>
+      <w:tc>
+        <w:tcPr>
+          <w:tcW w:type="dxa" w:w="7200"/>
+          <w:tcMar>
+            <w:top w:w="0" w:type="dxa"/>
+            <w:start w:w="0" w:type="dxa"/>
+            <w:bottom w:w="0" w:type="dxa"/>
+            <w:end w:w="0" w:type="dxa"/>
+          </w:tcMar>
+        </w:tcPr>
+        <w:p>
+          <w:pPr>
+            <w:spacing w:after="0"/>
+            <w:jc w:val="right"/>
+          </w:pPr>
+          <w:r>
+            <w:rPr>
+              <w:rFonts w:ascii="Calibri" w:hAnsi="Calibri" w:eastAsia="Calibri"/>
+              <w:color w:val="65777E"/>
+              <w:sz w:val="15"/>
+            </w:rPr>
+            <w:t>Dajabón · 04050000</w:t>
+          </w:r>
+        </w:p>
+      </w:tc>
+    </w:tr>
+  </w:tbl>
+</w:hdr>
+</file>
+
+<file path=word/header3.xml><?xml version="1.0" encoding="utf-8"?>
+<w:hdr xmlns:m="http://schemas.openxmlformats.org/officeDocument/2006/math" xmlns:mc="http://schemas.openxmlformats.org/markup-compatibility/2006" xmlns:mo="http://schemas.microsoft.com/office/mac/office/2008/main" xmlns:mv="urn:schemas-microsoft-com:mac:vml" xmlns:o="urn:schemas-microsoft-com:office:office" xmlns:r="http://schemas.openxmlformats.org/officeDocument/2006/relationships" xmlns:v="urn:schemas-microsoft-com:vml" xmlns:w10="urn:schemas-microsoft-com:office:word" xmlns:w14="http://schemas.microsoft.com/office/word/2010/wordml" xmlns:w="http://schemas.openxmlformats.org/wordprocessingml/2006/main" xmlns:wne="http://schemas.microsoft.com/office/word/2006/wordml" xmlns:wp14="http://schemas.microsoft.com/office/word/2010/wordprocessingDrawing" xmlns:wp="http://schemas.openxmlformats.org/drawingml/2006/wordprocessingDrawing" xmlns:wpc="http://schemas.microsoft.com/office/word/2010/wordprocessingCanvas" xmlns:wpg="http://schemas.microsoft.com/office/word/2010/wordprocessingGroup" xmlns:wpi="http://schemas.microsoft.com/office/word/2010/wordprocessingInk" xmlns:wps="http://schemas.microsoft.com/office/word/2010/wordprocessingShape" mc:Ignorable="w14 wp14">
+  <w:tbl>
+    <w:tblPr>
+      <w:tblW w:type="dxa" w:w="9360"/>
+      <w:tblLayout w:type="fixed"/>
+      <w:tblLook w:firstColumn="1" w:firstRow="1" w:lastColumn="0" w:lastRow="0" w:noHBand="0" w:noVBand="1" w:val="04A0"/>
+      <w:tblInd w:w="0" w:type="dxa"/>
     </w:tblPr>
     <w:tblGrid>
       <w:gridCol w:w="4680"/>
